--- a/Kim11-1-2-Enerji-Kaynagi.docx
+++ b/Kim11-1-2-Enerji-Kaynagi.docx
@@ -36,15 +36,5213 @@
     </w:p>
     <w:p>
       <w:pPr>
-        <w:rPr>
-          <w:rFonts w:ascii="Times New Roman" w:hAnsi="Times New Roman" w:cs="Times New Roman"/>
-          <w:lang w:val="tr-TR"/>
-        </w:rPr>
-      </w:pPr>
+        <w:jc w:val="both"/>
+        <w:rPr>
+          <w:rFonts w:ascii="Times New Roman" w:hAnsi="Times New Roman" w:cs="Times New Roman"/>
+          <w:lang w:val="tr-TR"/>
+        </w:rPr>
+      </w:pPr>
+      <w:r>
+        <w:rPr>
+          <w:rFonts w:ascii="Times New Roman" w:hAnsi="Times New Roman" w:cs="Times New Roman"/>
+          <w:lang w:val="tr-TR"/>
+        </w:rPr>
+        <w:t xml:space="preserve">Soğuk bir kış gününde </w:t>
+      </w:r>
+      <w:r>
+        <w:rPr>
+          <w:rFonts w:ascii="Times New Roman" w:hAnsi="Times New Roman" w:cs="Times New Roman"/>
+          <w:lang w:val="tr-TR"/>
+        </w:rPr>
+        <w:t>şöminede</w:t>
+      </w:r>
+      <w:r>
+        <w:rPr>
+          <w:rFonts w:ascii="Times New Roman" w:hAnsi="Times New Roman" w:cs="Times New Roman"/>
+          <w:lang w:val="tr-TR"/>
+        </w:rPr>
+        <w:t xml:space="preserve"> yanan odunun</w:t>
+      </w:r>
+      <w:r>
+        <w:rPr>
+          <w:rFonts w:ascii="Times New Roman" w:hAnsi="Times New Roman" w:cs="Times New Roman"/>
+          <w:lang w:val="tr-TR"/>
+        </w:rPr>
+        <w:t xml:space="preserve"> (Görsel A)</w:t>
+      </w:r>
+      <w:r>
+        <w:rPr>
+          <w:rFonts w:ascii="Times New Roman" w:hAnsi="Times New Roman" w:cs="Times New Roman"/>
+          <w:lang w:val="tr-TR"/>
+        </w:rPr>
+        <w:t xml:space="preserve"> ortamı ısıtması, bir araç motorunun hareket için yakıt tüketmesi ya da spor yapan kişi</w:t>
+      </w:r>
+      <w:r>
+        <w:rPr>
+          <w:rFonts w:ascii="Times New Roman" w:hAnsi="Times New Roman" w:cs="Times New Roman"/>
+          <w:lang w:val="tr-TR"/>
+        </w:rPr>
+        <w:t>lerin</w:t>
+      </w:r>
+      <w:r>
+        <w:rPr>
+          <w:rFonts w:ascii="Times New Roman" w:hAnsi="Times New Roman" w:cs="Times New Roman"/>
+          <w:lang w:val="tr-TR"/>
+        </w:rPr>
+        <w:t xml:space="preserve"> (Görsel B)</w:t>
+      </w:r>
+      <w:r>
+        <w:rPr>
+          <w:rFonts w:ascii="Times New Roman" w:hAnsi="Times New Roman" w:cs="Times New Roman"/>
+          <w:lang w:val="tr-TR"/>
+        </w:rPr>
+        <w:t xml:space="preserve"> tükettiği besinlerle enerji ihtiyacını karşılaması</w:t>
+      </w:r>
+      <w:r>
+        <w:rPr>
+          <w:rFonts w:ascii="Times New Roman" w:hAnsi="Times New Roman" w:cs="Times New Roman"/>
+          <w:lang w:val="tr-TR"/>
+        </w:rPr>
+        <w:t xml:space="preserve"> günlük yaşamda</w:t>
+      </w:r>
+      <w:r>
+        <w:rPr>
+          <w:rFonts w:ascii="Times New Roman" w:hAnsi="Times New Roman" w:cs="Times New Roman"/>
+          <w:lang w:val="tr-TR"/>
+        </w:rPr>
+        <w:t xml:space="preserve"> sık karşılaşılan durumlardır. Bu örnekler, farklı maddelerin uygun koşullar altında enerji kaynağı olarak </w:t>
+      </w:r>
+      <w:r>
+        <w:rPr>
+          <w:rFonts w:ascii="Times New Roman" w:hAnsi="Times New Roman" w:cs="Times New Roman"/>
+          <w:lang w:val="tr-TR"/>
+        </w:rPr>
+        <w:t>kullanılabileceğini göstermektedir. Hangi maddeler enerji kaynağı olarak kullanılabilir? Bir etkinlik yaparak keşfediniz.</w:t>
+      </w:r>
+    </w:p>
+    <w:p>
+      <w:pPr>
+        <w:jc w:val="both"/>
+        <w:rPr>
+          <w:rFonts w:ascii="Times New Roman" w:hAnsi="Times New Roman" w:cs="Times New Roman"/>
+          <w:lang w:val="tr-TR"/>
+        </w:rPr>
+      </w:pPr>
+    </w:p>
+    <w:p>
+      <w:pPr>
+        <w:jc w:val="both"/>
+        <w:rPr>
+          <w:rFonts w:ascii="Times New Roman" w:hAnsi="Times New Roman" w:cs="Times New Roman"/>
+          <w:lang w:val="tr-TR"/>
+        </w:rPr>
+      </w:pPr>
+      <w:r>
+        <w:fldChar w:fldCharType="begin"/>
+      </w:r>
+      <w:r>
+        <w:instrText xml:space="preserve"> INCLUDEPICTURE "https://www.shutterstock.com/shutterstock/photos/2545968173/display_1500/stock-photo-fire-flames-wood-logs-burning-in-fireplace-warm-home-in-winter-heat-christmas-holiday-2545968173.jpg" \* MERGEFORMATINET </w:instrText>
+      </w:r>
+      <w:r>
+        <w:fldChar w:fldCharType="separate"/>
+      </w:r>
+      <w:r>
+        <w:rPr>
+          <w:noProof/>
+        </w:rPr>
+        <w:drawing>
+          <wp:inline distT="0" distB="0" distL="0" distR="0" wp14:anchorId="074C1F24" wp14:editId="222E3A36">
+            <wp:extent cx="2735693" cy="1853023"/>
+            <wp:effectExtent l="0" t="0" r="0" b="1270"/>
+            <wp:docPr id="724983664" name="Picture 1" descr="Ateş alevleri, şöminede odun kütükleri yanıyor. Kışın sıcak ev, sıcak. Noel tatili&#9;"/>
+            <wp:cNvGraphicFramePr>
+              <a:graphicFrameLocks xmlns:a="http://schemas.openxmlformats.org/drawingml/2006/main" noChangeAspect="1"/>
+            </wp:cNvGraphicFramePr>
+            <a:graphic xmlns:a="http://schemas.openxmlformats.org/drawingml/2006/main">
+              <a:graphicData uri="http://schemas.openxmlformats.org/drawingml/2006/picture">
+                <pic:pic xmlns:pic="http://schemas.openxmlformats.org/drawingml/2006/picture">
+                  <pic:nvPicPr>
+                    <pic:cNvPr id="0" name="Picture 1" descr="Ateş alevleri, şöminede odun kütükleri yanıyor. Kışın sıcak ev, sıcak. Noel tatili&#9;"/>
+                    <pic:cNvPicPr>
+                      <a:picLocks noChangeAspect="1" noChangeArrowheads="1"/>
+                    </pic:cNvPicPr>
+                  </pic:nvPicPr>
+                  <pic:blipFill>
+                    <a:blip r:embed="rId7" cstate="print">
+                      <a:extLst>
+                        <a:ext uri="{28A0092B-C50C-407E-A947-70E740481C1C}">
+                          <a14:useLocalDpi xmlns:a14="http://schemas.microsoft.com/office/drawing/2010/main" val="0"/>
+                        </a:ext>
+                      </a:extLst>
+                    </a:blip>
+                    <a:srcRect/>
+                    <a:stretch>
+                      <a:fillRect/>
+                    </a:stretch>
+                  </pic:blipFill>
+                  <pic:spPr bwMode="auto">
+                    <a:xfrm>
+                      <a:off x="0" y="0"/>
+                      <a:ext cx="2802487" cy="1898266"/>
+                    </a:xfrm>
+                    <a:prstGeom prst="rect">
+                      <a:avLst/>
+                    </a:prstGeom>
+                    <a:noFill/>
+                    <a:ln>
+                      <a:noFill/>
+                    </a:ln>
+                  </pic:spPr>
+                </pic:pic>
+              </a:graphicData>
+            </a:graphic>
+          </wp:inline>
+        </w:drawing>
+      </w:r>
+      <w:r>
+        <w:fldChar w:fldCharType="end"/>
+      </w:r>
+      <w:r>
+        <w:t xml:space="preserve">      </w:t>
+      </w:r>
+      <w:r>
+        <w:fldChar w:fldCharType="begin"/>
+      </w:r>
+      <w:r>
+        <w:instrText xml:space="preserve"> INCLUDEPICTURE "https://www.shutterstock.com/shutterstock/photos/2773823339/display_1500/stock-photo-istanbul-turkiye-january-athletes-running-during-turkish-indoor-athletics-2773823339.jpg" \* MERGEFORMATINET </w:instrText>
+      </w:r>
+      <w:r>
+        <w:fldChar w:fldCharType="separate"/>
+      </w:r>
+      <w:r>
+        <w:rPr>
+          <w:noProof/>
+        </w:rPr>
+        <w:drawing>
+          <wp:inline distT="0" distB="0" distL="0" distR="0" wp14:anchorId="091C5FB2" wp14:editId="6D20E641">
+            <wp:extent cx="2621358" cy="1925690"/>
+            <wp:effectExtent l="0" t="0" r="0" b="5080"/>
+            <wp:docPr id="1704868411" name="Picture 2" descr="İSTANBUL, TÜRKİYE - 31 OCAK 2026: Ataköy Atletizm Arenası'nda Türkiye Salon Atletizm Şampiyonası'nda koşan sporcular"/>
+            <wp:cNvGraphicFramePr>
+              <a:graphicFrameLocks xmlns:a="http://schemas.openxmlformats.org/drawingml/2006/main" noChangeAspect="1"/>
+            </wp:cNvGraphicFramePr>
+            <a:graphic xmlns:a="http://schemas.openxmlformats.org/drawingml/2006/main">
+              <a:graphicData uri="http://schemas.openxmlformats.org/drawingml/2006/picture">
+                <pic:pic xmlns:pic="http://schemas.openxmlformats.org/drawingml/2006/picture">
+                  <pic:nvPicPr>
+                    <pic:cNvPr id="0" name="Picture 3" descr="İSTANBUL, TÜRKİYE - 31 OCAK 2026: Ataköy Atletizm Arenası'nda Türkiye Salon Atletizm Şampiyonası'nda koşan sporcular"/>
+                    <pic:cNvPicPr>
+                      <a:picLocks noChangeAspect="1" noChangeArrowheads="1"/>
+                    </pic:cNvPicPr>
+                  </pic:nvPicPr>
+                  <pic:blipFill>
+                    <a:blip r:embed="rId8" cstate="print">
+                      <a:extLst>
+                        <a:ext uri="{28A0092B-C50C-407E-A947-70E740481C1C}">
+                          <a14:useLocalDpi xmlns:a14="http://schemas.microsoft.com/office/drawing/2010/main" val="0"/>
+                        </a:ext>
+                      </a:extLst>
+                    </a:blip>
+                    <a:srcRect/>
+                    <a:stretch>
+                      <a:fillRect/>
+                    </a:stretch>
+                  </pic:blipFill>
+                  <pic:spPr bwMode="auto">
+                    <a:xfrm>
+                      <a:off x="0" y="0"/>
+                      <a:ext cx="2642881" cy="1941501"/>
+                    </a:xfrm>
+                    <a:prstGeom prst="rect">
+                      <a:avLst/>
+                    </a:prstGeom>
+                    <a:noFill/>
+                    <a:ln>
+                      <a:noFill/>
+                    </a:ln>
+                  </pic:spPr>
+                </pic:pic>
+              </a:graphicData>
+            </a:graphic>
+          </wp:inline>
+        </w:drawing>
+      </w:r>
+      <w:r>
+        <w:fldChar w:fldCharType="end"/>
+      </w:r>
+    </w:p>
+    <w:p>
+      <w:pPr>
+        <w:jc w:val="both"/>
+        <w:rPr>
+          <w:rFonts w:ascii="Times New Roman" w:hAnsi="Times New Roman" w:cs="Times New Roman"/>
+          <w:lang w:val="tr-TR"/>
+        </w:rPr>
+      </w:pPr>
+      <w:r>
+        <w:rPr>
+          <w:rFonts w:ascii="Times New Roman" w:hAnsi="Times New Roman" w:cs="Times New Roman"/>
+          <w:b/>
+          <w:bCs/>
+          <w:lang w:val="tr-TR"/>
+        </w:rPr>
+        <w:t>Görsel A:</w:t>
+      </w:r>
+      <w:r>
+        <w:rPr>
+          <w:rFonts w:ascii="Times New Roman" w:hAnsi="Times New Roman" w:cs="Times New Roman"/>
+          <w:lang w:val="tr-TR"/>
+        </w:rPr>
+        <w:t xml:space="preserve"> </w:t>
+      </w:r>
+      <w:r>
+        <w:rPr>
+          <w:rFonts w:ascii="Times New Roman" w:hAnsi="Times New Roman" w:cs="Times New Roman"/>
+          <w:lang w:val="tr-TR"/>
+        </w:rPr>
+        <w:t xml:space="preserve">Şöminede yanan odunlar.                    </w:t>
+      </w:r>
+      <w:r>
+        <w:rPr>
+          <w:rFonts w:ascii="Times New Roman" w:hAnsi="Times New Roman" w:cs="Times New Roman"/>
+          <w:b/>
+          <w:bCs/>
+          <w:lang w:val="tr-TR"/>
+        </w:rPr>
+        <w:t>Görsel B:</w:t>
+      </w:r>
+      <w:r>
+        <w:rPr>
+          <w:rFonts w:ascii="Times New Roman" w:hAnsi="Times New Roman" w:cs="Times New Roman"/>
+          <w:lang w:val="tr-TR"/>
+        </w:rPr>
+        <w:t xml:space="preserve"> Koşan atletler.</w:t>
+      </w:r>
+    </w:p>
+    <w:p>
+      <w:pPr>
+        <w:jc w:val="both"/>
+        <w:rPr>
+          <w:rFonts w:ascii="Times New Roman" w:hAnsi="Times New Roman" w:cs="Times New Roman"/>
+          <w:lang w:val="tr-TR"/>
+        </w:rPr>
+      </w:pPr>
+    </w:p>
+    <w:p>
+      <w:pPr>
+        <w:jc w:val="both"/>
+        <w:rPr>
+          <w:rFonts w:ascii="Times New Roman" w:hAnsi="Times New Roman" w:cs="Times New Roman"/>
+          <w:lang w:val="tr-TR"/>
+        </w:rPr>
+      </w:pPr>
+    </w:p>
+    <w:p>
+      <w:pPr>
+        <w:shd w:val="clear" w:color="auto" w:fill="A5C9EB" w:themeFill="text2" w:themeFillTint="40"/>
+        <w:jc w:val="both"/>
+        <w:rPr>
+          <w:rFonts w:ascii="Times New Roman" w:hAnsi="Times New Roman" w:cs="Times New Roman"/>
+          <w:b/>
+          <w:bCs/>
+          <w:lang w:val="tr-TR"/>
+        </w:rPr>
+      </w:pPr>
+      <w:r>
+        <w:rPr>
+          <w:rFonts w:ascii="Times New Roman" w:hAnsi="Times New Roman" w:cs="Times New Roman"/>
+          <w:b/>
+          <w:bCs/>
+          <w:lang w:val="tr-TR"/>
+        </w:rPr>
+        <w:t xml:space="preserve">Analiz ve </w:t>
+      </w:r>
+      <w:r>
+        <w:rPr>
+          <w:rFonts w:ascii="Times New Roman" w:hAnsi="Times New Roman" w:cs="Times New Roman"/>
+          <w:b/>
+          <w:bCs/>
+          <w:lang w:val="tr-TR"/>
+        </w:rPr>
+        <w:t>Keşif Atölyesi 1.</w:t>
+      </w:r>
+      <w:r>
+        <w:rPr>
+          <w:rFonts w:ascii="Times New Roman" w:hAnsi="Times New Roman" w:cs="Times New Roman"/>
+          <w:b/>
+          <w:bCs/>
+          <w:lang w:val="tr-TR"/>
+        </w:rPr>
+        <w:t>2</w:t>
+      </w:r>
+      <w:r>
+        <w:rPr>
+          <w:rFonts w:ascii="Times New Roman" w:hAnsi="Times New Roman" w:cs="Times New Roman"/>
+          <w:b/>
+          <w:bCs/>
+          <w:lang w:val="tr-TR"/>
+        </w:rPr>
+        <w:t>.</w:t>
+      </w:r>
+    </w:p>
+    <w:p>
+      <w:pPr>
+        <w:pStyle w:val="ListParagraph"/>
+        <w:jc w:val="both"/>
+        <w:rPr>
+          <w:rFonts w:ascii="Times New Roman" w:hAnsi="Times New Roman" w:cs="Times New Roman"/>
+          <w:lang w:val="tr-TR"/>
+        </w:rPr>
+      </w:pPr>
+    </w:p>
+    <w:p>
+      <w:pPr>
+        <w:pStyle w:val="ListParagraph"/>
+        <w:jc w:val="both"/>
+        <w:rPr>
+          <w:rFonts w:ascii="Times New Roman" w:hAnsi="Times New Roman" w:cs="Times New Roman"/>
+          <w:b/>
+          <w:bCs/>
+          <w:lang w:val="tr-TR"/>
+        </w:rPr>
+      </w:pPr>
+    </w:p>
+    <w:p>
+      <w:pPr>
+        <w:pStyle w:val="ListParagraph"/>
+        <w:ind w:left="928"/>
+        <w:jc w:val="right"/>
+        <w:rPr>
+          <w:rFonts w:ascii="Times New Roman" w:hAnsi="Times New Roman" w:cs="Times New Roman"/>
+          <w:b/>
+          <w:bCs/>
+          <w:lang w:val="tr-TR"/>
+        </w:rPr>
+      </w:pPr>
+      <w:r>
+        <w:rPr>
+          <w:rFonts w:ascii="Times New Roman" w:hAnsi="Times New Roman" w:cs="Times New Roman"/>
+          <w:b/>
+          <w:bCs/>
+          <w:noProof/>
+          <w:lang w:val="tr-TR"/>
+        </w:rPr>
+        <w:drawing>
+          <wp:inline distT="0" distB="0" distL="0" distR="0" wp14:anchorId="19281525" wp14:editId="31BFF666">
+            <wp:extent cx="2679700" cy="622300"/>
+            <wp:effectExtent l="0" t="0" r="0" b="0"/>
+            <wp:docPr id="13486422" name="Picture 1" descr="A close-up of a sign&#10;&#10;AI-generated content may be incorrect."/>
+            <wp:cNvGraphicFramePr>
+              <a:graphicFrameLocks xmlns:a="http://schemas.openxmlformats.org/drawingml/2006/main" noChangeAspect="1"/>
+            </wp:cNvGraphicFramePr>
+            <a:graphic xmlns:a="http://schemas.openxmlformats.org/drawingml/2006/main">
+              <a:graphicData uri="http://schemas.openxmlformats.org/drawingml/2006/picture">
+                <pic:pic xmlns:pic="http://schemas.openxmlformats.org/drawingml/2006/picture">
+                  <pic:nvPicPr>
+                    <pic:cNvPr id="13486422" name="Picture 1" descr="A close-up of a sign&#10;&#10;AI-generated content may be incorrect."/>
+                    <pic:cNvPicPr/>
+                  </pic:nvPicPr>
+                  <pic:blipFill>
+                    <a:blip r:embed="rId9"/>
+                    <a:stretch>
+                      <a:fillRect/>
+                    </a:stretch>
+                  </pic:blipFill>
+                  <pic:spPr>
+                    <a:xfrm>
+                      <a:off x="0" y="0"/>
+                      <a:ext cx="2679700" cy="622300"/>
+                    </a:xfrm>
+                    <a:prstGeom prst="rect">
+                      <a:avLst/>
+                    </a:prstGeom>
+                  </pic:spPr>
+                </pic:pic>
+              </a:graphicData>
+            </a:graphic>
+          </wp:inline>
+        </w:drawing>
+      </w:r>
+    </w:p>
+    <w:p>
+      <w:pPr>
+        <w:pStyle w:val="ListParagraph"/>
+        <w:ind w:left="928"/>
+        <w:jc w:val="right"/>
+        <w:rPr>
+          <w:rFonts w:ascii="Times New Roman" w:hAnsi="Times New Roman" w:cs="Times New Roman"/>
+          <w:b/>
+          <w:bCs/>
+          <w:lang w:val="tr-TR"/>
+        </w:rPr>
+      </w:pPr>
+      <w:r>
+        <w:rPr>
+          <w:rFonts w:ascii="Times New Roman" w:hAnsi="Times New Roman" w:cs="Times New Roman"/>
+          <w:b/>
+          <w:bCs/>
+          <w:highlight w:val="yellow"/>
+          <w:lang w:val="tr-TR"/>
+        </w:rPr>
+        <w:t>(NOT: Güvenlik uyarıları Kimya9</w:t>
+      </w:r>
+      <w:r>
+        <w:rPr>
+          <w:rFonts w:ascii="Times New Roman" w:hAnsi="Times New Roman" w:cs="Times New Roman"/>
+          <w:b/>
+          <w:bCs/>
+          <w:highlight w:val="yellow"/>
+          <w:lang w:val="tr-TR"/>
+        </w:rPr>
+        <w:t>/10</w:t>
+      </w:r>
+      <w:r>
+        <w:rPr>
+          <w:rFonts w:ascii="Times New Roman" w:hAnsi="Times New Roman" w:cs="Times New Roman"/>
+          <w:b/>
+          <w:bCs/>
+          <w:highlight w:val="yellow"/>
+          <w:lang w:val="tr-TR"/>
+        </w:rPr>
+        <w:t xml:space="preserve"> kitabından alınsın</w:t>
+      </w:r>
+      <w:r>
+        <w:rPr>
+          <w:rFonts w:ascii="Times New Roman" w:hAnsi="Times New Roman" w:cs="Times New Roman"/>
+          <w:b/>
+          <w:bCs/>
+          <w:highlight w:val="yellow"/>
+          <w:lang w:val="tr-TR"/>
+        </w:rPr>
+        <w:t>, önlük uyarısı da eklensin.</w:t>
+      </w:r>
+      <w:r>
+        <w:rPr>
+          <w:rFonts w:ascii="Times New Roman" w:hAnsi="Times New Roman" w:cs="Times New Roman"/>
+          <w:b/>
+          <w:bCs/>
+          <w:highlight w:val="yellow"/>
+          <w:lang w:val="tr-TR"/>
+        </w:rPr>
+        <w:t>)</w:t>
+      </w:r>
+    </w:p>
+    <w:p>
+      <w:pPr>
+        <w:pStyle w:val="ListParagraph"/>
+        <w:ind w:left="928"/>
+        <w:jc w:val="both"/>
+        <w:rPr>
+          <w:rFonts w:ascii="Times New Roman" w:hAnsi="Times New Roman" w:cs="Times New Roman"/>
+          <w:b/>
+          <w:bCs/>
+          <w:lang w:val="tr-TR"/>
+        </w:rPr>
+      </w:pPr>
+    </w:p>
+    <w:p>
+      <w:pPr>
+        <w:pStyle w:val="ListParagraph"/>
+        <w:ind w:left="928"/>
+        <w:jc w:val="both"/>
+        <w:rPr>
+          <w:rFonts w:ascii="Times New Roman" w:hAnsi="Times New Roman" w:cs="Times New Roman"/>
+          <w:b/>
+          <w:bCs/>
+          <w:lang w:val="tr-TR"/>
+        </w:rPr>
+      </w:pPr>
+    </w:p>
+    <w:p>
+      <w:pPr>
+        <w:pStyle w:val="ListParagraph"/>
+        <w:ind w:left="928"/>
+        <w:jc w:val="both"/>
+        <w:rPr>
+          <w:rFonts w:ascii="Times New Roman" w:hAnsi="Times New Roman" w:cs="Times New Roman"/>
+          <w:b/>
+          <w:bCs/>
+          <w:lang w:val="tr-TR"/>
+        </w:rPr>
+      </w:pPr>
+    </w:p>
+    <w:p>
+      <w:pPr>
+        <w:pStyle w:val="ListParagraph"/>
+        <w:ind w:left="928"/>
+        <w:jc w:val="both"/>
+        <w:rPr>
+          <w:rFonts w:ascii="Times New Roman" w:hAnsi="Times New Roman" w:cs="Times New Roman"/>
+          <w:b/>
+          <w:bCs/>
+          <w:lang w:val="tr-TR"/>
+        </w:rPr>
+      </w:pPr>
+    </w:p>
+    <w:p>
+      <w:pPr>
+        <w:pStyle w:val="ListParagraph"/>
+        <w:numPr>
+          <w:ilvl w:val="0"/>
+          <w:numId w:val="33"/>
+        </w:numPr>
+        <w:jc w:val="both"/>
+        <w:rPr>
+          <w:rFonts w:ascii="Times New Roman" w:hAnsi="Times New Roman" w:cs="Times New Roman"/>
+          <w:b/>
+          <w:bCs/>
+          <w:lang w:val="tr-TR"/>
+        </w:rPr>
+      </w:pPr>
+      <w:r>
+        <w:rPr>
+          <w:rFonts w:ascii="Times New Roman" w:hAnsi="Times New Roman" w:cs="Times New Roman"/>
+          <w:b/>
+          <w:bCs/>
+          <w:lang w:val="tr-TR"/>
+        </w:rPr>
+        <w:t>Aşama</w:t>
+      </w:r>
+    </w:p>
+    <w:p>
+      <w:pPr>
+        <w:pStyle w:val="ListParagraph"/>
+        <w:jc w:val="both"/>
+        <w:rPr>
+          <w:rFonts w:ascii="Times New Roman" w:hAnsi="Times New Roman" w:cs="Times New Roman"/>
+          <w:lang w:val="tr-TR"/>
+        </w:rPr>
+      </w:pPr>
+    </w:p>
+    <w:p>
+      <w:pPr>
+        <w:pStyle w:val="ListParagraph"/>
+        <w:jc w:val="both"/>
+        <w:rPr>
+          <w:rFonts w:ascii="Times New Roman" w:hAnsi="Times New Roman" w:cs="Times New Roman"/>
+          <w:lang w:val="tr-TR"/>
+        </w:rPr>
+      </w:pPr>
+      <w:r>
+        <w:rPr>
+          <w:rFonts w:ascii="Times New Roman" w:hAnsi="Times New Roman" w:cs="Times New Roman"/>
+          <w:lang w:val="tr-TR"/>
+        </w:rPr>
+        <w:t xml:space="preserve">Aşağıdaki tabloda verilen kimyasal tepkimeleri ve bu tepkimelere ait </w:t>
+      </w:r>
+      <w:r>
+        <w:rPr>
+          <w:rFonts w:ascii="Times New Roman" w:hAnsi="Times New Roman" w:cs="Times New Roman"/>
+          <w:lang w:val="tr-TR"/>
+        </w:rPr>
+        <w:t>standart tepkime</w:t>
+      </w:r>
+      <w:r>
+        <w:rPr>
+          <w:rFonts w:ascii="Times New Roman" w:hAnsi="Times New Roman" w:cs="Times New Roman"/>
+          <w:lang w:val="tr-TR"/>
+        </w:rPr>
+        <w:t xml:space="preserve"> ısısı değerlerini inceleyiniz.</w:t>
+      </w:r>
+    </w:p>
+    <w:p>
+      <w:pPr>
+        <w:pStyle w:val="ListParagraph"/>
+        <w:jc w:val="both"/>
+        <w:rPr>
+          <w:rFonts w:ascii="Times New Roman" w:hAnsi="Times New Roman" w:cs="Times New Roman"/>
+          <w:lang w:val="tr-TR"/>
+        </w:rPr>
+      </w:pPr>
+    </w:p>
+    <w:tbl>
+      <w:tblPr>
+        <w:tblStyle w:val="TableGrid"/>
+        <w:tblW w:w="0" w:type="auto"/>
+        <w:tblInd w:w="720" w:type="dxa"/>
+        <w:tblLook w:val="04A0" w:firstRow="1" w:lastRow="0" w:firstColumn="1" w:lastColumn="0" w:noHBand="0" w:noVBand="1"/>
+      </w:tblPr>
+      <w:tblGrid>
+        <w:gridCol w:w="5229"/>
+        <w:gridCol w:w="3401"/>
+      </w:tblGrid>
+      <w:tr>
+        <w:tc>
+          <w:tcPr>
+            <w:tcW w:w="5229" w:type="dxa"/>
+          </w:tcPr>
+          <w:p>
+            <w:pPr>
+              <w:pStyle w:val="ListParagraph"/>
+              <w:ind w:left="0"/>
+              <w:jc w:val="both"/>
+              <w:rPr>
+                <w:rFonts w:ascii="Times New Roman" w:hAnsi="Times New Roman" w:cs="Times New Roman"/>
+                <w:b/>
+                <w:bCs/>
+                <w:lang w:val="tr-TR"/>
+              </w:rPr>
+            </w:pPr>
+            <w:r>
+              <w:rPr>
+                <w:rFonts w:ascii="Times New Roman" w:hAnsi="Times New Roman" w:cs="Times New Roman"/>
+                <w:b/>
+                <w:bCs/>
+                <w:lang w:val="tr-TR"/>
+              </w:rPr>
+              <w:t>Tepkime</w:t>
+            </w:r>
+          </w:p>
+        </w:tc>
+        <w:tc>
+          <w:tcPr>
+            <w:tcW w:w="3401" w:type="dxa"/>
+          </w:tcPr>
+          <w:p>
+            <w:pPr>
+              <w:pStyle w:val="ListParagraph"/>
+              <w:ind w:left="0"/>
+              <w:jc w:val="both"/>
+              <w:rPr>
+                <w:rFonts w:ascii="Times New Roman" w:hAnsi="Times New Roman" w:cs="Times New Roman"/>
+                <w:b/>
+                <w:bCs/>
+                <w:lang w:val="tr-TR"/>
+              </w:rPr>
+            </w:pPr>
+            <w:r>
+              <w:rPr>
+                <w:rFonts w:ascii="Times New Roman" w:hAnsi="Times New Roman" w:cs="Times New Roman"/>
+                <w:b/>
+                <w:bCs/>
+                <w:lang w:val="tr-TR"/>
+              </w:rPr>
+              <w:t xml:space="preserve">Standart </w:t>
+            </w:r>
+            <w:r>
+              <w:rPr>
+                <w:rFonts w:ascii="Times New Roman" w:hAnsi="Times New Roman" w:cs="Times New Roman"/>
+                <w:b/>
+                <w:bCs/>
+                <w:lang w:val="tr-TR"/>
+              </w:rPr>
+              <w:t>Tepkime Isısı (kJ/mol)</w:t>
+            </w:r>
+          </w:p>
+        </w:tc>
+      </w:tr>
+      <w:tr>
+        <w:tc>
+          <w:tcPr>
+            <w:tcW w:w="5229" w:type="dxa"/>
+          </w:tcPr>
+          <w:p>
+            <w:pPr>
+              <w:pStyle w:val="ListParagraph"/>
+              <w:ind w:left="0"/>
+              <w:jc w:val="both"/>
+              <w:rPr>
+                <w:rFonts w:ascii="Times New Roman" w:hAnsi="Times New Roman" w:cs="Times New Roman"/>
+                <w:lang w:val="tr-TR"/>
+              </w:rPr>
+            </w:pPr>
+            <w:r>
+              <w:rPr>
+                <w:rFonts w:ascii="Times New Roman" w:hAnsi="Times New Roman" w:cs="Times New Roman"/>
+                <w:lang w:val="tr-TR"/>
+              </w:rPr>
+              <w:t>H</w:t>
+            </w:r>
+            <w:r>
+              <w:rPr>
+                <w:rFonts w:ascii="Times New Roman" w:hAnsi="Times New Roman" w:cs="Times New Roman"/>
+                <w:vertAlign w:val="subscript"/>
+                <w:lang w:val="tr-TR"/>
+              </w:rPr>
+              <w:t>2</w:t>
+            </w:r>
+            <w:r>
+              <w:rPr>
+                <w:rFonts w:ascii="Times New Roman" w:hAnsi="Times New Roman" w:cs="Times New Roman"/>
+                <w:lang w:val="tr-TR"/>
+              </w:rPr>
+              <w:t>(g) + O</w:t>
+            </w:r>
+            <w:r>
+              <w:rPr>
+                <w:rFonts w:ascii="Times New Roman" w:hAnsi="Times New Roman" w:cs="Times New Roman"/>
+                <w:vertAlign w:val="subscript"/>
+                <w:lang w:val="tr-TR"/>
+              </w:rPr>
+              <w:t>2</w:t>
+            </w:r>
+            <w:r>
+              <w:rPr>
+                <w:rFonts w:ascii="Times New Roman" w:hAnsi="Times New Roman" w:cs="Times New Roman"/>
+                <w:lang w:val="tr-TR"/>
+              </w:rPr>
+              <w:t xml:space="preserve">(g) </w:t>
+            </w:r>
+            <w:r>
+              <w:rPr>
+                <w:rFonts w:ascii="Times New Roman" w:hAnsi="Times New Roman" w:cs="Times New Roman"/>
+                <w:lang w:val="tr-TR"/>
+              </w:rPr>
+              <w:sym w:font="Symbol" w:char="F0AE"/>
+            </w:r>
+            <w:r>
+              <w:rPr>
+                <w:rFonts w:ascii="Times New Roman" w:hAnsi="Times New Roman" w:cs="Times New Roman"/>
+                <w:lang w:val="tr-TR"/>
+              </w:rPr>
+              <w:t xml:space="preserve"> H</w:t>
+            </w:r>
+            <w:r>
+              <w:rPr>
+                <w:rFonts w:ascii="Times New Roman" w:hAnsi="Times New Roman" w:cs="Times New Roman"/>
+                <w:vertAlign w:val="subscript"/>
+                <w:lang w:val="tr-TR"/>
+              </w:rPr>
+              <w:t>2</w:t>
+            </w:r>
+            <w:r>
+              <w:rPr>
+                <w:rFonts w:ascii="Times New Roman" w:hAnsi="Times New Roman" w:cs="Times New Roman"/>
+                <w:lang w:val="tr-TR"/>
+              </w:rPr>
+              <w:t>O(</w:t>
+            </w:r>
+            <w:r>
+              <w:rPr>
+                <w:rFonts w:ascii="Times New Roman" w:hAnsi="Times New Roman" w:cs="Times New Roman"/>
+                <w:lang w:val="tr-TR"/>
+              </w:rPr>
+              <w:t>s</w:t>
+            </w:r>
+            <w:r>
+              <w:rPr>
+                <w:rFonts w:ascii="Times New Roman" w:hAnsi="Times New Roman" w:cs="Times New Roman"/>
+                <w:lang w:val="tr-TR"/>
+              </w:rPr>
+              <w:t>)</w:t>
+            </w:r>
+          </w:p>
+        </w:tc>
+        <w:tc>
+          <w:tcPr>
+            <w:tcW w:w="3401" w:type="dxa"/>
+          </w:tcPr>
+          <w:p>
+            <w:pPr>
+              <w:pStyle w:val="ListParagraph"/>
+              <w:ind w:left="0"/>
+              <w:jc w:val="both"/>
+              <w:rPr>
+                <w:rFonts w:ascii="Times New Roman" w:hAnsi="Times New Roman" w:cs="Times New Roman"/>
+                <w:lang w:val="tr-TR"/>
+              </w:rPr>
+            </w:pPr>
+            <w:r>
+              <w:rPr>
+                <w:rFonts w:ascii="Times New Roman" w:hAnsi="Times New Roman" w:cs="Times New Roman"/>
+                <w:lang w:val="tr-TR"/>
+              </w:rPr>
+              <w:t>-285,8</w:t>
+            </w:r>
+          </w:p>
+        </w:tc>
+      </w:tr>
+      <w:tr>
+        <w:tc>
+          <w:tcPr>
+            <w:tcW w:w="5229" w:type="dxa"/>
+          </w:tcPr>
+          <w:p>
+            <w:pPr>
+              <w:pStyle w:val="ListParagraph"/>
+              <w:ind w:left="0"/>
+              <w:jc w:val="both"/>
+              <w:rPr>
+                <w:rFonts w:ascii="Times New Roman" w:hAnsi="Times New Roman" w:cs="Times New Roman"/>
+                <w:lang w:val="tr-TR"/>
+              </w:rPr>
+            </w:pPr>
+            <w:r>
+              <w:rPr>
+                <w:rFonts w:ascii="Times New Roman" w:hAnsi="Times New Roman" w:cs="Times New Roman"/>
+                <w:lang w:val="tr-TR"/>
+              </w:rPr>
+              <w:t>C</w:t>
+            </w:r>
+            <w:r>
+              <w:rPr>
+                <w:rFonts w:ascii="Times New Roman" w:hAnsi="Times New Roman" w:cs="Times New Roman"/>
+                <w:lang w:val="tr-TR"/>
+              </w:rPr>
+              <w:t>H</w:t>
+            </w:r>
+            <w:r>
+              <w:rPr>
+                <w:rFonts w:ascii="Times New Roman" w:hAnsi="Times New Roman" w:cs="Times New Roman"/>
+                <w:vertAlign w:val="subscript"/>
+                <w:lang w:val="tr-TR"/>
+              </w:rPr>
+              <w:t>4</w:t>
+            </w:r>
+            <w:r>
+              <w:rPr>
+                <w:rFonts w:ascii="Times New Roman" w:hAnsi="Times New Roman" w:cs="Times New Roman"/>
+                <w:lang w:val="tr-TR"/>
+              </w:rPr>
+              <w:t xml:space="preserve">(g) + </w:t>
+            </w:r>
+            <w:r>
+              <w:rPr>
+                <w:rFonts w:ascii="Times New Roman" w:hAnsi="Times New Roman" w:cs="Times New Roman"/>
+                <w:lang w:val="tr-TR"/>
+              </w:rPr>
+              <w:t>2</w:t>
+            </w:r>
+            <w:r>
+              <w:rPr>
+                <w:rFonts w:ascii="Times New Roman" w:hAnsi="Times New Roman" w:cs="Times New Roman"/>
+                <w:lang w:val="tr-TR"/>
+              </w:rPr>
+              <w:t>O</w:t>
+            </w:r>
+            <w:r>
+              <w:rPr>
+                <w:rFonts w:ascii="Times New Roman" w:hAnsi="Times New Roman" w:cs="Times New Roman"/>
+                <w:vertAlign w:val="subscript"/>
+                <w:lang w:val="tr-TR"/>
+              </w:rPr>
+              <w:t>2</w:t>
+            </w:r>
+            <w:r>
+              <w:rPr>
+                <w:rFonts w:ascii="Times New Roman" w:hAnsi="Times New Roman" w:cs="Times New Roman"/>
+                <w:lang w:val="tr-TR"/>
+              </w:rPr>
+              <w:t xml:space="preserve">(g) </w:t>
+            </w:r>
+            <w:r>
+              <w:rPr>
+                <w:rFonts w:ascii="Times New Roman" w:hAnsi="Times New Roman" w:cs="Times New Roman"/>
+                <w:lang w:val="tr-TR"/>
+              </w:rPr>
+              <w:sym w:font="Symbol" w:char="F0AE"/>
+            </w:r>
+            <w:r>
+              <w:rPr>
+                <w:rFonts w:ascii="Times New Roman" w:hAnsi="Times New Roman" w:cs="Times New Roman"/>
+                <w:lang w:val="tr-TR"/>
+              </w:rPr>
+              <w:t xml:space="preserve"> CO</w:t>
+            </w:r>
+            <w:r>
+              <w:rPr>
+                <w:rFonts w:ascii="Times New Roman" w:hAnsi="Times New Roman" w:cs="Times New Roman"/>
+                <w:vertAlign w:val="subscript"/>
+                <w:lang w:val="tr-TR"/>
+              </w:rPr>
+              <w:t>2</w:t>
+            </w:r>
+            <w:r>
+              <w:rPr>
+                <w:rFonts w:ascii="Times New Roman" w:hAnsi="Times New Roman" w:cs="Times New Roman"/>
+                <w:lang w:val="tr-TR"/>
+              </w:rPr>
+              <w:t>(g) +</w:t>
+            </w:r>
+            <w:r>
+              <w:rPr>
+                <w:rFonts w:ascii="Times New Roman" w:hAnsi="Times New Roman" w:cs="Times New Roman"/>
+                <w:lang w:val="tr-TR"/>
+              </w:rPr>
+              <w:t xml:space="preserve"> </w:t>
+            </w:r>
+            <w:r>
+              <w:rPr>
+                <w:rFonts w:ascii="Times New Roman" w:hAnsi="Times New Roman" w:cs="Times New Roman"/>
+                <w:lang w:val="tr-TR"/>
+              </w:rPr>
+              <w:t>2</w:t>
+            </w:r>
+            <w:r>
+              <w:rPr>
+                <w:rFonts w:ascii="Times New Roman" w:hAnsi="Times New Roman" w:cs="Times New Roman"/>
+                <w:lang w:val="tr-TR"/>
+              </w:rPr>
+              <w:t>H</w:t>
+            </w:r>
+            <w:r>
+              <w:rPr>
+                <w:rFonts w:ascii="Times New Roman" w:hAnsi="Times New Roman" w:cs="Times New Roman"/>
+                <w:vertAlign w:val="subscript"/>
+                <w:lang w:val="tr-TR"/>
+              </w:rPr>
+              <w:t>2</w:t>
+            </w:r>
+            <w:r>
+              <w:rPr>
+                <w:rFonts w:ascii="Times New Roman" w:hAnsi="Times New Roman" w:cs="Times New Roman"/>
+                <w:lang w:val="tr-TR"/>
+              </w:rPr>
+              <w:t>O(</w:t>
+            </w:r>
+            <w:r>
+              <w:rPr>
+                <w:rFonts w:ascii="Times New Roman" w:hAnsi="Times New Roman" w:cs="Times New Roman"/>
+                <w:lang w:val="tr-TR"/>
+              </w:rPr>
+              <w:t>s</w:t>
+            </w:r>
+            <w:r>
+              <w:rPr>
+                <w:rFonts w:ascii="Times New Roman" w:hAnsi="Times New Roman" w:cs="Times New Roman"/>
+                <w:lang w:val="tr-TR"/>
+              </w:rPr>
+              <w:t>)</w:t>
+            </w:r>
+          </w:p>
+        </w:tc>
+        <w:tc>
+          <w:tcPr>
+            <w:tcW w:w="3401" w:type="dxa"/>
+          </w:tcPr>
+          <w:p>
+            <w:pPr>
+              <w:pStyle w:val="ListParagraph"/>
+              <w:ind w:left="0"/>
+              <w:jc w:val="both"/>
+              <w:rPr>
+                <w:rFonts w:ascii="Times New Roman" w:hAnsi="Times New Roman" w:cs="Times New Roman"/>
+                <w:lang w:val="tr-TR"/>
+              </w:rPr>
+            </w:pPr>
+            <w:r>
+              <w:rPr>
+                <w:rFonts w:ascii="Times New Roman" w:hAnsi="Times New Roman" w:cs="Times New Roman"/>
+                <w:lang w:val="tr-TR"/>
+              </w:rPr>
+              <w:t>-890,6</w:t>
+            </w:r>
+          </w:p>
+        </w:tc>
+      </w:tr>
+      <w:tr>
+        <w:tc>
+          <w:tcPr>
+            <w:tcW w:w="5229" w:type="dxa"/>
+          </w:tcPr>
+          <w:p>
+            <w:pPr>
+              <w:pStyle w:val="ListParagraph"/>
+              <w:ind w:left="0"/>
+              <w:jc w:val="both"/>
+              <w:rPr>
+                <w:rFonts w:ascii="Times New Roman" w:hAnsi="Times New Roman" w:cs="Times New Roman"/>
+                <w:lang w:val="tr-TR"/>
+              </w:rPr>
+            </w:pPr>
+            <w:r>
+              <w:rPr>
+                <w:rFonts w:ascii="Times New Roman" w:hAnsi="Times New Roman" w:cs="Times New Roman"/>
+                <w:lang w:val="tr-TR"/>
+              </w:rPr>
+              <w:t>C</w:t>
+            </w:r>
+            <w:r>
+              <w:rPr>
+                <w:rFonts w:ascii="Times New Roman" w:hAnsi="Times New Roman" w:cs="Times New Roman"/>
+                <w:vertAlign w:val="subscript"/>
+                <w:lang w:val="tr-TR"/>
+              </w:rPr>
+              <w:t>2</w:t>
+            </w:r>
+            <w:r>
+              <w:rPr>
+                <w:rFonts w:ascii="Times New Roman" w:hAnsi="Times New Roman" w:cs="Times New Roman"/>
+                <w:lang w:val="tr-TR"/>
+              </w:rPr>
+              <w:t>H</w:t>
+            </w:r>
+            <w:r>
+              <w:rPr>
+                <w:rFonts w:ascii="Times New Roman" w:hAnsi="Times New Roman" w:cs="Times New Roman"/>
+                <w:vertAlign w:val="subscript"/>
+                <w:lang w:val="tr-TR"/>
+              </w:rPr>
+              <w:t>6</w:t>
+            </w:r>
+            <w:r>
+              <w:rPr>
+                <w:rFonts w:ascii="Times New Roman" w:hAnsi="Times New Roman" w:cs="Times New Roman"/>
+                <w:lang w:val="tr-TR"/>
+              </w:rPr>
+              <w:t xml:space="preserve">(g) + </w:t>
+            </w:r>
+            <w:r>
+              <w:rPr>
+                <w:rFonts w:ascii="Times New Roman" w:hAnsi="Times New Roman" w:cs="Times New Roman"/>
+                <w:lang w:val="tr-TR"/>
+              </w:rPr>
+              <w:t>7/2</w:t>
+            </w:r>
+            <w:r>
+              <w:rPr>
+                <w:rFonts w:ascii="Times New Roman" w:hAnsi="Times New Roman" w:cs="Times New Roman"/>
+                <w:lang w:val="tr-TR"/>
+              </w:rPr>
+              <w:t>O</w:t>
+            </w:r>
+            <w:r>
+              <w:rPr>
+                <w:rFonts w:ascii="Times New Roman" w:hAnsi="Times New Roman" w:cs="Times New Roman"/>
+                <w:vertAlign w:val="subscript"/>
+                <w:lang w:val="tr-TR"/>
+              </w:rPr>
+              <w:t>2</w:t>
+            </w:r>
+            <w:r>
+              <w:rPr>
+                <w:rFonts w:ascii="Times New Roman" w:hAnsi="Times New Roman" w:cs="Times New Roman"/>
+                <w:lang w:val="tr-TR"/>
+              </w:rPr>
+              <w:t xml:space="preserve">(g) </w:t>
+            </w:r>
+            <w:r>
+              <w:rPr>
+                <w:rFonts w:ascii="Times New Roman" w:hAnsi="Times New Roman" w:cs="Times New Roman"/>
+                <w:lang w:val="tr-TR"/>
+              </w:rPr>
+              <w:sym w:font="Symbol" w:char="F0AE"/>
+            </w:r>
+            <w:r>
+              <w:rPr>
+                <w:rFonts w:ascii="Times New Roman" w:hAnsi="Times New Roman" w:cs="Times New Roman"/>
+                <w:lang w:val="tr-TR"/>
+              </w:rPr>
+              <w:t xml:space="preserve"> </w:t>
+            </w:r>
+            <w:r>
+              <w:rPr>
+                <w:rFonts w:ascii="Times New Roman" w:hAnsi="Times New Roman" w:cs="Times New Roman"/>
+                <w:lang w:val="tr-TR"/>
+              </w:rPr>
+              <w:t>2</w:t>
+            </w:r>
+            <w:r>
+              <w:rPr>
+                <w:rFonts w:ascii="Times New Roman" w:hAnsi="Times New Roman" w:cs="Times New Roman"/>
+                <w:lang w:val="tr-TR"/>
+              </w:rPr>
+              <w:t>CO</w:t>
+            </w:r>
+            <w:r>
+              <w:rPr>
+                <w:rFonts w:ascii="Times New Roman" w:hAnsi="Times New Roman" w:cs="Times New Roman"/>
+                <w:vertAlign w:val="subscript"/>
+                <w:lang w:val="tr-TR"/>
+              </w:rPr>
+              <w:t>2</w:t>
+            </w:r>
+            <w:r>
+              <w:rPr>
+                <w:rFonts w:ascii="Times New Roman" w:hAnsi="Times New Roman" w:cs="Times New Roman"/>
+                <w:lang w:val="tr-TR"/>
+              </w:rPr>
+              <w:t xml:space="preserve">(g) + </w:t>
+            </w:r>
+            <w:r>
+              <w:rPr>
+                <w:rFonts w:ascii="Times New Roman" w:hAnsi="Times New Roman" w:cs="Times New Roman"/>
+                <w:lang w:val="tr-TR"/>
+              </w:rPr>
+              <w:t>3</w:t>
+            </w:r>
+            <w:r>
+              <w:rPr>
+                <w:rFonts w:ascii="Times New Roman" w:hAnsi="Times New Roman" w:cs="Times New Roman"/>
+                <w:lang w:val="tr-TR"/>
+              </w:rPr>
+              <w:t>H</w:t>
+            </w:r>
+            <w:r>
+              <w:rPr>
+                <w:rFonts w:ascii="Times New Roman" w:hAnsi="Times New Roman" w:cs="Times New Roman"/>
+                <w:vertAlign w:val="subscript"/>
+                <w:lang w:val="tr-TR"/>
+              </w:rPr>
+              <w:t>2</w:t>
+            </w:r>
+            <w:r>
+              <w:rPr>
+                <w:rFonts w:ascii="Times New Roman" w:hAnsi="Times New Roman" w:cs="Times New Roman"/>
+                <w:lang w:val="tr-TR"/>
+              </w:rPr>
+              <w:t>O(</w:t>
+            </w:r>
+            <w:r>
+              <w:rPr>
+                <w:rFonts w:ascii="Times New Roman" w:hAnsi="Times New Roman" w:cs="Times New Roman"/>
+                <w:lang w:val="tr-TR"/>
+              </w:rPr>
+              <w:t>s</w:t>
+            </w:r>
+            <w:r>
+              <w:rPr>
+                <w:rFonts w:ascii="Times New Roman" w:hAnsi="Times New Roman" w:cs="Times New Roman"/>
+                <w:lang w:val="tr-TR"/>
+              </w:rPr>
+              <w:t>)</w:t>
+            </w:r>
+          </w:p>
+        </w:tc>
+        <w:tc>
+          <w:tcPr>
+            <w:tcW w:w="3401" w:type="dxa"/>
+          </w:tcPr>
+          <w:p>
+            <w:pPr>
+              <w:pStyle w:val="ListParagraph"/>
+              <w:ind w:left="0"/>
+              <w:jc w:val="both"/>
+              <w:rPr>
+                <w:rFonts w:ascii="Times New Roman" w:hAnsi="Times New Roman" w:cs="Times New Roman"/>
+                <w:lang w:val="tr-TR"/>
+              </w:rPr>
+            </w:pPr>
+            <w:r>
+              <w:rPr>
+                <w:rFonts w:ascii="Times New Roman" w:hAnsi="Times New Roman" w:cs="Times New Roman"/>
+                <w:lang w:val="tr-TR"/>
+              </w:rPr>
+              <w:t>-1560,4</w:t>
+            </w:r>
+          </w:p>
+        </w:tc>
+      </w:tr>
+      <w:tr>
+        <w:tc>
+          <w:tcPr>
+            <w:tcW w:w="5229" w:type="dxa"/>
+          </w:tcPr>
+          <w:p>
+            <w:pPr>
+              <w:pStyle w:val="ListParagraph"/>
+              <w:ind w:left="0"/>
+              <w:jc w:val="both"/>
+              <w:rPr>
+                <w:rFonts w:ascii="Times New Roman" w:hAnsi="Times New Roman" w:cs="Times New Roman"/>
+                <w:lang w:val="tr-TR"/>
+              </w:rPr>
+            </w:pPr>
+            <w:r>
+              <w:rPr>
+                <w:rFonts w:ascii="Times New Roman" w:hAnsi="Times New Roman" w:cs="Times New Roman"/>
+                <w:lang w:val="tr-TR"/>
+              </w:rPr>
+              <w:t>C</w:t>
+            </w:r>
+            <w:r>
+              <w:rPr>
+                <w:rFonts w:ascii="Times New Roman" w:hAnsi="Times New Roman" w:cs="Times New Roman"/>
+                <w:vertAlign w:val="subscript"/>
+                <w:lang w:val="tr-TR"/>
+              </w:rPr>
+              <w:t>3</w:t>
+            </w:r>
+            <w:r>
+              <w:rPr>
+                <w:rFonts w:ascii="Times New Roman" w:hAnsi="Times New Roman" w:cs="Times New Roman"/>
+                <w:lang w:val="tr-TR"/>
+              </w:rPr>
+              <w:t>H</w:t>
+            </w:r>
+            <w:r>
+              <w:rPr>
+                <w:rFonts w:ascii="Times New Roman" w:hAnsi="Times New Roman" w:cs="Times New Roman"/>
+                <w:vertAlign w:val="subscript"/>
+                <w:lang w:val="tr-TR"/>
+              </w:rPr>
+              <w:t>8</w:t>
+            </w:r>
+            <w:r>
+              <w:rPr>
+                <w:rFonts w:ascii="Times New Roman" w:hAnsi="Times New Roman" w:cs="Times New Roman"/>
+                <w:lang w:val="tr-TR"/>
+              </w:rPr>
+              <w:t xml:space="preserve">(g) + </w:t>
+            </w:r>
+            <w:r>
+              <w:rPr>
+                <w:rFonts w:ascii="Times New Roman" w:hAnsi="Times New Roman" w:cs="Times New Roman"/>
+                <w:lang w:val="tr-TR"/>
+              </w:rPr>
+              <w:t>5</w:t>
+            </w:r>
+            <w:r>
+              <w:rPr>
+                <w:rFonts w:ascii="Times New Roman" w:hAnsi="Times New Roman" w:cs="Times New Roman"/>
+                <w:lang w:val="tr-TR"/>
+              </w:rPr>
+              <w:t>O</w:t>
+            </w:r>
+            <w:r>
+              <w:rPr>
+                <w:rFonts w:ascii="Times New Roman" w:hAnsi="Times New Roman" w:cs="Times New Roman"/>
+                <w:vertAlign w:val="subscript"/>
+                <w:lang w:val="tr-TR"/>
+              </w:rPr>
+              <w:t>2</w:t>
+            </w:r>
+            <w:r>
+              <w:rPr>
+                <w:rFonts w:ascii="Times New Roman" w:hAnsi="Times New Roman" w:cs="Times New Roman"/>
+                <w:lang w:val="tr-TR"/>
+              </w:rPr>
+              <w:t xml:space="preserve">(g) </w:t>
+            </w:r>
+            <w:r>
+              <w:rPr>
+                <w:rFonts w:ascii="Times New Roman" w:hAnsi="Times New Roman" w:cs="Times New Roman"/>
+                <w:lang w:val="tr-TR"/>
+              </w:rPr>
+              <w:sym w:font="Symbol" w:char="F0AE"/>
+            </w:r>
+            <w:r>
+              <w:rPr>
+                <w:rFonts w:ascii="Times New Roman" w:hAnsi="Times New Roman" w:cs="Times New Roman"/>
+                <w:lang w:val="tr-TR"/>
+              </w:rPr>
+              <w:t xml:space="preserve"> </w:t>
+            </w:r>
+            <w:r>
+              <w:rPr>
+                <w:rFonts w:ascii="Times New Roman" w:hAnsi="Times New Roman" w:cs="Times New Roman"/>
+                <w:lang w:val="tr-TR"/>
+              </w:rPr>
+              <w:t>3</w:t>
+            </w:r>
+            <w:r>
+              <w:rPr>
+                <w:rFonts w:ascii="Times New Roman" w:hAnsi="Times New Roman" w:cs="Times New Roman"/>
+                <w:lang w:val="tr-TR"/>
+              </w:rPr>
+              <w:t>CO</w:t>
+            </w:r>
+            <w:r>
+              <w:rPr>
+                <w:rFonts w:ascii="Times New Roman" w:hAnsi="Times New Roman" w:cs="Times New Roman"/>
+                <w:vertAlign w:val="subscript"/>
+                <w:lang w:val="tr-TR"/>
+              </w:rPr>
+              <w:t>2</w:t>
+            </w:r>
+            <w:r>
+              <w:rPr>
+                <w:rFonts w:ascii="Times New Roman" w:hAnsi="Times New Roman" w:cs="Times New Roman"/>
+                <w:lang w:val="tr-TR"/>
+              </w:rPr>
+              <w:t xml:space="preserve">(g) + </w:t>
+            </w:r>
+            <w:r>
+              <w:rPr>
+                <w:rFonts w:ascii="Times New Roman" w:hAnsi="Times New Roman" w:cs="Times New Roman"/>
+                <w:lang w:val="tr-TR"/>
+              </w:rPr>
+              <w:t>4</w:t>
+            </w:r>
+            <w:r>
+              <w:rPr>
+                <w:rFonts w:ascii="Times New Roman" w:hAnsi="Times New Roman" w:cs="Times New Roman"/>
+                <w:lang w:val="tr-TR"/>
+              </w:rPr>
+              <w:t>H</w:t>
+            </w:r>
+            <w:r>
+              <w:rPr>
+                <w:rFonts w:ascii="Times New Roman" w:hAnsi="Times New Roman" w:cs="Times New Roman"/>
+                <w:vertAlign w:val="subscript"/>
+                <w:lang w:val="tr-TR"/>
+              </w:rPr>
+              <w:t>2</w:t>
+            </w:r>
+            <w:r>
+              <w:rPr>
+                <w:rFonts w:ascii="Times New Roman" w:hAnsi="Times New Roman" w:cs="Times New Roman"/>
+                <w:lang w:val="tr-TR"/>
+              </w:rPr>
+              <w:t>O(s)</w:t>
+            </w:r>
+          </w:p>
+        </w:tc>
+        <w:tc>
+          <w:tcPr>
+            <w:tcW w:w="3401" w:type="dxa"/>
+          </w:tcPr>
+          <w:p>
+            <w:pPr>
+              <w:pStyle w:val="ListParagraph"/>
+              <w:ind w:left="0"/>
+              <w:jc w:val="both"/>
+              <w:rPr>
+                <w:rFonts w:ascii="Times New Roman" w:hAnsi="Times New Roman" w:cs="Times New Roman"/>
+                <w:lang w:val="tr-TR"/>
+              </w:rPr>
+            </w:pPr>
+            <w:r>
+              <w:rPr>
+                <w:rFonts w:ascii="Times New Roman" w:hAnsi="Times New Roman" w:cs="Times New Roman"/>
+                <w:lang w:val="tr-TR"/>
+              </w:rPr>
+              <w:t>-</w:t>
+            </w:r>
+            <w:r>
+              <w:rPr>
+                <w:rFonts w:ascii="Times New Roman" w:hAnsi="Times New Roman" w:cs="Times New Roman"/>
+                <w:lang w:val="tr-TR"/>
+              </w:rPr>
+              <w:t>2218</w:t>
+            </w:r>
+            <w:r>
+              <w:rPr>
+                <w:rFonts w:ascii="Times New Roman" w:hAnsi="Times New Roman" w:cs="Times New Roman"/>
+                <w:lang w:val="tr-TR"/>
+              </w:rPr>
+              <w:t>,</w:t>
+            </w:r>
+            <w:r>
+              <w:rPr>
+                <w:rFonts w:ascii="Times New Roman" w:hAnsi="Times New Roman" w:cs="Times New Roman"/>
+                <w:lang w:val="tr-TR"/>
+              </w:rPr>
+              <w:t>7</w:t>
+            </w:r>
+          </w:p>
+        </w:tc>
+      </w:tr>
+      <w:tr>
+        <w:tc>
+          <w:tcPr>
+            <w:tcW w:w="5229" w:type="dxa"/>
+          </w:tcPr>
+          <w:p>
+            <w:pPr>
+              <w:pStyle w:val="ListParagraph"/>
+              <w:ind w:left="0"/>
+              <w:jc w:val="both"/>
+              <w:rPr>
+                <w:rFonts w:ascii="Times New Roman" w:hAnsi="Times New Roman" w:cs="Times New Roman"/>
+                <w:lang w:val="tr-TR"/>
+              </w:rPr>
+            </w:pPr>
+            <w:r>
+              <w:rPr>
+                <w:rFonts w:ascii="Times New Roman" w:hAnsi="Times New Roman" w:cs="Times New Roman"/>
+                <w:lang w:val="tr-TR"/>
+              </w:rPr>
+              <w:t>C</w:t>
+            </w:r>
+            <w:r>
+              <w:rPr>
+                <w:rFonts w:ascii="Times New Roman" w:hAnsi="Times New Roman" w:cs="Times New Roman"/>
+                <w:vertAlign w:val="subscript"/>
+                <w:lang w:val="tr-TR"/>
+              </w:rPr>
+              <w:t>4</w:t>
+            </w:r>
+            <w:r>
+              <w:rPr>
+                <w:rFonts w:ascii="Times New Roman" w:hAnsi="Times New Roman" w:cs="Times New Roman"/>
+                <w:lang w:val="tr-TR"/>
+              </w:rPr>
+              <w:t>H</w:t>
+            </w:r>
+            <w:r>
+              <w:rPr>
+                <w:rFonts w:ascii="Times New Roman" w:hAnsi="Times New Roman" w:cs="Times New Roman"/>
+                <w:vertAlign w:val="subscript"/>
+                <w:lang w:val="tr-TR"/>
+              </w:rPr>
+              <w:t>12</w:t>
+            </w:r>
+            <w:r>
+              <w:rPr>
+                <w:rFonts w:ascii="Times New Roman" w:hAnsi="Times New Roman" w:cs="Times New Roman"/>
+                <w:lang w:val="tr-TR"/>
+              </w:rPr>
+              <w:t xml:space="preserve">(g) + </w:t>
+            </w:r>
+            <w:r>
+              <w:rPr>
+                <w:rFonts w:ascii="Times New Roman" w:hAnsi="Times New Roman" w:cs="Times New Roman"/>
+                <w:lang w:val="tr-TR"/>
+              </w:rPr>
+              <w:t>13/2</w:t>
+            </w:r>
+            <w:r>
+              <w:rPr>
+                <w:rFonts w:ascii="Times New Roman" w:hAnsi="Times New Roman" w:cs="Times New Roman"/>
+                <w:lang w:val="tr-TR"/>
+              </w:rPr>
+              <w:t>O</w:t>
+            </w:r>
+            <w:r>
+              <w:rPr>
+                <w:rFonts w:ascii="Times New Roman" w:hAnsi="Times New Roman" w:cs="Times New Roman"/>
+                <w:vertAlign w:val="subscript"/>
+                <w:lang w:val="tr-TR"/>
+              </w:rPr>
+              <w:t>2</w:t>
+            </w:r>
+            <w:r>
+              <w:rPr>
+                <w:rFonts w:ascii="Times New Roman" w:hAnsi="Times New Roman" w:cs="Times New Roman"/>
+                <w:lang w:val="tr-TR"/>
+              </w:rPr>
+              <w:t xml:space="preserve">(g) </w:t>
+            </w:r>
+            <w:r>
+              <w:rPr>
+                <w:rFonts w:ascii="Times New Roman" w:hAnsi="Times New Roman" w:cs="Times New Roman"/>
+                <w:lang w:val="tr-TR"/>
+              </w:rPr>
+              <w:sym w:font="Symbol" w:char="F0AE"/>
+            </w:r>
+            <w:r>
+              <w:rPr>
+                <w:rFonts w:ascii="Times New Roman" w:hAnsi="Times New Roman" w:cs="Times New Roman"/>
+                <w:lang w:val="tr-TR"/>
+              </w:rPr>
+              <w:t xml:space="preserve"> </w:t>
+            </w:r>
+            <w:r>
+              <w:rPr>
+                <w:rFonts w:ascii="Times New Roman" w:hAnsi="Times New Roman" w:cs="Times New Roman"/>
+                <w:lang w:val="tr-TR"/>
+              </w:rPr>
+              <w:t>4</w:t>
+            </w:r>
+            <w:r>
+              <w:rPr>
+                <w:rFonts w:ascii="Times New Roman" w:hAnsi="Times New Roman" w:cs="Times New Roman"/>
+                <w:lang w:val="tr-TR"/>
+              </w:rPr>
+              <w:t>CO</w:t>
+            </w:r>
+            <w:r>
+              <w:rPr>
+                <w:rFonts w:ascii="Times New Roman" w:hAnsi="Times New Roman" w:cs="Times New Roman"/>
+                <w:vertAlign w:val="subscript"/>
+                <w:lang w:val="tr-TR"/>
+              </w:rPr>
+              <w:t>2</w:t>
+            </w:r>
+            <w:r>
+              <w:rPr>
+                <w:rFonts w:ascii="Times New Roman" w:hAnsi="Times New Roman" w:cs="Times New Roman"/>
+                <w:lang w:val="tr-TR"/>
+              </w:rPr>
+              <w:t xml:space="preserve">(g) + </w:t>
+            </w:r>
+            <w:r>
+              <w:rPr>
+                <w:rFonts w:ascii="Times New Roman" w:hAnsi="Times New Roman" w:cs="Times New Roman"/>
+                <w:lang w:val="tr-TR"/>
+              </w:rPr>
+              <w:t>5</w:t>
+            </w:r>
+            <w:r>
+              <w:rPr>
+                <w:rFonts w:ascii="Times New Roman" w:hAnsi="Times New Roman" w:cs="Times New Roman"/>
+                <w:lang w:val="tr-TR"/>
+              </w:rPr>
+              <w:t>H</w:t>
+            </w:r>
+            <w:r>
+              <w:rPr>
+                <w:rFonts w:ascii="Times New Roman" w:hAnsi="Times New Roman" w:cs="Times New Roman"/>
+                <w:vertAlign w:val="subscript"/>
+                <w:lang w:val="tr-TR"/>
+              </w:rPr>
+              <w:t>2</w:t>
+            </w:r>
+            <w:r>
+              <w:rPr>
+                <w:rFonts w:ascii="Times New Roman" w:hAnsi="Times New Roman" w:cs="Times New Roman"/>
+                <w:lang w:val="tr-TR"/>
+              </w:rPr>
+              <w:t>O(s)</w:t>
+            </w:r>
+          </w:p>
+        </w:tc>
+        <w:tc>
+          <w:tcPr>
+            <w:tcW w:w="3401" w:type="dxa"/>
+          </w:tcPr>
+          <w:p>
+            <w:pPr>
+              <w:pStyle w:val="ListParagraph"/>
+              <w:ind w:left="0"/>
+              <w:jc w:val="both"/>
+              <w:rPr>
+                <w:rFonts w:ascii="Times New Roman" w:hAnsi="Times New Roman" w:cs="Times New Roman"/>
+                <w:lang w:val="tr-TR"/>
+              </w:rPr>
+            </w:pPr>
+            <w:r>
+              <w:rPr>
+                <w:rFonts w:ascii="Times New Roman" w:hAnsi="Times New Roman" w:cs="Times New Roman"/>
+                <w:lang w:val="tr-TR"/>
+              </w:rPr>
+              <w:t>-2</w:t>
+            </w:r>
+            <w:r>
+              <w:rPr>
+                <w:rFonts w:ascii="Times New Roman" w:hAnsi="Times New Roman" w:cs="Times New Roman"/>
+                <w:lang w:val="tr-TR"/>
+              </w:rPr>
+              <w:t>877</w:t>
+            </w:r>
+            <w:r>
+              <w:rPr>
+                <w:rFonts w:ascii="Times New Roman" w:hAnsi="Times New Roman" w:cs="Times New Roman"/>
+                <w:lang w:val="tr-TR"/>
+              </w:rPr>
+              <w:t>,</w:t>
+            </w:r>
+            <w:r>
+              <w:rPr>
+                <w:rFonts w:ascii="Times New Roman" w:hAnsi="Times New Roman" w:cs="Times New Roman"/>
+                <w:lang w:val="tr-TR"/>
+              </w:rPr>
+              <w:t>3</w:t>
+            </w:r>
+          </w:p>
+        </w:tc>
+      </w:tr>
+      <w:tr>
+        <w:tc>
+          <w:tcPr>
+            <w:tcW w:w="5229" w:type="dxa"/>
+          </w:tcPr>
+          <w:p>
+            <w:pPr>
+              <w:pStyle w:val="ListParagraph"/>
+              <w:ind w:left="0"/>
+              <w:jc w:val="both"/>
+              <w:rPr>
+                <w:rFonts w:ascii="Times New Roman" w:hAnsi="Times New Roman" w:cs="Times New Roman"/>
+                <w:lang w:val="tr-TR"/>
+              </w:rPr>
+            </w:pPr>
+            <w:r>
+              <w:rPr>
+                <w:rFonts w:ascii="Times New Roman" w:hAnsi="Times New Roman" w:cs="Times New Roman"/>
+                <w:lang w:val="tr-TR"/>
+              </w:rPr>
+              <w:t>C</w:t>
+            </w:r>
+            <w:r>
+              <w:rPr>
+                <w:rFonts w:ascii="Times New Roman" w:hAnsi="Times New Roman" w:cs="Times New Roman"/>
+                <w:vertAlign w:val="subscript"/>
+                <w:lang w:val="tr-TR"/>
+              </w:rPr>
+              <w:t>8</w:t>
+            </w:r>
+            <w:r>
+              <w:rPr>
+                <w:rFonts w:ascii="Times New Roman" w:hAnsi="Times New Roman" w:cs="Times New Roman"/>
+                <w:lang w:val="tr-TR"/>
+              </w:rPr>
+              <w:t>H</w:t>
+            </w:r>
+            <w:r>
+              <w:rPr>
+                <w:rFonts w:ascii="Times New Roman" w:hAnsi="Times New Roman" w:cs="Times New Roman"/>
+                <w:vertAlign w:val="subscript"/>
+                <w:lang w:val="tr-TR"/>
+              </w:rPr>
+              <w:t>1</w:t>
+            </w:r>
+            <w:r>
+              <w:rPr>
+                <w:rFonts w:ascii="Times New Roman" w:hAnsi="Times New Roman" w:cs="Times New Roman"/>
+                <w:vertAlign w:val="subscript"/>
+                <w:lang w:val="tr-TR"/>
+              </w:rPr>
+              <w:t>8</w:t>
+            </w:r>
+            <w:r>
+              <w:rPr>
+                <w:rFonts w:ascii="Times New Roman" w:hAnsi="Times New Roman" w:cs="Times New Roman"/>
+                <w:lang w:val="tr-TR"/>
+              </w:rPr>
+              <w:t>(</w:t>
+            </w:r>
+            <w:r>
+              <w:rPr>
+                <w:rFonts w:ascii="Times New Roman" w:hAnsi="Times New Roman" w:cs="Times New Roman"/>
+                <w:lang w:val="tr-TR"/>
+              </w:rPr>
+              <w:t>s</w:t>
+            </w:r>
+            <w:r>
+              <w:rPr>
+                <w:rFonts w:ascii="Times New Roman" w:hAnsi="Times New Roman" w:cs="Times New Roman"/>
+                <w:lang w:val="tr-TR"/>
+              </w:rPr>
+              <w:t xml:space="preserve">) + </w:t>
+            </w:r>
+            <w:r>
+              <w:rPr>
+                <w:rFonts w:ascii="Times New Roman" w:hAnsi="Times New Roman" w:cs="Times New Roman"/>
+                <w:lang w:val="tr-TR"/>
+              </w:rPr>
+              <w:t>25</w:t>
+            </w:r>
+            <w:r>
+              <w:rPr>
+                <w:rFonts w:ascii="Times New Roman" w:hAnsi="Times New Roman" w:cs="Times New Roman"/>
+                <w:lang w:val="tr-TR"/>
+              </w:rPr>
+              <w:t>/2O</w:t>
+            </w:r>
+            <w:r>
+              <w:rPr>
+                <w:rFonts w:ascii="Times New Roman" w:hAnsi="Times New Roman" w:cs="Times New Roman"/>
+                <w:vertAlign w:val="subscript"/>
+                <w:lang w:val="tr-TR"/>
+              </w:rPr>
+              <w:t>2</w:t>
+            </w:r>
+            <w:r>
+              <w:rPr>
+                <w:rFonts w:ascii="Times New Roman" w:hAnsi="Times New Roman" w:cs="Times New Roman"/>
+                <w:lang w:val="tr-TR"/>
+              </w:rPr>
+              <w:t xml:space="preserve">(g) </w:t>
+            </w:r>
+            <w:r>
+              <w:rPr>
+                <w:rFonts w:ascii="Times New Roman" w:hAnsi="Times New Roman" w:cs="Times New Roman"/>
+                <w:lang w:val="tr-TR"/>
+              </w:rPr>
+              <w:sym w:font="Symbol" w:char="F0AE"/>
+            </w:r>
+            <w:r>
+              <w:rPr>
+                <w:rFonts w:ascii="Times New Roman" w:hAnsi="Times New Roman" w:cs="Times New Roman"/>
+                <w:lang w:val="tr-TR"/>
+              </w:rPr>
+              <w:t xml:space="preserve"> </w:t>
+            </w:r>
+            <w:r>
+              <w:rPr>
+                <w:rFonts w:ascii="Times New Roman" w:hAnsi="Times New Roman" w:cs="Times New Roman"/>
+                <w:lang w:val="tr-TR"/>
+              </w:rPr>
+              <w:t>8</w:t>
+            </w:r>
+            <w:r>
+              <w:rPr>
+                <w:rFonts w:ascii="Times New Roman" w:hAnsi="Times New Roman" w:cs="Times New Roman"/>
+                <w:lang w:val="tr-TR"/>
+              </w:rPr>
+              <w:t>CO</w:t>
+            </w:r>
+            <w:r>
+              <w:rPr>
+                <w:rFonts w:ascii="Times New Roman" w:hAnsi="Times New Roman" w:cs="Times New Roman"/>
+                <w:vertAlign w:val="subscript"/>
+                <w:lang w:val="tr-TR"/>
+              </w:rPr>
+              <w:t>2</w:t>
+            </w:r>
+            <w:r>
+              <w:rPr>
+                <w:rFonts w:ascii="Times New Roman" w:hAnsi="Times New Roman" w:cs="Times New Roman"/>
+                <w:lang w:val="tr-TR"/>
+              </w:rPr>
+              <w:t xml:space="preserve">(g) + </w:t>
+            </w:r>
+            <w:r>
+              <w:rPr>
+                <w:rFonts w:ascii="Times New Roman" w:hAnsi="Times New Roman" w:cs="Times New Roman"/>
+                <w:lang w:val="tr-TR"/>
+              </w:rPr>
+              <w:t>9</w:t>
+            </w:r>
+            <w:r>
+              <w:rPr>
+                <w:rFonts w:ascii="Times New Roman" w:hAnsi="Times New Roman" w:cs="Times New Roman"/>
+                <w:lang w:val="tr-TR"/>
+              </w:rPr>
+              <w:t>H</w:t>
+            </w:r>
+            <w:r>
+              <w:rPr>
+                <w:rFonts w:ascii="Times New Roman" w:hAnsi="Times New Roman" w:cs="Times New Roman"/>
+                <w:vertAlign w:val="subscript"/>
+                <w:lang w:val="tr-TR"/>
+              </w:rPr>
+              <w:t>2</w:t>
+            </w:r>
+            <w:r>
+              <w:rPr>
+                <w:rFonts w:ascii="Times New Roman" w:hAnsi="Times New Roman" w:cs="Times New Roman"/>
+                <w:lang w:val="tr-TR"/>
+              </w:rPr>
+              <w:t>O(s)</w:t>
+            </w:r>
+          </w:p>
+        </w:tc>
+        <w:tc>
+          <w:tcPr>
+            <w:tcW w:w="3401" w:type="dxa"/>
+          </w:tcPr>
+          <w:p>
+            <w:pPr>
+              <w:pStyle w:val="ListParagraph"/>
+              <w:ind w:left="0"/>
+              <w:jc w:val="both"/>
+              <w:rPr>
+                <w:rFonts w:ascii="Times New Roman" w:hAnsi="Times New Roman" w:cs="Times New Roman"/>
+                <w:lang w:val="tr-TR"/>
+              </w:rPr>
+            </w:pPr>
+            <w:r>
+              <w:rPr>
+                <w:rFonts w:ascii="Times New Roman" w:hAnsi="Times New Roman" w:cs="Times New Roman"/>
+                <w:lang w:val="tr-TR"/>
+              </w:rPr>
+              <w:t>-</w:t>
+            </w:r>
+            <w:r>
+              <w:rPr>
+                <w:rFonts w:ascii="Times New Roman" w:hAnsi="Times New Roman" w:cs="Times New Roman"/>
+                <w:lang w:val="tr-TR"/>
+              </w:rPr>
+              <w:t>5470</w:t>
+            </w:r>
+            <w:r>
+              <w:rPr>
+                <w:rFonts w:ascii="Times New Roman" w:hAnsi="Times New Roman" w:cs="Times New Roman"/>
+                <w:lang w:val="tr-TR"/>
+              </w:rPr>
+              <w:t>,</w:t>
+            </w:r>
+            <w:r>
+              <w:rPr>
+                <w:rFonts w:ascii="Times New Roman" w:hAnsi="Times New Roman" w:cs="Times New Roman"/>
+                <w:lang w:val="tr-TR"/>
+              </w:rPr>
+              <w:t>6</w:t>
+            </w:r>
+          </w:p>
+        </w:tc>
+      </w:tr>
+    </w:tbl>
+    <w:p>
+      <w:pPr>
+        <w:pStyle w:val="ListParagraph"/>
+        <w:jc w:val="both"/>
+        <w:rPr>
+          <w:rFonts w:ascii="Times New Roman" w:hAnsi="Times New Roman" w:cs="Times New Roman"/>
+          <w:lang w:val="tr-TR"/>
+        </w:rPr>
+      </w:pPr>
+    </w:p>
+    <w:p>
+      <w:pPr>
+        <w:pStyle w:val="ListParagraph"/>
+        <w:numPr>
+          <w:ilvl w:val="0"/>
+          <w:numId w:val="35"/>
+        </w:numPr>
+        <w:jc w:val="both"/>
+        <w:rPr>
+          <w:rFonts w:ascii="Times New Roman" w:hAnsi="Times New Roman" w:cs="Times New Roman"/>
+          <w:lang w:val="tr-TR"/>
+        </w:rPr>
+      </w:pPr>
+      <w:r>
+        <w:rPr>
+          <w:rFonts w:ascii="Times New Roman" w:hAnsi="Times New Roman" w:cs="Times New Roman"/>
+          <w:lang w:val="tr-TR"/>
+        </w:rPr>
+        <w:t xml:space="preserve">Tabloda verilen </w:t>
+      </w:r>
+      <w:r>
+        <w:rPr>
+          <w:rFonts w:ascii="Times New Roman" w:hAnsi="Times New Roman" w:cs="Times New Roman"/>
+          <w:lang w:val="tr-TR"/>
+        </w:rPr>
+        <w:t>tepkimeler sonucu açığa çıkan enerjileri karşılaştırı</w:t>
+      </w:r>
+      <w:r>
+        <w:rPr>
+          <w:rFonts w:ascii="Times New Roman" w:hAnsi="Times New Roman" w:cs="Times New Roman"/>
+          <w:lang w:val="tr-TR"/>
+        </w:rPr>
+        <w:t>nız.</w:t>
+      </w:r>
+    </w:p>
+    <w:p>
+      <w:pPr>
+        <w:pStyle w:val="ListParagraph"/>
+        <w:ind w:left="1080"/>
+        <w:jc w:val="both"/>
+        <w:rPr>
+          <w:rFonts w:ascii="Times New Roman" w:hAnsi="Times New Roman" w:cs="Times New Roman"/>
+          <w:lang w:val="tr-TR"/>
+        </w:rPr>
+      </w:pPr>
+    </w:p>
+    <w:p>
+      <w:pPr>
+        <w:pStyle w:val="ListParagraph"/>
+        <w:ind w:left="1080"/>
+        <w:jc w:val="both"/>
+        <w:rPr>
+          <w:rFonts w:ascii="Times New Roman" w:hAnsi="Times New Roman" w:cs="Times New Roman"/>
+          <w:lang w:val="tr-TR"/>
+        </w:rPr>
+      </w:pPr>
+      <w:r>
+        <w:rPr>
+          <w:rFonts w:ascii="Times New Roman" w:hAnsi="Times New Roman" w:cs="Times New Roman"/>
+          <w:lang w:val="tr-TR"/>
+        </w:rPr>
+        <w:t>……………………………………………………………………………………………………………………………………………………………………………………………………………………………………………………………………………</w:t>
+      </w:r>
+      <w:r>
+        <w:rPr>
+          <w:rFonts w:ascii="Times New Roman" w:hAnsi="Times New Roman" w:cs="Times New Roman"/>
+          <w:lang w:val="tr-TR"/>
+        </w:rPr>
+        <w:t>…</w:t>
+      </w:r>
+    </w:p>
+    <w:p>
+      <w:pPr>
+        <w:pStyle w:val="ListParagraph"/>
+        <w:ind w:left="1080"/>
+        <w:jc w:val="both"/>
+        <w:rPr>
+          <w:rFonts w:ascii="Times New Roman" w:hAnsi="Times New Roman" w:cs="Times New Roman"/>
+          <w:lang w:val="tr-TR"/>
+        </w:rPr>
+      </w:pPr>
+    </w:p>
+    <w:p>
+      <w:pPr>
+        <w:pStyle w:val="ListParagraph"/>
+        <w:numPr>
+          <w:ilvl w:val="0"/>
+          <w:numId w:val="35"/>
+        </w:numPr>
+        <w:jc w:val="both"/>
+        <w:rPr>
+          <w:rFonts w:ascii="Times New Roman" w:hAnsi="Times New Roman" w:cs="Times New Roman"/>
+          <w:lang w:val="tr-TR"/>
+        </w:rPr>
+      </w:pPr>
+      <w:r>
+        <w:rPr>
+          <w:rFonts w:ascii="Times New Roman" w:hAnsi="Times New Roman" w:cs="Times New Roman"/>
+          <w:lang w:val="tr-TR"/>
+        </w:rPr>
+        <w:t>Verilen y</w:t>
+      </w:r>
+      <w:r>
+        <w:rPr>
+          <w:rFonts w:ascii="Times New Roman" w:hAnsi="Times New Roman" w:cs="Times New Roman"/>
+          <w:lang w:val="tr-TR"/>
+        </w:rPr>
+        <w:t>anma tepkimelerin</w:t>
+      </w:r>
+      <w:r>
+        <w:rPr>
+          <w:rFonts w:ascii="Times New Roman" w:hAnsi="Times New Roman" w:cs="Times New Roman"/>
+          <w:lang w:val="tr-TR"/>
+        </w:rPr>
+        <w:t xml:space="preserve">de </w:t>
+      </w:r>
+      <w:r>
+        <w:rPr>
+          <w:rFonts w:ascii="Times New Roman" w:hAnsi="Times New Roman" w:cs="Times New Roman"/>
+          <w:lang w:val="tr-TR"/>
+        </w:rPr>
+        <w:t>oksijenle tepkimeye giren maddelerin enerji kaynağı olma potansiyeli ile ilgili fikir yürüt</w:t>
+      </w:r>
+      <w:r>
+        <w:rPr>
+          <w:rFonts w:ascii="Times New Roman" w:hAnsi="Times New Roman" w:cs="Times New Roman"/>
+          <w:lang w:val="tr-TR"/>
+        </w:rPr>
+        <w:t>ünüz</w:t>
+      </w:r>
+      <w:r>
+        <w:rPr>
+          <w:rFonts w:ascii="Times New Roman" w:hAnsi="Times New Roman" w:cs="Times New Roman"/>
+          <w:lang w:val="tr-TR"/>
+        </w:rPr>
+        <w:t xml:space="preserve">. </w:t>
+      </w:r>
+      <w:r>
+        <w:rPr>
+          <w:rFonts w:ascii="Times New Roman" w:hAnsi="Times New Roman" w:cs="Times New Roman"/>
+          <w:lang w:val="tr-TR"/>
+        </w:rPr>
+        <w:t xml:space="preserve">Edindiğiniz bilgileri </w:t>
+      </w:r>
+      <w:r>
+        <w:rPr>
+          <w:rFonts w:ascii="Times New Roman" w:hAnsi="Times New Roman" w:cs="Times New Roman"/>
+          <w:lang w:val="tr-TR"/>
+        </w:rPr>
+        <w:t xml:space="preserve">eleştirel bir bakış açısıyla değerlendiriniz; bu süreçte araştırmacı ve sorgulayıcı olma yaklaşımını benimseyiniz. Araştırmacı ve sorgulayıcı olmak, öğrenme sürecini derinleştirir ve çalışkanlık değerinin bir </w:t>
+      </w:r>
+      <w:r>
+        <w:rPr>
+          <w:rFonts w:ascii="Times New Roman" w:hAnsi="Times New Roman" w:cs="Times New Roman"/>
+          <w:lang w:val="tr-TR"/>
+        </w:rPr>
+        <w:t>göstergesidir.</w:t>
+      </w:r>
+    </w:p>
+    <w:p>
+      <w:pPr>
+        <w:pStyle w:val="ListParagraph"/>
+        <w:ind w:left="1080"/>
+        <w:jc w:val="both"/>
+        <w:rPr>
+          <w:rFonts w:ascii="Times New Roman" w:hAnsi="Times New Roman" w:cs="Times New Roman"/>
+          <w:lang w:val="tr-TR"/>
+        </w:rPr>
+      </w:pPr>
+    </w:p>
+    <w:p>
+      <w:pPr>
+        <w:pStyle w:val="ListParagraph"/>
+        <w:ind w:left="1080"/>
+        <w:jc w:val="both"/>
+        <w:rPr>
+          <w:rFonts w:ascii="Times New Roman" w:hAnsi="Times New Roman" w:cs="Times New Roman"/>
+          <w:lang w:val="tr-TR"/>
+        </w:rPr>
+      </w:pPr>
+      <w:r>
+        <w:rPr>
+          <w:rFonts w:ascii="Times New Roman" w:hAnsi="Times New Roman" w:cs="Times New Roman"/>
+          <w:lang w:val="tr-TR"/>
+        </w:rPr>
+        <w:t>……………………………………………………………………………………………………………………………………………………………………………………………………………………………………………………………………………</w:t>
+      </w:r>
+      <w:r>
+        <w:rPr>
+          <w:rFonts w:ascii="Times New Roman" w:hAnsi="Times New Roman" w:cs="Times New Roman"/>
+          <w:lang w:val="tr-TR"/>
+        </w:rPr>
+        <w:t>…</w:t>
+      </w:r>
+    </w:p>
+    <w:p>
+      <w:pPr>
+        <w:pStyle w:val="ListParagraph"/>
+        <w:ind w:left="1080"/>
+        <w:jc w:val="both"/>
+        <w:rPr>
+          <w:rFonts w:ascii="Times New Roman" w:hAnsi="Times New Roman" w:cs="Times New Roman"/>
+          <w:lang w:val="tr-TR"/>
+        </w:rPr>
+      </w:pPr>
+    </w:p>
+    <w:p>
+      <w:pPr>
+        <w:pStyle w:val="ListParagraph"/>
+        <w:numPr>
+          <w:ilvl w:val="0"/>
+          <w:numId w:val="35"/>
+        </w:numPr>
+        <w:jc w:val="both"/>
+        <w:rPr>
+          <w:rFonts w:ascii="Times New Roman" w:hAnsi="Times New Roman" w:cs="Times New Roman"/>
+          <w:lang w:val="tr-TR"/>
+        </w:rPr>
+      </w:pPr>
+      <w:r>
+        <w:rPr>
+          <w:rFonts w:ascii="Times New Roman" w:hAnsi="Times New Roman" w:cs="Times New Roman"/>
+          <w:lang w:val="tr-TR"/>
+        </w:rPr>
+        <w:t>E</w:t>
+      </w:r>
+      <w:r>
+        <w:rPr>
+          <w:rFonts w:ascii="Times New Roman" w:hAnsi="Times New Roman" w:cs="Times New Roman"/>
+          <w:lang w:val="tr-TR"/>
+        </w:rPr>
+        <w:t xml:space="preserve">nerji kaynağı olabilecek yakıtlar ve canlıların hayatını sürdürebilmesi için gerekli enerji kaynakları neler </w:t>
+      </w:r>
+      <w:r>
+        <w:rPr>
+          <w:rFonts w:ascii="Times New Roman" w:hAnsi="Times New Roman" w:cs="Times New Roman"/>
+          <w:lang w:val="tr-TR"/>
+        </w:rPr>
+        <w:t>olabilir? Tahminlerinizi yazınız.</w:t>
+      </w:r>
+    </w:p>
+    <w:p>
+      <w:pPr>
+        <w:pStyle w:val="ListParagraph"/>
+        <w:ind w:left="1080"/>
+        <w:jc w:val="both"/>
+        <w:rPr>
+          <w:rFonts w:ascii="Times New Roman" w:hAnsi="Times New Roman" w:cs="Times New Roman"/>
+          <w:lang w:val="tr-TR"/>
+        </w:rPr>
+      </w:pPr>
+    </w:p>
+    <w:p>
+      <w:pPr>
+        <w:pStyle w:val="ListParagraph"/>
+        <w:ind w:left="1080"/>
+        <w:jc w:val="both"/>
+        <w:rPr>
+          <w:rFonts w:ascii="Times New Roman" w:hAnsi="Times New Roman" w:cs="Times New Roman"/>
+          <w:lang w:val="tr-TR"/>
+        </w:rPr>
+      </w:pPr>
+      <w:r>
+        <w:rPr>
+          <w:rFonts w:ascii="Times New Roman" w:hAnsi="Times New Roman" w:cs="Times New Roman"/>
+          <w:lang w:val="tr-TR"/>
+        </w:rPr>
+        <w:t>……………………………………………………………………………………………………………………………………………………………………………………………………………………………………………………………………………</w:t>
+      </w:r>
+      <w:r>
+        <w:rPr>
+          <w:rFonts w:ascii="Times New Roman" w:hAnsi="Times New Roman" w:cs="Times New Roman"/>
+          <w:lang w:val="tr-TR"/>
+        </w:rPr>
+        <w:t>…</w:t>
+      </w:r>
+    </w:p>
+    <w:p>
+      <w:pPr>
+        <w:pStyle w:val="ListParagraph"/>
+        <w:ind w:left="1080"/>
+        <w:jc w:val="both"/>
+        <w:rPr>
+          <w:rFonts w:ascii="Times New Roman" w:hAnsi="Times New Roman" w:cs="Times New Roman"/>
+          <w:lang w:val="tr-TR"/>
+        </w:rPr>
+      </w:pPr>
+    </w:p>
+    <w:p>
+      <w:pPr>
+        <w:pStyle w:val="ListParagraph"/>
+        <w:ind w:left="1080"/>
+        <w:jc w:val="both"/>
+        <w:rPr>
+          <w:rFonts w:ascii="Times New Roman" w:hAnsi="Times New Roman" w:cs="Times New Roman"/>
+          <w:lang w:val="tr-TR"/>
+        </w:rPr>
+      </w:pPr>
+    </w:p>
+    <w:p>
+      <w:pPr>
+        <w:pStyle w:val="ListParagraph"/>
+        <w:ind w:left="1080"/>
+        <w:jc w:val="both"/>
+        <w:rPr>
+          <w:rFonts w:ascii="Times New Roman" w:hAnsi="Times New Roman" w:cs="Times New Roman"/>
+          <w:lang w:val="tr-TR"/>
+        </w:rPr>
+      </w:pPr>
+    </w:p>
+    <w:p>
+      <w:pPr>
+        <w:pStyle w:val="ListParagraph"/>
+        <w:ind w:left="1080"/>
+        <w:jc w:val="both"/>
+        <w:rPr>
+          <w:rFonts w:ascii="Times New Roman" w:hAnsi="Times New Roman" w:cs="Times New Roman"/>
+          <w:lang w:val="tr-TR"/>
+        </w:rPr>
+      </w:pPr>
+    </w:p>
+    <w:p>
+      <w:pPr>
+        <w:pStyle w:val="ListParagraph"/>
+        <w:ind w:left="1080"/>
+        <w:jc w:val="both"/>
+        <w:rPr>
+          <w:rFonts w:ascii="Times New Roman" w:hAnsi="Times New Roman" w:cs="Times New Roman"/>
+          <w:lang w:val="tr-TR"/>
+        </w:rPr>
+      </w:pPr>
+    </w:p>
+    <w:p>
+      <w:pPr>
+        <w:pStyle w:val="ListParagraph"/>
+        <w:ind w:left="1080"/>
+        <w:jc w:val="both"/>
+        <w:rPr>
+          <w:rFonts w:ascii="Times New Roman" w:hAnsi="Times New Roman" w:cs="Times New Roman"/>
+          <w:lang w:val="tr-TR"/>
+        </w:rPr>
+      </w:pPr>
+    </w:p>
+    <w:p>
+      <w:pPr>
+        <w:pStyle w:val="ListParagraph"/>
+        <w:ind w:left="1080"/>
+        <w:jc w:val="both"/>
+        <w:rPr>
+          <w:rFonts w:ascii="Times New Roman" w:hAnsi="Times New Roman" w:cs="Times New Roman"/>
+          <w:lang w:val="tr-TR"/>
+        </w:rPr>
+      </w:pPr>
+    </w:p>
+    <w:p>
+      <w:pPr>
+        <w:pStyle w:val="ListParagraph"/>
+        <w:ind w:left="1080"/>
+        <w:jc w:val="both"/>
+        <w:rPr>
+          <w:rFonts w:ascii="Times New Roman" w:hAnsi="Times New Roman" w:cs="Times New Roman"/>
+          <w:lang w:val="tr-TR"/>
+        </w:rPr>
+      </w:pPr>
+    </w:p>
+    <w:p>
+      <w:pPr>
+        <w:jc w:val="both"/>
+        <w:rPr>
+          <w:rFonts w:ascii="Times New Roman" w:hAnsi="Times New Roman" w:cs="Times New Roman"/>
+          <w:lang w:val="tr-TR"/>
+        </w:rPr>
+      </w:pPr>
+      <w:r>
+        <w:rPr>
+          <w:rFonts w:ascii="Times New Roman" w:hAnsi="Times New Roman" w:cs="Times New Roman"/>
+          <w:lang w:val="tr-TR"/>
+        </w:rPr>
+        <w:lastRenderedPageBreak/>
+        <w:t>Öğrencilerden çeşitli malzemelerin</w:t>
+      </w:r>
+      <w:r>
+        <w:rPr>
+          <w:rFonts w:ascii="Times New Roman" w:hAnsi="Times New Roman" w:cs="Times New Roman"/>
+          <w:lang w:val="tr-TR"/>
+        </w:rPr>
+        <w:t xml:space="preserve"> </w:t>
+      </w:r>
+      <w:r>
+        <w:rPr>
+          <w:rFonts w:ascii="Times New Roman" w:hAnsi="Times New Roman" w:cs="Times New Roman"/>
+          <w:lang w:val="tr-TR"/>
+        </w:rPr>
+        <w:t>enerji kaynağı olma potansiyelini araştırmak üzere hipotezler oluşturmaları istenir. Enerji</w:t>
+      </w:r>
+      <w:r>
+        <w:rPr>
+          <w:rFonts w:ascii="Times New Roman" w:hAnsi="Times New Roman" w:cs="Times New Roman"/>
+          <w:lang w:val="tr-TR"/>
+        </w:rPr>
+        <w:t xml:space="preserve"> </w:t>
+      </w:r>
+      <w:r>
+        <w:rPr>
+          <w:rFonts w:ascii="Times New Roman" w:hAnsi="Times New Roman" w:cs="Times New Roman"/>
+          <w:lang w:val="tr-TR"/>
+        </w:rPr>
+        <w:t>kaynağı olabilecek maddelerden (odun, kamp yakıtı, yağ, ceviz, fındık, badem, kabuklar,</w:t>
+      </w:r>
+      <w:r>
+        <w:rPr>
+          <w:rFonts w:ascii="Times New Roman" w:hAnsi="Times New Roman" w:cs="Times New Roman"/>
+          <w:lang w:val="tr-TR"/>
+        </w:rPr>
+        <w:t xml:space="preserve"> </w:t>
+      </w:r>
+      <w:r>
+        <w:rPr>
+          <w:rFonts w:ascii="Times New Roman" w:hAnsi="Times New Roman" w:cs="Times New Roman"/>
+          <w:lang w:val="tr-TR"/>
+        </w:rPr>
+        <w:t xml:space="preserve">şeker, tatlandırıcı vb.) örnekler verilir ve öğrencilerin grup oluşturmaları sağlanarak seçtikleri maddelerin enerji kaynağı olma potansiyellerine ilişkin problemleri tanımlamaları ve araştırma soruları yazmaları sağlanır (OB7). </w:t>
+      </w:r>
+    </w:p>
+    <w:p>
+      <w:pPr>
+        <w:pStyle w:val="ListParagraph"/>
+        <w:ind w:left="1080"/>
+        <w:jc w:val="both"/>
+        <w:rPr>
+          <w:rFonts w:ascii="Times New Roman" w:hAnsi="Times New Roman" w:cs="Times New Roman"/>
+          <w:lang w:val="tr-TR"/>
+        </w:rPr>
+      </w:pPr>
+    </w:p>
+    <w:p>
+      <w:pPr>
+        <w:pStyle w:val="ListParagraph"/>
+        <w:ind w:left="1080"/>
+        <w:jc w:val="both"/>
+        <w:rPr>
+          <w:rFonts w:ascii="Times New Roman" w:hAnsi="Times New Roman" w:cs="Times New Roman"/>
+          <w:lang w:val="tr-TR"/>
+        </w:rPr>
+      </w:pPr>
+      <w:r>
+        <w:rPr>
+          <w:rFonts w:ascii="Times New Roman" w:hAnsi="Times New Roman" w:cs="Times New Roman"/>
+          <w:lang w:val="tr-TR"/>
+        </w:rPr>
+        <w:t>Aşağıdaki tabloda enerji kaynağı olabilecek bazı maddeler verilmiştir. Bu maddeleri inceleyerek verilen soruları yanıtlayınız.</w:t>
+      </w:r>
+    </w:p>
+    <w:p>
+      <w:pPr>
+        <w:pStyle w:val="ListParagraph"/>
+        <w:ind w:left="1080"/>
+        <w:jc w:val="both"/>
+        <w:rPr>
+          <w:rFonts w:ascii="Times New Roman" w:hAnsi="Times New Roman" w:cs="Times New Roman"/>
+          <w:lang w:val="tr-TR"/>
+        </w:rPr>
+      </w:pPr>
+    </w:p>
+    <w:tbl>
+      <w:tblPr>
+        <w:tblStyle w:val="TableGrid"/>
+        <w:tblW w:w="0" w:type="auto"/>
+        <w:tblInd w:w="1080" w:type="dxa"/>
+        <w:tblLook w:val="04A0" w:firstRow="1" w:lastRow="0" w:firstColumn="1" w:lastColumn="0" w:noHBand="0" w:noVBand="1"/>
+      </w:tblPr>
+      <w:tblGrid>
+        <w:gridCol w:w="8270"/>
+      </w:tblGrid>
+      <w:tr>
+        <w:tc>
+          <w:tcPr>
+            <w:tcW w:w="9350" w:type="dxa"/>
+          </w:tcPr>
+          <w:p>
+            <w:pPr>
+              <w:pStyle w:val="ListParagraph"/>
+              <w:ind w:left="0"/>
+              <w:jc w:val="both"/>
+              <w:rPr>
+                <w:rFonts w:ascii="Times New Roman" w:hAnsi="Times New Roman" w:cs="Times New Roman"/>
+                <w:b/>
+                <w:bCs/>
+                <w:lang w:val="tr-TR"/>
+              </w:rPr>
+            </w:pPr>
+            <w:r>
+              <w:rPr>
+                <w:rFonts w:ascii="Times New Roman" w:hAnsi="Times New Roman" w:cs="Times New Roman"/>
+                <w:b/>
+                <w:bCs/>
+                <w:lang w:val="tr-TR"/>
+              </w:rPr>
+              <w:t xml:space="preserve">Enerji </w:t>
+            </w:r>
+            <w:r>
+              <w:rPr>
+                <w:rFonts w:ascii="Times New Roman" w:hAnsi="Times New Roman" w:cs="Times New Roman"/>
+                <w:b/>
+                <w:bCs/>
+                <w:lang w:val="tr-TR"/>
+              </w:rPr>
+              <w:t>K</w:t>
+            </w:r>
+            <w:r>
+              <w:rPr>
+                <w:rFonts w:ascii="Times New Roman" w:hAnsi="Times New Roman" w:cs="Times New Roman"/>
+                <w:b/>
+                <w:bCs/>
+                <w:lang w:val="tr-TR"/>
+              </w:rPr>
+              <w:t xml:space="preserve">aynağı </w:t>
+            </w:r>
+            <w:r>
+              <w:rPr>
+                <w:rFonts w:ascii="Times New Roman" w:hAnsi="Times New Roman" w:cs="Times New Roman"/>
+                <w:b/>
+                <w:bCs/>
+                <w:lang w:val="tr-TR"/>
+              </w:rPr>
+              <w:t>O</w:t>
+            </w:r>
+            <w:r>
+              <w:rPr>
+                <w:rFonts w:ascii="Times New Roman" w:hAnsi="Times New Roman" w:cs="Times New Roman"/>
+                <w:b/>
+                <w:bCs/>
+                <w:lang w:val="tr-TR"/>
+              </w:rPr>
+              <w:t xml:space="preserve">labilecek </w:t>
+            </w:r>
+            <w:r>
+              <w:rPr>
+                <w:rFonts w:ascii="Times New Roman" w:hAnsi="Times New Roman" w:cs="Times New Roman"/>
+                <w:b/>
+                <w:bCs/>
+                <w:lang w:val="tr-TR"/>
+              </w:rPr>
+              <w:t>M</w:t>
+            </w:r>
+            <w:r>
+              <w:rPr>
+                <w:rFonts w:ascii="Times New Roman" w:hAnsi="Times New Roman" w:cs="Times New Roman"/>
+                <w:b/>
+                <w:bCs/>
+                <w:lang w:val="tr-TR"/>
+              </w:rPr>
+              <w:t>addeler</w:t>
+            </w:r>
+          </w:p>
+        </w:tc>
+      </w:tr>
+      <w:tr>
+        <w:tc>
+          <w:tcPr>
+            <w:tcW w:w="9350" w:type="dxa"/>
+          </w:tcPr>
+          <w:p>
+            <w:pPr>
+              <w:pStyle w:val="ListParagraph"/>
+              <w:ind w:left="0"/>
+              <w:jc w:val="both"/>
+              <w:rPr>
+                <w:rFonts w:ascii="Times New Roman" w:hAnsi="Times New Roman" w:cs="Times New Roman"/>
+                <w:lang w:val="tr-TR"/>
+              </w:rPr>
+            </w:pPr>
+            <w:r>
+              <w:rPr>
+                <w:rFonts w:ascii="Times New Roman" w:hAnsi="Times New Roman" w:cs="Times New Roman"/>
+                <w:lang w:val="tr-TR"/>
+              </w:rPr>
+              <w:t>Odun</w:t>
+            </w:r>
+          </w:p>
+        </w:tc>
+      </w:tr>
+      <w:tr>
+        <w:tc>
+          <w:tcPr>
+            <w:tcW w:w="9350" w:type="dxa"/>
+          </w:tcPr>
+          <w:p>
+            <w:pPr>
+              <w:pStyle w:val="ListParagraph"/>
+              <w:ind w:left="0"/>
+              <w:jc w:val="both"/>
+              <w:rPr>
+                <w:rFonts w:ascii="Times New Roman" w:hAnsi="Times New Roman" w:cs="Times New Roman"/>
+                <w:lang w:val="tr-TR"/>
+              </w:rPr>
+            </w:pPr>
+            <w:r>
+              <w:rPr>
+                <w:rFonts w:ascii="Times New Roman" w:hAnsi="Times New Roman" w:cs="Times New Roman"/>
+                <w:lang w:val="tr-TR"/>
+              </w:rPr>
+              <w:t>Kamp yakıtı</w:t>
+            </w:r>
+          </w:p>
+        </w:tc>
+      </w:tr>
+      <w:tr>
+        <w:tc>
+          <w:tcPr>
+            <w:tcW w:w="9350" w:type="dxa"/>
+          </w:tcPr>
+          <w:p>
+            <w:pPr>
+              <w:pStyle w:val="ListParagraph"/>
+              <w:ind w:left="0"/>
+              <w:jc w:val="both"/>
+              <w:rPr>
+                <w:rFonts w:ascii="Times New Roman" w:hAnsi="Times New Roman" w:cs="Times New Roman"/>
+                <w:lang w:val="tr-TR"/>
+              </w:rPr>
+            </w:pPr>
+            <w:r>
+              <w:rPr>
+                <w:rFonts w:ascii="Times New Roman" w:hAnsi="Times New Roman" w:cs="Times New Roman"/>
+                <w:lang w:val="tr-TR"/>
+              </w:rPr>
+              <w:t>Yağ</w:t>
+            </w:r>
+          </w:p>
+        </w:tc>
+      </w:tr>
+      <w:tr>
+        <w:tc>
+          <w:tcPr>
+            <w:tcW w:w="9350" w:type="dxa"/>
+          </w:tcPr>
+          <w:p>
+            <w:pPr>
+              <w:pStyle w:val="ListParagraph"/>
+              <w:ind w:left="0"/>
+              <w:jc w:val="both"/>
+              <w:rPr>
+                <w:rFonts w:ascii="Times New Roman" w:hAnsi="Times New Roman" w:cs="Times New Roman"/>
+                <w:lang w:val="tr-TR"/>
+              </w:rPr>
+            </w:pPr>
+            <w:r>
+              <w:rPr>
+                <w:rFonts w:ascii="Times New Roman" w:hAnsi="Times New Roman" w:cs="Times New Roman"/>
+                <w:lang w:val="tr-TR"/>
+              </w:rPr>
+              <w:t>Ceviz</w:t>
+            </w:r>
+          </w:p>
+        </w:tc>
+      </w:tr>
+      <w:tr>
+        <w:tc>
+          <w:tcPr>
+            <w:tcW w:w="9350" w:type="dxa"/>
+          </w:tcPr>
+          <w:p>
+            <w:pPr>
+              <w:pStyle w:val="ListParagraph"/>
+              <w:ind w:left="0"/>
+              <w:jc w:val="both"/>
+              <w:rPr>
+                <w:rFonts w:ascii="Times New Roman" w:hAnsi="Times New Roman" w:cs="Times New Roman"/>
+                <w:lang w:val="tr-TR"/>
+              </w:rPr>
+            </w:pPr>
+            <w:r>
+              <w:rPr>
+                <w:rFonts w:ascii="Times New Roman" w:hAnsi="Times New Roman" w:cs="Times New Roman"/>
+                <w:lang w:val="tr-TR"/>
+              </w:rPr>
+              <w:t>Fındık</w:t>
+            </w:r>
+          </w:p>
+        </w:tc>
+      </w:tr>
+      <w:tr>
+        <w:tc>
+          <w:tcPr>
+            <w:tcW w:w="9350" w:type="dxa"/>
+          </w:tcPr>
+          <w:p>
+            <w:pPr>
+              <w:pStyle w:val="ListParagraph"/>
+              <w:ind w:left="0"/>
+              <w:jc w:val="both"/>
+              <w:rPr>
+                <w:rFonts w:ascii="Times New Roman" w:hAnsi="Times New Roman" w:cs="Times New Roman"/>
+                <w:lang w:val="tr-TR"/>
+              </w:rPr>
+            </w:pPr>
+            <w:r>
+              <w:rPr>
+                <w:rFonts w:ascii="Times New Roman" w:hAnsi="Times New Roman" w:cs="Times New Roman"/>
+                <w:lang w:val="tr-TR"/>
+              </w:rPr>
+              <w:t>Badem</w:t>
+            </w:r>
+          </w:p>
+        </w:tc>
+      </w:tr>
+      <w:tr>
+        <w:tc>
+          <w:tcPr>
+            <w:tcW w:w="9350" w:type="dxa"/>
+          </w:tcPr>
+          <w:p>
+            <w:pPr>
+              <w:pStyle w:val="ListParagraph"/>
+              <w:ind w:left="0"/>
+              <w:jc w:val="both"/>
+              <w:rPr>
+                <w:rFonts w:ascii="Times New Roman" w:hAnsi="Times New Roman" w:cs="Times New Roman"/>
+                <w:lang w:val="tr-TR"/>
+              </w:rPr>
+            </w:pPr>
+            <w:r>
+              <w:rPr>
+                <w:rFonts w:ascii="Times New Roman" w:hAnsi="Times New Roman" w:cs="Times New Roman"/>
+                <w:lang w:val="tr-TR"/>
+              </w:rPr>
+              <w:t>Kabuklar</w:t>
+            </w:r>
+          </w:p>
+        </w:tc>
+      </w:tr>
+      <w:tr>
+        <w:tc>
+          <w:tcPr>
+            <w:tcW w:w="9350" w:type="dxa"/>
+          </w:tcPr>
+          <w:p>
+            <w:pPr>
+              <w:pStyle w:val="ListParagraph"/>
+              <w:ind w:left="0"/>
+              <w:jc w:val="both"/>
+              <w:rPr>
+                <w:rFonts w:ascii="Times New Roman" w:hAnsi="Times New Roman" w:cs="Times New Roman"/>
+                <w:lang w:val="tr-TR"/>
+              </w:rPr>
+            </w:pPr>
+            <w:r>
+              <w:rPr>
+                <w:rFonts w:ascii="Times New Roman" w:hAnsi="Times New Roman" w:cs="Times New Roman"/>
+                <w:lang w:val="tr-TR"/>
+              </w:rPr>
+              <w:t>Şeker</w:t>
+            </w:r>
+          </w:p>
+        </w:tc>
+      </w:tr>
+      <w:tr>
+        <w:tc>
+          <w:tcPr>
+            <w:tcW w:w="9350" w:type="dxa"/>
+          </w:tcPr>
+          <w:p>
+            <w:pPr>
+              <w:pStyle w:val="ListParagraph"/>
+              <w:ind w:left="0"/>
+              <w:jc w:val="both"/>
+              <w:rPr>
+                <w:rFonts w:ascii="Times New Roman" w:hAnsi="Times New Roman" w:cs="Times New Roman"/>
+                <w:lang w:val="tr-TR"/>
+              </w:rPr>
+            </w:pPr>
+            <w:r>
+              <w:rPr>
+                <w:rFonts w:ascii="Times New Roman" w:hAnsi="Times New Roman" w:cs="Times New Roman"/>
+                <w:lang w:val="tr-TR"/>
+              </w:rPr>
+              <w:t xml:space="preserve">Tatlandırıcı </w:t>
+            </w:r>
+          </w:p>
+        </w:tc>
+      </w:tr>
+    </w:tbl>
+    <w:p>
+      <w:pPr>
+        <w:jc w:val="both"/>
+        <w:rPr>
+          <w:rFonts w:ascii="Times New Roman" w:hAnsi="Times New Roman" w:cs="Times New Roman"/>
+          <w:lang w:val="tr-TR"/>
+        </w:rPr>
+      </w:pPr>
+    </w:p>
+    <w:p>
+      <w:pPr>
+        <w:pStyle w:val="ListParagraph"/>
+        <w:numPr>
+          <w:ilvl w:val="0"/>
+          <w:numId w:val="35"/>
+        </w:numPr>
+        <w:jc w:val="both"/>
+        <w:rPr>
+          <w:rFonts w:ascii="Times New Roman" w:hAnsi="Times New Roman" w:cs="Times New Roman"/>
+          <w:lang w:val="tr-TR"/>
+        </w:rPr>
+      </w:pPr>
+      <w:r>
+        <w:rPr>
+          <w:rFonts w:ascii="Times New Roman" w:hAnsi="Times New Roman" w:cs="Times New Roman"/>
+          <w:lang w:val="tr-TR"/>
+        </w:rPr>
+        <w:t>Sınıfınızda gruplara ayrılınız. Grup arkadaşlarınızla birlikte</w:t>
+      </w:r>
+      <w:r>
+        <w:rPr>
+          <w:rFonts w:ascii="Times New Roman" w:hAnsi="Times New Roman" w:cs="Times New Roman"/>
+          <w:lang w:val="tr-TR"/>
+        </w:rPr>
+        <w:t xml:space="preserve"> </w:t>
+      </w:r>
+      <w:r>
+        <w:rPr>
+          <w:rFonts w:ascii="Times New Roman" w:hAnsi="Times New Roman" w:cs="Times New Roman"/>
+          <w:lang w:val="tr-TR"/>
+        </w:rPr>
+        <w:t>seçti</w:t>
+      </w:r>
+      <w:r>
+        <w:rPr>
+          <w:rFonts w:ascii="Times New Roman" w:hAnsi="Times New Roman" w:cs="Times New Roman"/>
+          <w:lang w:val="tr-TR"/>
+        </w:rPr>
+        <w:t>ğiniz üç</w:t>
+      </w:r>
+      <w:r>
+        <w:rPr>
+          <w:rFonts w:ascii="Times New Roman" w:hAnsi="Times New Roman" w:cs="Times New Roman"/>
+          <w:lang w:val="tr-TR"/>
+        </w:rPr>
+        <w:t xml:space="preserve"> madde</w:t>
+      </w:r>
+      <w:r>
+        <w:rPr>
+          <w:rFonts w:ascii="Times New Roman" w:hAnsi="Times New Roman" w:cs="Times New Roman"/>
+          <w:lang w:val="tr-TR"/>
+        </w:rPr>
+        <w:t>nin</w:t>
+      </w:r>
+      <w:r>
+        <w:rPr>
+          <w:rFonts w:ascii="Times New Roman" w:hAnsi="Times New Roman" w:cs="Times New Roman"/>
+          <w:lang w:val="tr-TR"/>
+        </w:rPr>
+        <w:t xml:space="preserve"> enerji kaynağı olma potansiyellerine ilişkin problemleri tanımla</w:t>
+      </w:r>
+      <w:r>
+        <w:rPr>
+          <w:rFonts w:ascii="Times New Roman" w:hAnsi="Times New Roman" w:cs="Times New Roman"/>
+          <w:lang w:val="tr-TR"/>
+        </w:rPr>
+        <w:t>yınız</w:t>
+      </w:r>
+      <w:r>
+        <w:rPr>
+          <w:rFonts w:ascii="Times New Roman" w:hAnsi="Times New Roman" w:cs="Times New Roman"/>
+          <w:lang w:val="tr-TR"/>
+        </w:rPr>
+        <w:t xml:space="preserve"> ve araştırma soruları yaz</w:t>
+      </w:r>
+      <w:r>
+        <w:rPr>
+          <w:rFonts w:ascii="Times New Roman" w:hAnsi="Times New Roman" w:cs="Times New Roman"/>
+          <w:lang w:val="tr-TR"/>
+        </w:rPr>
+        <w:t>ınız.</w:t>
+      </w:r>
+    </w:p>
+    <w:p>
+      <w:pPr>
+        <w:pStyle w:val="ListParagraph"/>
+        <w:ind w:left="1080"/>
+        <w:jc w:val="both"/>
+        <w:rPr>
+          <w:rFonts w:ascii="Times New Roman" w:hAnsi="Times New Roman" w:cs="Times New Roman"/>
+          <w:lang w:val="tr-TR"/>
+        </w:rPr>
+      </w:pPr>
+    </w:p>
+    <w:p>
+      <w:pPr>
+        <w:pStyle w:val="ListParagraph"/>
+        <w:ind w:left="1080"/>
+        <w:jc w:val="both"/>
+        <w:rPr>
+          <w:rFonts w:ascii="Times New Roman" w:hAnsi="Times New Roman" w:cs="Times New Roman"/>
+          <w:lang w:val="tr-TR"/>
+        </w:rPr>
+      </w:pPr>
+      <w:r>
+        <w:rPr>
+          <w:rFonts w:ascii="Times New Roman" w:hAnsi="Times New Roman" w:cs="Times New Roman"/>
+          <w:lang w:val="tr-TR"/>
+        </w:rPr>
+        <w:t>……………………………………………………………………………………………………………………………………………………………………………………………………………………………………………………………………………</w:t>
+      </w:r>
+      <w:r>
+        <w:rPr>
+          <w:rFonts w:ascii="Times New Roman" w:hAnsi="Times New Roman" w:cs="Times New Roman"/>
+          <w:lang w:val="tr-TR"/>
+        </w:rPr>
+        <w:t>…</w:t>
+      </w:r>
+    </w:p>
+    <w:p>
+      <w:pPr>
+        <w:pStyle w:val="ListParagraph"/>
+        <w:ind w:left="1080"/>
+        <w:jc w:val="both"/>
+        <w:rPr>
+          <w:rFonts w:ascii="Times New Roman" w:hAnsi="Times New Roman" w:cs="Times New Roman"/>
+          <w:lang w:val="tr-TR"/>
+        </w:rPr>
+      </w:pPr>
+      <w:r>
+        <w:rPr>
+          <w:rFonts w:ascii="Times New Roman" w:hAnsi="Times New Roman" w:cs="Times New Roman"/>
+          <w:lang w:val="tr-TR"/>
+        </w:rPr>
+        <w:t>……………………………………………………………………………………………………………………………………………………………………………………………………………………………………………………………………………</w:t>
+      </w:r>
+      <w:r>
+        <w:rPr>
+          <w:rFonts w:ascii="Times New Roman" w:hAnsi="Times New Roman" w:cs="Times New Roman"/>
+          <w:lang w:val="tr-TR"/>
+        </w:rPr>
+        <w:t>…</w:t>
+      </w:r>
+    </w:p>
+    <w:p>
+      <w:pPr>
+        <w:pStyle w:val="ListParagraph"/>
+        <w:ind w:left="1080"/>
+        <w:jc w:val="both"/>
+        <w:rPr>
+          <w:rFonts w:ascii="Times New Roman" w:hAnsi="Times New Roman" w:cs="Times New Roman"/>
+          <w:lang w:val="tr-TR"/>
+        </w:rPr>
+      </w:pPr>
+    </w:p>
+    <w:p>
+      <w:pPr>
+        <w:pStyle w:val="ListParagraph"/>
+        <w:ind w:left="1080"/>
+        <w:jc w:val="both"/>
+        <w:rPr>
+          <w:rFonts w:ascii="Times New Roman" w:hAnsi="Times New Roman" w:cs="Times New Roman"/>
+          <w:lang w:val="tr-TR"/>
+        </w:rPr>
+      </w:pPr>
+    </w:p>
+    <w:p>
+      <w:pPr>
+        <w:pStyle w:val="ListParagraph"/>
+        <w:numPr>
+          <w:ilvl w:val="0"/>
+          <w:numId w:val="35"/>
+        </w:numPr>
+        <w:jc w:val="both"/>
+        <w:rPr>
+          <w:rFonts w:ascii="Times New Roman" w:hAnsi="Times New Roman" w:cs="Times New Roman"/>
+          <w:lang w:val="tr-TR"/>
+        </w:rPr>
+      </w:pPr>
+      <w:r>
+        <w:rPr>
+          <w:rFonts w:ascii="Times New Roman" w:hAnsi="Times New Roman" w:cs="Times New Roman"/>
+          <w:lang w:val="tr-TR"/>
+        </w:rPr>
+        <w:t>Oluşturduğunuz s</w:t>
+      </w:r>
+      <w:r>
+        <w:rPr>
+          <w:rFonts w:ascii="Times New Roman" w:hAnsi="Times New Roman" w:cs="Times New Roman"/>
+          <w:lang w:val="tr-TR"/>
+        </w:rPr>
+        <w:t>oruların araştırılabilir olup olmadığı</w:t>
+      </w:r>
+      <w:r>
+        <w:rPr>
+          <w:rFonts w:ascii="Times New Roman" w:hAnsi="Times New Roman" w:cs="Times New Roman"/>
+          <w:lang w:val="tr-TR"/>
+        </w:rPr>
+        <w:t xml:space="preserve"> </w:t>
+      </w:r>
+      <w:r>
+        <w:rPr>
+          <w:rFonts w:ascii="Times New Roman" w:hAnsi="Times New Roman" w:cs="Times New Roman"/>
+          <w:lang w:val="tr-TR"/>
+        </w:rPr>
+        <w:t>sınıf</w:t>
+      </w:r>
+      <w:r>
+        <w:rPr>
+          <w:rFonts w:ascii="Times New Roman" w:hAnsi="Times New Roman" w:cs="Times New Roman"/>
+          <w:lang w:val="tr-TR"/>
+        </w:rPr>
+        <w:t xml:space="preserve"> arkadaşlarınızla</w:t>
+      </w:r>
+      <w:r>
+        <w:rPr>
+          <w:rFonts w:ascii="Times New Roman" w:hAnsi="Times New Roman" w:cs="Times New Roman"/>
+          <w:lang w:val="tr-TR"/>
+        </w:rPr>
+        <w:t xml:space="preserve"> tartışı</w:t>
+      </w:r>
+      <w:r>
+        <w:rPr>
+          <w:rFonts w:ascii="Times New Roman" w:hAnsi="Times New Roman" w:cs="Times New Roman"/>
+          <w:lang w:val="tr-TR"/>
+        </w:rPr>
+        <w:t>nız. Tartışma sonuçlarınızı yazınız.</w:t>
+      </w:r>
+    </w:p>
+    <w:p>
+      <w:pPr>
+        <w:pStyle w:val="ListParagraph"/>
+        <w:ind w:left="1080"/>
+        <w:jc w:val="both"/>
+        <w:rPr>
+          <w:rFonts w:ascii="Times New Roman" w:hAnsi="Times New Roman" w:cs="Times New Roman"/>
+          <w:lang w:val="tr-TR"/>
+        </w:rPr>
+      </w:pPr>
+    </w:p>
+    <w:p>
+      <w:pPr>
+        <w:pStyle w:val="ListParagraph"/>
+        <w:ind w:left="1080"/>
+        <w:jc w:val="both"/>
+        <w:rPr>
+          <w:rFonts w:ascii="Times New Roman" w:hAnsi="Times New Roman" w:cs="Times New Roman"/>
+          <w:lang w:val="tr-TR"/>
+        </w:rPr>
+      </w:pPr>
+      <w:r>
+        <w:rPr>
+          <w:rFonts w:ascii="Times New Roman" w:hAnsi="Times New Roman" w:cs="Times New Roman"/>
+          <w:lang w:val="tr-TR"/>
+        </w:rPr>
+        <w:t>……………………………………………………………………………………………………………………………………………………………………………………………………………………………………………………………………………</w:t>
+      </w:r>
+      <w:r>
+        <w:rPr>
+          <w:rFonts w:ascii="Times New Roman" w:hAnsi="Times New Roman" w:cs="Times New Roman"/>
+          <w:lang w:val="tr-TR"/>
+        </w:rPr>
+        <w:t>…</w:t>
+      </w:r>
+    </w:p>
+    <w:p>
+      <w:pPr>
+        <w:pStyle w:val="ListParagraph"/>
+        <w:ind w:left="1080"/>
+        <w:jc w:val="both"/>
+        <w:rPr>
+          <w:rFonts w:ascii="Times New Roman" w:hAnsi="Times New Roman" w:cs="Times New Roman"/>
+          <w:lang w:val="tr-TR"/>
+        </w:rPr>
+      </w:pPr>
+    </w:p>
+    <w:p>
+      <w:pPr>
+        <w:pStyle w:val="ListParagraph"/>
+        <w:numPr>
+          <w:ilvl w:val="0"/>
+          <w:numId w:val="35"/>
+        </w:numPr>
+        <w:jc w:val="both"/>
+        <w:rPr>
+          <w:rFonts w:ascii="Times New Roman" w:hAnsi="Times New Roman" w:cs="Times New Roman"/>
+          <w:lang w:val="tr-TR"/>
+        </w:rPr>
+      </w:pPr>
+      <w:proofErr w:type="gramStart"/>
+      <w:r>
+        <w:rPr>
+          <w:rFonts w:ascii="Times New Roman" w:hAnsi="Times New Roman" w:cs="Times New Roman"/>
+          <w:lang w:val="tr-TR"/>
+        </w:rPr>
+        <w:t>xx</w:t>
+      </w:r>
+      <w:proofErr w:type="gramEnd"/>
+    </w:p>
+    <w:p>
+      <w:pPr>
+        <w:pStyle w:val="ListParagraph"/>
+        <w:jc w:val="both"/>
+        <w:rPr>
+          <w:rFonts w:ascii="Times New Roman" w:hAnsi="Times New Roman" w:cs="Times New Roman"/>
+          <w:lang w:val="tr-TR"/>
+        </w:rPr>
+      </w:pPr>
+    </w:p>
+    <w:p>
+      <w:pPr>
+        <w:pStyle w:val="ListParagraph"/>
+        <w:jc w:val="both"/>
+        <w:rPr>
+          <w:rFonts w:ascii="Times New Roman" w:hAnsi="Times New Roman" w:cs="Times New Roman"/>
+          <w:lang w:val="tr-TR"/>
+        </w:rPr>
+      </w:pPr>
+    </w:p>
+    <w:p>
+      <w:pPr>
+        <w:pStyle w:val="ListParagraph"/>
+        <w:numPr>
+          <w:ilvl w:val="0"/>
+          <w:numId w:val="33"/>
+        </w:numPr>
+        <w:jc w:val="both"/>
+        <w:rPr>
+          <w:rFonts w:ascii="Times New Roman" w:hAnsi="Times New Roman" w:cs="Times New Roman"/>
+          <w:b/>
+          <w:bCs/>
+          <w:lang w:val="tr-TR"/>
+        </w:rPr>
+      </w:pPr>
+      <w:r>
+        <w:rPr>
+          <w:rFonts w:ascii="Times New Roman" w:hAnsi="Times New Roman" w:cs="Times New Roman"/>
+          <w:b/>
+          <w:bCs/>
+          <w:lang w:val="tr-TR"/>
+        </w:rPr>
+        <w:t>Aşama</w:t>
+      </w:r>
+    </w:p>
+    <w:p>
+      <w:pPr>
+        <w:pStyle w:val="ListParagraph"/>
+        <w:ind w:left="928"/>
+        <w:jc w:val="both"/>
+        <w:rPr>
+          <w:rFonts w:ascii="Times New Roman" w:hAnsi="Times New Roman" w:cs="Times New Roman"/>
+          <w:b/>
+          <w:bCs/>
+          <w:lang w:val="tr-TR"/>
+        </w:rPr>
+      </w:pPr>
+    </w:p>
+    <w:p>
+      <w:pPr>
+        <w:pStyle w:val="ListParagraph"/>
+        <w:numPr>
+          <w:ilvl w:val="0"/>
+          <w:numId w:val="31"/>
+        </w:numPr>
+        <w:jc w:val="both"/>
+        <w:rPr>
+          <w:rFonts w:ascii="Times New Roman" w:hAnsi="Times New Roman" w:cs="Times New Roman"/>
+          <w:lang w:val="tr-TR"/>
+        </w:rPr>
+      </w:pPr>
+      <w:r>
+        <w:rPr>
+          <w:rFonts w:ascii="Times New Roman" w:hAnsi="Times New Roman" w:cs="Times New Roman"/>
+          <w:lang w:val="tr-TR"/>
+        </w:rPr>
+        <w:t>Sınıfınızda gruplara ayrılınız. Grup arkadaşlarınızla birlikte farklı fiziksel ve kimyasal olayların enerji değişimini gözlemleyebileceğiniz deney düzenekleri tasarlayarak deneylerinizi gerçekleştiriniz. Grup çalışması sürecinde uyumlu davranınız ve arkadaşlarınızla etkili iletişim kurunuz. Deney sürecinde planlı hareket ederek aşamaları belirleyiniz, zamanı etkili kullanmaya özen gösteriniz ve elde ettiğiniz gözlemleri dikkatle kaydediniz. Deney yapmak araştırmacı ve sorgulayıcı olmanın bir parçasıdır ve bu süreç çalışkanlık ve mütevazılık değerlerinizi geliştirmenize katkı sağlayacaktır.</w:t>
+      </w:r>
+      <w:r>
+        <w:rPr>
+          <w:rFonts w:ascii="Times New Roman" w:hAnsi="Times New Roman" w:cs="Times New Roman"/>
+          <w:lang w:val="tr-TR"/>
+        </w:rPr>
+        <w:t xml:space="preserve">  </w:t>
+      </w:r>
+      <w:r>
+        <w:rPr>
+          <w:rFonts w:ascii="Times New Roman" w:hAnsi="Times New Roman" w:cs="Times New Roman"/>
+          <w:lang w:val="tr-TR"/>
+        </w:rPr>
+        <w:t>Aşağıda verilen her bir aşama için seçtiğiniz malzemeleri ve deneyin yapılışını yazınız. Deneyi gerçekleştirdikten sonra elde etiğiniz verileri gözlem tablolarına kaydediniz.</w:t>
+      </w:r>
+    </w:p>
+    <w:p>
+      <w:pPr>
+        <w:pStyle w:val="ListParagraph"/>
+        <w:ind w:left="1288"/>
+        <w:jc w:val="both"/>
+        <w:rPr>
+          <w:rFonts w:ascii="Times New Roman" w:hAnsi="Times New Roman" w:cs="Times New Roman"/>
+          <w:lang w:val="tr-TR"/>
+        </w:rPr>
+      </w:pPr>
+    </w:p>
+    <w:p>
+      <w:pPr>
+        <w:pStyle w:val="ListParagraph"/>
+        <w:ind w:left="928"/>
+        <w:jc w:val="both"/>
+        <w:rPr>
+          <w:rFonts w:ascii="Times New Roman" w:hAnsi="Times New Roman" w:cs="Times New Roman"/>
+          <w:lang w:val="tr-TR"/>
+        </w:rPr>
+      </w:pPr>
+    </w:p>
+    <w:p>
+      <w:pPr>
+        <w:pStyle w:val="ListParagraph"/>
+        <w:ind w:left="928"/>
+        <w:jc w:val="both"/>
+        <w:rPr>
+          <w:rFonts w:ascii="Times New Roman" w:hAnsi="Times New Roman" w:cs="Times New Roman"/>
+          <w:lang w:val="tr-TR"/>
+        </w:rPr>
+      </w:pPr>
+      <w:r>
+        <w:rPr>
+          <w:rFonts w:ascii="Times New Roman" w:hAnsi="Times New Roman" w:cs="Times New Roman"/>
+          <w:b/>
+          <w:bCs/>
+          <w:lang w:val="tr-TR"/>
+        </w:rPr>
+        <w:t>Deneyin Adı:</w:t>
+      </w:r>
+      <w:r>
+        <w:rPr>
+          <w:rFonts w:ascii="Times New Roman" w:hAnsi="Times New Roman" w:cs="Times New Roman"/>
+          <w:lang w:val="tr-TR"/>
+        </w:rPr>
+        <w:t xml:space="preserve"> </w:t>
+      </w:r>
+      <w:r>
+        <w:rPr>
+          <w:rFonts w:ascii="Times New Roman" w:hAnsi="Times New Roman" w:cs="Times New Roman"/>
+          <w:lang w:val="tr-TR"/>
+        </w:rPr>
+        <w:t>Kimyasal Olaylardaki Enerji Değişimi</w:t>
+      </w:r>
+    </w:p>
+    <w:p>
+      <w:pPr>
+        <w:pStyle w:val="ListParagraph"/>
+        <w:jc w:val="both"/>
+        <w:rPr>
+          <w:rFonts w:ascii="Times New Roman" w:hAnsi="Times New Roman" w:cs="Times New Roman"/>
+          <w:lang w:val="tr-TR"/>
+        </w:rPr>
+      </w:pPr>
+    </w:p>
+    <w:p>
+      <w:pPr>
+        <w:pStyle w:val="ListParagraph"/>
+        <w:ind w:left="1080"/>
+        <w:jc w:val="both"/>
+        <w:rPr>
+          <w:rFonts w:ascii="Times New Roman" w:hAnsi="Times New Roman" w:cs="Times New Roman"/>
+          <w:b/>
+          <w:bCs/>
+          <w:lang w:val="tr-TR"/>
+        </w:rPr>
+      </w:pPr>
+      <w:r>
+        <w:rPr>
+          <w:rFonts w:ascii="Times New Roman" w:hAnsi="Times New Roman" w:cs="Times New Roman"/>
+          <w:b/>
+          <w:bCs/>
+          <w:lang w:val="tr-TR"/>
+        </w:rPr>
+        <w:t>Deneyin Amacı</w:t>
+      </w:r>
+      <w:r>
+        <w:rPr>
+          <w:rFonts w:ascii="Times New Roman" w:hAnsi="Times New Roman" w:cs="Times New Roman"/>
+          <w:b/>
+          <w:bCs/>
+          <w:lang w:val="tr-TR"/>
+        </w:rPr>
+        <w:t>:</w:t>
+      </w:r>
+      <w:r>
+        <w:rPr>
+          <w:rFonts w:ascii="Times New Roman" w:hAnsi="Times New Roman" w:cs="Times New Roman"/>
+          <w:b/>
+          <w:bCs/>
+          <w:lang w:val="tr-TR"/>
+        </w:rPr>
+        <w:t xml:space="preserve"> </w:t>
+      </w:r>
+    </w:p>
+    <w:p>
+      <w:pPr>
+        <w:pStyle w:val="ListParagraph"/>
+        <w:ind w:left="1080"/>
+        <w:jc w:val="both"/>
+        <w:rPr>
+          <w:rFonts w:ascii="Times New Roman" w:hAnsi="Times New Roman" w:cs="Times New Roman"/>
+          <w:lang w:val="tr-TR"/>
+        </w:rPr>
+      </w:pPr>
+      <w:r>
+        <w:rPr>
+          <w:rFonts w:ascii="Times New Roman" w:hAnsi="Times New Roman" w:cs="Times New Roman"/>
+          <w:lang w:val="tr-TR"/>
+        </w:rPr>
+        <w:t>………………………………………………………………………………………</w:t>
+      </w:r>
+    </w:p>
+    <w:p>
+      <w:pPr>
+        <w:pStyle w:val="ListParagraph"/>
+        <w:ind w:left="1080"/>
+        <w:jc w:val="both"/>
+        <w:rPr>
+          <w:rFonts w:ascii="Times New Roman" w:hAnsi="Times New Roman" w:cs="Times New Roman"/>
+          <w:lang w:val="tr-TR"/>
+        </w:rPr>
+      </w:pPr>
+      <w:r>
+        <w:rPr>
+          <w:rFonts w:ascii="Times New Roman" w:hAnsi="Times New Roman" w:cs="Times New Roman"/>
+          <w:lang w:val="tr-TR"/>
+        </w:rPr>
+        <w:t>………………………………………………………………………………………</w:t>
+      </w:r>
+    </w:p>
+    <w:p>
+      <w:pPr>
+        <w:pStyle w:val="ListParagraph"/>
+        <w:ind w:left="1080"/>
+        <w:jc w:val="both"/>
+        <w:rPr>
+          <w:rFonts w:ascii="Times New Roman" w:hAnsi="Times New Roman" w:cs="Times New Roman"/>
+          <w:lang w:val="tr-TR"/>
+        </w:rPr>
+      </w:pPr>
+      <w:r>
+        <w:rPr>
+          <w:rFonts w:ascii="Times New Roman" w:hAnsi="Times New Roman" w:cs="Times New Roman"/>
+          <w:lang w:val="tr-TR"/>
+        </w:rPr>
+        <w:t>………………………………………………………………………………………</w:t>
+      </w:r>
+    </w:p>
+    <w:p>
+      <w:pPr>
+        <w:pStyle w:val="ListParagraph"/>
+        <w:ind w:left="1080"/>
+        <w:jc w:val="both"/>
+        <w:rPr>
+          <w:rFonts w:ascii="Times New Roman" w:hAnsi="Times New Roman" w:cs="Times New Roman"/>
+          <w:b/>
+          <w:bCs/>
+          <w:lang w:val="tr-TR"/>
+        </w:rPr>
+      </w:pPr>
+    </w:p>
+    <w:p>
+      <w:pPr>
+        <w:pStyle w:val="ListParagraph"/>
+        <w:ind w:left="1080"/>
+        <w:jc w:val="both"/>
+        <w:rPr>
+          <w:rFonts w:ascii="Times New Roman" w:hAnsi="Times New Roman" w:cs="Times New Roman"/>
+          <w:b/>
+          <w:bCs/>
+          <w:lang w:val="tr-TR"/>
+        </w:rPr>
+      </w:pPr>
+      <w:r>
+        <w:rPr>
+          <w:rFonts w:ascii="Times New Roman" w:hAnsi="Times New Roman" w:cs="Times New Roman"/>
+          <w:b/>
+          <w:bCs/>
+          <w:lang w:val="tr-TR"/>
+        </w:rPr>
+        <w:t>Gerekli Malzemeler:</w:t>
+      </w:r>
+      <w:r>
+        <w:rPr>
+          <w:rFonts w:ascii="Times New Roman" w:hAnsi="Times New Roman" w:cs="Times New Roman"/>
+          <w:b/>
+          <w:bCs/>
+          <w:lang w:val="tr-TR"/>
+        </w:rPr>
+        <w:t xml:space="preserve"> </w:t>
+      </w:r>
+    </w:p>
+    <w:p>
+      <w:pPr>
+        <w:pStyle w:val="ListParagraph"/>
+        <w:ind w:left="1080"/>
+        <w:jc w:val="both"/>
+        <w:rPr>
+          <w:rFonts w:ascii="Times New Roman" w:hAnsi="Times New Roman" w:cs="Times New Roman"/>
+          <w:lang w:val="tr-TR"/>
+        </w:rPr>
+      </w:pPr>
+      <w:r>
+        <w:rPr>
+          <w:rFonts w:ascii="Times New Roman" w:hAnsi="Times New Roman" w:cs="Times New Roman"/>
+          <w:lang w:val="tr-TR"/>
+        </w:rPr>
+        <w:t>………………………………………………………………………………………</w:t>
+      </w:r>
+    </w:p>
+    <w:p>
+      <w:pPr>
+        <w:pStyle w:val="ListParagraph"/>
+        <w:ind w:left="1080"/>
+        <w:jc w:val="both"/>
+        <w:rPr>
+          <w:rFonts w:ascii="Times New Roman" w:hAnsi="Times New Roman" w:cs="Times New Roman"/>
+          <w:lang w:val="tr-TR"/>
+        </w:rPr>
+      </w:pPr>
+      <w:r>
+        <w:rPr>
+          <w:rFonts w:ascii="Times New Roman" w:hAnsi="Times New Roman" w:cs="Times New Roman"/>
+          <w:lang w:val="tr-TR"/>
+        </w:rPr>
+        <w:t>………………………………………………………………………………………</w:t>
+      </w:r>
+    </w:p>
+    <w:p>
+      <w:pPr>
+        <w:pStyle w:val="ListParagraph"/>
+        <w:ind w:left="1080"/>
+        <w:jc w:val="both"/>
+        <w:rPr>
+          <w:rFonts w:ascii="Times New Roman" w:hAnsi="Times New Roman" w:cs="Times New Roman"/>
+          <w:lang w:val="tr-TR"/>
+        </w:rPr>
+      </w:pPr>
+      <w:r>
+        <w:rPr>
+          <w:rFonts w:ascii="Times New Roman" w:hAnsi="Times New Roman" w:cs="Times New Roman"/>
+          <w:lang w:val="tr-TR"/>
+        </w:rPr>
+        <w:t>………………………………………………………………………………………</w:t>
+      </w:r>
+    </w:p>
+    <w:p>
+      <w:pPr>
+        <w:pStyle w:val="ListParagraph"/>
+        <w:ind w:left="1080"/>
+        <w:jc w:val="both"/>
+        <w:rPr>
+          <w:rFonts w:ascii="Times New Roman" w:hAnsi="Times New Roman" w:cs="Times New Roman"/>
+          <w:lang w:val="tr-TR"/>
+        </w:rPr>
+      </w:pPr>
+    </w:p>
+    <w:p>
+      <w:pPr>
+        <w:pStyle w:val="ListParagraph"/>
+        <w:ind w:left="1080"/>
+        <w:jc w:val="both"/>
+        <w:rPr>
+          <w:rFonts w:ascii="Times New Roman" w:hAnsi="Times New Roman" w:cs="Times New Roman"/>
+          <w:b/>
+          <w:bCs/>
+          <w:lang w:val="tr-TR"/>
+        </w:rPr>
+      </w:pPr>
+      <w:r>
+        <w:rPr>
+          <w:rFonts w:ascii="Times New Roman" w:hAnsi="Times New Roman" w:cs="Times New Roman"/>
+          <w:b/>
+          <w:bCs/>
+          <w:lang w:val="tr-TR"/>
+        </w:rPr>
+        <w:t>Deneyin Yapılışı</w:t>
+      </w:r>
+      <w:r>
+        <w:rPr>
+          <w:rFonts w:ascii="Times New Roman" w:hAnsi="Times New Roman" w:cs="Times New Roman"/>
+          <w:b/>
+          <w:bCs/>
+          <w:lang w:val="tr-TR"/>
+        </w:rPr>
+        <w:t>:</w:t>
+      </w:r>
+      <w:r>
+        <w:rPr>
+          <w:rFonts w:ascii="Times New Roman" w:hAnsi="Times New Roman" w:cs="Times New Roman"/>
+          <w:b/>
+          <w:bCs/>
+          <w:lang w:val="tr-TR"/>
+        </w:rPr>
+        <w:t xml:space="preserve"> </w:t>
+      </w:r>
+    </w:p>
+    <w:p>
+      <w:pPr>
+        <w:pStyle w:val="ListParagraph"/>
+        <w:ind w:left="1080"/>
+        <w:jc w:val="both"/>
+        <w:rPr>
+          <w:rFonts w:ascii="Times New Roman" w:hAnsi="Times New Roman" w:cs="Times New Roman"/>
+          <w:lang w:val="tr-TR"/>
+        </w:rPr>
+      </w:pPr>
+      <w:r>
+        <w:rPr>
+          <w:rFonts w:ascii="Times New Roman" w:hAnsi="Times New Roman" w:cs="Times New Roman"/>
+          <w:lang w:val="tr-TR"/>
+        </w:rPr>
+        <w:t>………………………………………………………………………………………</w:t>
+      </w:r>
+    </w:p>
+    <w:p>
+      <w:pPr>
+        <w:pStyle w:val="ListParagraph"/>
+        <w:ind w:left="1080"/>
+        <w:jc w:val="both"/>
+        <w:rPr>
+          <w:rFonts w:ascii="Times New Roman" w:hAnsi="Times New Roman" w:cs="Times New Roman"/>
+          <w:lang w:val="tr-TR"/>
+        </w:rPr>
+      </w:pPr>
+      <w:r>
+        <w:rPr>
+          <w:rFonts w:ascii="Times New Roman" w:hAnsi="Times New Roman" w:cs="Times New Roman"/>
+          <w:lang w:val="tr-TR"/>
+        </w:rPr>
+        <w:t>………………………………………………………………………………………</w:t>
+      </w:r>
+    </w:p>
+    <w:p>
+      <w:pPr>
+        <w:pStyle w:val="ListParagraph"/>
+        <w:ind w:left="1080"/>
+        <w:jc w:val="both"/>
+        <w:rPr>
+          <w:rFonts w:ascii="Times New Roman" w:hAnsi="Times New Roman" w:cs="Times New Roman"/>
+          <w:lang w:val="tr-TR"/>
+        </w:rPr>
+      </w:pPr>
+      <w:r>
+        <w:rPr>
+          <w:rFonts w:ascii="Times New Roman" w:hAnsi="Times New Roman" w:cs="Times New Roman"/>
+          <w:lang w:val="tr-TR"/>
+        </w:rPr>
+        <w:t>………………………………………………………………………………………</w:t>
+      </w:r>
+    </w:p>
+    <w:p>
+      <w:pPr>
+        <w:pStyle w:val="ListParagraph"/>
+        <w:ind w:left="1080"/>
+        <w:jc w:val="both"/>
+        <w:rPr>
+          <w:rFonts w:ascii="Times New Roman" w:hAnsi="Times New Roman" w:cs="Times New Roman"/>
+          <w:lang w:val="tr-TR"/>
+        </w:rPr>
+      </w:pPr>
+      <w:r>
+        <w:rPr>
+          <w:rFonts w:ascii="Times New Roman" w:hAnsi="Times New Roman" w:cs="Times New Roman"/>
+          <w:lang w:val="tr-TR"/>
+        </w:rPr>
+        <w:t>………………………………………………………………………………………</w:t>
+      </w:r>
+    </w:p>
+    <w:p>
+      <w:pPr>
+        <w:pStyle w:val="ListParagraph"/>
+        <w:ind w:left="1080"/>
+        <w:jc w:val="both"/>
+        <w:rPr>
+          <w:rFonts w:ascii="Times New Roman" w:hAnsi="Times New Roman" w:cs="Times New Roman"/>
+          <w:lang w:val="tr-TR"/>
+        </w:rPr>
+      </w:pPr>
+      <w:r>
+        <w:rPr>
+          <w:rFonts w:ascii="Times New Roman" w:hAnsi="Times New Roman" w:cs="Times New Roman"/>
+          <w:lang w:val="tr-TR"/>
+        </w:rPr>
+        <w:t>………………………………………………………………………………………</w:t>
+      </w:r>
+    </w:p>
+    <w:p>
+      <w:pPr>
+        <w:pStyle w:val="ListParagraph"/>
+        <w:ind w:left="1080"/>
+        <w:jc w:val="both"/>
+        <w:rPr>
+          <w:rFonts w:ascii="Times New Roman" w:hAnsi="Times New Roman" w:cs="Times New Roman"/>
+          <w:lang w:val="tr-TR"/>
+        </w:rPr>
+      </w:pPr>
+    </w:p>
+    <w:p>
+      <w:pPr>
+        <w:pStyle w:val="ListParagraph"/>
+        <w:ind w:left="1080"/>
+        <w:jc w:val="both"/>
+        <w:rPr>
+          <w:rFonts w:ascii="Times New Roman" w:hAnsi="Times New Roman" w:cs="Times New Roman"/>
+          <w:lang w:val="tr-TR"/>
+        </w:rPr>
+      </w:pPr>
+      <w:r>
+        <w:rPr>
+          <w:rFonts w:ascii="Times New Roman" w:hAnsi="Times New Roman" w:cs="Times New Roman"/>
+          <w:lang w:val="tr-TR"/>
+        </w:rPr>
+        <w:t xml:space="preserve">Deneyi gerçekleştirdikten </w:t>
+      </w:r>
+      <w:r>
+        <w:rPr>
+          <w:rFonts w:ascii="Times New Roman" w:hAnsi="Times New Roman" w:cs="Times New Roman"/>
+          <w:lang w:val="tr-TR"/>
+        </w:rPr>
+        <w:t>sonr</w:t>
+      </w:r>
+      <w:r>
+        <w:rPr>
+          <w:rFonts w:ascii="Times New Roman" w:hAnsi="Times New Roman" w:cs="Times New Roman"/>
+          <w:lang w:val="tr-TR"/>
+        </w:rPr>
+        <w:t xml:space="preserve">a </w:t>
+      </w:r>
+      <w:r>
+        <w:rPr>
+          <w:rFonts w:ascii="Times New Roman" w:hAnsi="Times New Roman" w:cs="Times New Roman"/>
+          <w:lang w:val="tr-TR"/>
+        </w:rPr>
+        <w:t xml:space="preserve">meydana gelen değişimleri gözlemleyerek veri toplayınız ve topladığınız verileri yazınız. </w:t>
+      </w:r>
+    </w:p>
+    <w:p>
+      <w:pPr>
+        <w:pStyle w:val="ListParagraph"/>
+        <w:ind w:left="1440"/>
+        <w:jc w:val="both"/>
+        <w:rPr>
+          <w:rFonts w:ascii="Times New Roman" w:hAnsi="Times New Roman" w:cs="Times New Roman"/>
+          <w:lang w:val="tr-TR"/>
+        </w:rPr>
+      </w:pPr>
+    </w:p>
+    <w:p>
+      <w:pPr>
+        <w:pStyle w:val="ListParagraph"/>
+        <w:ind w:left="1080"/>
+        <w:jc w:val="both"/>
+        <w:rPr>
+          <w:rFonts w:ascii="Times New Roman" w:hAnsi="Times New Roman" w:cs="Times New Roman"/>
+          <w:lang w:val="tr-TR"/>
+        </w:rPr>
+      </w:pPr>
+      <w:r>
+        <w:rPr>
+          <w:rFonts w:ascii="Times New Roman" w:hAnsi="Times New Roman" w:cs="Times New Roman"/>
+          <w:lang w:val="tr-TR"/>
+        </w:rPr>
+        <w:t>……………………………………………………………………………………………………………………………………………………………………………………………………………………………………………………………………………</w:t>
+      </w:r>
+      <w:r>
+        <w:rPr>
+          <w:rFonts w:ascii="Times New Roman" w:hAnsi="Times New Roman" w:cs="Times New Roman"/>
+          <w:lang w:val="tr-TR"/>
+        </w:rPr>
+        <w:t>…</w:t>
+      </w:r>
+    </w:p>
+    <w:p>
+      <w:pPr>
+        <w:pStyle w:val="ListParagraph"/>
+        <w:ind w:left="1080"/>
+        <w:jc w:val="both"/>
+        <w:rPr>
+          <w:rFonts w:ascii="Times New Roman" w:hAnsi="Times New Roman" w:cs="Times New Roman"/>
+          <w:lang w:val="tr-TR"/>
+        </w:rPr>
+      </w:pPr>
+    </w:p>
+    <w:p>
+      <w:pPr>
+        <w:pStyle w:val="ListParagraph"/>
+        <w:ind w:left="1080"/>
+        <w:jc w:val="both"/>
+        <w:rPr>
+          <w:rFonts w:ascii="Times New Roman" w:hAnsi="Times New Roman" w:cs="Times New Roman"/>
+          <w:lang w:val="tr-TR"/>
+        </w:rPr>
+      </w:pPr>
+      <w:r>
+        <w:rPr>
+          <w:rFonts w:ascii="Times New Roman" w:hAnsi="Times New Roman" w:cs="Times New Roman"/>
+          <w:b/>
+          <w:bCs/>
+          <w:lang w:val="tr-TR"/>
+        </w:rPr>
+        <w:t>Sonuç</w:t>
+      </w:r>
+      <w:r>
+        <w:rPr>
+          <w:rFonts w:ascii="Times New Roman" w:hAnsi="Times New Roman" w:cs="Times New Roman"/>
+          <w:b/>
+          <w:bCs/>
+          <w:lang w:val="tr-TR"/>
+        </w:rPr>
+        <w:t>:</w:t>
+      </w:r>
+    </w:p>
+    <w:p>
+      <w:pPr>
+        <w:pStyle w:val="ListParagraph"/>
+        <w:ind w:left="1080"/>
+        <w:jc w:val="both"/>
+        <w:rPr>
+          <w:rFonts w:ascii="Times New Roman" w:hAnsi="Times New Roman" w:cs="Times New Roman"/>
+          <w:lang w:val="tr-TR"/>
+        </w:rPr>
+      </w:pPr>
+    </w:p>
+    <w:p>
+      <w:pPr>
+        <w:pStyle w:val="ListParagraph"/>
+        <w:numPr>
+          <w:ilvl w:val="0"/>
+          <w:numId w:val="32"/>
+        </w:numPr>
+        <w:jc w:val="both"/>
+        <w:rPr>
+          <w:rFonts w:ascii="Times New Roman" w:hAnsi="Times New Roman" w:cs="Times New Roman"/>
+          <w:lang w:val="tr-TR"/>
+        </w:rPr>
+      </w:pPr>
+      <w:r>
+        <w:rPr>
+          <w:rFonts w:ascii="Times New Roman" w:hAnsi="Times New Roman" w:cs="Times New Roman"/>
+          <w:lang w:val="tr-TR"/>
+        </w:rPr>
+        <w:t>Deney sırasında gözlemlediğiniz değişimler nelerdir? Bu değişimler çevreyle nasıl bir etkileşim sonucu gerçekleşmiş olabilir? Açıklayınız.</w:t>
+      </w:r>
+    </w:p>
+    <w:p>
+      <w:pPr>
+        <w:pStyle w:val="ListParagraph"/>
+        <w:ind w:left="1440"/>
+        <w:jc w:val="both"/>
+        <w:rPr>
+          <w:rFonts w:ascii="Times New Roman" w:hAnsi="Times New Roman" w:cs="Times New Roman"/>
+          <w:lang w:val="tr-TR"/>
+        </w:rPr>
+      </w:pPr>
+    </w:p>
+    <w:p>
+      <w:pPr>
+        <w:pStyle w:val="ListParagraph"/>
+        <w:ind w:left="1440"/>
+        <w:jc w:val="both"/>
+        <w:rPr>
+          <w:rFonts w:ascii="Times New Roman" w:hAnsi="Times New Roman" w:cs="Times New Roman"/>
+          <w:lang w:val="tr-TR"/>
+        </w:rPr>
+      </w:pPr>
+      <w:r>
+        <w:rPr>
+          <w:rFonts w:ascii="Times New Roman" w:hAnsi="Times New Roman" w:cs="Times New Roman"/>
+          <w:lang w:val="tr-TR"/>
+        </w:rPr>
+        <w:t>………………………………………………………………………………………………………………………………………………………………………………………………………………………………………………………………………</w:t>
+      </w:r>
+    </w:p>
+    <w:p>
+      <w:pPr>
+        <w:pStyle w:val="ListParagraph"/>
+        <w:ind w:left="1440"/>
+        <w:jc w:val="both"/>
+        <w:rPr>
+          <w:rFonts w:ascii="Times New Roman" w:hAnsi="Times New Roman" w:cs="Times New Roman"/>
+          <w:lang w:val="tr-TR"/>
+        </w:rPr>
+      </w:pPr>
+      <w:r>
+        <w:rPr>
+          <w:rFonts w:ascii="Times New Roman" w:hAnsi="Times New Roman" w:cs="Times New Roman"/>
+          <w:lang w:val="tr-TR"/>
+        </w:rPr>
+        <w:t>………………………………………………………………………………………</w:t>
+      </w:r>
+    </w:p>
+    <w:p>
+      <w:pPr>
+        <w:jc w:val="both"/>
+        <w:rPr>
+          <w:rFonts w:ascii="Times New Roman" w:hAnsi="Times New Roman" w:cs="Times New Roman"/>
+          <w:lang w:val="tr-TR"/>
+        </w:rPr>
+      </w:pPr>
+    </w:p>
+    <w:p>
+      <w:pPr>
+        <w:pStyle w:val="ListParagraph"/>
+        <w:numPr>
+          <w:ilvl w:val="0"/>
+          <w:numId w:val="31"/>
+        </w:numPr>
+        <w:jc w:val="both"/>
+        <w:rPr>
+          <w:rFonts w:ascii="Times New Roman" w:hAnsi="Times New Roman" w:cs="Times New Roman"/>
+          <w:lang w:val="tr-TR"/>
+        </w:rPr>
+      </w:pPr>
+      <w:r>
+        <w:rPr>
+          <w:rFonts w:ascii="Times New Roman" w:hAnsi="Times New Roman" w:cs="Times New Roman"/>
+          <w:lang w:val="tr-TR"/>
+        </w:rPr>
+        <w:t>G</w:t>
+      </w:r>
+      <w:r>
+        <w:rPr>
+          <w:rFonts w:ascii="Times New Roman" w:hAnsi="Times New Roman" w:cs="Times New Roman"/>
+          <w:lang w:val="tr-TR"/>
+        </w:rPr>
+        <w:t>rup çalışması</w:t>
+      </w:r>
+      <w:r>
+        <w:rPr>
+          <w:rFonts w:ascii="Times New Roman" w:hAnsi="Times New Roman" w:cs="Times New Roman"/>
+          <w:lang w:val="tr-TR"/>
+        </w:rPr>
+        <w:t xml:space="preserve"> </w:t>
+      </w:r>
+      <w:r>
+        <w:rPr>
+          <w:rFonts w:ascii="Times New Roman" w:hAnsi="Times New Roman" w:cs="Times New Roman"/>
+          <w:lang w:val="tr-TR"/>
+        </w:rPr>
+        <w:t>ve deney sürecinde hangi bilgileri nasıl öğrendi</w:t>
+      </w:r>
+      <w:r>
+        <w:rPr>
+          <w:rFonts w:ascii="Times New Roman" w:hAnsi="Times New Roman" w:cs="Times New Roman"/>
+          <w:lang w:val="tr-TR"/>
+        </w:rPr>
+        <w:t>ğinizi</w:t>
+      </w:r>
+      <w:r>
+        <w:rPr>
+          <w:rFonts w:ascii="Times New Roman" w:hAnsi="Times New Roman" w:cs="Times New Roman"/>
+          <w:lang w:val="tr-TR"/>
+        </w:rPr>
+        <w:t>, hangi duyguları yaşadı</w:t>
+      </w:r>
+      <w:r>
+        <w:rPr>
+          <w:rFonts w:ascii="Times New Roman" w:hAnsi="Times New Roman" w:cs="Times New Roman"/>
+          <w:lang w:val="tr-TR"/>
+        </w:rPr>
+        <w:t xml:space="preserve">ğınızı </w:t>
+      </w:r>
+      <w:r>
+        <w:rPr>
+          <w:rFonts w:ascii="Times New Roman" w:hAnsi="Times New Roman" w:cs="Times New Roman"/>
+          <w:lang w:val="tr-TR"/>
+        </w:rPr>
+        <w:t>ve istenmeyen durumlarda nasıl tepki verdi</w:t>
+      </w:r>
+      <w:r>
+        <w:rPr>
+          <w:rFonts w:ascii="Times New Roman" w:hAnsi="Times New Roman" w:cs="Times New Roman"/>
+          <w:lang w:val="tr-TR"/>
+        </w:rPr>
+        <w:t>ğinizi</w:t>
+      </w:r>
+      <w:r>
+        <w:rPr>
+          <w:rFonts w:ascii="Times New Roman" w:hAnsi="Times New Roman" w:cs="Times New Roman"/>
+          <w:lang w:val="tr-TR"/>
+        </w:rPr>
+        <w:t xml:space="preserve"> sınıf içinde tartış</w:t>
+      </w:r>
+      <w:r>
+        <w:rPr>
+          <w:rFonts w:ascii="Times New Roman" w:hAnsi="Times New Roman" w:cs="Times New Roman"/>
+          <w:lang w:val="tr-TR"/>
+        </w:rPr>
+        <w:t>ınız.</w:t>
+      </w:r>
+    </w:p>
+    <w:p>
+      <w:pPr>
+        <w:pStyle w:val="ListParagraph"/>
+        <w:jc w:val="both"/>
+        <w:rPr>
+          <w:rFonts w:ascii="Times New Roman" w:hAnsi="Times New Roman" w:cs="Times New Roman"/>
+          <w:lang w:val="tr-TR"/>
+        </w:rPr>
+      </w:pPr>
+    </w:p>
+    <w:p>
+      <w:pPr>
+        <w:pStyle w:val="ListParagraph"/>
+        <w:ind w:left="1440"/>
+        <w:jc w:val="both"/>
+        <w:rPr>
+          <w:rFonts w:ascii="Times New Roman" w:hAnsi="Times New Roman" w:cs="Times New Roman"/>
+          <w:lang w:val="tr-TR"/>
+        </w:rPr>
+      </w:pPr>
+      <w:r>
+        <w:rPr>
+          <w:rFonts w:ascii="Times New Roman" w:hAnsi="Times New Roman" w:cs="Times New Roman"/>
+          <w:lang w:val="tr-TR"/>
+        </w:rPr>
+        <w:t>………………………………………………………………………………………………………………………………………………………………………………………………………………………………………………………………………</w:t>
+      </w:r>
+    </w:p>
+    <w:p>
+      <w:pPr>
+        <w:pStyle w:val="ListParagraph"/>
+        <w:ind w:left="1440"/>
+        <w:jc w:val="both"/>
+        <w:rPr>
+          <w:rFonts w:ascii="Times New Roman" w:hAnsi="Times New Roman" w:cs="Times New Roman"/>
+          <w:lang w:val="tr-TR"/>
+        </w:rPr>
+      </w:pPr>
+    </w:p>
+    <w:p>
+      <w:pPr>
+        <w:pStyle w:val="ListParagraph"/>
+        <w:numPr>
+          <w:ilvl w:val="0"/>
+          <w:numId w:val="30"/>
+        </w:numPr>
+        <w:jc w:val="both"/>
+        <w:rPr>
+          <w:rFonts w:ascii="Times New Roman" w:hAnsi="Times New Roman" w:cs="Times New Roman"/>
+          <w:lang w:val="tr-TR"/>
+        </w:rPr>
+      </w:pPr>
+      <w:r>
+        <w:rPr>
+          <w:rFonts w:ascii="Times New Roman" w:hAnsi="Times New Roman" w:cs="Times New Roman"/>
+          <w:lang w:val="tr-TR"/>
+        </w:rPr>
+        <w:t>G</w:t>
+      </w:r>
+      <w:r>
+        <w:rPr>
+          <w:rFonts w:ascii="Times New Roman" w:hAnsi="Times New Roman" w:cs="Times New Roman"/>
+          <w:lang w:val="tr-TR"/>
+        </w:rPr>
+        <w:t xml:space="preserve">rup </w:t>
+      </w:r>
+      <w:r>
+        <w:rPr>
+          <w:rFonts w:ascii="Times New Roman" w:hAnsi="Times New Roman" w:cs="Times New Roman"/>
+          <w:lang w:val="tr-TR"/>
+        </w:rPr>
+        <w:t xml:space="preserve">arkadaşlarınızın grup </w:t>
+      </w:r>
+      <w:r>
+        <w:rPr>
+          <w:rFonts w:ascii="Times New Roman" w:hAnsi="Times New Roman" w:cs="Times New Roman"/>
+          <w:lang w:val="tr-TR"/>
+        </w:rPr>
+        <w:t>çalışmalarına katkıları akran değerlendirme formu ile değerlendiri</w:t>
+      </w:r>
+      <w:r>
+        <w:rPr>
+          <w:rFonts w:ascii="Times New Roman" w:hAnsi="Times New Roman" w:cs="Times New Roman"/>
+          <w:lang w:val="tr-TR"/>
+        </w:rPr>
+        <w:t>niz.</w:t>
+      </w:r>
+    </w:p>
+    <w:p>
+      <w:pPr>
+        <w:pStyle w:val="ListParagraph"/>
+        <w:jc w:val="both"/>
+        <w:rPr>
+          <w:rFonts w:ascii="Times New Roman" w:hAnsi="Times New Roman" w:cs="Times New Roman"/>
+          <w:lang w:val="tr-TR"/>
+        </w:rPr>
+      </w:pPr>
+      <w:r>
+        <w:rPr>
+          <w:noProof/>
+          <w:lang w:val="tr-TR"/>
+        </w:rPr>
+        <mc:AlternateContent>
+          <mc:Choice Requires="wps">
+            <w:drawing>
+              <wp:anchor distT="0" distB="0" distL="114300" distR="114300" simplePos="0" relativeHeight="251660288" behindDoc="0" locked="0" layoutInCell="1" allowOverlap="1" wp14:anchorId="2C5C653F" wp14:editId="6FA4F295">
+                <wp:simplePos x="0" y="0"/>
+                <wp:positionH relativeFrom="column">
+                  <wp:posOffset>3663446</wp:posOffset>
+                </wp:positionH>
+                <wp:positionV relativeFrom="paragraph">
+                  <wp:posOffset>56885</wp:posOffset>
+                </wp:positionV>
+                <wp:extent cx="1955800" cy="615950"/>
+                <wp:effectExtent l="0" t="0" r="12700" b="19050"/>
+                <wp:wrapNone/>
+                <wp:docPr id="1444730375" name="Rectangle 7"/>
+                <wp:cNvGraphicFramePr/>
+                <a:graphic xmlns:a="http://schemas.openxmlformats.org/drawingml/2006/main">
+                  <a:graphicData uri="http://schemas.microsoft.com/office/word/2010/wordprocessingShape">
+                    <wps:wsp>
+                      <wps:cNvSpPr/>
+                      <wps:spPr>
+                        <a:xfrm>
+                          <a:off x="0" y="0"/>
+                          <a:ext cx="1955800" cy="615950"/>
+                        </a:xfrm>
+                        <a:prstGeom prst="rect">
+                          <a:avLst/>
+                        </a:prstGeom>
+                      </wps:spPr>
+                      <wps:style>
+                        <a:lnRef idx="2">
+                          <a:schemeClr val="accent6"/>
+                        </a:lnRef>
+                        <a:fillRef idx="1">
+                          <a:schemeClr val="lt1"/>
+                        </a:fillRef>
+                        <a:effectRef idx="0">
+                          <a:schemeClr val="accent6"/>
+                        </a:effectRef>
+                        <a:fontRef idx="minor">
+                          <a:schemeClr val="dk1"/>
+                        </a:fontRef>
+                      </wps:style>
+                      <wps:txbx>
+                        <w:txbxContent>
+                          <w:p>
+                            <w:pPr>
+                              <w:jc w:val="center"/>
+                              <w:rPr>
+                                <w:lang w:val="tr-TR"/>
+                              </w:rPr>
+                            </w:pPr>
+                            <w:r>
+                              <w:rPr>
+                                <w:lang w:val="tr-TR"/>
+                              </w:rPr>
+                              <w:t>Karekod alanı: Akran Değerlendirme Formu</w:t>
+                            </w:r>
+                          </w:p>
+                        </w:txbxContent>
+                      </wps:txbx>
+                      <wps:bodyPr rot="0" spcFirstLastPara="0" vertOverflow="overflow" horzOverflow="overflow" vert="horz" wrap="square" lIns="91440" tIns="45720" rIns="91440" bIns="45720" numCol="1" spcCol="0" rtlCol="0" fromWordArt="0" anchor="ctr" anchorCtr="0" forceAA="0" compatLnSpc="1">
+                        <a:prstTxWarp prst="textNoShape">
+                          <a:avLst/>
+                        </a:prstTxWarp>
+                        <a:noAutofit/>
+                      </wps:bodyPr>
+                    </wps:wsp>
+                  </a:graphicData>
+                </a:graphic>
+                <wp14:sizeRelH relativeFrom="margin">
+                  <wp14:pctWidth>0</wp14:pctWidth>
+                </wp14:sizeRelH>
+                <wp14:sizeRelV relativeFrom="margin">
+                  <wp14:pctHeight>0</wp14:pctHeight>
+                </wp14:sizeRelV>
+              </wp:anchor>
+            </w:drawing>
+          </mc:Choice>
+          <mc:Fallback>
+            <w:pict>
+              <v:rect w14:anchorId="2C5C653F" id="Rectangle 7" o:spid="_x0000_s1026" style="position:absolute;left:0;text-align:left;margin-left:288.45pt;margin-top:4.5pt;width:154pt;height:48.5pt;z-index:251660288;visibility:visible;mso-wrap-style:square;mso-width-percent:0;mso-height-percent:0;mso-wrap-distance-left:9pt;mso-wrap-distance-top:0;mso-wrap-distance-right:9pt;mso-wrap-distance-bottom:0;mso-position-horizontal:absolute;mso-position-horizontal-relative:text;mso-position-vertical:absolute;mso-position-vertical-relative:text;mso-width-percent:0;mso-height-percent:0;mso-width-relative:margin;mso-height-relative:margin;v-text-anchor:middle" o:gfxdata="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" fillcolor="white [3201]" strokecolor="#4ea72e [3209]" strokeweight="1pt">
+                <v:textbox>
+                  <w:txbxContent>
+                    <w:p>
+                      <w:pPr>
+                        <w:jc w:val="center"/>
+                        <w:rPr>
+                          <w:lang w:val="tr-TR"/>
+                        </w:rPr>
+                      </w:pPr>
+                      <w:r>
+                        <w:rPr>
+                          <w:lang w:val="tr-TR"/>
+                        </w:rPr>
+                        <w:t>Karekod alanı: Akran Değerlendirme Formu</w:t>
+                      </w:r>
+                    </w:p>
+                  </w:txbxContent>
+                </v:textbox>
+              </v:rect>
+            </w:pict>
+          </mc:Fallback>
+        </mc:AlternateContent>
+      </w:r>
+    </w:p>
+    <w:p>
+      <w:pPr>
+        <w:pStyle w:val="ListParagraph"/>
+        <w:jc w:val="both"/>
+        <w:rPr>
+          <w:rFonts w:ascii="Times New Roman" w:hAnsi="Times New Roman" w:cs="Times New Roman"/>
+          <w:lang w:val="tr-TR"/>
+        </w:rPr>
+      </w:pPr>
+    </w:p>
+    <w:p>
+      <w:pPr>
+        <w:pStyle w:val="ListParagraph"/>
+        <w:jc w:val="both"/>
+        <w:rPr>
+          <w:rFonts w:ascii="Times New Roman" w:hAnsi="Times New Roman" w:cs="Times New Roman"/>
+          <w:lang w:val="tr-TR"/>
+        </w:rPr>
+      </w:pPr>
+    </w:p>
+    <w:p>
+      <w:pPr>
+        <w:pStyle w:val="ListParagraph"/>
+        <w:jc w:val="both"/>
+        <w:rPr>
+          <w:rFonts w:ascii="Times New Roman" w:hAnsi="Times New Roman" w:cs="Times New Roman"/>
+          <w:lang w:val="tr-TR"/>
+        </w:rPr>
+      </w:pPr>
+    </w:p>
+    <w:p>
+      <w:pPr>
+        <w:pStyle w:val="ListParagraph"/>
+        <w:jc w:val="both"/>
+        <w:rPr>
+          <w:rFonts w:ascii="Times New Roman" w:hAnsi="Times New Roman" w:cs="Times New Roman"/>
+          <w:lang w:val="tr-TR"/>
+        </w:rPr>
+      </w:pPr>
+    </w:p>
+    <w:p>
+      <w:pPr>
+        <w:pStyle w:val="ListParagraph"/>
+        <w:numPr>
+          <w:ilvl w:val="0"/>
+          <w:numId w:val="30"/>
+        </w:numPr>
+        <w:jc w:val="both"/>
+        <w:rPr>
+          <w:rFonts w:ascii="Times New Roman" w:hAnsi="Times New Roman" w:cs="Times New Roman"/>
+          <w:lang w:val="tr-TR"/>
+        </w:rPr>
+      </w:pPr>
+      <w:r>
+        <w:rPr>
+          <w:rFonts w:ascii="Times New Roman" w:hAnsi="Times New Roman" w:cs="Times New Roman"/>
+          <w:lang w:val="tr-TR"/>
+        </w:rPr>
+        <w:t>D</w:t>
+      </w:r>
+      <w:r>
+        <w:rPr>
+          <w:rFonts w:ascii="Times New Roman" w:hAnsi="Times New Roman" w:cs="Times New Roman"/>
+          <w:lang w:val="tr-TR"/>
+        </w:rPr>
+        <w:t>eney sonuçların</w:t>
+      </w:r>
+      <w:r>
+        <w:rPr>
+          <w:rFonts w:ascii="Times New Roman" w:hAnsi="Times New Roman" w:cs="Times New Roman"/>
+          <w:lang w:val="tr-TR"/>
+        </w:rPr>
+        <w:t>ıza</w:t>
+      </w:r>
+      <w:r>
+        <w:rPr>
+          <w:rFonts w:ascii="Times New Roman" w:hAnsi="Times New Roman" w:cs="Times New Roman"/>
+          <w:lang w:val="tr-TR"/>
+        </w:rPr>
+        <w:t xml:space="preserve"> göre fiziksel ve kimyasal değişimleri ısıveren (ekzotermik)</w:t>
+      </w:r>
+      <w:r>
+        <w:rPr>
+          <w:rFonts w:ascii="Times New Roman" w:hAnsi="Times New Roman" w:cs="Times New Roman"/>
+          <w:lang w:val="tr-TR"/>
+        </w:rPr>
+        <w:t xml:space="preserve"> </w:t>
+      </w:r>
+      <w:r>
+        <w:rPr>
+          <w:rFonts w:ascii="Times New Roman" w:hAnsi="Times New Roman" w:cs="Times New Roman"/>
+          <w:lang w:val="tr-TR"/>
+        </w:rPr>
+        <w:t>ve ısıalan (endotermik) değişimler olarak belirl</w:t>
+      </w:r>
+      <w:r>
+        <w:rPr>
+          <w:rFonts w:ascii="Times New Roman" w:hAnsi="Times New Roman" w:cs="Times New Roman"/>
+          <w:lang w:val="tr-TR"/>
+        </w:rPr>
+        <w:t>eyiniz.</w:t>
+      </w:r>
+    </w:p>
+    <w:p>
+      <w:pPr>
+        <w:pStyle w:val="ListParagraph"/>
+        <w:jc w:val="both"/>
+        <w:rPr>
+          <w:rFonts w:ascii="Times New Roman" w:hAnsi="Times New Roman" w:cs="Times New Roman"/>
+          <w:lang w:val="tr-TR"/>
+        </w:rPr>
+      </w:pPr>
+    </w:p>
+    <w:p>
+      <w:pPr>
+        <w:pStyle w:val="ListParagraph"/>
+        <w:ind w:left="1440"/>
+        <w:jc w:val="both"/>
+        <w:rPr>
+          <w:rFonts w:ascii="Times New Roman" w:hAnsi="Times New Roman" w:cs="Times New Roman"/>
+          <w:lang w:val="tr-TR"/>
+        </w:rPr>
+      </w:pPr>
+      <w:r>
+        <w:rPr>
+          <w:rFonts w:ascii="Times New Roman" w:hAnsi="Times New Roman" w:cs="Times New Roman"/>
+          <w:lang w:val="tr-TR"/>
+        </w:rPr>
+        <w:t>………………………………………………………………………………………………………………………………………………………………………………………………………………………………………………………………………</w:t>
+      </w:r>
+    </w:p>
+    <w:p>
+      <w:pPr>
+        <w:pStyle w:val="ListParagraph"/>
+        <w:jc w:val="both"/>
+        <w:rPr>
+          <w:rFonts w:ascii="Times New Roman" w:hAnsi="Times New Roman" w:cs="Times New Roman"/>
+          <w:lang w:val="tr-TR"/>
+        </w:rPr>
+      </w:pPr>
+    </w:p>
+    <w:p>
+      <w:pPr>
+        <w:pStyle w:val="ListParagraph"/>
+        <w:numPr>
+          <w:ilvl w:val="0"/>
+          <w:numId w:val="30"/>
+        </w:numPr>
+        <w:jc w:val="both"/>
+        <w:rPr>
+          <w:rFonts w:ascii="Times New Roman" w:hAnsi="Times New Roman" w:cs="Times New Roman"/>
+          <w:lang w:val="tr-TR"/>
+        </w:rPr>
+      </w:pPr>
+      <w:r>
+        <w:rPr>
+          <w:rFonts w:ascii="Times New Roman" w:hAnsi="Times New Roman" w:cs="Times New Roman"/>
+          <w:lang w:val="tr-TR"/>
+        </w:rPr>
+        <w:t>Deneyden elde etti</w:t>
+      </w:r>
+      <w:r>
+        <w:rPr>
+          <w:rFonts w:ascii="Times New Roman" w:hAnsi="Times New Roman" w:cs="Times New Roman"/>
+          <w:lang w:val="tr-TR"/>
+        </w:rPr>
+        <w:t>ğiniz</w:t>
+      </w:r>
+      <w:r>
+        <w:rPr>
+          <w:rFonts w:ascii="Times New Roman" w:hAnsi="Times New Roman" w:cs="Times New Roman"/>
+          <w:lang w:val="tr-TR"/>
+        </w:rPr>
+        <w:t xml:space="preserve"> sonuçları günlük</w:t>
+      </w:r>
+      <w:r>
+        <w:rPr>
+          <w:rFonts w:ascii="Times New Roman" w:hAnsi="Times New Roman" w:cs="Times New Roman"/>
+          <w:lang w:val="tr-TR"/>
+        </w:rPr>
+        <w:t xml:space="preserve"> </w:t>
+      </w:r>
+      <w:r>
+        <w:rPr>
+          <w:rFonts w:ascii="Times New Roman" w:hAnsi="Times New Roman" w:cs="Times New Roman"/>
+          <w:lang w:val="tr-TR"/>
+        </w:rPr>
+        <w:t>hayatta sık karşılaşılan olaylardaki enerji değişimini açıklamak için kullan</w:t>
+      </w:r>
+      <w:r>
+        <w:rPr>
+          <w:rFonts w:ascii="Times New Roman" w:hAnsi="Times New Roman" w:cs="Times New Roman"/>
+          <w:lang w:val="tr-TR"/>
+        </w:rPr>
+        <w:t>ınız.</w:t>
+      </w:r>
+    </w:p>
+    <w:p>
+      <w:pPr>
+        <w:pStyle w:val="ListParagraph"/>
+        <w:jc w:val="both"/>
+        <w:rPr>
+          <w:rFonts w:ascii="Times New Roman" w:hAnsi="Times New Roman" w:cs="Times New Roman"/>
+          <w:lang w:val="tr-TR"/>
+        </w:rPr>
+      </w:pPr>
+    </w:p>
+    <w:p>
+      <w:pPr>
+        <w:pStyle w:val="ListParagraph"/>
+        <w:ind w:left="1440"/>
+        <w:jc w:val="both"/>
+        <w:rPr>
+          <w:rFonts w:ascii="Times New Roman" w:hAnsi="Times New Roman" w:cs="Times New Roman"/>
+          <w:lang w:val="tr-TR"/>
+        </w:rPr>
+      </w:pPr>
+      <w:r>
+        <w:rPr>
+          <w:rFonts w:ascii="Times New Roman" w:hAnsi="Times New Roman" w:cs="Times New Roman"/>
+          <w:lang w:val="tr-TR"/>
+        </w:rPr>
+        <w:t>………………………………………………………………………………………………………………………………………………………………………………………………………………………………………………………………………</w:t>
+      </w:r>
+    </w:p>
+    <w:p>
+      <w:pPr>
+        <w:pStyle w:val="ListParagraph"/>
+        <w:ind w:left="1440"/>
+        <w:jc w:val="both"/>
+        <w:rPr>
+          <w:rFonts w:ascii="Times New Roman" w:hAnsi="Times New Roman" w:cs="Times New Roman"/>
+          <w:lang w:val="tr-TR"/>
+        </w:rPr>
+      </w:pPr>
+    </w:p>
+    <w:p>
+      <w:pPr>
+        <w:jc w:val="both"/>
+        <w:rPr>
+          <w:rFonts w:ascii="Times New Roman" w:hAnsi="Times New Roman" w:cs="Times New Roman"/>
+          <w:lang w:val="tr-TR"/>
+        </w:rPr>
+      </w:pPr>
+    </w:p>
+    <w:p>
+      <w:pPr>
+        <w:jc w:val="right"/>
+        <w:rPr>
+          <w:rFonts w:ascii="Times New Roman" w:hAnsi="Times New Roman" w:cs="Times New Roman"/>
+          <w:lang w:val="tr-TR"/>
+        </w:rPr>
+      </w:pPr>
+    </w:p>
+    <w:p>
+      <w:pPr>
+        <w:pStyle w:val="ListParagraph"/>
+        <w:ind w:left="1080"/>
+        <w:jc w:val="both"/>
+        <w:rPr>
+          <w:rFonts w:ascii="Times New Roman" w:hAnsi="Times New Roman" w:cs="Times New Roman"/>
+          <w:lang w:val="tr-TR"/>
+        </w:rPr>
+      </w:pPr>
+      <w:r>
+        <w:rPr>
+          <w:noProof/>
+          <w:lang w:val="tr-TR"/>
+        </w:rPr>
+        <mc:AlternateContent>
+          <mc:Choice Requires="wps">
+            <w:drawing>
+              <wp:anchor distT="0" distB="0" distL="114300" distR="114300" simplePos="0" relativeHeight="251659264" behindDoc="0" locked="0" layoutInCell="1" allowOverlap="1" wp14:anchorId="25FB3006" wp14:editId="306E0D41">
+                <wp:simplePos x="0" y="0"/>
+                <wp:positionH relativeFrom="column">
+                  <wp:posOffset>50800</wp:posOffset>
+                </wp:positionH>
+                <wp:positionV relativeFrom="paragraph">
+                  <wp:posOffset>170180</wp:posOffset>
+                </wp:positionV>
+                <wp:extent cx="5538486" cy="0"/>
+                <wp:effectExtent l="0" t="12700" r="24130" b="12700"/>
+                <wp:wrapNone/>
+                <wp:docPr id="50507480" name="Straight Connector 1"/>
+                <wp:cNvGraphicFramePr/>
+                <a:graphic xmlns:a="http://schemas.openxmlformats.org/drawingml/2006/main">
+                  <a:graphicData uri="http://schemas.microsoft.com/office/word/2010/wordprocessingShape">
+                    <wps:wsp>
+                      <wps:cNvCnPr/>
+                      <wps:spPr>
+                        <a:xfrm flipV="1">
+                          <a:off x="0" y="0"/>
+                          <a:ext cx="5538486" cy="0"/>
+                        </a:xfrm>
+                        <a:prstGeom prst="line">
+                          <a:avLst/>
+                        </a:prstGeom>
+                        <a:ln w="19050">
+                          <a:solidFill>
+                            <a:schemeClr val="tx2">
+                              <a:lumMod val="50000"/>
+                              <a:lumOff val="50000"/>
+                            </a:schemeClr>
+                          </a:solidFill>
+                        </a:ln>
+                      </wps:spPr>
+                      <wps:style>
+                        <a:lnRef idx="1">
+                          <a:schemeClr val="accent1"/>
+                        </a:lnRef>
+                        <a:fillRef idx="0">
+                          <a:schemeClr val="accent1"/>
+                        </a:fillRef>
+                        <a:effectRef idx="0">
+                          <a:schemeClr val="accent1"/>
+                        </a:effectRef>
+                        <a:fontRef idx="minor">
+                          <a:schemeClr val="tx1"/>
+                        </a:fontRef>
+                      </wps:style>
+                      <wps:bodyPr/>
+                    </wps:wsp>
+                  </a:graphicData>
+                </a:graphic>
+                <wp14:sizeRelV relativeFrom="margin">
+                  <wp14:pctHeight>0</wp14:pctHeight>
+                </wp14:sizeRelV>
+              </wp:anchor>
+            </w:drawing>
+          </mc:Choice>
+          <mc:Fallback>
+            <w:pict>
+              <v:line w14:anchorId="1485AB95" id="Straight Connector 1" o:spid="_x0000_s1026" style="position:absolute;flip:y;z-index:251659264;visibility:visible;mso-wrap-style:square;mso-height-percent:0;mso-wrap-distance-left:9pt;mso-wrap-distance-top:0;mso-wrap-distance-right:9pt;mso-wrap-distance-bottom:0;mso-position-horizontal:absolute;mso-position-horizontal-relative:text;mso-position-vertical:absolute;mso-position-vertical-relative:text;mso-height-percent:0;mso-height-relative:margin" from="4pt,13.4pt" to="440.1pt,13.4pt" o:gfxdata="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" strokecolor="#4e95d9 [1631]" strokeweight="1.5pt">
+                <v:stroke joinstyle="miter"/>
+              </v:line>
+            </w:pict>
+          </mc:Fallback>
+        </mc:AlternateContent>
+      </w:r>
+    </w:p>
+    <w:p>
+      <w:pPr>
+        <w:pStyle w:val="ListParagraph"/>
+        <w:jc w:val="both"/>
+        <w:rPr>
+          <w:rFonts w:ascii="Times New Roman" w:hAnsi="Times New Roman" w:cs="Times New Roman"/>
+          <w:lang w:val="tr-TR"/>
+        </w:rPr>
+      </w:pPr>
+    </w:p>
+    <w:p>
+      <w:pPr>
+        <w:jc w:val="both"/>
+        <w:rPr>
+          <w:rFonts w:ascii="Times New Roman" w:hAnsi="Times New Roman" w:cs="Times New Roman"/>
+          <w:lang w:val="tr-TR"/>
+        </w:rPr>
+      </w:pPr>
+    </w:p>
+    <w:p>
+      <w:pPr>
+        <w:jc w:val="both"/>
+        <w:rPr>
+          <w:rFonts w:ascii="Times New Roman" w:hAnsi="Times New Roman" w:cs="Times New Roman"/>
+          <w:lang w:val="tr-TR"/>
+        </w:rPr>
+      </w:pPr>
+    </w:p>
+    <w:p>
+      <w:pPr>
+        <w:jc w:val="both"/>
+        <w:rPr>
+          <w:rFonts w:ascii="Times New Roman" w:hAnsi="Times New Roman" w:cs="Times New Roman"/>
+          <w:lang w:val="tr-TR"/>
+        </w:rPr>
+      </w:pPr>
+    </w:p>
+    <w:p>
+      <w:pPr>
+        <w:pStyle w:val="NormalWeb"/>
+        <w:jc w:val="both"/>
+      </w:pPr>
+    </w:p>
+    <w:p>
+      <w:pPr>
+        <w:jc w:val="both"/>
+        <w:rPr>
+          <w:rFonts w:ascii="Times New Roman" w:hAnsi="Times New Roman" w:cs="Times New Roman"/>
+          <w:lang w:val="tr-TR"/>
+        </w:rPr>
+      </w:pPr>
+    </w:p>
+    <w:p>
+      <w:pPr>
+        <w:jc w:val="both"/>
+        <w:rPr>
+          <w:rFonts w:ascii="Times New Roman" w:hAnsi="Times New Roman" w:cs="Times New Roman"/>
+          <w:lang w:val="tr-TR"/>
+        </w:rPr>
+      </w:pPr>
+    </w:p>
+    <w:p>
+      <w:pPr>
+        <w:jc w:val="both"/>
+        <w:rPr>
+          <w:rFonts w:ascii="Times New Roman" w:hAnsi="Times New Roman" w:cs="Times New Roman"/>
+          <w:lang w:val="tr-TR"/>
+        </w:rPr>
+      </w:pPr>
+    </w:p>
+    <w:p>
+      <w:pPr>
+        <w:jc w:val="both"/>
+        <w:rPr>
+          <w:rFonts w:ascii="Times New Roman" w:hAnsi="Times New Roman" w:cs="Times New Roman"/>
+          <w:lang w:val="tr-TR"/>
+        </w:rPr>
+      </w:pPr>
+    </w:p>
+    <w:p>
+      <w:pPr>
+        <w:jc w:val="both"/>
+        <w:rPr>
+          <w:rFonts w:ascii="Times New Roman" w:hAnsi="Times New Roman" w:cs="Times New Roman"/>
+          <w:lang w:val="tr-TR"/>
+        </w:rPr>
+      </w:pPr>
+    </w:p>
+    <w:p>
+      <w:pPr>
+        <w:jc w:val="both"/>
+        <w:rPr>
+          <w:rFonts w:ascii="Times New Roman" w:hAnsi="Times New Roman" w:cs="Times New Roman"/>
+          <w:lang w:val="tr-TR"/>
+        </w:rPr>
+      </w:pPr>
+    </w:p>
+    <w:p>
+      <w:pPr>
+        <w:jc w:val="both"/>
+        <w:rPr>
+          <w:rFonts w:ascii="Times New Roman" w:hAnsi="Times New Roman" w:cs="Times New Roman"/>
+          <w:lang w:val="tr-TR"/>
+        </w:rPr>
+      </w:pPr>
+      <w:r>
+        <w:rPr>
+          <w:rFonts w:ascii="Times New Roman" w:hAnsi="Times New Roman" w:cs="Times New Roman"/>
+          <w:lang w:val="tr-TR"/>
+        </w:rPr>
+        <w:t>/*</w:t>
+      </w:r>
+    </w:p>
+    <w:p>
+      <w:pPr>
+        <w:jc w:val="both"/>
+        <w:rPr>
+          <w:rFonts w:ascii="Times New Roman" w:hAnsi="Times New Roman" w:cs="Times New Roman"/>
+          <w:b/>
+          <w:bCs/>
+          <w:lang w:val="tr-TR"/>
+        </w:rPr>
+      </w:pPr>
+      <w:r>
+        <w:rPr>
+          <w:rFonts w:ascii="Times New Roman" w:hAnsi="Times New Roman" w:cs="Times New Roman"/>
+          <w:lang w:val="tr-TR"/>
+        </w:rPr>
+        <w:t xml:space="preserve">Öğrenciler, verilen kimyasal tepkime örneklerini (yanma) ve bu tepkimelere ait ısıları inceleyerek tepkimeler sonucu açığa çıkan enerjileri karşılaştırır. </w:t>
+      </w:r>
+      <w:r>
+        <w:rPr>
+          <w:rFonts w:ascii="Times New Roman" w:hAnsi="Times New Roman" w:cs="Times New Roman"/>
+          <w:b/>
+          <w:bCs/>
+          <w:lang w:val="tr-TR"/>
+        </w:rPr>
+        <w:t>OK</w:t>
+      </w:r>
+    </w:p>
+    <w:p>
+      <w:pPr>
+        <w:jc w:val="both"/>
+        <w:rPr>
+          <w:rFonts w:ascii="Times New Roman" w:hAnsi="Times New Roman" w:cs="Times New Roman"/>
+          <w:b/>
+          <w:bCs/>
+          <w:lang w:val="tr-TR"/>
+        </w:rPr>
+      </w:pPr>
+      <w:r>
+        <w:rPr>
+          <w:rFonts w:ascii="Times New Roman" w:hAnsi="Times New Roman" w:cs="Times New Roman"/>
+          <w:lang w:val="tr-TR"/>
+        </w:rPr>
+        <w:t>Öğrencilerden yanma tepkimelerini inceleyerek oksijenle tepkimeye giren maddelerin enerji kaynağı olma potansiyeli</w:t>
+      </w:r>
+      <w:r>
+        <w:rPr>
+          <w:rFonts w:ascii="Times New Roman" w:hAnsi="Times New Roman" w:cs="Times New Roman"/>
+          <w:lang w:val="tr-TR"/>
+        </w:rPr>
+        <w:t xml:space="preserve"> </w:t>
+      </w:r>
+      <w:r>
+        <w:rPr>
+          <w:rFonts w:ascii="Times New Roman" w:hAnsi="Times New Roman" w:cs="Times New Roman"/>
+          <w:lang w:val="tr-TR"/>
+        </w:rPr>
+        <w:t xml:space="preserve">ile ilgili fikir yürütmeleri istenir. Böylece öğrencilerin edindikleri bilgileri eleştirel bakış açısıyla değerlendirmesi sağlanarak çalışkanlık değeri kazanmaları desteklenir (D3.3). </w:t>
+      </w:r>
+      <w:r>
+        <w:rPr>
+          <w:rFonts w:ascii="Times New Roman" w:hAnsi="Times New Roman" w:cs="Times New Roman"/>
+          <w:b/>
+          <w:bCs/>
+          <w:lang w:val="tr-TR"/>
+        </w:rPr>
+        <w:t>OK</w:t>
+      </w:r>
+    </w:p>
+    <w:p>
+      <w:pPr>
+        <w:jc w:val="both"/>
+        <w:rPr>
+          <w:rFonts w:ascii="Times New Roman" w:hAnsi="Times New Roman" w:cs="Times New Roman"/>
+          <w:b/>
+          <w:bCs/>
+          <w:lang w:val="tr-TR"/>
+        </w:rPr>
+      </w:pPr>
+      <w:r>
+        <w:rPr>
+          <w:rFonts w:ascii="Times New Roman" w:hAnsi="Times New Roman" w:cs="Times New Roman"/>
+          <w:lang w:val="tr-TR"/>
+        </w:rPr>
+        <w:t xml:space="preserve">Öğrencilere enerji kaynağı olabilecek yakıtların ve canlıların hayatını sürdürebilmesi için gerekli enerji kaynaklarının neler olabileceği sorulabilir. </w:t>
+      </w:r>
+      <w:r>
+        <w:rPr>
+          <w:rFonts w:ascii="Times New Roman" w:hAnsi="Times New Roman" w:cs="Times New Roman"/>
+          <w:b/>
+          <w:bCs/>
+          <w:lang w:val="tr-TR"/>
+        </w:rPr>
+        <w:t>OK</w:t>
+      </w:r>
+    </w:p>
+    <w:p>
+      <w:pPr>
+        <w:jc w:val="both"/>
+        <w:rPr>
+          <w:rFonts w:ascii="Times New Roman" w:hAnsi="Times New Roman" w:cs="Times New Roman"/>
+          <w:b/>
+          <w:bCs/>
+          <w:lang w:val="tr-TR"/>
+        </w:rPr>
+      </w:pPr>
+      <w:r>
+        <w:rPr>
+          <w:rFonts w:ascii="Times New Roman" w:hAnsi="Times New Roman" w:cs="Times New Roman"/>
+          <w:lang w:val="tr-TR"/>
+        </w:rPr>
+        <w:t>Öğrencilerden çeşitli malzemelerin</w:t>
+      </w:r>
+      <w:r>
+        <w:rPr>
+          <w:rFonts w:ascii="Times New Roman" w:hAnsi="Times New Roman" w:cs="Times New Roman"/>
+          <w:lang w:val="tr-TR"/>
+        </w:rPr>
+        <w:t xml:space="preserve"> </w:t>
+      </w:r>
+      <w:r>
+        <w:rPr>
+          <w:rFonts w:ascii="Times New Roman" w:hAnsi="Times New Roman" w:cs="Times New Roman"/>
+          <w:lang w:val="tr-TR"/>
+        </w:rPr>
+        <w:t>enerji kaynağı olma potansiyelini araştırmak üzere hipotezler oluşturmaları istenir. Enerji</w:t>
+      </w:r>
+      <w:r>
+        <w:rPr>
+          <w:rFonts w:ascii="Times New Roman" w:hAnsi="Times New Roman" w:cs="Times New Roman"/>
+          <w:lang w:val="tr-TR"/>
+        </w:rPr>
+        <w:t xml:space="preserve"> </w:t>
+      </w:r>
+      <w:r>
+        <w:rPr>
+          <w:rFonts w:ascii="Times New Roman" w:hAnsi="Times New Roman" w:cs="Times New Roman"/>
+          <w:lang w:val="tr-TR"/>
+        </w:rPr>
+        <w:t>kaynağı olabilecek maddelerden (odun, kamp yakıtı, yağ, ceviz, fındık, badem, kabuklar,</w:t>
+      </w:r>
+      <w:r>
+        <w:rPr>
+          <w:rFonts w:ascii="Times New Roman" w:hAnsi="Times New Roman" w:cs="Times New Roman"/>
+          <w:lang w:val="tr-TR"/>
+        </w:rPr>
+        <w:t xml:space="preserve"> </w:t>
+      </w:r>
+      <w:r>
+        <w:rPr>
+          <w:rFonts w:ascii="Times New Roman" w:hAnsi="Times New Roman" w:cs="Times New Roman"/>
+          <w:lang w:val="tr-TR"/>
+        </w:rPr>
+        <w:t xml:space="preserve">şeker, tatlandırıcı vb.) örnekler verilir ve öğrencilerin grup oluşturmaları sağlanarak seçtikleri maddelerin enerji kaynağı olma potansiyellerine ilişkin problemleri tanımlamaları ve araştırma soruları yazmaları sağlanır (OB7). </w:t>
+      </w:r>
+      <w:r>
+        <w:rPr>
+          <w:rFonts w:ascii="Times New Roman" w:hAnsi="Times New Roman" w:cs="Times New Roman"/>
+          <w:b/>
+          <w:bCs/>
+          <w:lang w:val="tr-TR"/>
+        </w:rPr>
+        <w:t>OK</w:t>
+      </w:r>
+    </w:p>
+    <w:p>
+      <w:pPr>
+        <w:jc w:val="both"/>
+        <w:rPr>
+          <w:rFonts w:ascii="Times New Roman" w:hAnsi="Times New Roman" w:cs="Times New Roman"/>
+          <w:lang w:val="tr-TR"/>
+        </w:rPr>
+      </w:pPr>
+      <w:r>
+        <w:rPr>
+          <w:rFonts w:ascii="Times New Roman" w:hAnsi="Times New Roman" w:cs="Times New Roman"/>
+          <w:lang w:val="tr-TR"/>
+        </w:rPr>
+        <w:t>Soruların araştırılabilir olup olmadığı</w:t>
+      </w:r>
+      <w:r>
+        <w:rPr>
+          <w:rFonts w:ascii="Times New Roman" w:hAnsi="Times New Roman" w:cs="Times New Roman"/>
+          <w:lang w:val="tr-TR"/>
+        </w:rPr>
+        <w:t xml:space="preserve"> </w:t>
+      </w:r>
+      <w:r>
+        <w:rPr>
+          <w:rFonts w:ascii="Times New Roman" w:hAnsi="Times New Roman" w:cs="Times New Roman"/>
+          <w:lang w:val="tr-TR"/>
+        </w:rPr>
+        <w:t>sınıfça tartışıldıktan sonra gruplar,</w:t>
+      </w:r>
+      <w:r>
+        <w:rPr>
+          <w:rFonts w:ascii="Times New Roman" w:hAnsi="Times New Roman" w:cs="Times New Roman"/>
+          <w:b/>
+          <w:bCs/>
+          <w:lang w:val="tr-TR"/>
+        </w:rPr>
+        <w:t>#</w:t>
+      </w:r>
+      <w:r>
+        <w:rPr>
+          <w:rFonts w:ascii="Times New Roman" w:hAnsi="Times New Roman" w:cs="Times New Roman"/>
+          <w:lang w:val="tr-TR"/>
+        </w:rPr>
+        <w:t xml:space="preserve"> seçtikleri maddelerin enerji kaynağı olma potansiyeline</w:t>
+      </w:r>
+      <w:r>
+        <w:rPr>
+          <w:rFonts w:ascii="Times New Roman" w:hAnsi="Times New Roman" w:cs="Times New Roman"/>
+          <w:lang w:val="tr-TR"/>
+        </w:rPr>
+        <w:t xml:space="preserve"> </w:t>
+      </w:r>
+      <w:r>
+        <w:rPr>
+          <w:rFonts w:ascii="Times New Roman" w:hAnsi="Times New Roman" w:cs="Times New Roman"/>
+          <w:lang w:val="tr-TR"/>
+        </w:rPr>
+        <w:t>ilişkin neden-sonuç ilişkilerini ve yapacakları deneye ilişkin bağımlı-bağımsız</w:t>
+      </w:r>
+      <w:r>
+        <w:rPr>
+          <w:rFonts w:ascii="Times New Roman" w:hAnsi="Times New Roman" w:cs="Times New Roman"/>
+          <w:lang w:val="tr-TR"/>
+        </w:rPr>
+        <w:t xml:space="preserve"> </w:t>
+      </w:r>
+      <w:r>
+        <w:rPr>
+          <w:rFonts w:ascii="Times New Roman" w:hAnsi="Times New Roman" w:cs="Times New Roman"/>
+          <w:lang w:val="tr-TR"/>
+        </w:rPr>
+        <w:t xml:space="preserve">değişkenleri ve kontrol değişkenlerini belirler. Değişkenler arasındaki ilişkiyi </w:t>
+      </w:r>
+      <w:r>
+        <w:rPr>
+          <w:rFonts w:ascii="Times New Roman" w:hAnsi="Times New Roman" w:cs="Times New Roman"/>
+          <w:lang w:val="tr-TR"/>
+        </w:rPr>
+        <w:lastRenderedPageBreak/>
+        <w:t>belirlemek</w:t>
+      </w:r>
+      <w:r>
+        <w:rPr>
+          <w:rFonts w:ascii="Times New Roman" w:hAnsi="Times New Roman" w:cs="Times New Roman"/>
+          <w:lang w:val="tr-TR"/>
+        </w:rPr>
+        <w:t xml:space="preserve"> </w:t>
+      </w:r>
+      <w:r>
+        <w:rPr>
+          <w:rFonts w:ascii="Times New Roman" w:hAnsi="Times New Roman" w:cs="Times New Roman"/>
+          <w:lang w:val="tr-TR"/>
+        </w:rPr>
+        <w:t xml:space="preserve">üzere deneyler tasarlar ve tasarladıkları deneyi gerçekleştirirler (D3.2, OB7). Deney uygulamaları ile çalışkanlık değeri desteklenir. </w:t>
+      </w:r>
+    </w:p>
+    <w:p>
+      <w:pPr>
+        <w:jc w:val="both"/>
+        <w:rPr>
+          <w:rFonts w:ascii="Times New Roman" w:hAnsi="Times New Roman" w:cs="Times New Roman"/>
+          <w:lang w:val="tr-TR"/>
+        </w:rPr>
+      </w:pPr>
+      <w:r>
+        <w:rPr>
+          <w:rFonts w:ascii="Times New Roman" w:hAnsi="Times New Roman" w:cs="Times New Roman"/>
+          <w:lang w:val="tr-TR"/>
+        </w:rPr>
+        <w:t>Gruplar, deney verileri temelinde seçtikleri</w:t>
+      </w:r>
+      <w:r>
+        <w:rPr>
+          <w:rFonts w:ascii="Times New Roman" w:hAnsi="Times New Roman" w:cs="Times New Roman"/>
+          <w:lang w:val="tr-TR"/>
+        </w:rPr>
+        <w:t xml:space="preserve"> </w:t>
+      </w:r>
+      <w:r>
+        <w:rPr>
+          <w:rFonts w:ascii="Times New Roman" w:hAnsi="Times New Roman" w:cs="Times New Roman"/>
+          <w:lang w:val="tr-TR"/>
+        </w:rPr>
+        <w:t>yakıtların veya canlılara enerji veren maddelerin enerji kaynağı olma potansiyeline ilişkin</w:t>
+      </w:r>
+      <w:r>
+        <w:rPr>
+          <w:rFonts w:ascii="Times New Roman" w:hAnsi="Times New Roman" w:cs="Times New Roman"/>
+          <w:lang w:val="tr-TR"/>
+        </w:rPr>
+        <w:t xml:space="preserve"> </w:t>
+      </w:r>
+      <w:r>
+        <w:rPr>
+          <w:rFonts w:ascii="Times New Roman" w:hAnsi="Times New Roman" w:cs="Times New Roman"/>
+          <w:lang w:val="tr-TR"/>
+        </w:rPr>
+        <w:t>önermeler sunarlar. Öğrenciler, deneysel veriler temelinde sundukları önermelerini</w:t>
+      </w:r>
+      <w:r>
+        <w:rPr>
+          <w:rFonts w:ascii="Times New Roman" w:hAnsi="Times New Roman" w:cs="Times New Roman"/>
+          <w:lang w:val="tr-TR"/>
+        </w:rPr>
+        <w:t xml:space="preserve"> </w:t>
+      </w:r>
+      <w:r>
+        <w:rPr>
+          <w:rFonts w:ascii="Times New Roman" w:hAnsi="Times New Roman" w:cs="Times New Roman"/>
+          <w:lang w:val="tr-TR"/>
+        </w:rPr>
+        <w:t>bilimsel verilerden (</w:t>
+      </w:r>
+      <w:proofErr w:type="spellStart"/>
+      <w:r>
+        <w:rPr>
+          <w:rFonts w:ascii="Times New Roman" w:hAnsi="Times New Roman" w:cs="Times New Roman"/>
+          <w:lang w:val="tr-TR"/>
+        </w:rPr>
+        <w:t>ürünlerin</w:t>
+      </w:r>
+      <w:proofErr w:type="spellEnd"/>
+      <w:r>
+        <w:rPr>
+          <w:rFonts w:ascii="Times New Roman" w:hAnsi="Times New Roman" w:cs="Times New Roman"/>
+          <w:lang w:val="tr-TR"/>
+        </w:rPr>
+        <w:t xml:space="preserve"> etiketleri, kimyasal içerik vb.) hareketle karşılaştırır ve</w:t>
+      </w:r>
+      <w:r>
+        <w:rPr>
+          <w:rFonts w:ascii="Times New Roman" w:hAnsi="Times New Roman" w:cs="Times New Roman"/>
+          <w:lang w:val="tr-TR"/>
+        </w:rPr>
+        <w:t xml:space="preserve"> </w:t>
+      </w:r>
+      <w:r>
+        <w:rPr>
+          <w:rFonts w:ascii="Times New Roman" w:hAnsi="Times New Roman" w:cs="Times New Roman"/>
+          <w:lang w:val="tr-TR"/>
+        </w:rPr>
+        <w:t xml:space="preserve">seçtikleri yakıtların yanma tepkimesine ait denklemi yazarlar. </w:t>
+      </w:r>
+    </w:p>
+    <w:p>
+      <w:pPr>
+        <w:jc w:val="both"/>
+        <w:rPr>
+          <w:rFonts w:ascii="Times New Roman" w:hAnsi="Times New Roman" w:cs="Times New Roman"/>
+          <w:lang w:val="tr-TR"/>
+        </w:rPr>
+      </w:pPr>
+      <w:r>
+        <w:rPr>
+          <w:rFonts w:ascii="Times New Roman" w:hAnsi="Times New Roman" w:cs="Times New Roman"/>
+          <w:lang w:val="tr-TR"/>
+        </w:rPr>
+        <w:t>Çeşitli maddelerin oksijen</w:t>
+      </w:r>
+      <w:r>
+        <w:rPr>
+          <w:rFonts w:ascii="Times New Roman" w:hAnsi="Times New Roman" w:cs="Times New Roman"/>
+          <w:lang w:val="tr-TR"/>
+        </w:rPr>
+        <w:t xml:space="preserve"> </w:t>
+      </w:r>
+      <w:r>
+        <w:rPr>
+          <w:rFonts w:ascii="Times New Roman" w:hAnsi="Times New Roman" w:cs="Times New Roman"/>
+          <w:lang w:val="tr-TR"/>
+        </w:rPr>
+        <w:t>ile yanması sonucu enerji açığa çıkmasından yola çıkılarak hidrojenin de bir enerji</w:t>
+      </w:r>
+      <w:r>
+        <w:rPr>
+          <w:rFonts w:ascii="Times New Roman" w:hAnsi="Times New Roman" w:cs="Times New Roman"/>
+          <w:lang w:val="tr-TR"/>
+        </w:rPr>
+        <w:t xml:space="preserve"> </w:t>
+      </w:r>
+      <w:r>
+        <w:rPr>
+          <w:rFonts w:ascii="Times New Roman" w:hAnsi="Times New Roman" w:cs="Times New Roman"/>
+          <w:lang w:val="tr-TR"/>
+        </w:rPr>
+        <w:t xml:space="preserve">kaynağı olabileceği öğrencilere fark ettirilebilir. </w:t>
+      </w:r>
+    </w:p>
+    <w:p>
+      <w:pPr>
+        <w:jc w:val="both"/>
+        <w:rPr>
+          <w:rFonts w:ascii="Times New Roman" w:hAnsi="Times New Roman" w:cs="Times New Roman"/>
+          <w:lang w:val="tr-TR"/>
+        </w:rPr>
+      </w:pPr>
+      <w:r>
+        <w:rPr>
+          <w:rFonts w:ascii="Times New Roman" w:hAnsi="Times New Roman" w:cs="Times New Roman"/>
+          <w:lang w:val="tr-TR"/>
+        </w:rPr>
+        <w:t xml:space="preserve">Enerji kaynaklarında yanma </w:t>
+      </w:r>
+      <w:r>
+        <w:rPr>
+          <w:rFonts w:ascii="Times New Roman" w:hAnsi="Times New Roman" w:cs="Times New Roman"/>
+          <w:lang w:val="tr-TR"/>
+        </w:rPr>
+        <w:t>ü</w:t>
+      </w:r>
+      <w:r>
+        <w:rPr>
+          <w:rFonts w:ascii="Times New Roman" w:hAnsi="Times New Roman" w:cs="Times New Roman"/>
+          <w:lang w:val="tr-TR"/>
+        </w:rPr>
+        <w:t>r</w:t>
+      </w:r>
+      <w:r>
+        <w:rPr>
+          <w:rFonts w:ascii="Times New Roman" w:hAnsi="Times New Roman" w:cs="Times New Roman"/>
+          <w:lang w:val="tr-TR"/>
+        </w:rPr>
+        <w:t>ü</w:t>
+      </w:r>
+      <w:r>
+        <w:rPr>
+          <w:rFonts w:ascii="Times New Roman" w:hAnsi="Times New Roman" w:cs="Times New Roman"/>
+          <w:lang w:val="tr-TR"/>
+        </w:rPr>
+        <w:t>n</w:t>
+      </w:r>
+      <w:r>
+        <w:rPr>
+          <w:rFonts w:ascii="Times New Roman" w:hAnsi="Times New Roman" w:cs="Times New Roman"/>
+          <w:lang w:val="tr-TR"/>
+        </w:rPr>
+        <w:t>ü</w:t>
+      </w:r>
+      <w:r>
+        <w:rPr>
+          <w:rFonts w:ascii="Times New Roman" w:hAnsi="Times New Roman" w:cs="Times New Roman"/>
+          <w:lang w:val="tr-TR"/>
+        </w:rPr>
+        <w:t>n</w:t>
+      </w:r>
+      <w:r>
+        <w:rPr>
+          <w:rFonts w:ascii="Times New Roman" w:hAnsi="Times New Roman" w:cs="Times New Roman"/>
+          <w:lang w:val="tr-TR"/>
+        </w:rPr>
+        <w:t>ü</w:t>
+      </w:r>
+      <w:r>
+        <w:rPr>
+          <w:rFonts w:ascii="Times New Roman" w:hAnsi="Times New Roman" w:cs="Times New Roman"/>
+          <w:lang w:val="tr-TR"/>
+        </w:rPr>
+        <w:t>n</w:t>
+      </w:r>
+      <w:r>
+        <w:rPr>
+          <w:rFonts w:ascii="Times New Roman" w:hAnsi="Times New Roman" w:cs="Times New Roman"/>
+          <w:lang w:val="tr-TR"/>
+        </w:rPr>
+        <w:t xml:space="preserve"> </w:t>
+      </w:r>
+      <w:r>
+        <w:rPr>
+          <w:rFonts w:ascii="Times New Roman" w:hAnsi="Times New Roman" w:cs="Times New Roman"/>
+          <w:lang w:val="tr-TR"/>
+        </w:rPr>
+        <w:t>çoğunlukla sera gazı olduğu ancak hidrojen yandığında sera gazı çıkışı olmadığına dikkat</w:t>
+      </w:r>
+      <w:r>
+        <w:rPr>
+          <w:rFonts w:ascii="Times New Roman" w:hAnsi="Times New Roman" w:cs="Times New Roman"/>
+          <w:lang w:val="tr-TR"/>
+        </w:rPr>
+        <w:t xml:space="preserve"> </w:t>
+      </w:r>
+      <w:r>
+        <w:rPr>
+          <w:rFonts w:ascii="Times New Roman" w:hAnsi="Times New Roman" w:cs="Times New Roman"/>
+          <w:lang w:val="tr-TR"/>
+        </w:rPr>
+        <w:t xml:space="preserve">çekilebilir. </w:t>
+      </w:r>
+    </w:p>
+    <w:p>
+      <w:pPr>
+        <w:jc w:val="both"/>
+        <w:rPr>
+          <w:rFonts w:ascii="Times New Roman" w:hAnsi="Times New Roman" w:cs="Times New Roman"/>
+          <w:lang w:val="tr-TR"/>
+        </w:rPr>
+      </w:pPr>
+      <w:r>
+        <w:rPr>
+          <w:rFonts w:ascii="Times New Roman" w:hAnsi="Times New Roman" w:cs="Times New Roman"/>
+          <w:lang w:val="tr-TR"/>
+        </w:rPr>
+        <w:t>Yapay tatlandırıcılar ile enerji içeceklerinin enerji verme özellikleri ve</w:t>
+      </w:r>
+      <w:r>
+        <w:rPr>
+          <w:rFonts w:ascii="Times New Roman" w:hAnsi="Times New Roman" w:cs="Times New Roman"/>
+          <w:lang w:val="tr-TR"/>
+        </w:rPr>
+        <w:t xml:space="preserve"> </w:t>
+      </w:r>
+      <w:r>
+        <w:rPr>
+          <w:rFonts w:ascii="Times New Roman" w:hAnsi="Times New Roman" w:cs="Times New Roman"/>
+          <w:lang w:val="tr-TR"/>
+        </w:rPr>
+        <w:t>yanma ürünlerinin canlı organizmada oluşturabileceği sağlık sorunları tartışmaya açılarak</w:t>
+      </w:r>
+      <w:r>
+        <w:rPr>
+          <w:rFonts w:ascii="Times New Roman" w:hAnsi="Times New Roman" w:cs="Times New Roman"/>
+          <w:lang w:val="tr-TR"/>
+        </w:rPr>
+        <w:t xml:space="preserve"> </w:t>
+      </w:r>
+      <w:r>
+        <w:rPr>
+          <w:rFonts w:ascii="Times New Roman" w:hAnsi="Times New Roman" w:cs="Times New Roman"/>
+          <w:lang w:val="tr-TR"/>
+        </w:rPr>
+        <w:t>sağlıklı yaşam kapsamında değerlendirme yapılması istenebilir (SDB2.3, D13.1).</w:t>
+      </w:r>
+    </w:p>
+    <w:p>
+      <w:pPr>
+        <w:jc w:val="both"/>
+        <w:rPr>
+          <w:rFonts w:ascii="Times New Roman" w:hAnsi="Times New Roman" w:cs="Times New Roman"/>
+          <w:lang w:val="tr-TR"/>
+        </w:rPr>
+      </w:pPr>
+      <w:r>
+        <w:rPr>
+          <w:rFonts w:ascii="Times New Roman" w:hAnsi="Times New Roman" w:cs="Times New Roman"/>
+          <w:lang w:val="tr-TR"/>
+        </w:rPr>
+        <w:t>Enerji içeceği ve tatlandırıcıların su pireleri üzerindeki etkisinin mikroskop aracılığı</w:t>
+      </w:r>
+      <w:r>
+        <w:rPr>
+          <w:rFonts w:ascii="Times New Roman" w:hAnsi="Times New Roman" w:cs="Times New Roman"/>
+          <w:lang w:val="tr-TR"/>
+        </w:rPr>
+        <w:t xml:space="preserve"> </w:t>
+      </w:r>
+      <w:r>
+        <w:rPr>
+          <w:rFonts w:ascii="Times New Roman" w:hAnsi="Times New Roman" w:cs="Times New Roman"/>
+          <w:lang w:val="tr-TR"/>
+        </w:rPr>
+        <w:t xml:space="preserve">ile veya deney videosu yardımıyla gözlemlenmesi sağlanabilir (OB2). </w:t>
+      </w:r>
+    </w:p>
+    <w:p>
+      <w:pPr>
+        <w:jc w:val="both"/>
+        <w:rPr>
+          <w:rFonts w:ascii="Times New Roman" w:hAnsi="Times New Roman" w:cs="Times New Roman"/>
+          <w:lang w:val="tr-TR"/>
+        </w:rPr>
+      </w:pPr>
+      <w:r>
+        <w:rPr>
+          <w:rFonts w:ascii="Times New Roman" w:hAnsi="Times New Roman" w:cs="Times New Roman"/>
+          <w:lang w:val="tr-TR"/>
+        </w:rPr>
+        <w:t>Öğrenciler çeşitli</w:t>
+      </w:r>
+      <w:r>
+        <w:rPr>
+          <w:rFonts w:ascii="Times New Roman" w:hAnsi="Times New Roman" w:cs="Times New Roman"/>
+          <w:lang w:val="tr-TR"/>
+        </w:rPr>
+        <w:t xml:space="preserve"> </w:t>
+      </w:r>
+      <w:r>
+        <w:rPr>
+          <w:rFonts w:ascii="Times New Roman" w:hAnsi="Times New Roman" w:cs="Times New Roman"/>
+          <w:lang w:val="tr-TR"/>
+        </w:rPr>
+        <w:t>maddelerin enerji kaynağı olma potansiyelini araştırmak amacıyla bir deneyi tasarlayabilir,</w:t>
+      </w:r>
+      <w:r>
+        <w:rPr>
+          <w:rFonts w:ascii="Times New Roman" w:hAnsi="Times New Roman" w:cs="Times New Roman"/>
+          <w:lang w:val="tr-TR"/>
+        </w:rPr>
+        <w:t xml:space="preserve"> </w:t>
+      </w:r>
+      <w:r>
+        <w:rPr>
+          <w:rFonts w:ascii="Times New Roman" w:hAnsi="Times New Roman" w:cs="Times New Roman"/>
+          <w:lang w:val="tr-TR"/>
+        </w:rPr>
+        <w:t>uygulayabilir ve raporlayabilir (SDB1.2).</w:t>
+      </w:r>
+    </w:p>
+    <w:p>
+      <w:pPr>
+        <w:jc w:val="both"/>
+        <w:rPr>
+          <w:rFonts w:ascii="Times New Roman" w:hAnsi="Times New Roman" w:cs="Times New Roman"/>
+          <w:lang w:val="tr-TR"/>
+        </w:rPr>
+      </w:pPr>
+      <w:r>
+        <w:rPr>
+          <w:rFonts w:ascii="Times New Roman" w:hAnsi="Times New Roman" w:cs="Times New Roman"/>
+          <w:lang w:val="tr-TR"/>
+        </w:rPr>
+        <w:t>*/</w:t>
+      </w:r>
+    </w:p>
+    <w:p>
+      <w:pPr>
+        <w:jc w:val="both"/>
+        <w:rPr>
+          <w:rFonts w:ascii="Times New Roman" w:hAnsi="Times New Roman" w:cs="Times New Roman"/>
+          <w:lang w:val="tr-TR"/>
+        </w:rPr>
+      </w:pPr>
+    </w:p>
+    <w:p>
+      <w:pPr>
+        <w:jc w:val="both"/>
+        <w:rPr>
+          <w:rFonts w:ascii="Times New Roman" w:hAnsi="Times New Roman" w:cs="Times New Roman"/>
+          <w:b/>
+          <w:bCs/>
+          <w:lang w:val="tr-TR"/>
+        </w:rPr>
+      </w:pPr>
+      <w:r>
+        <w:rPr>
+          <w:rFonts w:ascii="Times New Roman" w:hAnsi="Times New Roman" w:cs="Times New Roman"/>
+          <w:b/>
+          <w:bCs/>
+          <w:lang w:val="tr-TR"/>
+        </w:rPr>
+        <w:t>Kaynakça</w:t>
+      </w:r>
+    </w:p>
+    <w:p>
+      <w:pPr>
+        <w:pStyle w:val="ListParagraph"/>
+        <w:numPr>
+          <w:ilvl w:val="0"/>
+          <w:numId w:val="34"/>
+        </w:numPr>
+        <w:jc w:val="both"/>
+        <w:rPr>
+          <w:rFonts w:ascii="Times New Roman" w:hAnsi="Times New Roman" w:cs="Times New Roman"/>
+          <w:lang w:val="tr-TR"/>
+        </w:rPr>
+      </w:pPr>
+      <w:r>
+        <w:rPr>
+          <w:rFonts w:ascii="Times New Roman" w:hAnsi="Times New Roman" w:cs="Times New Roman"/>
+          <w:lang w:val="tr-TR"/>
+        </w:rPr>
+        <w:t xml:space="preserve">Donald R. </w:t>
+      </w:r>
+      <w:proofErr w:type="spellStart"/>
+      <w:r>
+        <w:rPr>
+          <w:rFonts w:ascii="Times New Roman" w:hAnsi="Times New Roman" w:cs="Times New Roman"/>
+          <w:lang w:val="tr-TR"/>
+        </w:rPr>
+        <w:t>Burgess</w:t>
+      </w:r>
+      <w:proofErr w:type="spellEnd"/>
+      <w:r>
+        <w:rPr>
+          <w:rFonts w:ascii="Times New Roman" w:hAnsi="Times New Roman" w:cs="Times New Roman"/>
+          <w:lang w:val="tr-TR"/>
+        </w:rPr>
+        <w:t xml:space="preserve">, Anthony P. </w:t>
+      </w:r>
+      <w:proofErr w:type="spellStart"/>
+      <w:r>
+        <w:rPr>
+          <w:rFonts w:ascii="Times New Roman" w:hAnsi="Times New Roman" w:cs="Times New Roman"/>
+          <w:lang w:val="tr-TR"/>
+        </w:rPr>
+        <w:t>Hamins</w:t>
+      </w:r>
+      <w:proofErr w:type="spellEnd"/>
+      <w:r>
+        <w:rPr>
+          <w:rFonts w:ascii="Times New Roman" w:hAnsi="Times New Roman" w:cs="Times New Roman"/>
+          <w:lang w:val="tr-TR"/>
+        </w:rPr>
+        <w:t xml:space="preserve">, </w:t>
+      </w:r>
+      <w:proofErr w:type="spellStart"/>
+      <w:r>
+        <w:rPr>
+          <w:rFonts w:ascii="Times New Roman" w:hAnsi="Times New Roman" w:cs="Times New Roman"/>
+          <w:lang w:val="tr-TR"/>
+        </w:rPr>
+        <w:t>Heats</w:t>
+      </w:r>
+      <w:proofErr w:type="spellEnd"/>
+      <w:r>
+        <w:rPr>
+          <w:rFonts w:ascii="Times New Roman" w:hAnsi="Times New Roman" w:cs="Times New Roman"/>
+          <w:lang w:val="tr-TR"/>
+        </w:rPr>
+        <w:t xml:space="preserve"> of </w:t>
+      </w:r>
+      <w:proofErr w:type="spellStart"/>
+      <w:r>
+        <w:rPr>
+          <w:rFonts w:ascii="Times New Roman" w:hAnsi="Times New Roman" w:cs="Times New Roman"/>
+          <w:lang w:val="tr-TR"/>
+        </w:rPr>
+        <w:t>Combustion</w:t>
+      </w:r>
+      <w:proofErr w:type="spellEnd"/>
+      <w:r>
+        <w:rPr>
+          <w:rFonts w:ascii="Times New Roman" w:hAnsi="Times New Roman" w:cs="Times New Roman"/>
+          <w:lang w:val="tr-TR"/>
+        </w:rPr>
+        <w:t xml:space="preserve"> </w:t>
+      </w:r>
+      <w:proofErr w:type="spellStart"/>
+      <w:r>
+        <w:rPr>
+          <w:rFonts w:ascii="Times New Roman" w:hAnsi="Times New Roman" w:cs="Times New Roman"/>
+          <w:lang w:val="tr-TR"/>
+        </w:rPr>
+        <w:t>and</w:t>
+      </w:r>
+      <w:proofErr w:type="spellEnd"/>
+      <w:r>
+        <w:rPr>
+          <w:rFonts w:ascii="Times New Roman" w:hAnsi="Times New Roman" w:cs="Times New Roman"/>
+          <w:lang w:val="tr-TR"/>
+        </w:rPr>
+        <w:t xml:space="preserve"> </w:t>
+      </w:r>
+      <w:proofErr w:type="spellStart"/>
+      <w:r>
+        <w:rPr>
+          <w:rFonts w:ascii="Times New Roman" w:hAnsi="Times New Roman" w:cs="Times New Roman"/>
+          <w:lang w:val="tr-TR"/>
+        </w:rPr>
+        <w:t>Related</w:t>
+      </w:r>
+      <w:proofErr w:type="spellEnd"/>
+      <w:r>
+        <w:rPr>
+          <w:rFonts w:ascii="Times New Roman" w:hAnsi="Times New Roman" w:cs="Times New Roman"/>
+          <w:lang w:val="tr-TR"/>
+        </w:rPr>
+        <w:t xml:space="preserve"> </w:t>
+      </w:r>
+      <w:proofErr w:type="spellStart"/>
+      <w:r>
+        <w:rPr>
+          <w:rFonts w:ascii="Times New Roman" w:hAnsi="Times New Roman" w:cs="Times New Roman"/>
+          <w:lang w:val="tr-TR"/>
+        </w:rPr>
+        <w:t>Properties</w:t>
+      </w:r>
+      <w:proofErr w:type="spellEnd"/>
+      <w:r>
+        <w:rPr>
+          <w:rFonts w:ascii="Times New Roman" w:hAnsi="Times New Roman" w:cs="Times New Roman"/>
+          <w:lang w:val="tr-TR"/>
+        </w:rPr>
+        <w:t xml:space="preserve"> of </w:t>
+      </w:r>
+      <w:proofErr w:type="spellStart"/>
+      <w:r>
+        <w:rPr>
+          <w:rFonts w:ascii="Times New Roman" w:hAnsi="Times New Roman" w:cs="Times New Roman"/>
+          <w:lang w:val="tr-TR"/>
+        </w:rPr>
+        <w:t>Pure</w:t>
+      </w:r>
+      <w:proofErr w:type="spellEnd"/>
+      <w:r>
+        <w:rPr>
+          <w:rFonts w:ascii="Times New Roman" w:hAnsi="Times New Roman" w:cs="Times New Roman"/>
+          <w:lang w:val="tr-TR"/>
+        </w:rPr>
+        <w:t xml:space="preserve"> </w:t>
+      </w:r>
+      <w:proofErr w:type="spellStart"/>
+      <w:r>
+        <w:rPr>
+          <w:rFonts w:ascii="Times New Roman" w:hAnsi="Times New Roman" w:cs="Times New Roman"/>
+          <w:lang w:val="tr-TR"/>
+        </w:rPr>
+        <w:t>Substances</w:t>
+      </w:r>
+      <w:proofErr w:type="spellEnd"/>
+      <w:r>
+        <w:rPr>
+          <w:rFonts w:ascii="Times New Roman" w:hAnsi="Times New Roman" w:cs="Times New Roman"/>
+          <w:lang w:val="tr-TR"/>
+        </w:rPr>
+        <w:t>,</w:t>
+      </w:r>
+      <w:r>
+        <w:rPr>
+          <w:rFonts w:ascii="Times New Roman" w:hAnsi="Times New Roman" w:cs="Times New Roman"/>
+          <w:lang w:val="tr-TR"/>
+        </w:rPr>
+        <w:t xml:space="preserve"> 258-266</w:t>
+      </w:r>
+      <w:r>
+        <w:rPr>
+          <w:rFonts w:ascii="Times New Roman" w:hAnsi="Times New Roman" w:cs="Times New Roman"/>
+          <w:lang w:val="tr-TR"/>
+        </w:rPr>
+        <w:t xml:space="preserve"> https://doi.org/10.6028/NIST.TN.2126-upd1, https://nvlpubs.nist.gov/nistpubs/TechnicalNotes/NIST.TN.2126-upd1.pdf</w:t>
+      </w:r>
     </w:p>
     <w:sectPr>
-      <w:footerReference w:type="even" r:id="rId7"/>
-      <w:footerReference w:type="default" r:id="rId8"/>
+      <w:footerReference w:type="even" r:id="rId10"/>
+      <w:footerReference w:type="default" r:id="rId11"/>
       <w:pgSz w:w="12240" w:h="15840"/>
       <w:pgMar w:top="1440" w:right="1440" w:bottom="1440" w:left="1440" w:header="708" w:footer="708" w:gutter="0"/>
       <w:cols w:space="708"/>
@@ -955,6 +6153,97 @@
     </w:lvl>
   </w:abstractNum>
   <w:abstractNum w:abstractNumId="7" w15:restartNumberingAfterBreak="0">
+    <w:nsid w:val="32DF4296"/>
+    <w:multiLevelType w:val="hybridMultilevel"/>
+    <w:tmpl w:val="3BC68BEC"/>
+    <w:lvl w:ilvl="0" w:tplc="6FDA74F2">
+      <w:start w:val="1"/>
+      <w:numFmt w:val="decimal"/>
+      <w:lvlText w:val="%1."/>
+      <w:lvlJc w:val="left"/>
+      <w:pPr>
+        <w:ind w:left="720" w:hanging="360"/>
+      </w:pPr>
+      <w:rPr>
+        <w:rFonts w:hint="default"/>
+        <w:b/>
+        <w:bCs/>
+      </w:rPr>
+    </w:lvl>
+    <w:lvl w:ilvl="1" w:tplc="04090019" w:tentative="1">
+      <w:start w:val="1"/>
+      <w:numFmt w:val="lowerLetter"/>
+      <w:lvlText w:val="%2."/>
+      <w:lvlJc w:val="left"/>
+      <w:pPr>
+        <w:ind w:left="1440" w:hanging="360"/>
+      </w:pPr>
+    </w:lvl>
+    <w:lvl w:ilvl="2" w:tplc="0409001B" w:tentative="1">
+      <w:start w:val="1"/>
+      <w:numFmt w:val="lowerRoman"/>
+      <w:lvlText w:val="%3."/>
+      <w:lvlJc w:val="right"/>
+      <w:pPr>
+        <w:ind w:left="2160" w:hanging="180"/>
+      </w:pPr>
+    </w:lvl>
+    <w:lvl w:ilvl="3" w:tplc="0409000F" w:tentative="1">
+      <w:start w:val="1"/>
+      <w:numFmt w:val="decimal"/>
+      <w:lvlText w:val="%4."/>
+      <w:lvlJc w:val="left"/>
+      <w:pPr>
+        <w:ind w:left="2880" w:hanging="360"/>
+      </w:pPr>
+    </w:lvl>
+    <w:lvl w:ilvl="4" w:tplc="04090019" w:tentative="1">
+      <w:start w:val="1"/>
+      <w:numFmt w:val="lowerLetter"/>
+      <w:lvlText w:val="%5."/>
+      <w:lvlJc w:val="left"/>
+      <w:pPr>
+        <w:ind w:left="3600" w:hanging="360"/>
+      </w:pPr>
+    </w:lvl>
+    <w:lvl w:ilvl="5" w:tplc="0409001B" w:tentative="1">
+      <w:start w:val="1"/>
+      <w:numFmt w:val="lowerRoman"/>
+      <w:lvlText w:val="%6."/>
+      <w:lvlJc w:val="right"/>
+      <w:pPr>
+        <w:ind w:left="4320" w:hanging="180"/>
+      </w:pPr>
+    </w:lvl>
+    <w:lvl w:ilvl="6" w:tplc="0409000F" w:tentative="1">
+      <w:start w:val="1"/>
+      <w:numFmt w:val="decimal"/>
+      <w:lvlText w:val="%7."/>
+      <w:lvlJc w:val="left"/>
+      <w:pPr>
+        <w:ind w:left="5040" w:hanging="360"/>
+      </w:pPr>
+    </w:lvl>
+    <w:lvl w:ilvl="7" w:tplc="04090019" w:tentative="1">
+      <w:start w:val="1"/>
+      <w:numFmt w:val="lowerLetter"/>
+      <w:lvlText w:val="%8."/>
+      <w:lvlJc w:val="left"/>
+      <w:pPr>
+        <w:ind w:left="5760" w:hanging="360"/>
+      </w:pPr>
+    </w:lvl>
+    <w:lvl w:ilvl="8" w:tplc="0409001B" w:tentative="1">
+      <w:start w:val="1"/>
+      <w:numFmt w:val="lowerRoman"/>
+      <w:lvlText w:val="%9."/>
+      <w:lvlJc w:val="right"/>
+      <w:pPr>
+        <w:ind w:left="6480" w:hanging="180"/>
+      </w:pPr>
+    </w:lvl>
+  </w:abstractNum>
+  <w:abstractNum w:abstractNumId="8" w15:restartNumberingAfterBreak="0">
     <w:nsid w:val="32EA6E56"/>
     <w:multiLevelType w:val="hybridMultilevel"/>
     <w:tmpl w:val="2CAE595E"/>
@@ -1044,7 +6333,7 @@
       </w:pPr>
     </w:lvl>
   </w:abstractNum>
-  <w:abstractNum w:abstractNumId="8" w15:restartNumberingAfterBreak="0">
+  <w:abstractNum w:abstractNumId="9" w15:restartNumberingAfterBreak="0">
     <w:nsid w:val="332B2607"/>
     <w:multiLevelType w:val="hybridMultilevel"/>
     <w:tmpl w:val="49E09AE8"/>
@@ -1135,7 +6424,7 @@
       </w:pPr>
     </w:lvl>
   </w:abstractNum>
-  <w:abstractNum w:abstractNumId="9" w15:restartNumberingAfterBreak="0">
+  <w:abstractNum w:abstractNumId="10" w15:restartNumberingAfterBreak="0">
     <w:nsid w:val="34765663"/>
     <w:multiLevelType w:val="multilevel"/>
     <w:tmpl w:val="17964F22"/>
@@ -1264,7 +6553,7 @@
       </w:rPr>
     </w:lvl>
   </w:abstractNum>
-  <w:abstractNum w:abstractNumId="10" w15:restartNumberingAfterBreak="0">
+  <w:abstractNum w:abstractNumId="11" w15:restartNumberingAfterBreak="0">
     <w:nsid w:val="3B130D6B"/>
     <w:multiLevelType w:val="hybridMultilevel"/>
     <w:tmpl w:val="C8E81D6C"/>
@@ -1377,7 +6666,7 @@
       </w:rPr>
     </w:lvl>
   </w:abstractNum>
-  <w:abstractNum w:abstractNumId="11" w15:restartNumberingAfterBreak="0">
+  <w:abstractNum w:abstractNumId="12" w15:restartNumberingAfterBreak="0">
     <w:nsid w:val="40A24A5F"/>
     <w:multiLevelType w:val="hybridMultilevel"/>
     <w:tmpl w:val="E6E6B240"/>
@@ -1466,7 +6755,7 @@
       </w:pPr>
     </w:lvl>
   </w:abstractNum>
-  <w:abstractNum w:abstractNumId="12" w15:restartNumberingAfterBreak="0">
+  <w:abstractNum w:abstractNumId="13" w15:restartNumberingAfterBreak="0">
     <w:nsid w:val="47F66C8B"/>
     <w:multiLevelType w:val="hybridMultilevel"/>
     <w:tmpl w:val="E0024CA2"/>
@@ -1579,7 +6868,7 @@
       </w:rPr>
     </w:lvl>
   </w:abstractNum>
-  <w:abstractNum w:abstractNumId="13" w15:restartNumberingAfterBreak="0">
+  <w:abstractNum w:abstractNumId="14" w15:restartNumberingAfterBreak="0">
     <w:nsid w:val="4CE77FED"/>
     <w:multiLevelType w:val="hybridMultilevel"/>
     <w:tmpl w:val="0ED6628C"/>
@@ -1670,7 +6959,7 @@
       </w:pPr>
     </w:lvl>
   </w:abstractNum>
-  <w:abstractNum w:abstractNumId="14" w15:restartNumberingAfterBreak="0">
+  <w:abstractNum w:abstractNumId="15" w15:restartNumberingAfterBreak="0">
     <w:nsid w:val="4E9273ED"/>
     <w:multiLevelType w:val="hybridMultilevel"/>
     <w:tmpl w:val="92007954"/>
@@ -1760,7 +7049,7 @@
       </w:pPr>
     </w:lvl>
   </w:abstractNum>
-  <w:abstractNum w:abstractNumId="15" w15:restartNumberingAfterBreak="0">
+  <w:abstractNum w:abstractNumId="16" w15:restartNumberingAfterBreak="0">
     <w:nsid w:val="53BB78B7"/>
     <w:multiLevelType w:val="hybridMultilevel"/>
     <w:tmpl w:val="48FA2CA2"/>
@@ -1849,7 +7138,7 @@
       </w:pPr>
     </w:lvl>
   </w:abstractNum>
-  <w:abstractNum w:abstractNumId="16" w15:restartNumberingAfterBreak="0">
+  <w:abstractNum w:abstractNumId="17" w15:restartNumberingAfterBreak="0">
     <w:nsid w:val="53C27521"/>
     <w:multiLevelType w:val="hybridMultilevel"/>
     <w:tmpl w:val="8F785230"/>
@@ -1940,7 +7229,7 @@
       </w:pPr>
     </w:lvl>
   </w:abstractNum>
-  <w:abstractNum w:abstractNumId="17" w15:restartNumberingAfterBreak="0">
+  <w:abstractNum w:abstractNumId="18" w15:restartNumberingAfterBreak="0">
     <w:nsid w:val="57F06A02"/>
     <w:multiLevelType w:val="hybridMultilevel"/>
     <w:tmpl w:val="2B00F882"/>
@@ -2053,7 +7342,7 @@
       </w:rPr>
     </w:lvl>
   </w:abstractNum>
-  <w:abstractNum w:abstractNumId="18" w15:restartNumberingAfterBreak="0">
+  <w:abstractNum w:abstractNumId="19" w15:restartNumberingAfterBreak="0">
     <w:nsid w:val="5A24555E"/>
     <w:multiLevelType w:val="hybridMultilevel"/>
     <w:tmpl w:val="71C4F022"/>
@@ -2142,7 +7431,233 @@
       </w:pPr>
     </w:lvl>
   </w:abstractNum>
-  <w:abstractNum w:abstractNumId="19" w15:restartNumberingAfterBreak="0">
+  <w:abstractNum w:abstractNumId="20" w15:restartNumberingAfterBreak="0">
+    <w:nsid w:val="5B2D279E"/>
+    <w:multiLevelType w:val="hybridMultilevel"/>
+    <w:tmpl w:val="3F2E3B6A"/>
+    <w:lvl w:ilvl="0" w:tplc="6D04C86A">
+      <w:start w:val="1"/>
+      <w:numFmt w:val="bullet"/>
+      <w:lvlText w:val=""/>
+      <w:lvlJc w:val="left"/>
+      <w:pPr>
+        <w:ind w:left="1080" w:hanging="360"/>
+      </w:pPr>
+      <w:rPr>
+        <w:rFonts w:ascii="Symbol" w:eastAsiaTheme="minorHAnsi" w:hAnsi="Symbol" w:cs="Times New Roman" w:hint="default"/>
+      </w:rPr>
+    </w:lvl>
+    <w:lvl w:ilvl="1" w:tplc="04090003" w:tentative="1">
+      <w:start w:val="1"/>
+      <w:numFmt w:val="bullet"/>
+      <w:lvlText w:val="o"/>
+      <w:lvlJc w:val="left"/>
+      <w:pPr>
+        <w:ind w:left="1800" w:hanging="360"/>
+      </w:pPr>
+      <w:rPr>
+        <w:rFonts w:ascii="Courier New" w:hAnsi="Courier New" w:cs="Courier New" w:hint="default"/>
+      </w:rPr>
+    </w:lvl>
+    <w:lvl w:ilvl="2" w:tplc="04090005" w:tentative="1">
+      <w:start w:val="1"/>
+      <w:numFmt w:val="bullet"/>
+      <w:lvlText w:val=""/>
+      <w:lvlJc w:val="left"/>
+      <w:pPr>
+        <w:ind w:left="2520" w:hanging="360"/>
+      </w:pPr>
+      <w:rPr>
+        <w:rFonts w:ascii="Wingdings" w:hAnsi="Wingdings" w:hint="default"/>
+      </w:rPr>
+    </w:lvl>
+    <w:lvl w:ilvl="3" w:tplc="04090001" w:tentative="1">
+      <w:start w:val="1"/>
+      <w:numFmt w:val="bullet"/>
+      <w:lvlText w:val=""/>
+      <w:lvlJc w:val="left"/>
+      <w:pPr>
+        <w:ind w:left="3240" w:hanging="360"/>
+      </w:pPr>
+      <w:rPr>
+        <w:rFonts w:ascii="Symbol" w:hAnsi="Symbol" w:hint="default"/>
+      </w:rPr>
+    </w:lvl>
+    <w:lvl w:ilvl="4" w:tplc="04090003" w:tentative="1">
+      <w:start w:val="1"/>
+      <w:numFmt w:val="bullet"/>
+      <w:lvlText w:val="o"/>
+      <w:lvlJc w:val="left"/>
+      <w:pPr>
+        <w:ind w:left="3960" w:hanging="360"/>
+      </w:pPr>
+      <w:rPr>
+        <w:rFonts w:ascii="Courier New" w:hAnsi="Courier New" w:cs="Courier New" w:hint="default"/>
+      </w:rPr>
+    </w:lvl>
+    <w:lvl w:ilvl="5" w:tplc="04090005" w:tentative="1">
+      <w:start w:val="1"/>
+      <w:numFmt w:val="bullet"/>
+      <w:lvlText w:val=""/>
+      <w:lvlJc w:val="left"/>
+      <w:pPr>
+        <w:ind w:left="4680" w:hanging="360"/>
+      </w:pPr>
+      <w:rPr>
+        <w:rFonts w:ascii="Wingdings" w:hAnsi="Wingdings" w:hint="default"/>
+      </w:rPr>
+    </w:lvl>
+    <w:lvl w:ilvl="6" w:tplc="04090001" w:tentative="1">
+      <w:start w:val="1"/>
+      <w:numFmt w:val="bullet"/>
+      <w:lvlText w:val=""/>
+      <w:lvlJc w:val="left"/>
+      <w:pPr>
+        <w:ind w:left="5400" w:hanging="360"/>
+      </w:pPr>
+      <w:rPr>
+        <w:rFonts w:ascii="Symbol" w:hAnsi="Symbol" w:hint="default"/>
+      </w:rPr>
+    </w:lvl>
+    <w:lvl w:ilvl="7" w:tplc="04090003" w:tentative="1">
+      <w:start w:val="1"/>
+      <w:numFmt w:val="bullet"/>
+      <w:lvlText w:val="o"/>
+      <w:lvlJc w:val="left"/>
+      <w:pPr>
+        <w:ind w:left="6120" w:hanging="360"/>
+      </w:pPr>
+      <w:rPr>
+        <w:rFonts w:ascii="Courier New" w:hAnsi="Courier New" w:cs="Courier New" w:hint="default"/>
+      </w:rPr>
+    </w:lvl>
+    <w:lvl w:ilvl="8" w:tplc="04090005" w:tentative="1">
+      <w:start w:val="1"/>
+      <w:numFmt w:val="bullet"/>
+      <w:lvlText w:val=""/>
+      <w:lvlJc w:val="left"/>
+      <w:pPr>
+        <w:ind w:left="6840" w:hanging="360"/>
+      </w:pPr>
+      <w:rPr>
+        <w:rFonts w:ascii="Wingdings" w:hAnsi="Wingdings" w:hint="default"/>
+      </w:rPr>
+    </w:lvl>
+  </w:abstractNum>
+  <w:abstractNum w:abstractNumId="21" w15:restartNumberingAfterBreak="0">
+    <w:nsid w:val="603F1F3A"/>
+    <w:multiLevelType w:val="hybridMultilevel"/>
+    <w:tmpl w:val="9A60F8FC"/>
+    <w:lvl w:ilvl="0" w:tplc="70B43DD6">
+      <w:start w:val="1"/>
+      <w:numFmt w:val="bullet"/>
+      <w:lvlText w:val=""/>
+      <w:lvlJc w:val="left"/>
+      <w:pPr>
+        <w:ind w:left="720" w:hanging="360"/>
+      </w:pPr>
+      <w:rPr>
+        <w:rFonts w:ascii="Symbol" w:eastAsiaTheme="minorHAnsi" w:hAnsi="Symbol" w:cs="Times New Roman" w:hint="default"/>
+      </w:rPr>
+    </w:lvl>
+    <w:lvl w:ilvl="1" w:tplc="04090003" w:tentative="1">
+      <w:start w:val="1"/>
+      <w:numFmt w:val="bullet"/>
+      <w:lvlText w:val="o"/>
+      <w:lvlJc w:val="left"/>
+      <w:pPr>
+        <w:ind w:left="1440" w:hanging="360"/>
+      </w:pPr>
+      <w:rPr>
+        <w:rFonts w:ascii="Courier New" w:hAnsi="Courier New" w:cs="Courier New" w:hint="default"/>
+      </w:rPr>
+    </w:lvl>
+    <w:lvl w:ilvl="2" w:tplc="04090005" w:tentative="1">
+      <w:start w:val="1"/>
+      <w:numFmt w:val="bullet"/>
+      <w:lvlText w:val=""/>
+      <w:lvlJc w:val="left"/>
+      <w:pPr>
+        <w:ind w:left="2160" w:hanging="360"/>
+      </w:pPr>
+      <w:rPr>
+        <w:rFonts w:ascii="Wingdings" w:hAnsi="Wingdings" w:hint="default"/>
+      </w:rPr>
+    </w:lvl>
+    <w:lvl w:ilvl="3" w:tplc="04090001" w:tentative="1">
+      <w:start w:val="1"/>
+      <w:numFmt w:val="bullet"/>
+      <w:lvlText w:val=""/>
+      <w:lvlJc w:val="left"/>
+      <w:pPr>
+        <w:ind w:left="2880" w:hanging="360"/>
+      </w:pPr>
+      <w:rPr>
+        <w:rFonts w:ascii="Symbol" w:hAnsi="Symbol" w:hint="default"/>
+      </w:rPr>
+    </w:lvl>
+    <w:lvl w:ilvl="4" w:tplc="04090003" w:tentative="1">
+      <w:start w:val="1"/>
+      <w:numFmt w:val="bullet"/>
+      <w:lvlText w:val="o"/>
+      <w:lvlJc w:val="left"/>
+      <w:pPr>
+        <w:ind w:left="3600" w:hanging="360"/>
+      </w:pPr>
+      <w:rPr>
+        <w:rFonts w:ascii="Courier New" w:hAnsi="Courier New" w:cs="Courier New" w:hint="default"/>
+      </w:rPr>
+    </w:lvl>
+    <w:lvl w:ilvl="5" w:tplc="04090005" w:tentative="1">
+      <w:start w:val="1"/>
+      <w:numFmt w:val="bullet"/>
+      <w:lvlText w:val=""/>
+      <w:lvlJc w:val="left"/>
+      <w:pPr>
+        <w:ind w:left="4320" w:hanging="360"/>
+      </w:pPr>
+      <w:rPr>
+        <w:rFonts w:ascii="Wingdings" w:hAnsi="Wingdings" w:hint="default"/>
+      </w:rPr>
+    </w:lvl>
+    <w:lvl w:ilvl="6" w:tplc="04090001" w:tentative="1">
+      <w:start w:val="1"/>
+      <w:numFmt w:val="bullet"/>
+      <w:lvlText w:val=""/>
+      <w:lvlJc w:val="left"/>
+      <w:pPr>
+        <w:ind w:left="5040" w:hanging="360"/>
+      </w:pPr>
+      <w:rPr>
+        <w:rFonts w:ascii="Symbol" w:hAnsi="Symbol" w:hint="default"/>
+      </w:rPr>
+    </w:lvl>
+    <w:lvl w:ilvl="7" w:tplc="04090003" w:tentative="1">
+      <w:start w:val="1"/>
+      <w:numFmt w:val="bullet"/>
+      <w:lvlText w:val="o"/>
+      <w:lvlJc w:val="left"/>
+      <w:pPr>
+        <w:ind w:left="5760" w:hanging="360"/>
+      </w:pPr>
+      <w:rPr>
+        <w:rFonts w:ascii="Courier New" w:hAnsi="Courier New" w:cs="Courier New" w:hint="default"/>
+      </w:rPr>
+    </w:lvl>
+    <w:lvl w:ilvl="8" w:tplc="04090005" w:tentative="1">
+      <w:start w:val="1"/>
+      <w:numFmt w:val="bullet"/>
+      <w:lvlText w:val=""/>
+      <w:lvlJc w:val="left"/>
+      <w:pPr>
+        <w:ind w:left="6480" w:hanging="360"/>
+      </w:pPr>
+      <w:rPr>
+        <w:rFonts w:ascii="Wingdings" w:hAnsi="Wingdings" w:hint="default"/>
+      </w:rPr>
+    </w:lvl>
+  </w:abstractNum>
+  <w:abstractNum w:abstractNumId="22" w15:restartNumberingAfterBreak="0">
     <w:nsid w:val="62EA70A6"/>
     <w:multiLevelType w:val="hybridMultilevel"/>
     <w:tmpl w:val="D9E0F390"/>
@@ -2255,7 +7770,7 @@
       </w:rPr>
     </w:lvl>
   </w:abstractNum>
-  <w:abstractNum w:abstractNumId="20" w15:restartNumberingAfterBreak="0">
+  <w:abstractNum w:abstractNumId="23" w15:restartNumberingAfterBreak="0">
     <w:nsid w:val="62EC444F"/>
     <w:multiLevelType w:val="hybridMultilevel"/>
     <w:tmpl w:val="881AE81E"/>
@@ -2346,7 +7861,96 @@
       </w:pPr>
     </w:lvl>
   </w:abstractNum>
-  <w:abstractNum w:abstractNumId="21" w15:restartNumberingAfterBreak="0">
+  <w:abstractNum w:abstractNumId="24" w15:restartNumberingAfterBreak="0">
+    <w:nsid w:val="632955AE"/>
+    <w:multiLevelType w:val="hybridMultilevel"/>
+    <w:tmpl w:val="AD0895D8"/>
+    <w:lvl w:ilvl="0" w:tplc="0409000F">
+      <w:start w:val="1"/>
+      <w:numFmt w:val="decimal"/>
+      <w:lvlText w:val="%1."/>
+      <w:lvlJc w:val="left"/>
+      <w:pPr>
+        <w:ind w:left="720" w:hanging="360"/>
+      </w:pPr>
+      <w:rPr>
+        <w:rFonts w:hint="default"/>
+      </w:rPr>
+    </w:lvl>
+    <w:lvl w:ilvl="1" w:tplc="04090019" w:tentative="1">
+      <w:start w:val="1"/>
+      <w:numFmt w:val="lowerLetter"/>
+      <w:lvlText w:val="%2."/>
+      <w:lvlJc w:val="left"/>
+      <w:pPr>
+        <w:ind w:left="1440" w:hanging="360"/>
+      </w:pPr>
+    </w:lvl>
+    <w:lvl w:ilvl="2" w:tplc="0409001B" w:tentative="1">
+      <w:start w:val="1"/>
+      <w:numFmt w:val="lowerRoman"/>
+      <w:lvlText w:val="%3."/>
+      <w:lvlJc w:val="right"/>
+      <w:pPr>
+        <w:ind w:left="2160" w:hanging="180"/>
+      </w:pPr>
+    </w:lvl>
+    <w:lvl w:ilvl="3" w:tplc="0409000F" w:tentative="1">
+      <w:start w:val="1"/>
+      <w:numFmt w:val="decimal"/>
+      <w:lvlText w:val="%4."/>
+      <w:lvlJc w:val="left"/>
+      <w:pPr>
+        <w:ind w:left="2880" w:hanging="360"/>
+      </w:pPr>
+    </w:lvl>
+    <w:lvl w:ilvl="4" w:tplc="04090019" w:tentative="1">
+      <w:start w:val="1"/>
+      <w:numFmt w:val="lowerLetter"/>
+      <w:lvlText w:val="%5."/>
+      <w:lvlJc w:val="left"/>
+      <w:pPr>
+        <w:ind w:left="3600" w:hanging="360"/>
+      </w:pPr>
+    </w:lvl>
+    <w:lvl w:ilvl="5" w:tplc="0409001B" w:tentative="1">
+      <w:start w:val="1"/>
+      <w:numFmt w:val="lowerRoman"/>
+      <w:lvlText w:val="%6."/>
+      <w:lvlJc w:val="right"/>
+      <w:pPr>
+        <w:ind w:left="4320" w:hanging="180"/>
+      </w:pPr>
+    </w:lvl>
+    <w:lvl w:ilvl="6" w:tplc="0409000F" w:tentative="1">
+      <w:start w:val="1"/>
+      <w:numFmt w:val="decimal"/>
+      <w:lvlText w:val="%7."/>
+      <w:lvlJc w:val="left"/>
+      <w:pPr>
+        <w:ind w:left="5040" w:hanging="360"/>
+      </w:pPr>
+    </w:lvl>
+    <w:lvl w:ilvl="7" w:tplc="04090019" w:tentative="1">
+      <w:start w:val="1"/>
+      <w:numFmt w:val="lowerLetter"/>
+      <w:lvlText w:val="%8."/>
+      <w:lvlJc w:val="left"/>
+      <w:pPr>
+        <w:ind w:left="5760" w:hanging="360"/>
+      </w:pPr>
+    </w:lvl>
+    <w:lvl w:ilvl="8" w:tplc="0409001B" w:tentative="1">
+      <w:start w:val="1"/>
+      <w:numFmt w:val="lowerRoman"/>
+      <w:lvlText w:val="%9."/>
+      <w:lvlJc w:val="right"/>
+      <w:pPr>
+        <w:ind w:left="6480" w:hanging="180"/>
+      </w:pPr>
+    </w:lvl>
+  </w:abstractNum>
+  <w:abstractNum w:abstractNumId="25" w15:restartNumberingAfterBreak="0">
     <w:nsid w:val="65BC32D9"/>
     <w:multiLevelType w:val="hybridMultilevel"/>
     <w:tmpl w:val="5A48DE24"/>
@@ -2436,7 +8040,96 @@
       </w:pPr>
     </w:lvl>
   </w:abstractNum>
-  <w:abstractNum w:abstractNumId="22" w15:restartNumberingAfterBreak="0">
+  <w:abstractNum w:abstractNumId="26" w15:restartNumberingAfterBreak="0">
+    <w:nsid w:val="69164612"/>
+    <w:multiLevelType w:val="hybridMultilevel"/>
+    <w:tmpl w:val="F54AC3EE"/>
+    <w:lvl w:ilvl="0" w:tplc="5D782E62">
+      <w:start w:val="1"/>
+      <w:numFmt w:val="decimal"/>
+      <w:lvlText w:val="%1."/>
+      <w:lvlJc w:val="left"/>
+      <w:pPr>
+        <w:ind w:left="1440" w:hanging="360"/>
+      </w:pPr>
+      <w:rPr>
+        <w:rFonts w:hint="default"/>
+      </w:rPr>
+    </w:lvl>
+    <w:lvl w:ilvl="1" w:tplc="04090019" w:tentative="1">
+      <w:start w:val="1"/>
+      <w:numFmt w:val="lowerLetter"/>
+      <w:lvlText w:val="%2."/>
+      <w:lvlJc w:val="left"/>
+      <w:pPr>
+        <w:ind w:left="2160" w:hanging="360"/>
+      </w:pPr>
+    </w:lvl>
+    <w:lvl w:ilvl="2" w:tplc="0409001B" w:tentative="1">
+      <w:start w:val="1"/>
+      <w:numFmt w:val="lowerRoman"/>
+      <w:lvlText w:val="%3."/>
+      <w:lvlJc w:val="right"/>
+      <w:pPr>
+        <w:ind w:left="2880" w:hanging="180"/>
+      </w:pPr>
+    </w:lvl>
+    <w:lvl w:ilvl="3" w:tplc="0409000F" w:tentative="1">
+      <w:start w:val="1"/>
+      <w:numFmt w:val="decimal"/>
+      <w:lvlText w:val="%4."/>
+      <w:lvlJc w:val="left"/>
+      <w:pPr>
+        <w:ind w:left="3600" w:hanging="360"/>
+      </w:pPr>
+    </w:lvl>
+    <w:lvl w:ilvl="4" w:tplc="04090019" w:tentative="1">
+      <w:start w:val="1"/>
+      <w:numFmt w:val="lowerLetter"/>
+      <w:lvlText w:val="%5."/>
+      <w:lvlJc w:val="left"/>
+      <w:pPr>
+        <w:ind w:left="4320" w:hanging="360"/>
+      </w:pPr>
+    </w:lvl>
+    <w:lvl w:ilvl="5" w:tplc="0409001B" w:tentative="1">
+      <w:start w:val="1"/>
+      <w:numFmt w:val="lowerRoman"/>
+      <w:lvlText w:val="%6."/>
+      <w:lvlJc w:val="right"/>
+      <w:pPr>
+        <w:ind w:left="5040" w:hanging="180"/>
+      </w:pPr>
+    </w:lvl>
+    <w:lvl w:ilvl="6" w:tplc="0409000F" w:tentative="1">
+      <w:start w:val="1"/>
+      <w:numFmt w:val="decimal"/>
+      <w:lvlText w:val="%7."/>
+      <w:lvlJc w:val="left"/>
+      <w:pPr>
+        <w:ind w:left="5760" w:hanging="360"/>
+      </w:pPr>
+    </w:lvl>
+    <w:lvl w:ilvl="7" w:tplc="04090019" w:tentative="1">
+      <w:start w:val="1"/>
+      <w:numFmt w:val="lowerLetter"/>
+      <w:lvlText w:val="%8."/>
+      <w:lvlJc w:val="left"/>
+      <w:pPr>
+        <w:ind w:left="6480" w:hanging="360"/>
+      </w:pPr>
+    </w:lvl>
+    <w:lvl w:ilvl="8" w:tplc="0409001B" w:tentative="1">
+      <w:start w:val="1"/>
+      <w:numFmt w:val="lowerRoman"/>
+      <w:lvlText w:val="%9."/>
+      <w:lvlJc w:val="right"/>
+      <w:pPr>
+        <w:ind w:left="7200" w:hanging="180"/>
+      </w:pPr>
+    </w:lvl>
+  </w:abstractNum>
+  <w:abstractNum w:abstractNumId="27" w15:restartNumberingAfterBreak="0">
     <w:nsid w:val="6B101ADE"/>
     <w:multiLevelType w:val="hybridMultilevel"/>
     <w:tmpl w:val="3294C632"/>
@@ -2527,7 +8220,7 @@
       </w:pPr>
     </w:lvl>
   </w:abstractNum>
-  <w:abstractNum w:abstractNumId="23" w15:restartNumberingAfterBreak="0">
+  <w:abstractNum w:abstractNumId="28" w15:restartNumberingAfterBreak="0">
     <w:nsid w:val="717204D1"/>
     <w:multiLevelType w:val="hybridMultilevel"/>
     <w:tmpl w:val="5A48DE24"/>
@@ -2617,7 +8310,7 @@
       </w:pPr>
     </w:lvl>
   </w:abstractNum>
-  <w:abstractNum w:abstractNumId="24" w15:restartNumberingAfterBreak="0">
+  <w:abstractNum w:abstractNumId="29" w15:restartNumberingAfterBreak="0">
     <w:nsid w:val="72ED368D"/>
     <w:multiLevelType w:val="hybridMultilevel"/>
     <w:tmpl w:val="51160C00"/>
@@ -2707,7 +8400,120 @@
       </w:pPr>
     </w:lvl>
   </w:abstractNum>
-  <w:abstractNum w:abstractNumId="25" w15:restartNumberingAfterBreak="0">
+  <w:abstractNum w:abstractNumId="30" w15:restartNumberingAfterBreak="0">
+    <w:nsid w:val="75E771F0"/>
+    <w:multiLevelType w:val="hybridMultilevel"/>
+    <w:tmpl w:val="863E59C8"/>
+    <w:lvl w:ilvl="0" w:tplc="04090001">
+      <w:start w:val="1"/>
+      <w:numFmt w:val="bullet"/>
+      <w:lvlText w:val=""/>
+      <w:lvlJc w:val="left"/>
+      <w:pPr>
+        <w:ind w:left="720" w:hanging="360"/>
+      </w:pPr>
+      <w:rPr>
+        <w:rFonts w:ascii="Symbol" w:hAnsi="Symbol" w:hint="default"/>
+      </w:rPr>
+    </w:lvl>
+    <w:lvl w:ilvl="1" w:tplc="04090003" w:tentative="1">
+      <w:start w:val="1"/>
+      <w:numFmt w:val="bullet"/>
+      <w:lvlText w:val="o"/>
+      <w:lvlJc w:val="left"/>
+      <w:pPr>
+        <w:ind w:left="1440" w:hanging="360"/>
+      </w:pPr>
+      <w:rPr>
+        <w:rFonts w:ascii="Courier New" w:hAnsi="Courier New" w:cs="Courier New" w:hint="default"/>
+      </w:rPr>
+    </w:lvl>
+    <w:lvl w:ilvl="2" w:tplc="04090005" w:tentative="1">
+      <w:start w:val="1"/>
+      <w:numFmt w:val="bullet"/>
+      <w:lvlText w:val=""/>
+      <w:lvlJc w:val="left"/>
+      <w:pPr>
+        <w:ind w:left="2160" w:hanging="360"/>
+      </w:pPr>
+      <w:rPr>
+        <w:rFonts w:ascii="Wingdings" w:hAnsi="Wingdings" w:hint="default"/>
+      </w:rPr>
+    </w:lvl>
+    <w:lvl w:ilvl="3" w:tplc="04090001" w:tentative="1">
+      <w:start w:val="1"/>
+      <w:numFmt w:val="bullet"/>
+      <w:lvlText w:val=""/>
+      <w:lvlJc w:val="left"/>
+      <w:pPr>
+        <w:ind w:left="2880" w:hanging="360"/>
+      </w:pPr>
+      <w:rPr>
+        <w:rFonts w:ascii="Symbol" w:hAnsi="Symbol" w:hint="default"/>
+      </w:rPr>
+    </w:lvl>
+    <w:lvl w:ilvl="4" w:tplc="04090003" w:tentative="1">
+      <w:start w:val="1"/>
+      <w:numFmt w:val="bullet"/>
+      <w:lvlText w:val="o"/>
+      <w:lvlJc w:val="left"/>
+      <w:pPr>
+        <w:ind w:left="3600" w:hanging="360"/>
+      </w:pPr>
+      <w:rPr>
+        <w:rFonts w:ascii="Courier New" w:hAnsi="Courier New" w:cs="Courier New" w:hint="default"/>
+      </w:rPr>
+    </w:lvl>
+    <w:lvl w:ilvl="5" w:tplc="04090005" w:tentative="1">
+      <w:start w:val="1"/>
+      <w:numFmt w:val="bullet"/>
+      <w:lvlText w:val=""/>
+      <w:lvlJc w:val="left"/>
+      <w:pPr>
+        <w:ind w:left="4320" w:hanging="360"/>
+      </w:pPr>
+      <w:rPr>
+        <w:rFonts w:ascii="Wingdings" w:hAnsi="Wingdings" w:hint="default"/>
+      </w:rPr>
+    </w:lvl>
+    <w:lvl w:ilvl="6" w:tplc="04090001" w:tentative="1">
+      <w:start w:val="1"/>
+      <w:numFmt w:val="bullet"/>
+      <w:lvlText w:val=""/>
+      <w:lvlJc w:val="left"/>
+      <w:pPr>
+        <w:ind w:left="5040" w:hanging="360"/>
+      </w:pPr>
+      <w:rPr>
+        <w:rFonts w:ascii="Symbol" w:hAnsi="Symbol" w:hint="default"/>
+      </w:rPr>
+    </w:lvl>
+    <w:lvl w:ilvl="7" w:tplc="04090003" w:tentative="1">
+      <w:start w:val="1"/>
+      <w:numFmt w:val="bullet"/>
+      <w:lvlText w:val="o"/>
+      <w:lvlJc w:val="left"/>
+      <w:pPr>
+        <w:ind w:left="5760" w:hanging="360"/>
+      </w:pPr>
+      <w:rPr>
+        <w:rFonts w:ascii="Courier New" w:hAnsi="Courier New" w:cs="Courier New" w:hint="default"/>
+      </w:rPr>
+    </w:lvl>
+    <w:lvl w:ilvl="8" w:tplc="04090005" w:tentative="1">
+      <w:start w:val="1"/>
+      <w:numFmt w:val="bullet"/>
+      <w:lvlText w:val=""/>
+      <w:lvlJc w:val="left"/>
+      <w:pPr>
+        <w:ind w:left="6480" w:hanging="360"/>
+      </w:pPr>
+      <w:rPr>
+        <w:rFonts w:ascii="Wingdings" w:hAnsi="Wingdings" w:hint="default"/>
+      </w:rPr>
+    </w:lvl>
+  </w:abstractNum>
+  <w:abstractNum w:abstractNumId="31" w15:restartNumberingAfterBreak="0">
     <w:nsid w:val="76BB2927"/>
     <w:multiLevelType w:val="hybridMultilevel"/>
     <w:tmpl w:val="79A65576"/>
@@ -2798,7 +8604,7 @@
       </w:pPr>
     </w:lvl>
   </w:abstractNum>
-  <w:abstractNum w:abstractNumId="26" w15:restartNumberingAfterBreak="0">
+  <w:abstractNum w:abstractNumId="32" w15:restartNumberingAfterBreak="0">
     <w:nsid w:val="7995166A"/>
     <w:multiLevelType w:val="multilevel"/>
     <w:tmpl w:val="3656CBBE"/>
@@ -2920,13 +8726,102 @@
       </w:rPr>
     </w:lvl>
   </w:abstractNum>
-  <w:abstractNum w:abstractNumId="27" w15:restartNumberingAfterBreak="0">
+  <w:abstractNum w:abstractNumId="33" w15:restartNumberingAfterBreak="0">
     <w:nsid w:val="7AA55D12"/>
     <w:multiLevelType w:val="hybridMultilevel"/>
     <w:tmpl w:val="ACB07870"/>
     <w:lvl w:ilvl="0" w:tplc="644066AE">
       <w:start w:val="1"/>
       <w:numFmt w:val="lowerLetter"/>
+      <w:lvlText w:val="%1."/>
+      <w:lvlJc w:val="left"/>
+      <w:pPr>
+        <w:ind w:left="1440" w:hanging="360"/>
+      </w:pPr>
+      <w:rPr>
+        <w:rFonts w:hint="default"/>
+      </w:rPr>
+    </w:lvl>
+    <w:lvl w:ilvl="1" w:tplc="04090019" w:tentative="1">
+      <w:start w:val="1"/>
+      <w:numFmt w:val="lowerLetter"/>
+      <w:lvlText w:val="%2."/>
+      <w:lvlJc w:val="left"/>
+      <w:pPr>
+        <w:ind w:left="2160" w:hanging="360"/>
+      </w:pPr>
+    </w:lvl>
+    <w:lvl w:ilvl="2" w:tplc="0409001B" w:tentative="1">
+      <w:start w:val="1"/>
+      <w:numFmt w:val="lowerRoman"/>
+      <w:lvlText w:val="%3."/>
+      <w:lvlJc w:val="right"/>
+      <w:pPr>
+        <w:ind w:left="2880" w:hanging="180"/>
+      </w:pPr>
+    </w:lvl>
+    <w:lvl w:ilvl="3" w:tplc="0409000F" w:tentative="1">
+      <w:start w:val="1"/>
+      <w:numFmt w:val="decimal"/>
+      <w:lvlText w:val="%4."/>
+      <w:lvlJc w:val="left"/>
+      <w:pPr>
+        <w:ind w:left="3600" w:hanging="360"/>
+      </w:pPr>
+    </w:lvl>
+    <w:lvl w:ilvl="4" w:tplc="04090019" w:tentative="1">
+      <w:start w:val="1"/>
+      <w:numFmt w:val="lowerLetter"/>
+      <w:lvlText w:val="%5."/>
+      <w:lvlJc w:val="left"/>
+      <w:pPr>
+        <w:ind w:left="4320" w:hanging="360"/>
+      </w:pPr>
+    </w:lvl>
+    <w:lvl w:ilvl="5" w:tplc="0409001B" w:tentative="1">
+      <w:start w:val="1"/>
+      <w:numFmt w:val="lowerRoman"/>
+      <w:lvlText w:val="%6."/>
+      <w:lvlJc w:val="right"/>
+      <w:pPr>
+        <w:ind w:left="5040" w:hanging="180"/>
+      </w:pPr>
+    </w:lvl>
+    <w:lvl w:ilvl="6" w:tplc="0409000F" w:tentative="1">
+      <w:start w:val="1"/>
+      <w:numFmt w:val="decimal"/>
+      <w:lvlText w:val="%7."/>
+      <w:lvlJc w:val="left"/>
+      <w:pPr>
+        <w:ind w:left="5760" w:hanging="360"/>
+      </w:pPr>
+    </w:lvl>
+    <w:lvl w:ilvl="7" w:tplc="04090019" w:tentative="1">
+      <w:start w:val="1"/>
+      <w:numFmt w:val="lowerLetter"/>
+      <w:lvlText w:val="%8."/>
+      <w:lvlJc w:val="left"/>
+      <w:pPr>
+        <w:ind w:left="6480" w:hanging="360"/>
+      </w:pPr>
+    </w:lvl>
+    <w:lvl w:ilvl="8" w:tplc="0409001B" w:tentative="1">
+      <w:start w:val="1"/>
+      <w:numFmt w:val="lowerRoman"/>
+      <w:lvlText w:val="%9."/>
+      <w:lvlJc w:val="right"/>
+      <w:pPr>
+        <w:ind w:left="7200" w:hanging="180"/>
+      </w:pPr>
+    </w:lvl>
+  </w:abstractNum>
+  <w:abstractNum w:abstractNumId="34" w15:restartNumberingAfterBreak="0">
+    <w:nsid w:val="7E530C94"/>
+    <w:multiLevelType w:val="hybridMultilevel"/>
+    <w:tmpl w:val="9EE8A536"/>
+    <w:lvl w:ilvl="0" w:tplc="EB48DB16">
+      <w:start w:val="1"/>
+      <w:numFmt w:val="decimal"/>
       <w:lvlText w:val="%1."/>
       <w:lvlJc w:val="left"/>
       <w:pPr>
@@ -3019,78 +8914,99 @@
     <w:abstractNumId w:val="0"/>
   </w:num>
   <w:num w:numId="4" w16cid:durableId="878706761">
-    <w:abstractNumId w:val="25"/>
+    <w:abstractNumId w:val="31"/>
   </w:num>
   <w:num w:numId="5" w16cid:durableId="546646161">
-    <w:abstractNumId w:val="8"/>
+    <w:abstractNumId w:val="9"/>
   </w:num>
   <w:num w:numId="6" w16cid:durableId="1904026920">
-    <w:abstractNumId w:val="10"/>
+    <w:abstractNumId w:val="11"/>
   </w:num>
   <w:num w:numId="7" w16cid:durableId="207035893">
     <w:abstractNumId w:val="2"/>
   </w:num>
   <w:num w:numId="8" w16cid:durableId="140118746">
-    <w:abstractNumId w:val="14"/>
+    <w:abstractNumId w:val="15"/>
   </w:num>
   <w:num w:numId="9" w16cid:durableId="2124110472">
-    <w:abstractNumId w:val="23"/>
+    <w:abstractNumId w:val="28"/>
   </w:num>
   <w:num w:numId="10" w16cid:durableId="1858080346">
-    <w:abstractNumId w:val="21"/>
+    <w:abstractNumId w:val="25"/>
   </w:num>
   <w:num w:numId="11" w16cid:durableId="1382748471">
-    <w:abstractNumId w:val="7"/>
+    <w:abstractNumId w:val="8"/>
   </w:num>
   <w:num w:numId="12" w16cid:durableId="1534029747">
-    <w:abstractNumId w:val="22"/>
+    <w:abstractNumId w:val="27"/>
   </w:num>
   <w:num w:numId="13" w16cid:durableId="1314218986">
-    <w:abstractNumId w:val="12"/>
+    <w:abstractNumId w:val="13"/>
   </w:num>
   <w:num w:numId="14" w16cid:durableId="1850366116">
-    <w:abstractNumId w:val="17"/>
+    <w:abstractNumId w:val="18"/>
   </w:num>
   <w:num w:numId="15" w16cid:durableId="1899169108">
     <w:abstractNumId w:val="1"/>
   </w:num>
   <w:num w:numId="16" w16cid:durableId="795416299">
+    <w:abstractNumId w:val="22"/>
+  </w:num>
+  <w:num w:numId="17" w16cid:durableId="1063717445">
+    <w:abstractNumId w:val="14"/>
+  </w:num>
+  <w:num w:numId="18" w16cid:durableId="1821573410">
+    <w:abstractNumId w:val="12"/>
+  </w:num>
+  <w:num w:numId="19" w16cid:durableId="1236745687">
     <w:abstractNumId w:val="19"/>
   </w:num>
-  <w:num w:numId="17" w16cid:durableId="1063717445">
-    <w:abstractNumId w:val="13"/>
-  </w:num>
-  <w:num w:numId="18" w16cid:durableId="1821573410">
-    <w:abstractNumId w:val="11"/>
-  </w:num>
-  <w:num w:numId="19" w16cid:durableId="1236745687">
-    <w:abstractNumId w:val="18"/>
-  </w:num>
   <w:num w:numId="20" w16cid:durableId="939527356">
-    <w:abstractNumId w:val="27"/>
+    <w:abstractNumId w:val="33"/>
   </w:num>
   <w:num w:numId="21" w16cid:durableId="730426750">
-    <w:abstractNumId w:val="15"/>
+    <w:abstractNumId w:val="16"/>
   </w:num>
   <w:num w:numId="22" w16cid:durableId="259919599">
-    <w:abstractNumId w:val="24"/>
+    <w:abstractNumId w:val="29"/>
   </w:num>
   <w:num w:numId="23" w16cid:durableId="1141187911">
-    <w:abstractNumId w:val="16"/>
+    <w:abstractNumId w:val="17"/>
   </w:num>
   <w:num w:numId="24" w16cid:durableId="605773179">
-    <w:abstractNumId w:val="9"/>
+    <w:abstractNumId w:val="10"/>
   </w:num>
   <w:num w:numId="25" w16cid:durableId="103574869">
     <w:abstractNumId w:val="4"/>
   </w:num>
   <w:num w:numId="26" w16cid:durableId="1502819650">
-    <w:abstractNumId w:val="26"/>
+    <w:abstractNumId w:val="32"/>
   </w:num>
   <w:num w:numId="27" w16cid:durableId="865216993">
     <w:abstractNumId w:val="5"/>
   </w:num>
   <w:num w:numId="28" w16cid:durableId="505176575">
+    <w:abstractNumId w:val="23"/>
+  </w:num>
+  <w:num w:numId="29" w16cid:durableId="896936976">
+    <w:abstractNumId w:val="26"/>
+  </w:num>
+  <w:num w:numId="30" w16cid:durableId="905186198">
+    <w:abstractNumId w:val="21"/>
+  </w:num>
+  <w:num w:numId="31" w16cid:durableId="577590590">
+    <w:abstractNumId w:val="30"/>
+  </w:num>
+  <w:num w:numId="32" w16cid:durableId="651522381">
+    <w:abstractNumId w:val="34"/>
+  </w:num>
+  <w:num w:numId="33" w16cid:durableId="699864894">
+    <w:abstractNumId w:val="24"/>
+  </w:num>
+  <w:num w:numId="34" w16cid:durableId="1046179352">
+    <w:abstractNumId w:val="7"/>
+  </w:num>
+  <w:num w:numId="35" w16cid:durableId="583759273">
     <w:abstractNumId w:val="20"/>
   </w:num>
 </w:numbering>

--- a/Kim11-1-2-Enerji-Kaynagi.docx
+++ b/Kim11-1-2-Enerji-Kaynagi.docx
@@ -872,14 +872,7 @@
                 <w:rFonts w:ascii="Times New Roman" w:hAnsi="Times New Roman" w:cs="Times New Roman"/>
                 <w:lang w:val="tr-TR"/>
               </w:rPr>
-              <w:t>C</w:t>
-            </w:r>
-            <w:r>
-              <w:rPr>
-                <w:rFonts w:ascii="Times New Roman" w:hAnsi="Times New Roman" w:cs="Times New Roman"/>
-                <w:lang w:val="tr-TR"/>
-              </w:rPr>
-              <w:t>H</w:t>
+              <w:t>CH</w:t>
             </w:r>
             <w:r>
               <w:rPr>
@@ -894,11 +887,12 @@
                 <w:rFonts w:ascii="Times New Roman" w:hAnsi="Times New Roman" w:cs="Times New Roman"/>
                 <w:lang w:val="tr-TR"/>
               </w:rPr>
-              <w:t xml:space="preserve">(g) + </w:t>
+              <w:t>(g) + 2O</w:t>
             </w:r>
             <w:r>
               <w:rPr>
                 <w:rFonts w:ascii="Times New Roman" w:hAnsi="Times New Roman" w:cs="Times New Roman"/>
+                <w:vertAlign w:val="subscript"/>
                 <w:lang w:val="tr-TR"/>
               </w:rPr>
               <w:t>2</w:t>
@@ -908,7 +902,21 @@
                 <w:rFonts w:ascii="Times New Roman" w:hAnsi="Times New Roman" w:cs="Times New Roman"/>
                 <w:lang w:val="tr-TR"/>
               </w:rPr>
-              <w:t>O</w:t>
+              <w:t xml:space="preserve">(g) </w:t>
+            </w:r>
+            <w:r>
+              <w:rPr>
+                <w:rFonts w:ascii="Times New Roman" w:hAnsi="Times New Roman" w:cs="Times New Roman"/>
+                <w:lang w:val="tr-TR"/>
+              </w:rPr>
+              <w:sym w:font="Symbol" w:char="F0AE"/>
+            </w:r>
+            <w:r>
+              <w:rPr>
+                <w:rFonts w:ascii="Times New Roman" w:hAnsi="Times New Roman" w:cs="Times New Roman"/>
+                <w:lang w:val="tr-TR"/>
+              </w:rPr>
+              <w:t xml:space="preserve"> CO</w:t>
             </w:r>
             <w:r>
               <w:rPr>
@@ -923,57 +931,7 @@
                 <w:rFonts w:ascii="Times New Roman" w:hAnsi="Times New Roman" w:cs="Times New Roman"/>
                 <w:lang w:val="tr-TR"/>
               </w:rPr>
-              <w:t xml:space="preserve">(g) </w:t>
-            </w:r>
-            <w:r>
-              <w:rPr>
-                <w:rFonts w:ascii="Times New Roman" w:hAnsi="Times New Roman" w:cs="Times New Roman"/>
-                <w:lang w:val="tr-TR"/>
-              </w:rPr>
-              <w:sym w:font="Symbol" w:char="F0AE"/>
-            </w:r>
-            <w:r>
-              <w:rPr>
-                <w:rFonts w:ascii="Times New Roman" w:hAnsi="Times New Roman" w:cs="Times New Roman"/>
-                <w:lang w:val="tr-TR"/>
-              </w:rPr>
-              <w:t xml:space="preserve"> CO</w:t>
-            </w:r>
-            <w:r>
-              <w:rPr>
-                <w:rFonts w:ascii="Times New Roman" w:hAnsi="Times New Roman" w:cs="Times New Roman"/>
-                <w:vertAlign w:val="subscript"/>
-                <w:lang w:val="tr-TR"/>
-              </w:rPr>
-              <w:t>2</w:t>
-            </w:r>
-            <w:r>
-              <w:rPr>
-                <w:rFonts w:ascii="Times New Roman" w:hAnsi="Times New Roman" w:cs="Times New Roman"/>
-                <w:lang w:val="tr-TR"/>
-              </w:rPr>
-              <w:t>(g) +</w:t>
-            </w:r>
-            <w:r>
-              <w:rPr>
-                <w:rFonts w:ascii="Times New Roman" w:hAnsi="Times New Roman" w:cs="Times New Roman"/>
-                <w:lang w:val="tr-TR"/>
-              </w:rPr>
-              <w:t xml:space="preserve"> </w:t>
-            </w:r>
-            <w:r>
-              <w:rPr>
-                <w:rFonts w:ascii="Times New Roman" w:hAnsi="Times New Roman" w:cs="Times New Roman"/>
-                <w:lang w:val="tr-TR"/>
-              </w:rPr>
-              <w:t>2</w:t>
-            </w:r>
-            <w:r>
-              <w:rPr>
-                <w:rFonts w:ascii="Times New Roman" w:hAnsi="Times New Roman" w:cs="Times New Roman"/>
-                <w:lang w:val="tr-TR"/>
-              </w:rPr>
-              <w:t>H</w:t>
+              <w:t>(g) + 2H</w:t>
             </w:r>
             <w:r>
               <w:rPr>
@@ -1080,21 +1038,7 @@
                 <w:rFonts w:ascii="Times New Roman" w:hAnsi="Times New Roman" w:cs="Times New Roman"/>
                 <w:lang w:val="tr-TR"/>
               </w:rPr>
-              <w:t xml:space="preserve">(g) + </w:t>
-            </w:r>
-            <w:r>
-              <w:rPr>
-                <w:rFonts w:ascii="Times New Roman" w:hAnsi="Times New Roman" w:cs="Times New Roman"/>
-                <w:lang w:val="tr-TR"/>
-              </w:rPr>
-              <w:t>7/2</w:t>
-            </w:r>
-            <w:r>
-              <w:rPr>
-                <w:rFonts w:ascii="Times New Roman" w:hAnsi="Times New Roman" w:cs="Times New Roman"/>
-                <w:lang w:val="tr-TR"/>
-              </w:rPr>
-              <w:t>O</w:t>
+              <w:t>(g) + 7/2O</w:t>
             </w:r>
             <w:r>
               <w:rPr>
@@ -1123,11 +1067,12 @@
                 <w:rFonts w:ascii="Times New Roman" w:hAnsi="Times New Roman" w:cs="Times New Roman"/>
                 <w:lang w:val="tr-TR"/>
               </w:rPr>
-              <w:t xml:space="preserve"> </w:t>
+              <w:t xml:space="preserve"> 2CO</w:t>
             </w:r>
             <w:r>
               <w:rPr>
                 <w:rFonts w:ascii="Times New Roman" w:hAnsi="Times New Roman" w:cs="Times New Roman"/>
+                <w:vertAlign w:val="subscript"/>
                 <w:lang w:val="tr-TR"/>
               </w:rPr>
               <w:t>2</w:t>
@@ -1137,7 +1082,7 @@
                 <w:rFonts w:ascii="Times New Roman" w:hAnsi="Times New Roman" w:cs="Times New Roman"/>
                 <w:lang w:val="tr-TR"/>
               </w:rPr>
-              <w:t>CO</w:t>
+              <w:t>(g) + 3H</w:t>
             </w:r>
             <w:r>
               <w:rPr>
@@ -1152,50 +1097,7 @@
                 <w:rFonts w:ascii="Times New Roman" w:hAnsi="Times New Roman" w:cs="Times New Roman"/>
                 <w:lang w:val="tr-TR"/>
               </w:rPr>
-              <w:t xml:space="preserve">(g) + </w:t>
-            </w:r>
-            <w:r>
-              <w:rPr>
-                <w:rFonts w:ascii="Times New Roman" w:hAnsi="Times New Roman" w:cs="Times New Roman"/>
-                <w:lang w:val="tr-TR"/>
-              </w:rPr>
-              <w:t>3</w:t>
-            </w:r>
-            <w:r>
-              <w:rPr>
-                <w:rFonts w:ascii="Times New Roman" w:hAnsi="Times New Roman" w:cs="Times New Roman"/>
-                <w:lang w:val="tr-TR"/>
-              </w:rPr>
-              <w:t>H</w:t>
-            </w:r>
-            <w:r>
-              <w:rPr>
-                <w:rFonts w:ascii="Times New Roman" w:hAnsi="Times New Roman" w:cs="Times New Roman"/>
-                <w:vertAlign w:val="subscript"/>
-                <w:lang w:val="tr-TR"/>
-              </w:rPr>
-              <w:t>2</w:t>
-            </w:r>
-            <w:r>
-              <w:rPr>
-                <w:rFonts w:ascii="Times New Roman" w:hAnsi="Times New Roman" w:cs="Times New Roman"/>
-                <w:lang w:val="tr-TR"/>
-              </w:rPr>
-              <w:t>O(</w:t>
-            </w:r>
-            <w:r>
-              <w:rPr>
-                <w:rFonts w:ascii="Times New Roman" w:hAnsi="Times New Roman" w:cs="Times New Roman"/>
-                <w:lang w:val="tr-TR"/>
-              </w:rPr>
-              <w:t>s</w:t>
-            </w:r>
-            <w:r>
-              <w:rPr>
-                <w:rFonts w:ascii="Times New Roman" w:hAnsi="Times New Roman" w:cs="Times New Roman"/>
-                <w:lang w:val="tr-TR"/>
-              </w:rPr>
-              <w:t>)</w:t>
+              <w:t>O(s)</w:t>
             </w:r>
           </w:p>
         </w:tc>
@@ -1273,21 +1175,7 @@
                 <w:rFonts w:ascii="Times New Roman" w:hAnsi="Times New Roman" w:cs="Times New Roman"/>
                 <w:lang w:val="tr-TR"/>
               </w:rPr>
-              <w:t xml:space="preserve">(g) + </w:t>
-            </w:r>
-            <w:r>
-              <w:rPr>
-                <w:rFonts w:ascii="Times New Roman" w:hAnsi="Times New Roman" w:cs="Times New Roman"/>
-                <w:lang w:val="tr-TR"/>
-              </w:rPr>
-              <w:t>5</w:t>
-            </w:r>
-            <w:r>
-              <w:rPr>
-                <w:rFonts w:ascii="Times New Roman" w:hAnsi="Times New Roman" w:cs="Times New Roman"/>
-                <w:lang w:val="tr-TR"/>
-              </w:rPr>
-              <w:t>O</w:t>
+              <w:t>(g) + 5O</w:t>
             </w:r>
             <w:r>
               <w:rPr>
@@ -1316,21 +1204,7 @@
                 <w:rFonts w:ascii="Times New Roman" w:hAnsi="Times New Roman" w:cs="Times New Roman"/>
                 <w:lang w:val="tr-TR"/>
               </w:rPr>
-              <w:t xml:space="preserve"> </w:t>
-            </w:r>
-            <w:r>
-              <w:rPr>
-                <w:rFonts w:ascii="Times New Roman" w:hAnsi="Times New Roman" w:cs="Times New Roman"/>
-                <w:lang w:val="tr-TR"/>
-              </w:rPr>
-              <w:t>3</w:t>
-            </w:r>
-            <w:r>
-              <w:rPr>
-                <w:rFonts w:ascii="Times New Roman" w:hAnsi="Times New Roman" w:cs="Times New Roman"/>
-                <w:lang w:val="tr-TR"/>
-              </w:rPr>
-              <w:t>CO</w:t>
+              <w:t xml:space="preserve"> 3CO</w:t>
             </w:r>
             <w:r>
               <w:rPr>
@@ -1345,21 +1219,7 @@
                 <w:rFonts w:ascii="Times New Roman" w:hAnsi="Times New Roman" w:cs="Times New Roman"/>
                 <w:lang w:val="tr-TR"/>
               </w:rPr>
-              <w:t xml:space="preserve">(g) + </w:t>
-            </w:r>
-            <w:r>
-              <w:rPr>
-                <w:rFonts w:ascii="Times New Roman" w:hAnsi="Times New Roman" w:cs="Times New Roman"/>
-                <w:lang w:val="tr-TR"/>
-              </w:rPr>
-              <w:t>4</w:t>
-            </w:r>
-            <w:r>
-              <w:rPr>
-                <w:rFonts w:ascii="Times New Roman" w:hAnsi="Times New Roman" w:cs="Times New Roman"/>
-                <w:lang w:val="tr-TR"/>
-              </w:rPr>
-              <w:t>H</w:t>
+              <w:t>(g) + 4H</w:t>
             </w:r>
             <w:r>
               <w:rPr>
@@ -1397,28 +1257,7 @@
                 <w:rFonts w:ascii="Times New Roman" w:hAnsi="Times New Roman" w:cs="Times New Roman"/>
                 <w:lang w:val="tr-TR"/>
               </w:rPr>
-              <w:t>-</w:t>
-            </w:r>
-            <w:r>
-              <w:rPr>
-                <w:rFonts w:ascii="Times New Roman" w:hAnsi="Times New Roman" w:cs="Times New Roman"/>
-                <w:lang w:val="tr-TR"/>
-              </w:rPr>
-              <w:t>2218</w:t>
-            </w:r>
-            <w:r>
-              <w:rPr>
-                <w:rFonts w:ascii="Times New Roman" w:hAnsi="Times New Roman" w:cs="Times New Roman"/>
-                <w:lang w:val="tr-TR"/>
-              </w:rPr>
-              <w:t>,</w:t>
-            </w:r>
-            <w:r>
-              <w:rPr>
-                <w:rFonts w:ascii="Times New Roman" w:hAnsi="Times New Roman" w:cs="Times New Roman"/>
-                <w:lang w:val="tr-TR"/>
-              </w:rPr>
-              <w:t>7</w:t>
+              <w:t>-2218,7</w:t>
             </w:r>
           </w:p>
         </w:tc>
@@ -1473,21 +1312,7 @@
                 <w:rFonts w:ascii="Times New Roman" w:hAnsi="Times New Roman" w:cs="Times New Roman"/>
                 <w:lang w:val="tr-TR"/>
               </w:rPr>
-              <w:t xml:space="preserve">(g) + </w:t>
-            </w:r>
-            <w:r>
-              <w:rPr>
-                <w:rFonts w:ascii="Times New Roman" w:hAnsi="Times New Roman" w:cs="Times New Roman"/>
-                <w:lang w:val="tr-TR"/>
-              </w:rPr>
-              <w:t>13/2</w:t>
-            </w:r>
-            <w:r>
-              <w:rPr>
-                <w:rFonts w:ascii="Times New Roman" w:hAnsi="Times New Roman" w:cs="Times New Roman"/>
-                <w:lang w:val="tr-TR"/>
-              </w:rPr>
-              <w:t>O</w:t>
+              <w:t>(g) + 13/2O</w:t>
             </w:r>
             <w:r>
               <w:rPr>
@@ -1516,21 +1341,7 @@
                 <w:rFonts w:ascii="Times New Roman" w:hAnsi="Times New Roman" w:cs="Times New Roman"/>
                 <w:lang w:val="tr-TR"/>
               </w:rPr>
-              <w:t xml:space="preserve"> </w:t>
-            </w:r>
-            <w:r>
-              <w:rPr>
-                <w:rFonts w:ascii="Times New Roman" w:hAnsi="Times New Roman" w:cs="Times New Roman"/>
-                <w:lang w:val="tr-TR"/>
-              </w:rPr>
-              <w:t>4</w:t>
-            </w:r>
-            <w:r>
-              <w:rPr>
-                <w:rFonts w:ascii="Times New Roman" w:hAnsi="Times New Roman" w:cs="Times New Roman"/>
-                <w:lang w:val="tr-TR"/>
-              </w:rPr>
-              <w:t>CO</w:t>
+              <w:t xml:space="preserve"> 4CO</w:t>
             </w:r>
             <w:r>
               <w:rPr>
@@ -1545,21 +1356,7 @@
                 <w:rFonts w:ascii="Times New Roman" w:hAnsi="Times New Roman" w:cs="Times New Roman"/>
                 <w:lang w:val="tr-TR"/>
               </w:rPr>
-              <w:t xml:space="preserve">(g) + </w:t>
-            </w:r>
-            <w:r>
-              <w:rPr>
-                <w:rFonts w:ascii="Times New Roman" w:hAnsi="Times New Roman" w:cs="Times New Roman"/>
-                <w:lang w:val="tr-TR"/>
-              </w:rPr>
-              <w:t>5</w:t>
-            </w:r>
-            <w:r>
-              <w:rPr>
-                <w:rFonts w:ascii="Times New Roman" w:hAnsi="Times New Roman" w:cs="Times New Roman"/>
-                <w:lang w:val="tr-TR"/>
-              </w:rPr>
-              <w:t>H</w:t>
+              <w:t>(g) + 5H</w:t>
             </w:r>
             <w:r>
               <w:rPr>
@@ -1597,28 +1394,7 @@
                 <w:rFonts w:ascii="Times New Roman" w:hAnsi="Times New Roman" w:cs="Times New Roman"/>
                 <w:lang w:val="tr-TR"/>
               </w:rPr>
-              <w:t>-2</w:t>
-            </w:r>
-            <w:r>
-              <w:rPr>
-                <w:rFonts w:ascii="Times New Roman" w:hAnsi="Times New Roman" w:cs="Times New Roman"/>
-                <w:lang w:val="tr-TR"/>
-              </w:rPr>
-              <w:t>877</w:t>
-            </w:r>
-            <w:r>
-              <w:rPr>
-                <w:rFonts w:ascii="Times New Roman" w:hAnsi="Times New Roman" w:cs="Times New Roman"/>
-                <w:lang w:val="tr-TR"/>
-              </w:rPr>
-              <w:t>,</w:t>
-            </w:r>
-            <w:r>
-              <w:rPr>
-                <w:rFonts w:ascii="Times New Roman" w:hAnsi="Times New Roman" w:cs="Times New Roman"/>
-                <w:lang w:val="tr-TR"/>
-              </w:rPr>
-              <w:t>3</w:t>
+              <w:t>-2877,3</w:t>
             </w:r>
           </w:p>
         </w:tc>
@@ -1666,15 +1442,7 @@
                 <w:vertAlign w:val="subscript"/>
                 <w:lang w:val="tr-TR"/>
               </w:rPr>
-              <w:t>1</w:t>
-            </w:r>
-            <w:r>
-              <w:rPr>
-                <w:rFonts w:ascii="Times New Roman" w:hAnsi="Times New Roman" w:cs="Times New Roman"/>
-                <w:vertAlign w:val="subscript"/>
-                <w:lang w:val="tr-TR"/>
-              </w:rPr>
-              <w:t>8</w:t>
+              <w:t>18</w:t>
             </w:r>
             <w:r>
               <w:rPr>
@@ -1695,21 +1463,7 @@
                 <w:rFonts w:ascii="Times New Roman" w:hAnsi="Times New Roman" w:cs="Times New Roman"/>
                 <w:lang w:val="tr-TR"/>
               </w:rPr>
-              <w:t xml:space="preserve">) + </w:t>
-            </w:r>
-            <w:r>
-              <w:rPr>
-                <w:rFonts w:ascii="Times New Roman" w:hAnsi="Times New Roman" w:cs="Times New Roman"/>
-                <w:lang w:val="tr-TR"/>
-              </w:rPr>
-              <w:t>25</w:t>
-            </w:r>
-            <w:r>
-              <w:rPr>
-                <w:rFonts w:ascii="Times New Roman" w:hAnsi="Times New Roman" w:cs="Times New Roman"/>
-                <w:lang w:val="tr-TR"/>
-              </w:rPr>
-              <w:t>/2O</w:t>
+              <w:t>) + 25/2O</w:t>
             </w:r>
             <w:r>
               <w:rPr>
@@ -1738,21 +1492,7 @@
                 <w:rFonts w:ascii="Times New Roman" w:hAnsi="Times New Roman" w:cs="Times New Roman"/>
                 <w:lang w:val="tr-TR"/>
               </w:rPr>
-              <w:t xml:space="preserve"> </w:t>
-            </w:r>
-            <w:r>
-              <w:rPr>
-                <w:rFonts w:ascii="Times New Roman" w:hAnsi="Times New Roman" w:cs="Times New Roman"/>
-                <w:lang w:val="tr-TR"/>
-              </w:rPr>
-              <w:t>8</w:t>
-            </w:r>
-            <w:r>
-              <w:rPr>
-                <w:rFonts w:ascii="Times New Roman" w:hAnsi="Times New Roman" w:cs="Times New Roman"/>
-                <w:lang w:val="tr-TR"/>
-              </w:rPr>
-              <w:t>CO</w:t>
+              <w:t xml:space="preserve"> 8CO</w:t>
             </w:r>
             <w:r>
               <w:rPr>
@@ -1767,21 +1507,7 @@
                 <w:rFonts w:ascii="Times New Roman" w:hAnsi="Times New Roman" w:cs="Times New Roman"/>
                 <w:lang w:val="tr-TR"/>
               </w:rPr>
-              <w:t xml:space="preserve">(g) + </w:t>
-            </w:r>
-            <w:r>
-              <w:rPr>
-                <w:rFonts w:ascii="Times New Roman" w:hAnsi="Times New Roman" w:cs="Times New Roman"/>
-                <w:lang w:val="tr-TR"/>
-              </w:rPr>
-              <w:t>9</w:t>
-            </w:r>
-            <w:r>
-              <w:rPr>
-                <w:rFonts w:ascii="Times New Roman" w:hAnsi="Times New Roman" w:cs="Times New Roman"/>
-                <w:lang w:val="tr-TR"/>
-              </w:rPr>
-              <w:t>H</w:t>
+              <w:t>(g) + 9H</w:t>
             </w:r>
             <w:r>
               <w:rPr>
@@ -1819,28 +1545,7 @@
                 <w:rFonts w:ascii="Times New Roman" w:hAnsi="Times New Roman" w:cs="Times New Roman"/>
                 <w:lang w:val="tr-TR"/>
               </w:rPr>
-              <w:t>-</w:t>
-            </w:r>
-            <w:r>
-              <w:rPr>
-                <w:rFonts w:ascii="Times New Roman" w:hAnsi="Times New Roman" w:cs="Times New Roman"/>
-                <w:lang w:val="tr-TR"/>
-              </w:rPr>
-              <w:t>5470</w:t>
-            </w:r>
-            <w:r>
-              <w:rPr>
-                <w:rFonts w:ascii="Times New Roman" w:hAnsi="Times New Roman" w:cs="Times New Roman"/>
-                <w:lang w:val="tr-TR"/>
-              </w:rPr>
-              <w:t>,</w:t>
-            </w:r>
-            <w:r>
-              <w:rPr>
-                <w:rFonts w:ascii="Times New Roman" w:hAnsi="Times New Roman" w:cs="Times New Roman"/>
-                <w:lang w:val="tr-TR"/>
-              </w:rPr>
-              <w:t>6</w:t>
+              <w:t>-5470,6</w:t>
             </w:r>
           </w:p>
         </w:tc>
@@ -1956,63 +1661,7 @@
           <w:rFonts w:ascii="Times New Roman" w:hAnsi="Times New Roman" w:cs="Times New Roman"/>
           <w:lang w:val="tr-TR"/>
         </w:rPr>
-        <w:t>Verilen y</w:t>
-      </w:r>
-      <w:r>
-        <w:rPr>
-          <w:rFonts w:ascii="Times New Roman" w:hAnsi="Times New Roman" w:cs="Times New Roman"/>
-          <w:lang w:val="tr-TR"/>
-        </w:rPr>
-        <w:t>anma tepkimelerin</w:t>
-      </w:r>
-      <w:r>
-        <w:rPr>
-          <w:rFonts w:ascii="Times New Roman" w:hAnsi="Times New Roman" w:cs="Times New Roman"/>
-          <w:lang w:val="tr-TR"/>
-        </w:rPr>
-        <w:t xml:space="preserve">de </w:t>
-      </w:r>
-      <w:r>
-        <w:rPr>
-          <w:rFonts w:ascii="Times New Roman" w:hAnsi="Times New Roman" w:cs="Times New Roman"/>
-          <w:lang w:val="tr-TR"/>
-        </w:rPr>
-        <w:t>oksijenle tepkimeye giren maddelerin enerji kaynağı olma potansiyeli ile ilgili fikir yürüt</w:t>
-      </w:r>
-      <w:r>
-        <w:rPr>
-          <w:rFonts w:ascii="Times New Roman" w:hAnsi="Times New Roman" w:cs="Times New Roman"/>
-          <w:lang w:val="tr-TR"/>
-        </w:rPr>
-        <w:t>ünüz</w:t>
-      </w:r>
-      <w:r>
-        <w:rPr>
-          <w:rFonts w:ascii="Times New Roman" w:hAnsi="Times New Roman" w:cs="Times New Roman"/>
-          <w:lang w:val="tr-TR"/>
-        </w:rPr>
-        <w:t xml:space="preserve">. </w:t>
-      </w:r>
-      <w:r>
-        <w:rPr>
-          <w:rFonts w:ascii="Times New Roman" w:hAnsi="Times New Roman" w:cs="Times New Roman"/>
-          <w:lang w:val="tr-TR"/>
-        </w:rPr>
-        <w:t xml:space="preserve">Edindiğiniz bilgileri </w:t>
-      </w:r>
-      <w:r>
-        <w:rPr>
-          <w:rFonts w:ascii="Times New Roman" w:hAnsi="Times New Roman" w:cs="Times New Roman"/>
-          <w:lang w:val="tr-TR"/>
-        </w:rPr>
-        <w:t xml:space="preserve">eleştirel bir bakış açısıyla değerlendiriniz; bu süreçte araştırmacı ve sorgulayıcı olma yaklaşımını benimseyiniz. Araştırmacı ve sorgulayıcı olmak, öğrenme sürecini derinleştirir ve çalışkanlık değerinin bir </w:t>
-      </w:r>
-      <w:r>
-        <w:rPr>
-          <w:rFonts w:ascii="Times New Roman" w:hAnsi="Times New Roman" w:cs="Times New Roman"/>
-          <w:lang w:val="tr-TR"/>
-        </w:rPr>
-        <w:t>göstergesidir.</w:t>
+        <w:t>Verilen yanma tepkimelerinde oksijenle tepkimeye giren maddelerin enerji kaynağı olma potansiyeli ile ilgili fikir yürütünüz. Edindiğiniz bilgileri eleştirel bir bakış açısıyla değerlendiriniz; bu süreçte araştırmacı ve sorgulayıcı olma yaklaşımını benimseyiniz. Araştırmacı ve sorgulayıcı olmak, öğrenme sürecini derinleştirir ve çalışkanlık değerinin bir göstergesidir.</w:t>
       </w:r>
     </w:p>
     <w:p>
@@ -2223,6 +1872,19 @@
     </w:p>
     <w:p>
       <w:pPr>
+        <w:pStyle w:val="ListParagraph"/>
+        <w:ind w:left="1080"/>
+        <w:jc w:val="both"/>
+        <w:rPr>
+          <w:rFonts w:ascii="Times New Roman" w:hAnsi="Times New Roman" w:cs="Times New Roman"/>
+          <w:lang w:val="tr-TR"/>
+        </w:rPr>
+      </w:pPr>
+    </w:p>
+    <w:p>
+      <w:pPr>
+        <w:pStyle w:val="ListParagraph"/>
+        <w:ind w:left="1080"/>
         <w:jc w:val="both"/>
         <w:rPr>
           <w:rFonts w:ascii="Times New Roman" w:hAnsi="Times New Roman" w:cs="Times New Roman"/>
@@ -2235,77 +1897,6 @@
           <w:lang w:val="tr-TR"/>
         </w:rPr>
         <w:lastRenderedPageBreak/>
-        <w:t>Öğrencilerden çeşitli malzemelerin</w:t>
-      </w:r>
-      <w:r>
-        <w:rPr>
-          <w:rFonts w:ascii="Times New Roman" w:hAnsi="Times New Roman" w:cs="Times New Roman"/>
-          <w:lang w:val="tr-TR"/>
-        </w:rPr>
-        <w:t xml:space="preserve"> </w:t>
-      </w:r>
-      <w:r>
-        <w:rPr>
-          <w:rFonts w:ascii="Times New Roman" w:hAnsi="Times New Roman" w:cs="Times New Roman"/>
-          <w:lang w:val="tr-TR"/>
-        </w:rPr>
-        <w:t>enerji kaynağı olma potansiyelini araştırmak üzere hipotezler oluşturmaları istenir. Enerji</w:t>
-      </w:r>
-      <w:r>
-        <w:rPr>
-          <w:rFonts w:ascii="Times New Roman" w:hAnsi="Times New Roman" w:cs="Times New Roman"/>
-          <w:lang w:val="tr-TR"/>
-        </w:rPr>
-        <w:t xml:space="preserve"> </w:t>
-      </w:r>
-      <w:r>
-        <w:rPr>
-          <w:rFonts w:ascii="Times New Roman" w:hAnsi="Times New Roman" w:cs="Times New Roman"/>
-          <w:lang w:val="tr-TR"/>
-        </w:rPr>
-        <w:t>kaynağı olabilecek maddelerden (odun, kamp yakıtı, yağ, ceviz, fındık, badem, kabuklar,</w:t>
-      </w:r>
-      <w:r>
-        <w:rPr>
-          <w:rFonts w:ascii="Times New Roman" w:hAnsi="Times New Roman" w:cs="Times New Roman"/>
-          <w:lang w:val="tr-TR"/>
-        </w:rPr>
-        <w:t xml:space="preserve"> </w:t>
-      </w:r>
-      <w:r>
-        <w:rPr>
-          <w:rFonts w:ascii="Times New Roman" w:hAnsi="Times New Roman" w:cs="Times New Roman"/>
-          <w:lang w:val="tr-TR"/>
-        </w:rPr>
-        <w:t xml:space="preserve">şeker, tatlandırıcı vb.) örnekler verilir ve öğrencilerin grup oluşturmaları sağlanarak seçtikleri maddelerin enerji kaynağı olma potansiyellerine ilişkin problemleri tanımlamaları ve araştırma soruları yazmaları sağlanır (OB7). </w:t>
-      </w:r>
-    </w:p>
-    <w:p>
-      <w:pPr>
-        <w:pStyle w:val="ListParagraph"/>
-        <w:ind w:left="1080"/>
-        <w:jc w:val="both"/>
-        <w:rPr>
-          <w:rFonts w:ascii="Times New Roman" w:hAnsi="Times New Roman" w:cs="Times New Roman"/>
-          <w:lang w:val="tr-TR"/>
-        </w:rPr>
-      </w:pPr>
-    </w:p>
-    <w:p>
-      <w:pPr>
-        <w:pStyle w:val="ListParagraph"/>
-        <w:ind w:left="1080"/>
-        <w:jc w:val="both"/>
-        <w:rPr>
-          <w:rFonts w:ascii="Times New Roman" w:hAnsi="Times New Roman" w:cs="Times New Roman"/>
-          <w:lang w:val="tr-TR"/>
-        </w:rPr>
-      </w:pPr>
-      <w:r>
-        <w:rPr>
-          <w:rFonts w:ascii="Times New Roman" w:hAnsi="Times New Roman" w:cs="Times New Roman"/>
-          <w:lang w:val="tr-TR"/>
-        </w:rPr>
         <w:t>Aşağıdaki tabloda enerji kaynağı olabilecek bazı maddeler verilmiştir. Bu maddeleri inceleyerek verilen soruları yanıtlayınız.</w:t>
       </w:r>
     </w:p>
@@ -2354,61 +1945,7 @@
                 <w:bCs/>
                 <w:lang w:val="tr-TR"/>
               </w:rPr>
-              <w:t xml:space="preserve">Enerji </w:t>
-            </w:r>
-            <w:r>
-              <w:rPr>
-                <w:rFonts w:ascii="Times New Roman" w:hAnsi="Times New Roman" w:cs="Times New Roman"/>
-                <w:b/>
-                <w:bCs/>
-                <w:lang w:val="tr-TR"/>
-              </w:rPr>
-              <w:t>K</w:t>
-            </w:r>
-            <w:r>
-              <w:rPr>
-                <w:rFonts w:ascii="Times New Roman" w:hAnsi="Times New Roman" w:cs="Times New Roman"/>
-                <w:b/>
-                <w:bCs/>
-                <w:lang w:val="tr-TR"/>
-              </w:rPr>
-              <w:t xml:space="preserve">aynağı </w:t>
-            </w:r>
-            <w:r>
-              <w:rPr>
-                <w:rFonts w:ascii="Times New Roman" w:hAnsi="Times New Roman" w:cs="Times New Roman"/>
-                <w:b/>
-                <w:bCs/>
-                <w:lang w:val="tr-TR"/>
-              </w:rPr>
-              <w:t>O</w:t>
-            </w:r>
-            <w:r>
-              <w:rPr>
-                <w:rFonts w:ascii="Times New Roman" w:hAnsi="Times New Roman" w:cs="Times New Roman"/>
-                <w:b/>
-                <w:bCs/>
-                <w:lang w:val="tr-TR"/>
-              </w:rPr>
-              <w:t xml:space="preserve">labilecek </w:t>
-            </w:r>
-            <w:r>
-              <w:rPr>
-                <w:rFonts w:ascii="Times New Roman" w:hAnsi="Times New Roman" w:cs="Times New Roman"/>
-                <w:b/>
-                <w:bCs/>
-                <w:lang w:val="tr-TR"/>
-              </w:rPr>
-              <w:t>M</w:t>
-            </w:r>
-            <w:r>
-              <w:rPr>
-                <w:rFonts w:ascii="Times New Roman" w:hAnsi="Times New Roman" w:cs="Times New Roman"/>
-                <w:b/>
-                <w:bCs/>
-                <w:lang w:val="tr-TR"/>
-              </w:rPr>
-              <w:t>addeler</w:t>
+              <w:t>Enerji Kaynağı Olabilecek Maddeler</w:t>
             </w:r>
           </w:p>
         </w:tc>
@@ -2928,6 +2465,17 @@
     <w:p>
       <w:pPr>
         <w:pStyle w:val="ListParagraph"/>
+        <w:ind w:left="1080"/>
+        <w:jc w:val="both"/>
+        <w:rPr>
+          <w:rFonts w:ascii="Times New Roman" w:hAnsi="Times New Roman" w:cs="Times New Roman"/>
+          <w:lang w:val="tr-TR"/>
+        </w:rPr>
+      </w:pPr>
+    </w:p>
+    <w:p>
+      <w:pPr>
+        <w:pStyle w:val="ListParagraph"/>
         <w:numPr>
           <w:ilvl w:val="0"/>
           <w:numId w:val="35"/>
@@ -2938,15 +2486,91 @@
           <w:lang w:val="tr-TR"/>
         </w:rPr>
       </w:pPr>
-      <w:proofErr w:type="gramStart"/>
-      <w:r>
-        <w:rPr>
-          <w:rFonts w:ascii="Times New Roman" w:hAnsi="Times New Roman" w:cs="Times New Roman"/>
-          <w:lang w:val="tr-TR"/>
-        </w:rPr>
-        <w:t>xx</w:t>
-      </w:r>
-      <w:proofErr w:type="gramEnd"/>
+      <w:r>
+        <w:rPr>
+          <w:rFonts w:ascii="Times New Roman" w:hAnsi="Times New Roman" w:cs="Times New Roman"/>
+          <w:lang w:val="tr-TR"/>
+        </w:rPr>
+        <w:t>Grup arkadaşlarınızla s</w:t>
+      </w:r>
+      <w:r>
+        <w:rPr>
+          <w:rFonts w:ascii="Times New Roman" w:hAnsi="Times New Roman" w:cs="Times New Roman"/>
+          <w:lang w:val="tr-TR"/>
+        </w:rPr>
+        <w:t>eçti</w:t>
+      </w:r>
+      <w:r>
+        <w:rPr>
+          <w:rFonts w:ascii="Times New Roman" w:hAnsi="Times New Roman" w:cs="Times New Roman"/>
+          <w:lang w:val="tr-TR"/>
+        </w:rPr>
+        <w:t>ğiniz</w:t>
+      </w:r>
+      <w:r>
+        <w:rPr>
+          <w:rFonts w:ascii="Times New Roman" w:hAnsi="Times New Roman" w:cs="Times New Roman"/>
+          <w:lang w:val="tr-TR"/>
+        </w:rPr>
+        <w:t xml:space="preserve"> maddelerin enerji kaynağı olma potansiyeline</w:t>
+      </w:r>
+      <w:r>
+        <w:rPr>
+          <w:rFonts w:ascii="Times New Roman" w:hAnsi="Times New Roman" w:cs="Times New Roman"/>
+          <w:lang w:val="tr-TR"/>
+        </w:rPr>
+        <w:t xml:space="preserve"> </w:t>
+      </w:r>
+      <w:r>
+        <w:rPr>
+          <w:rFonts w:ascii="Times New Roman" w:hAnsi="Times New Roman" w:cs="Times New Roman"/>
+          <w:lang w:val="tr-TR"/>
+        </w:rPr>
+        <w:t>ilişkin neden-sonuç ilişkilerini</w:t>
+      </w:r>
+      <w:r>
+        <w:rPr>
+          <w:rFonts w:ascii="Times New Roman" w:hAnsi="Times New Roman" w:cs="Times New Roman"/>
+          <w:lang w:val="tr-TR"/>
+        </w:rPr>
+        <w:t xml:space="preserve"> belirleyiniz.</w:t>
+      </w:r>
+    </w:p>
+    <w:p>
+      <w:pPr>
+        <w:pStyle w:val="ListParagraph"/>
+        <w:ind w:left="1080"/>
+        <w:jc w:val="both"/>
+        <w:rPr>
+          <w:rFonts w:ascii="Times New Roman" w:hAnsi="Times New Roman" w:cs="Times New Roman"/>
+          <w:lang w:val="tr-TR"/>
+        </w:rPr>
+      </w:pPr>
+    </w:p>
+    <w:p>
+      <w:pPr>
+        <w:pStyle w:val="ListParagraph"/>
+        <w:ind w:left="1080"/>
+        <w:jc w:val="both"/>
+        <w:rPr>
+          <w:rFonts w:ascii="Times New Roman" w:hAnsi="Times New Roman" w:cs="Times New Roman"/>
+          <w:lang w:val="tr-TR"/>
+        </w:rPr>
+      </w:pPr>
+      <w:r>
+        <w:rPr>
+          <w:rFonts w:ascii="Times New Roman" w:hAnsi="Times New Roman" w:cs="Times New Roman"/>
+          <w:lang w:val="tr-TR"/>
+        </w:rPr>
+        <w:t>……………………………………………………………………………………………………………………………………………………………………………………………………………………………………………………………………………</w:t>
+      </w:r>
+      <w:r>
+        <w:rPr>
+          <w:rFonts w:ascii="Times New Roman" w:hAnsi="Times New Roman" w:cs="Times New Roman"/>
+          <w:lang w:val="tr-TR"/>
+        </w:rPr>
+        <w:t>…</w:t>
+      </w:r>
     </w:p>
     <w:p>
       <w:pPr>
@@ -2995,13 +2619,9 @@
     </w:p>
     <w:p>
       <w:pPr>
-        <w:pStyle w:val="ListParagraph"/>
-        <w:ind w:left="928"/>
-        <w:jc w:val="both"/>
-        <w:rPr>
-          <w:rFonts w:ascii="Times New Roman" w:hAnsi="Times New Roman" w:cs="Times New Roman"/>
-          <w:b/>
-          <w:bCs/>
+        <w:jc w:val="both"/>
+        <w:rPr>
+          <w:rFonts w:ascii="Times New Roman" w:hAnsi="Times New Roman" w:cs="Times New Roman"/>
           <w:lang w:val="tr-TR"/>
         </w:rPr>
       </w:pPr>
@@ -3024,22 +2644,583 @@
           <w:rFonts w:ascii="Times New Roman" w:hAnsi="Times New Roman" w:cs="Times New Roman"/>
           <w:lang w:val="tr-TR"/>
         </w:rPr>
-        <w:t>Sınıfınızda gruplara ayrılınız. Grup arkadaşlarınızla birlikte farklı fiziksel ve kimyasal olayların enerji değişimini gözlemleyebileceğiniz deney düzenekleri tasarlayarak deneylerinizi gerçekleştiriniz. Grup çalışması sürecinde uyumlu davranınız ve arkadaşlarınızla etkili iletişim kurunuz. Deney sürecinde planlı hareket ederek aşamaları belirleyiniz, zamanı etkili kullanmaya özen gösteriniz ve elde ettiğiniz gözlemleri dikkatle kaydediniz. Deney yapmak araştırmacı ve sorgulayıcı olmanın bir parçasıdır ve bu süreç çalışkanlık ve mütevazılık değerlerinizi geliştirmenize katkı sağlayacaktır.</w:t>
-      </w:r>
-      <w:r>
-        <w:rPr>
-          <w:rFonts w:ascii="Times New Roman" w:hAnsi="Times New Roman" w:cs="Times New Roman"/>
-          <w:lang w:val="tr-TR"/>
-        </w:rPr>
-        <w:t xml:space="preserve">  </w:t>
-      </w:r>
-      <w:r>
-        <w:rPr>
-          <w:rFonts w:ascii="Times New Roman" w:hAnsi="Times New Roman" w:cs="Times New Roman"/>
-          <w:lang w:val="tr-TR"/>
-        </w:rPr>
-        <w:t>Aşağıda verilen her bir aşama için seçtiğiniz malzemeleri ve deneyin yapılışını yazınız. Deneyi gerçekleştirdikten sonra elde etiğiniz verileri gözlem tablolarına kaydediniz.</w:t>
-      </w:r>
+        <w:t xml:space="preserve">1. Aşamada </w:t>
+      </w:r>
+      <w:r>
+        <w:rPr>
+          <w:rFonts w:ascii="Times New Roman" w:hAnsi="Times New Roman" w:cs="Times New Roman"/>
+          <w:lang w:val="tr-TR"/>
+        </w:rPr>
+        <w:t>s</w:t>
+      </w:r>
+      <w:r>
+        <w:rPr>
+          <w:rFonts w:ascii="Times New Roman" w:hAnsi="Times New Roman" w:cs="Times New Roman"/>
+          <w:lang w:val="tr-TR"/>
+        </w:rPr>
+        <w:t>eçti</w:t>
+      </w:r>
+      <w:r>
+        <w:rPr>
+          <w:rFonts w:ascii="Times New Roman" w:hAnsi="Times New Roman" w:cs="Times New Roman"/>
+          <w:lang w:val="tr-TR"/>
+        </w:rPr>
+        <w:t>ğiniz</w:t>
+      </w:r>
+      <w:r>
+        <w:rPr>
+          <w:rFonts w:ascii="Times New Roman" w:hAnsi="Times New Roman" w:cs="Times New Roman"/>
+          <w:lang w:val="tr-TR"/>
+        </w:rPr>
+        <w:t xml:space="preserve"> maddelerin enerji kaynağı olma potansiyelin</w:t>
+      </w:r>
+      <w:r>
+        <w:rPr>
+          <w:rFonts w:ascii="Times New Roman" w:hAnsi="Times New Roman" w:cs="Times New Roman"/>
+          <w:lang w:val="tr-TR"/>
+        </w:rPr>
+        <w:t>i gözlemlemek üzere</w:t>
+      </w:r>
+      <w:r>
+        <w:rPr>
+          <w:rFonts w:ascii="Times New Roman" w:hAnsi="Times New Roman" w:cs="Times New Roman"/>
+          <w:lang w:val="tr-TR"/>
+        </w:rPr>
+        <w:t xml:space="preserve"> </w:t>
+      </w:r>
+      <w:r>
+        <w:rPr>
+          <w:rFonts w:ascii="Times New Roman" w:hAnsi="Times New Roman" w:cs="Times New Roman"/>
+          <w:lang w:val="tr-TR"/>
+        </w:rPr>
+        <w:t>yapac</w:t>
+      </w:r>
+      <w:r>
+        <w:rPr>
+          <w:rFonts w:ascii="Times New Roman" w:hAnsi="Times New Roman" w:cs="Times New Roman"/>
+          <w:lang w:val="tr-TR"/>
+        </w:rPr>
+        <w:t>ağınız</w:t>
+      </w:r>
+      <w:r>
+        <w:rPr>
+          <w:rFonts w:ascii="Times New Roman" w:hAnsi="Times New Roman" w:cs="Times New Roman"/>
+          <w:lang w:val="tr-TR"/>
+        </w:rPr>
+        <w:t xml:space="preserve"> deneye ilişkin bağımlı-bağımsız</w:t>
+      </w:r>
+      <w:r>
+        <w:rPr>
+          <w:rFonts w:ascii="Times New Roman" w:hAnsi="Times New Roman" w:cs="Times New Roman"/>
+          <w:lang w:val="tr-TR"/>
+        </w:rPr>
+        <w:t xml:space="preserve"> </w:t>
+      </w:r>
+      <w:r>
+        <w:rPr>
+          <w:rFonts w:ascii="Times New Roman" w:hAnsi="Times New Roman" w:cs="Times New Roman"/>
+          <w:lang w:val="tr-TR"/>
+        </w:rPr>
+        <w:t>değişkenleri ve kontrol değişkenlerini belir</w:t>
+      </w:r>
+      <w:r>
+        <w:rPr>
+          <w:rFonts w:ascii="Times New Roman" w:hAnsi="Times New Roman" w:cs="Times New Roman"/>
+          <w:lang w:val="tr-TR"/>
+        </w:rPr>
+        <w:t>leyiniz</w:t>
+      </w:r>
+      <w:r>
+        <w:rPr>
+          <w:rFonts w:ascii="Times New Roman" w:hAnsi="Times New Roman" w:cs="Times New Roman"/>
+          <w:lang w:val="tr-TR"/>
+        </w:rPr>
+        <w:t xml:space="preserve">. </w:t>
+      </w:r>
+      <w:r>
+        <w:rPr>
+          <w:rFonts w:ascii="Times New Roman" w:hAnsi="Times New Roman" w:cs="Times New Roman"/>
+          <w:lang w:val="tr-TR"/>
+        </w:rPr>
+        <w:t xml:space="preserve">Grup arkadaşlarınızla birlikte </w:t>
+      </w:r>
+      <w:r>
+        <w:rPr>
+          <w:rFonts w:ascii="Times New Roman" w:hAnsi="Times New Roman" w:cs="Times New Roman"/>
+          <w:lang w:val="tr-TR"/>
+        </w:rPr>
+        <w:t>d</w:t>
+      </w:r>
+      <w:r>
+        <w:rPr>
+          <w:rFonts w:ascii="Times New Roman" w:hAnsi="Times New Roman" w:cs="Times New Roman"/>
+          <w:lang w:val="tr-TR"/>
+        </w:rPr>
+        <w:t>eğişkenler arasındaki ilişkiyi belirlemek</w:t>
+      </w:r>
+      <w:r>
+        <w:rPr>
+          <w:rFonts w:ascii="Times New Roman" w:hAnsi="Times New Roman" w:cs="Times New Roman"/>
+          <w:lang w:val="tr-TR"/>
+        </w:rPr>
+        <w:t xml:space="preserve"> </w:t>
+      </w:r>
+      <w:r>
+        <w:rPr>
+          <w:rFonts w:ascii="Times New Roman" w:hAnsi="Times New Roman" w:cs="Times New Roman"/>
+          <w:lang w:val="tr-TR"/>
+        </w:rPr>
+        <w:t>üzere deneyler tasarl</w:t>
+      </w:r>
+      <w:r>
+        <w:rPr>
+          <w:rFonts w:ascii="Times New Roman" w:hAnsi="Times New Roman" w:cs="Times New Roman"/>
+          <w:lang w:val="tr-TR"/>
+        </w:rPr>
+        <w:t>ayınız</w:t>
+      </w:r>
+      <w:r>
+        <w:rPr>
+          <w:rFonts w:ascii="Times New Roman" w:hAnsi="Times New Roman" w:cs="Times New Roman"/>
+          <w:lang w:val="tr-TR"/>
+        </w:rPr>
+        <w:t xml:space="preserve"> ve tasarladı</w:t>
+      </w:r>
+      <w:r>
+        <w:rPr>
+          <w:rFonts w:ascii="Times New Roman" w:hAnsi="Times New Roman" w:cs="Times New Roman"/>
+          <w:lang w:val="tr-TR"/>
+        </w:rPr>
+        <w:t>ğınız</w:t>
+      </w:r>
+      <w:r>
+        <w:rPr>
+          <w:rFonts w:ascii="Times New Roman" w:hAnsi="Times New Roman" w:cs="Times New Roman"/>
+          <w:lang w:val="tr-TR"/>
+        </w:rPr>
+        <w:t xml:space="preserve"> deney</w:t>
+      </w:r>
+      <w:r>
+        <w:rPr>
+          <w:rFonts w:ascii="Times New Roman" w:hAnsi="Times New Roman" w:cs="Times New Roman"/>
+          <w:lang w:val="tr-TR"/>
+        </w:rPr>
+        <w:t>leri</w:t>
+      </w:r>
+      <w:r>
+        <w:rPr>
+          <w:rFonts w:ascii="Times New Roman" w:hAnsi="Times New Roman" w:cs="Times New Roman"/>
+          <w:lang w:val="tr-TR"/>
+        </w:rPr>
+        <w:t xml:space="preserve"> gerçekleştiri</w:t>
+      </w:r>
+      <w:r>
+        <w:rPr>
+          <w:rFonts w:ascii="Times New Roman" w:hAnsi="Times New Roman" w:cs="Times New Roman"/>
+          <w:lang w:val="tr-TR"/>
+        </w:rPr>
+        <w:t>niz.</w:t>
+      </w:r>
+      <w:r>
+        <w:rPr>
+          <w:rFonts w:ascii="Times New Roman" w:hAnsi="Times New Roman" w:cs="Times New Roman"/>
+          <w:lang w:val="tr-TR"/>
+        </w:rPr>
+        <w:t xml:space="preserve"> </w:t>
+      </w:r>
+      <w:r>
+        <w:rPr>
+          <w:rFonts w:ascii="Times New Roman" w:hAnsi="Times New Roman" w:cs="Times New Roman"/>
+          <w:lang w:val="tr-TR"/>
+        </w:rPr>
+        <w:t>Grup çalışması sürecinde uyumlu davranınız ve arkadaşlarınızla etkili iletişim kurunuz. Deney sürecinde planlı hareket ederek aşamaları belirleyiniz, zamanı etkili kullanmaya özen gösteriniz ve elde ettiğiniz gözlemleri dikkatle kaydediniz. Deney yapmak araştırmacı ve sorgulayıcı olmanın bir parçasıdır ve bu süreç çalışkanlık değerlerin</w:t>
+      </w:r>
+      <w:r>
+        <w:rPr>
+          <w:rFonts w:ascii="Times New Roman" w:hAnsi="Times New Roman" w:cs="Times New Roman"/>
+          <w:lang w:val="tr-TR"/>
+        </w:rPr>
+        <w:t>izi</w:t>
+      </w:r>
+      <w:r>
+        <w:rPr>
+          <w:rFonts w:ascii="Times New Roman" w:hAnsi="Times New Roman" w:cs="Times New Roman"/>
+          <w:lang w:val="tr-TR"/>
+        </w:rPr>
+        <w:t xml:space="preserve"> geliştirmenize katkı sağlayacaktır.  Aşağıda verilen her bir aşama için seçtiğiniz malzemeleri ve deneyin yapılışını yazınız. Deneyi gerçekleştirdikten sonra elde etiğiniz verileri gözlem tablolarına kaydediniz.</w:t>
+      </w:r>
+    </w:p>
+    <w:p>
+      <w:pPr>
+        <w:pStyle w:val="ListParagraph"/>
+        <w:jc w:val="both"/>
+        <w:rPr>
+          <w:rFonts w:ascii="Times New Roman" w:hAnsi="Times New Roman" w:cs="Times New Roman"/>
+          <w:lang w:val="tr-TR"/>
+        </w:rPr>
+      </w:pPr>
+    </w:p>
+    <w:tbl>
+      <w:tblPr>
+        <w:tblStyle w:val="TableGrid"/>
+        <w:tblW w:w="0" w:type="auto"/>
+        <w:tblInd w:w="720" w:type="dxa"/>
+        <w:tblLook w:val="04A0" w:firstRow="1" w:lastRow="0" w:firstColumn="1" w:lastColumn="0" w:noHBand="0" w:noVBand="1"/>
+      </w:tblPr>
+      <w:tblGrid>
+        <w:gridCol w:w="1892"/>
+        <w:gridCol w:w="2236"/>
+        <w:gridCol w:w="2236"/>
+        <w:gridCol w:w="2266"/>
+      </w:tblGrid>
+      <w:tr>
+        <w:tc>
+          <w:tcPr>
+            <w:tcW w:w="1892" w:type="dxa"/>
+          </w:tcPr>
+          <w:p>
+            <w:pPr>
+              <w:pStyle w:val="ListParagraph"/>
+              <w:ind w:left="0"/>
+              <w:jc w:val="both"/>
+              <w:rPr>
+                <w:rFonts w:ascii="Times New Roman" w:hAnsi="Times New Roman" w:cs="Times New Roman"/>
+                <w:b/>
+                <w:bCs/>
+                <w:lang w:val="tr-TR"/>
+              </w:rPr>
+            </w:pPr>
+            <w:r>
+              <w:rPr>
+                <w:rFonts w:ascii="Times New Roman" w:hAnsi="Times New Roman" w:cs="Times New Roman"/>
+                <w:b/>
+                <w:bCs/>
+                <w:lang w:val="tr-TR"/>
+              </w:rPr>
+              <w:t>Deney</w:t>
+            </w:r>
+          </w:p>
+        </w:tc>
+        <w:tc>
+          <w:tcPr>
+            <w:tcW w:w="2236" w:type="dxa"/>
+          </w:tcPr>
+          <w:p>
+            <w:pPr>
+              <w:pStyle w:val="ListParagraph"/>
+              <w:ind w:left="0"/>
+              <w:jc w:val="both"/>
+              <w:rPr>
+                <w:rFonts w:ascii="Times New Roman" w:hAnsi="Times New Roman" w:cs="Times New Roman"/>
+                <w:b/>
+                <w:bCs/>
+                <w:lang w:val="tr-TR"/>
+              </w:rPr>
+            </w:pPr>
+            <w:r>
+              <w:rPr>
+                <w:rFonts w:ascii="Times New Roman" w:hAnsi="Times New Roman" w:cs="Times New Roman"/>
+                <w:b/>
+                <w:bCs/>
+                <w:lang w:val="tr-TR"/>
+              </w:rPr>
+              <w:t>Bağımız Değişken</w:t>
+            </w:r>
+          </w:p>
+        </w:tc>
+        <w:tc>
+          <w:tcPr>
+            <w:tcW w:w="2236" w:type="dxa"/>
+          </w:tcPr>
+          <w:p>
+            <w:pPr>
+              <w:pStyle w:val="ListParagraph"/>
+              <w:ind w:left="0"/>
+              <w:jc w:val="both"/>
+              <w:rPr>
+                <w:rFonts w:ascii="Times New Roman" w:hAnsi="Times New Roman" w:cs="Times New Roman"/>
+                <w:b/>
+                <w:bCs/>
+                <w:lang w:val="tr-TR"/>
+              </w:rPr>
+            </w:pPr>
+            <w:r>
+              <w:rPr>
+                <w:rFonts w:ascii="Times New Roman" w:hAnsi="Times New Roman" w:cs="Times New Roman"/>
+                <w:b/>
+                <w:bCs/>
+                <w:lang w:val="tr-TR"/>
+              </w:rPr>
+              <w:t>Bağımlı Değişken</w:t>
+            </w:r>
+          </w:p>
+        </w:tc>
+        <w:tc>
+          <w:tcPr>
+            <w:tcW w:w="2266" w:type="dxa"/>
+          </w:tcPr>
+          <w:p>
+            <w:pPr>
+              <w:pStyle w:val="ListParagraph"/>
+              <w:ind w:left="0"/>
+              <w:jc w:val="both"/>
+              <w:rPr>
+                <w:rFonts w:ascii="Times New Roman" w:hAnsi="Times New Roman" w:cs="Times New Roman"/>
+                <w:b/>
+                <w:bCs/>
+                <w:lang w:val="tr-TR"/>
+              </w:rPr>
+            </w:pPr>
+            <w:r>
+              <w:rPr>
+                <w:rFonts w:ascii="Times New Roman" w:hAnsi="Times New Roman" w:cs="Times New Roman"/>
+                <w:b/>
+                <w:bCs/>
+                <w:lang w:val="tr-TR"/>
+              </w:rPr>
+              <w:t>Kontrol Değişken</w:t>
+            </w:r>
+            <w:r>
+              <w:rPr>
+                <w:rFonts w:ascii="Times New Roman" w:hAnsi="Times New Roman" w:cs="Times New Roman"/>
+                <w:b/>
+                <w:bCs/>
+                <w:lang w:val="tr-TR"/>
+              </w:rPr>
+              <w:t>i</w:t>
+            </w:r>
+          </w:p>
+        </w:tc>
+      </w:tr>
+      <w:tr>
+        <w:tc>
+          <w:tcPr>
+            <w:tcW w:w="1892" w:type="dxa"/>
+          </w:tcPr>
+          <w:p>
+            <w:pPr>
+              <w:pStyle w:val="ListParagraph"/>
+              <w:ind w:left="0"/>
+              <w:jc w:val="both"/>
+              <w:rPr>
+                <w:rFonts w:ascii="Times New Roman" w:hAnsi="Times New Roman" w:cs="Times New Roman"/>
+                <w:lang w:val="tr-TR"/>
+              </w:rPr>
+            </w:pPr>
+            <w:r>
+              <w:rPr>
+                <w:rFonts w:ascii="Times New Roman" w:hAnsi="Times New Roman" w:cs="Times New Roman"/>
+                <w:lang w:val="tr-TR"/>
+              </w:rPr>
+              <w:t>1</w:t>
+            </w:r>
+          </w:p>
+        </w:tc>
+        <w:tc>
+          <w:tcPr>
+            <w:tcW w:w="2236" w:type="dxa"/>
+          </w:tcPr>
+          <w:p>
+            <w:pPr>
+              <w:pStyle w:val="ListParagraph"/>
+              <w:ind w:left="0"/>
+              <w:jc w:val="both"/>
+              <w:rPr>
+                <w:rFonts w:ascii="Times New Roman" w:hAnsi="Times New Roman" w:cs="Times New Roman"/>
+                <w:lang w:val="tr-TR"/>
+              </w:rPr>
+            </w:pPr>
+          </w:p>
+        </w:tc>
+        <w:tc>
+          <w:tcPr>
+            <w:tcW w:w="2236" w:type="dxa"/>
+          </w:tcPr>
+          <w:p>
+            <w:pPr>
+              <w:pStyle w:val="ListParagraph"/>
+              <w:ind w:left="0"/>
+              <w:jc w:val="both"/>
+              <w:rPr>
+                <w:rFonts w:ascii="Times New Roman" w:hAnsi="Times New Roman" w:cs="Times New Roman"/>
+                <w:lang w:val="tr-TR"/>
+              </w:rPr>
+            </w:pPr>
+          </w:p>
+        </w:tc>
+        <w:tc>
+          <w:tcPr>
+            <w:tcW w:w="2266" w:type="dxa"/>
+          </w:tcPr>
+          <w:p>
+            <w:pPr>
+              <w:pStyle w:val="ListParagraph"/>
+              <w:ind w:left="0"/>
+              <w:jc w:val="both"/>
+              <w:rPr>
+                <w:rFonts w:ascii="Times New Roman" w:hAnsi="Times New Roman" w:cs="Times New Roman"/>
+                <w:lang w:val="tr-TR"/>
+              </w:rPr>
+            </w:pPr>
+          </w:p>
+        </w:tc>
+      </w:tr>
+      <w:tr>
+        <w:tc>
+          <w:tcPr>
+            <w:tcW w:w="1892" w:type="dxa"/>
+          </w:tcPr>
+          <w:p>
+            <w:pPr>
+              <w:pStyle w:val="ListParagraph"/>
+              <w:ind w:left="0"/>
+              <w:jc w:val="both"/>
+              <w:rPr>
+                <w:rFonts w:ascii="Times New Roman" w:hAnsi="Times New Roman" w:cs="Times New Roman"/>
+                <w:lang w:val="tr-TR"/>
+              </w:rPr>
+            </w:pPr>
+            <w:r>
+              <w:rPr>
+                <w:rFonts w:ascii="Times New Roman" w:hAnsi="Times New Roman" w:cs="Times New Roman"/>
+                <w:lang w:val="tr-TR"/>
+              </w:rPr>
+              <w:t>2</w:t>
+            </w:r>
+          </w:p>
+        </w:tc>
+        <w:tc>
+          <w:tcPr>
+            <w:tcW w:w="2236" w:type="dxa"/>
+          </w:tcPr>
+          <w:p>
+            <w:pPr>
+              <w:pStyle w:val="ListParagraph"/>
+              <w:ind w:left="0"/>
+              <w:jc w:val="both"/>
+              <w:rPr>
+                <w:rFonts w:ascii="Times New Roman" w:hAnsi="Times New Roman" w:cs="Times New Roman"/>
+                <w:lang w:val="tr-TR"/>
+              </w:rPr>
+            </w:pPr>
+          </w:p>
+        </w:tc>
+        <w:tc>
+          <w:tcPr>
+            <w:tcW w:w="2236" w:type="dxa"/>
+          </w:tcPr>
+          <w:p>
+            <w:pPr>
+              <w:pStyle w:val="ListParagraph"/>
+              <w:ind w:left="0"/>
+              <w:jc w:val="both"/>
+              <w:rPr>
+                <w:rFonts w:ascii="Times New Roman" w:hAnsi="Times New Roman" w:cs="Times New Roman"/>
+                <w:lang w:val="tr-TR"/>
+              </w:rPr>
+            </w:pPr>
+          </w:p>
+        </w:tc>
+        <w:tc>
+          <w:tcPr>
+            <w:tcW w:w="2266" w:type="dxa"/>
+          </w:tcPr>
+          <w:p>
+            <w:pPr>
+              <w:pStyle w:val="ListParagraph"/>
+              <w:ind w:left="0"/>
+              <w:jc w:val="both"/>
+              <w:rPr>
+                <w:rFonts w:ascii="Times New Roman" w:hAnsi="Times New Roman" w:cs="Times New Roman"/>
+                <w:lang w:val="tr-TR"/>
+              </w:rPr>
+            </w:pPr>
+          </w:p>
+        </w:tc>
+      </w:tr>
+      <w:tr>
+        <w:tc>
+          <w:tcPr>
+            <w:tcW w:w="1892" w:type="dxa"/>
+          </w:tcPr>
+          <w:p>
+            <w:pPr>
+              <w:pStyle w:val="ListParagraph"/>
+              <w:ind w:left="0"/>
+              <w:jc w:val="both"/>
+              <w:rPr>
+                <w:rFonts w:ascii="Times New Roman" w:hAnsi="Times New Roman" w:cs="Times New Roman"/>
+                <w:lang w:val="tr-TR"/>
+              </w:rPr>
+            </w:pPr>
+            <w:r>
+              <w:rPr>
+                <w:rFonts w:ascii="Times New Roman" w:hAnsi="Times New Roman" w:cs="Times New Roman"/>
+                <w:lang w:val="tr-TR"/>
+              </w:rPr>
+              <w:t>3</w:t>
+            </w:r>
+          </w:p>
+        </w:tc>
+        <w:tc>
+          <w:tcPr>
+            <w:tcW w:w="2236" w:type="dxa"/>
+          </w:tcPr>
+          <w:p>
+            <w:pPr>
+              <w:pStyle w:val="ListParagraph"/>
+              <w:ind w:left="0"/>
+              <w:jc w:val="both"/>
+              <w:rPr>
+                <w:rFonts w:ascii="Times New Roman" w:hAnsi="Times New Roman" w:cs="Times New Roman"/>
+                <w:lang w:val="tr-TR"/>
+              </w:rPr>
+            </w:pPr>
+          </w:p>
+        </w:tc>
+        <w:tc>
+          <w:tcPr>
+            <w:tcW w:w="2236" w:type="dxa"/>
+          </w:tcPr>
+          <w:p>
+            <w:pPr>
+              <w:pStyle w:val="ListParagraph"/>
+              <w:ind w:left="0"/>
+              <w:jc w:val="both"/>
+              <w:rPr>
+                <w:rFonts w:ascii="Times New Roman" w:hAnsi="Times New Roman" w:cs="Times New Roman"/>
+                <w:lang w:val="tr-TR"/>
+              </w:rPr>
+            </w:pPr>
+          </w:p>
+        </w:tc>
+        <w:tc>
+          <w:tcPr>
+            <w:tcW w:w="2266" w:type="dxa"/>
+          </w:tcPr>
+          <w:p>
+            <w:pPr>
+              <w:pStyle w:val="ListParagraph"/>
+              <w:ind w:left="0"/>
+              <w:jc w:val="both"/>
+              <w:rPr>
+                <w:rFonts w:ascii="Times New Roman" w:hAnsi="Times New Roman" w:cs="Times New Roman"/>
+                <w:lang w:val="tr-TR"/>
+              </w:rPr>
+            </w:pPr>
+          </w:p>
+        </w:tc>
+      </w:tr>
+    </w:tbl>
+    <w:p>
+      <w:pPr>
+        <w:pStyle w:val="ListParagraph"/>
+        <w:jc w:val="both"/>
+        <w:rPr>
+          <w:rFonts w:ascii="Times New Roman" w:hAnsi="Times New Roman" w:cs="Times New Roman"/>
+          <w:lang w:val="tr-TR"/>
+        </w:rPr>
+      </w:pPr>
     </w:p>
     <w:p>
       <w:pPr>
@@ -3094,7 +3275,7 @@
           <w:rFonts w:ascii="Times New Roman" w:hAnsi="Times New Roman" w:cs="Times New Roman"/>
           <w:lang w:val="tr-TR"/>
         </w:rPr>
-        <w:t>Kimyasal Olaylardaki Enerji Değişimi</w:t>
+        <w:t>……………………………………………………………………….</w:t>
       </w:r>
     </w:p>
     <w:p>
@@ -3466,6 +3647,7 @@
           <w:rFonts w:ascii="Times New Roman" w:hAnsi="Times New Roman" w:cs="Times New Roman"/>
           <w:lang w:val="tr-TR"/>
         </w:rPr>
+        <w:lastRenderedPageBreak/>
         <w:t xml:space="preserve">Deneyi gerçekleştirdikten </w:t>
       </w:r>
       <w:r>
@@ -3500,6 +3682,31 @@
           <w:lang w:val="tr-TR"/>
         </w:rPr>
       </w:pPr>
+    </w:p>
+    <w:p>
+      <w:pPr>
+        <w:pStyle w:val="ListParagraph"/>
+        <w:ind w:left="1080"/>
+        <w:jc w:val="both"/>
+        <w:rPr>
+          <w:rFonts w:ascii="Times New Roman" w:hAnsi="Times New Roman" w:cs="Times New Roman"/>
+          <w:lang w:val="tr-TR"/>
+        </w:rPr>
+      </w:pPr>
+      <w:r>
+        <w:rPr>
+          <w:rFonts w:ascii="Times New Roman" w:hAnsi="Times New Roman" w:cs="Times New Roman"/>
+          <w:lang w:val="tr-TR"/>
+        </w:rPr>
+        <w:t>……………………………………………………………………………………………………………………………………………………………………………………………………………………………………………………………………………</w:t>
+      </w:r>
+      <w:r>
+        <w:rPr>
+          <w:rFonts w:ascii="Times New Roman" w:hAnsi="Times New Roman" w:cs="Times New Roman"/>
+          <w:lang w:val="tr-TR"/>
+        </w:rPr>
+        <w:t>…</w:t>
+      </w:r>
     </w:p>
     <w:p>
       <w:pPr>
@@ -3595,7 +3802,21 @@
           <w:rFonts w:ascii="Times New Roman" w:hAnsi="Times New Roman" w:cs="Times New Roman"/>
           <w:lang w:val="tr-TR"/>
         </w:rPr>
-        <w:t>Deney sırasında gözlemlediğiniz değişimler nelerdir? Bu değişimler çevreyle nasıl bir etkileşim sonucu gerçekleşmiş olabilir? Açıklayınız.</w:t>
+        <w:t>Deney sırasında gözlemlediğiniz değişimler nelerdir? Bu değişimler</w:t>
+      </w:r>
+      <w:r>
+        <w:rPr>
+          <w:rFonts w:ascii="Times New Roman" w:hAnsi="Times New Roman" w:cs="Times New Roman"/>
+          <w:lang w:val="tr-TR"/>
+        </w:rPr>
+        <w:t>in nedenini a</w:t>
+      </w:r>
+      <w:r>
+        <w:rPr>
+          <w:rFonts w:ascii="Times New Roman" w:hAnsi="Times New Roman" w:cs="Times New Roman"/>
+          <w:lang w:val="tr-TR"/>
+        </w:rPr>
+        <w:t>çıklayınız.</w:t>
       </w:r>
     </w:p>
     <w:p>
@@ -3672,14 +3893,42 @@
           <w:rFonts w:ascii="Times New Roman" w:hAnsi="Times New Roman" w:cs="Times New Roman"/>
           <w:lang w:val="tr-TR"/>
         </w:rPr>
-        <w:t>G</w:t>
-      </w:r>
-      <w:r>
-        <w:rPr>
-          <w:rFonts w:ascii="Times New Roman" w:hAnsi="Times New Roman" w:cs="Times New Roman"/>
-          <w:lang w:val="tr-TR"/>
-        </w:rPr>
-        <w:t>rup çalışması</w:t>
+        <w:t>Grup</w:t>
+      </w:r>
+      <w:r>
+        <w:rPr>
+          <w:rFonts w:ascii="Times New Roman" w:hAnsi="Times New Roman" w:cs="Times New Roman"/>
+          <w:lang w:val="tr-TR"/>
+        </w:rPr>
+        <w:t xml:space="preserve"> arkadaşlarınızla</w:t>
+      </w:r>
+      <w:r>
+        <w:rPr>
+          <w:rFonts w:ascii="Times New Roman" w:hAnsi="Times New Roman" w:cs="Times New Roman"/>
+          <w:lang w:val="tr-TR"/>
+        </w:rPr>
+        <w:t xml:space="preserve"> deney verileri temelinde </w:t>
+      </w:r>
+      <w:r>
+        <w:rPr>
+          <w:rFonts w:ascii="Times New Roman" w:hAnsi="Times New Roman" w:cs="Times New Roman"/>
+          <w:lang w:val="tr-TR"/>
+        </w:rPr>
+        <w:t xml:space="preserve">yakıtlar seçiniz ve </w:t>
+      </w:r>
+      <w:r>
+        <w:rPr>
+          <w:rFonts w:ascii="Times New Roman" w:hAnsi="Times New Roman" w:cs="Times New Roman"/>
+          <w:lang w:val="tr-TR"/>
+        </w:rPr>
+        <w:t>seçti</w:t>
+      </w:r>
+      <w:r>
+        <w:rPr>
+          <w:rFonts w:ascii="Times New Roman" w:hAnsi="Times New Roman" w:cs="Times New Roman"/>
+          <w:lang w:val="tr-TR"/>
+        </w:rPr>
+        <w:t>ğiniz</w:t>
       </w:r>
       <w:r>
         <w:rPr>
@@ -3693,85 +3942,188 @@
           <w:rFonts w:ascii="Times New Roman" w:hAnsi="Times New Roman" w:cs="Times New Roman"/>
           <w:lang w:val="tr-TR"/>
         </w:rPr>
-        <w:t>ve deney sürecinde hangi bilgileri nasıl öğrendi</w:t>
-      </w:r>
-      <w:r>
-        <w:rPr>
-          <w:rFonts w:ascii="Times New Roman" w:hAnsi="Times New Roman" w:cs="Times New Roman"/>
-          <w:lang w:val="tr-TR"/>
-        </w:rPr>
-        <w:t>ğinizi</w:t>
-      </w:r>
-      <w:r>
-        <w:rPr>
-          <w:rFonts w:ascii="Times New Roman" w:hAnsi="Times New Roman" w:cs="Times New Roman"/>
-          <w:lang w:val="tr-TR"/>
-        </w:rPr>
-        <w:t>, hangi duyguları yaşadı</w:t>
-      </w:r>
-      <w:r>
-        <w:rPr>
-          <w:rFonts w:ascii="Times New Roman" w:hAnsi="Times New Roman" w:cs="Times New Roman"/>
-          <w:lang w:val="tr-TR"/>
-        </w:rPr>
-        <w:t xml:space="preserve">ğınızı </w:t>
-      </w:r>
-      <w:r>
-        <w:rPr>
-          <w:rFonts w:ascii="Times New Roman" w:hAnsi="Times New Roman" w:cs="Times New Roman"/>
-          <w:lang w:val="tr-TR"/>
-        </w:rPr>
-        <w:t>ve istenmeyen durumlarda nasıl tepki verdi</w:t>
-      </w:r>
-      <w:r>
-        <w:rPr>
-          <w:rFonts w:ascii="Times New Roman" w:hAnsi="Times New Roman" w:cs="Times New Roman"/>
-          <w:lang w:val="tr-TR"/>
-        </w:rPr>
-        <w:t>ğinizi</w:t>
-      </w:r>
-      <w:r>
-        <w:rPr>
-          <w:rFonts w:ascii="Times New Roman" w:hAnsi="Times New Roman" w:cs="Times New Roman"/>
-          <w:lang w:val="tr-TR"/>
-        </w:rPr>
-        <w:t xml:space="preserve"> sınıf içinde tartış</w:t>
-      </w:r>
-      <w:r>
-        <w:rPr>
-          <w:rFonts w:ascii="Times New Roman" w:hAnsi="Times New Roman" w:cs="Times New Roman"/>
-          <w:lang w:val="tr-TR"/>
-        </w:rPr>
-        <w:t>ınız.</w:t>
-      </w:r>
-    </w:p>
-    <w:p>
-      <w:pPr>
-        <w:pStyle w:val="ListParagraph"/>
-        <w:jc w:val="both"/>
-        <w:rPr>
-          <w:rFonts w:ascii="Times New Roman" w:hAnsi="Times New Roman" w:cs="Times New Roman"/>
-          <w:lang w:val="tr-TR"/>
-        </w:rPr>
-      </w:pPr>
-    </w:p>
-    <w:p>
-      <w:pPr>
-        <w:pStyle w:val="ListParagraph"/>
-        <w:ind w:left="1440"/>
-        <w:jc w:val="both"/>
-        <w:rPr>
-          <w:rFonts w:ascii="Times New Roman" w:hAnsi="Times New Roman" w:cs="Times New Roman"/>
-          <w:lang w:val="tr-TR"/>
-        </w:rPr>
-      </w:pPr>
-      <w:r>
-        <w:rPr>
-          <w:rFonts w:ascii="Times New Roman" w:hAnsi="Times New Roman" w:cs="Times New Roman"/>
-          <w:lang w:val="tr-TR"/>
-        </w:rPr>
-        <w:t>………………………………………………………………………………………………………………………………………………………………………………………………………………………………………………………………………</w:t>
-      </w:r>
+        <w:t>yakıtların veya canlılara enerji veren maddelerin enerji kaynağı olma potansiyeline ilişkin</w:t>
+      </w:r>
+      <w:r>
+        <w:rPr>
+          <w:rFonts w:ascii="Times New Roman" w:hAnsi="Times New Roman" w:cs="Times New Roman"/>
+          <w:lang w:val="tr-TR"/>
+        </w:rPr>
+        <w:t xml:space="preserve"> </w:t>
+      </w:r>
+      <w:r>
+        <w:rPr>
+          <w:rFonts w:ascii="Times New Roman" w:hAnsi="Times New Roman" w:cs="Times New Roman"/>
+          <w:lang w:val="tr-TR"/>
+        </w:rPr>
+        <w:t>önermeler sun</w:t>
+      </w:r>
+      <w:r>
+        <w:rPr>
+          <w:rFonts w:ascii="Times New Roman" w:hAnsi="Times New Roman" w:cs="Times New Roman"/>
+          <w:lang w:val="tr-TR"/>
+        </w:rPr>
+        <w:t>unuz.</w:t>
+      </w:r>
+    </w:p>
+    <w:p>
+      <w:pPr>
+        <w:pStyle w:val="ListParagraph"/>
+        <w:jc w:val="both"/>
+        <w:rPr>
+          <w:rFonts w:ascii="Times New Roman" w:hAnsi="Times New Roman" w:cs="Times New Roman"/>
+          <w:lang w:val="tr-TR"/>
+        </w:rPr>
+      </w:pPr>
+      <w:r>
+        <w:rPr>
+          <w:rFonts w:ascii="Times New Roman" w:hAnsi="Times New Roman" w:cs="Times New Roman"/>
+          <w:lang w:val="tr-TR"/>
+        </w:rPr>
+        <w:t>……………………………………………………………………………………………………………………………………………………………………………………………………………………………………………………………………………</w:t>
+      </w:r>
+      <w:r>
+        <w:rPr>
+          <w:rFonts w:ascii="Times New Roman" w:hAnsi="Times New Roman" w:cs="Times New Roman"/>
+          <w:lang w:val="tr-TR"/>
+        </w:rPr>
+        <w:t>…</w:t>
+      </w:r>
+      <w:r>
+        <w:rPr>
+          <w:rFonts w:ascii="Times New Roman" w:hAnsi="Times New Roman" w:cs="Times New Roman"/>
+          <w:lang w:val="tr-TR"/>
+        </w:rPr>
+        <w:t>………………</w:t>
+      </w:r>
+    </w:p>
+    <w:p>
+      <w:pPr>
+        <w:pStyle w:val="ListParagraph"/>
+        <w:jc w:val="both"/>
+        <w:rPr>
+          <w:rFonts w:ascii="Times New Roman" w:hAnsi="Times New Roman" w:cs="Times New Roman"/>
+          <w:lang w:val="tr-TR"/>
+        </w:rPr>
+      </w:pPr>
+    </w:p>
+    <w:p>
+      <w:pPr>
+        <w:pStyle w:val="ListParagraph"/>
+        <w:numPr>
+          <w:ilvl w:val="0"/>
+          <w:numId w:val="31"/>
+        </w:numPr>
+        <w:jc w:val="both"/>
+        <w:rPr>
+          <w:rFonts w:ascii="Times New Roman" w:hAnsi="Times New Roman" w:cs="Times New Roman"/>
+          <w:lang w:val="tr-TR"/>
+        </w:rPr>
+      </w:pPr>
+      <w:r>
+        <w:rPr>
+          <w:rFonts w:ascii="Times New Roman" w:hAnsi="Times New Roman" w:cs="Times New Roman"/>
+          <w:lang w:val="tr-TR"/>
+        </w:rPr>
+        <w:t>D</w:t>
+      </w:r>
+      <w:r>
+        <w:rPr>
+          <w:rFonts w:ascii="Times New Roman" w:hAnsi="Times New Roman" w:cs="Times New Roman"/>
+          <w:lang w:val="tr-TR"/>
+        </w:rPr>
+        <w:t>eneysel veriler temelinde sundu</w:t>
+      </w:r>
+      <w:r>
+        <w:rPr>
+          <w:rFonts w:ascii="Times New Roman" w:hAnsi="Times New Roman" w:cs="Times New Roman"/>
+          <w:lang w:val="tr-TR"/>
+        </w:rPr>
+        <w:t>ğunuz</w:t>
+      </w:r>
+      <w:r>
+        <w:rPr>
+          <w:rFonts w:ascii="Times New Roman" w:hAnsi="Times New Roman" w:cs="Times New Roman"/>
+          <w:lang w:val="tr-TR"/>
+        </w:rPr>
+        <w:t xml:space="preserve"> önermeler</w:t>
+      </w:r>
+      <w:r>
+        <w:rPr>
+          <w:rFonts w:ascii="Times New Roman" w:hAnsi="Times New Roman" w:cs="Times New Roman"/>
+          <w:lang w:val="tr-TR"/>
+        </w:rPr>
+        <w:t>i</w:t>
+      </w:r>
+      <w:r>
+        <w:rPr>
+          <w:rFonts w:ascii="Times New Roman" w:hAnsi="Times New Roman" w:cs="Times New Roman"/>
+          <w:lang w:val="tr-TR"/>
+        </w:rPr>
+        <w:t xml:space="preserve"> </w:t>
+      </w:r>
+      <w:r>
+        <w:rPr>
+          <w:rFonts w:ascii="Times New Roman" w:hAnsi="Times New Roman" w:cs="Times New Roman"/>
+          <w:lang w:val="tr-TR"/>
+        </w:rPr>
+        <w:t>bilimsel verilerden (</w:t>
+      </w:r>
+      <w:r>
+        <w:rPr>
+          <w:rFonts w:ascii="Times New Roman" w:hAnsi="Times New Roman" w:cs="Times New Roman"/>
+          <w:lang w:val="tr-TR"/>
+        </w:rPr>
+        <w:t>ürünlerin</w:t>
+      </w:r>
+      <w:r>
+        <w:rPr>
+          <w:rFonts w:ascii="Times New Roman" w:hAnsi="Times New Roman" w:cs="Times New Roman"/>
+          <w:lang w:val="tr-TR"/>
+        </w:rPr>
+        <w:t xml:space="preserve"> etiketleri, kimyasal içerik vb.) hareketle karşılaştırı</w:t>
+      </w:r>
+      <w:r>
+        <w:rPr>
+          <w:rFonts w:ascii="Times New Roman" w:hAnsi="Times New Roman" w:cs="Times New Roman"/>
+          <w:lang w:val="tr-TR"/>
+        </w:rPr>
+        <w:t>nız.</w:t>
+      </w:r>
+    </w:p>
+    <w:p>
+      <w:pPr>
+        <w:pStyle w:val="ListParagraph"/>
+        <w:jc w:val="both"/>
+        <w:rPr>
+          <w:rFonts w:ascii="Times New Roman" w:hAnsi="Times New Roman" w:cs="Times New Roman"/>
+          <w:lang w:val="tr-TR"/>
+        </w:rPr>
+      </w:pPr>
+      <w:r>
+        <w:rPr>
+          <w:rFonts w:ascii="Times New Roman" w:hAnsi="Times New Roman" w:cs="Times New Roman"/>
+          <w:lang w:val="tr-TR"/>
+        </w:rPr>
+        <w:t>……………………………………………………………………………………………………………………………………………………………………………………………………………………………………………………………………………</w:t>
+      </w:r>
+      <w:r>
+        <w:rPr>
+          <w:rFonts w:ascii="Times New Roman" w:hAnsi="Times New Roman" w:cs="Times New Roman"/>
+          <w:lang w:val="tr-TR"/>
+        </w:rPr>
+        <w:t>…………………</w:t>
+      </w:r>
+    </w:p>
+    <w:p>
+      <w:pPr>
+        <w:pStyle w:val="ListParagraph"/>
+        <w:jc w:val="both"/>
+        <w:rPr>
+          <w:rFonts w:ascii="Times New Roman" w:hAnsi="Times New Roman" w:cs="Times New Roman"/>
+          <w:lang w:val="tr-TR"/>
+        </w:rPr>
+      </w:pPr>
     </w:p>
     <w:p>
       <w:pPr>
@@ -3802,180 +4154,85 @@
           <w:rFonts w:ascii="Times New Roman" w:hAnsi="Times New Roman" w:cs="Times New Roman"/>
           <w:lang w:val="tr-TR"/>
         </w:rPr>
-        <w:t>G</w:t>
-      </w:r>
-      <w:r>
-        <w:rPr>
-          <w:rFonts w:ascii="Times New Roman" w:hAnsi="Times New Roman" w:cs="Times New Roman"/>
-          <w:lang w:val="tr-TR"/>
-        </w:rPr>
-        <w:t xml:space="preserve">rup </w:t>
-      </w:r>
-      <w:r>
-        <w:rPr>
-          <w:rFonts w:ascii="Times New Roman" w:hAnsi="Times New Roman" w:cs="Times New Roman"/>
-          <w:lang w:val="tr-TR"/>
-        </w:rPr>
-        <w:t xml:space="preserve">arkadaşlarınızın grup </w:t>
-      </w:r>
-      <w:r>
-        <w:rPr>
-          <w:rFonts w:ascii="Times New Roman" w:hAnsi="Times New Roman" w:cs="Times New Roman"/>
-          <w:lang w:val="tr-TR"/>
-        </w:rPr>
-        <w:t>çalışmalarına katkıları akran değerlendirme formu ile değerlendiri</w:t>
-      </w:r>
-      <w:r>
-        <w:rPr>
-          <w:rFonts w:ascii="Times New Roman" w:hAnsi="Times New Roman" w:cs="Times New Roman"/>
-          <w:lang w:val="tr-TR"/>
-        </w:rPr>
-        <w:t>niz.</w:t>
-      </w:r>
-    </w:p>
-    <w:p>
-      <w:pPr>
-        <w:pStyle w:val="ListParagraph"/>
-        <w:jc w:val="both"/>
-        <w:rPr>
-          <w:rFonts w:ascii="Times New Roman" w:hAnsi="Times New Roman" w:cs="Times New Roman"/>
-          <w:lang w:val="tr-TR"/>
-        </w:rPr>
-      </w:pPr>
-      <w:r>
-        <w:rPr>
-          <w:noProof/>
-          <w:lang w:val="tr-TR"/>
-        </w:rPr>
-        <mc:AlternateContent>
-          <mc:Choice Requires="wps">
-            <w:drawing>
-              <wp:anchor distT="0" distB="0" distL="114300" distR="114300" simplePos="0" relativeHeight="251660288" behindDoc="0" locked="0" layoutInCell="1" allowOverlap="1" wp14:anchorId="2C5C653F" wp14:editId="6FA4F295">
-                <wp:simplePos x="0" y="0"/>
-                <wp:positionH relativeFrom="column">
-                  <wp:posOffset>3663446</wp:posOffset>
-                </wp:positionH>
-                <wp:positionV relativeFrom="paragraph">
-                  <wp:posOffset>56885</wp:posOffset>
-                </wp:positionV>
-                <wp:extent cx="1955800" cy="615950"/>
-                <wp:effectExtent l="0" t="0" r="12700" b="19050"/>
-                <wp:wrapNone/>
-                <wp:docPr id="1444730375" name="Rectangle 7"/>
-                <wp:cNvGraphicFramePr/>
-                <a:graphic xmlns:a="http://schemas.openxmlformats.org/drawingml/2006/main">
-                  <a:graphicData uri="http://schemas.microsoft.com/office/word/2010/wordprocessingShape">
-                    <wps:wsp>
-                      <wps:cNvSpPr/>
-                      <wps:spPr>
-                        <a:xfrm>
-                          <a:off x="0" y="0"/>
-                          <a:ext cx="1955800" cy="615950"/>
-                        </a:xfrm>
-                        <a:prstGeom prst="rect">
-                          <a:avLst/>
-                        </a:prstGeom>
-                      </wps:spPr>
-                      <wps:style>
-                        <a:lnRef idx="2">
-                          <a:schemeClr val="accent6"/>
-                        </a:lnRef>
-                        <a:fillRef idx="1">
-                          <a:schemeClr val="lt1"/>
-                        </a:fillRef>
-                        <a:effectRef idx="0">
-                          <a:schemeClr val="accent6"/>
-                        </a:effectRef>
-                        <a:fontRef idx="minor">
-                          <a:schemeClr val="dk1"/>
-                        </a:fontRef>
-                      </wps:style>
-                      <wps:txbx>
-                        <w:txbxContent>
-                          <w:p>
-                            <w:pPr>
-                              <w:jc w:val="center"/>
-                              <w:rPr>
-                                <w:lang w:val="tr-TR"/>
-                              </w:rPr>
-                            </w:pPr>
-                            <w:r>
-                              <w:rPr>
-                                <w:lang w:val="tr-TR"/>
-                              </w:rPr>
-                              <w:t>Karekod alanı: Akran Değerlendirme Formu</w:t>
-                            </w:r>
-                          </w:p>
-                        </w:txbxContent>
-                      </wps:txbx>
-                      <wps:bodyPr rot="0" spcFirstLastPara="0" vertOverflow="overflow" horzOverflow="overflow" vert="horz" wrap="square" lIns="91440" tIns="45720" rIns="91440" bIns="45720" numCol="1" spcCol="0" rtlCol="0" fromWordArt="0" anchor="ctr" anchorCtr="0" forceAA="0" compatLnSpc="1">
-                        <a:prstTxWarp prst="textNoShape">
-                          <a:avLst/>
-                        </a:prstTxWarp>
-                        <a:noAutofit/>
-                      </wps:bodyPr>
-                    </wps:wsp>
-                  </a:graphicData>
-                </a:graphic>
-                <wp14:sizeRelH relativeFrom="margin">
-                  <wp14:pctWidth>0</wp14:pctWidth>
-                </wp14:sizeRelH>
-                <wp14:sizeRelV relativeFrom="margin">
-                  <wp14:pctHeight>0</wp14:pctHeight>
-                </wp14:sizeRelV>
-              </wp:anchor>
-            </w:drawing>
-          </mc:Choice>
-          <mc:Fallback>
-            <w:pict>
-              <v:rect w14:anchorId="2C5C653F" id="Rectangle 7" o:spid="_x0000_s1026" style="position:absolute;left:0;text-align:left;margin-left:288.45pt;margin-top:4.5pt;width:154pt;height:48.5pt;z-index:251660288;visibility:visible;mso-wrap-style:square;mso-width-percent:0;mso-height-percent:0;mso-wrap-distance-left:9pt;mso-wrap-distance-top:0;mso-wrap-distance-right:9pt;mso-wrap-distance-bottom:0;mso-position-horizontal:absolute;mso-position-horizontal-relative:text;mso-position-vertical:absolute;mso-position-vertical-relative:text;mso-width-percent:0;mso-height-percent:0;mso-width-relative:margin;mso-height-relative:margin;v-text-anchor:middle" o:gfxdata="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" fillcolor="white [3201]" strokecolor="#4ea72e [3209]" strokeweight="1pt">
-                <v:textbox>
-                  <w:txbxContent>
-                    <w:p>
-                      <w:pPr>
-                        <w:jc w:val="center"/>
-                        <w:rPr>
-                          <w:lang w:val="tr-TR"/>
-                        </w:rPr>
-                      </w:pPr>
-                      <w:r>
-                        <w:rPr>
-                          <w:lang w:val="tr-TR"/>
-                        </w:rPr>
-                        <w:t>Karekod alanı: Akran Değerlendirme Formu</w:t>
-                      </w:r>
-                    </w:p>
-                  </w:txbxContent>
-                </v:textbox>
-              </v:rect>
-            </w:pict>
-          </mc:Fallback>
-        </mc:AlternateContent>
-      </w:r>
-    </w:p>
-    <w:p>
-      <w:pPr>
-        <w:pStyle w:val="ListParagraph"/>
-        <w:jc w:val="both"/>
-        <w:rPr>
-          <w:rFonts w:ascii="Times New Roman" w:hAnsi="Times New Roman" w:cs="Times New Roman"/>
-          <w:lang w:val="tr-TR"/>
-        </w:rPr>
-      </w:pPr>
-    </w:p>
-    <w:p>
-      <w:pPr>
-        <w:pStyle w:val="ListParagraph"/>
-        <w:jc w:val="both"/>
-        <w:rPr>
-          <w:rFonts w:ascii="Times New Roman" w:hAnsi="Times New Roman" w:cs="Times New Roman"/>
-          <w:lang w:val="tr-TR"/>
-        </w:rPr>
-      </w:pPr>
-    </w:p>
-    <w:p>
-      <w:pPr>
-        <w:pStyle w:val="ListParagraph"/>
+        <w:t>S</w:t>
+      </w:r>
+      <w:r>
+        <w:rPr>
+          <w:rFonts w:ascii="Times New Roman" w:hAnsi="Times New Roman" w:cs="Times New Roman"/>
+          <w:lang w:val="tr-TR"/>
+        </w:rPr>
+        <w:t>eçti</w:t>
+      </w:r>
+      <w:r>
+        <w:rPr>
+          <w:rFonts w:ascii="Times New Roman" w:hAnsi="Times New Roman" w:cs="Times New Roman"/>
+          <w:lang w:val="tr-TR"/>
+        </w:rPr>
+        <w:t>ğiniz</w:t>
+      </w:r>
+      <w:r>
+        <w:rPr>
+          <w:rFonts w:ascii="Times New Roman" w:hAnsi="Times New Roman" w:cs="Times New Roman"/>
+          <w:lang w:val="tr-TR"/>
+        </w:rPr>
+        <w:t xml:space="preserve"> yakıtların yanma tepkimesine ait denklemi yaz</w:t>
+      </w:r>
+      <w:r>
+        <w:rPr>
+          <w:rFonts w:ascii="Times New Roman" w:hAnsi="Times New Roman" w:cs="Times New Roman"/>
+          <w:lang w:val="tr-TR"/>
+        </w:rPr>
+        <w:t>ınız.</w:t>
+      </w:r>
+    </w:p>
+    <w:p>
+      <w:pPr>
+        <w:pStyle w:val="ListParagraph"/>
+        <w:jc w:val="both"/>
+        <w:rPr>
+          <w:rFonts w:ascii="Times New Roman" w:hAnsi="Times New Roman" w:cs="Times New Roman"/>
+          <w:lang w:val="tr-TR"/>
+        </w:rPr>
+      </w:pPr>
+    </w:p>
+    <w:p>
+      <w:pPr>
+        <w:pStyle w:val="ListParagraph"/>
+        <w:jc w:val="both"/>
+        <w:rPr>
+          <w:rFonts w:ascii="Times New Roman" w:hAnsi="Times New Roman" w:cs="Times New Roman"/>
+          <w:lang w:val="tr-TR"/>
+        </w:rPr>
+      </w:pPr>
+      <w:r>
+        <w:rPr>
+          <w:rFonts w:ascii="Times New Roman" w:hAnsi="Times New Roman" w:cs="Times New Roman"/>
+          <w:lang w:val="tr-TR"/>
+        </w:rPr>
+        <w:t>……………………………………………………………………………………………………………………………………………………………………………………………………………………………………………………………………………</w:t>
+      </w:r>
+      <w:r>
+        <w:rPr>
+          <w:rFonts w:ascii="Times New Roman" w:hAnsi="Times New Roman" w:cs="Times New Roman"/>
+          <w:lang w:val="tr-TR"/>
+        </w:rPr>
+        <w:t>…………………</w:t>
+      </w:r>
+    </w:p>
+    <w:p>
+      <w:pPr>
+        <w:pStyle w:val="ListParagraph"/>
+        <w:jc w:val="both"/>
+        <w:rPr>
+          <w:rFonts w:ascii="Times New Roman" w:hAnsi="Times New Roman" w:cs="Times New Roman"/>
+          <w:lang w:val="tr-TR"/>
+        </w:rPr>
+      </w:pPr>
+    </w:p>
+    <w:p>
+      <w:pPr>
+        <w:pStyle w:val="ListParagraph"/>
+        <w:ind w:left="1440"/>
         <w:jc w:val="both"/>
         <w:rPr>
           <w:rFonts w:ascii="Times New Roman" w:hAnsi="Times New Roman" w:cs="Times New Roman"/>
@@ -4011,82 +4268,45 @@
           <w:rFonts w:ascii="Times New Roman" w:hAnsi="Times New Roman" w:cs="Times New Roman"/>
           <w:lang w:val="tr-TR"/>
         </w:rPr>
-        <w:t>D</w:t>
-      </w:r>
-      <w:r>
-        <w:rPr>
-          <w:rFonts w:ascii="Times New Roman" w:hAnsi="Times New Roman" w:cs="Times New Roman"/>
-          <w:lang w:val="tr-TR"/>
-        </w:rPr>
-        <w:t>eney sonuçların</w:t>
-      </w:r>
-      <w:r>
-        <w:rPr>
-          <w:rFonts w:ascii="Times New Roman" w:hAnsi="Times New Roman" w:cs="Times New Roman"/>
-          <w:lang w:val="tr-TR"/>
-        </w:rPr>
-        <w:t>ıza</w:t>
-      </w:r>
-      <w:r>
-        <w:rPr>
-          <w:rFonts w:ascii="Times New Roman" w:hAnsi="Times New Roman" w:cs="Times New Roman"/>
-          <w:lang w:val="tr-TR"/>
-        </w:rPr>
-        <w:t xml:space="preserve"> göre fiziksel ve kimyasal değişimleri ısıveren (ekzotermik)</w:t>
-      </w:r>
-      <w:r>
-        <w:rPr>
-          <w:rFonts w:ascii="Times New Roman" w:hAnsi="Times New Roman" w:cs="Times New Roman"/>
-          <w:lang w:val="tr-TR"/>
-        </w:rPr>
-        <w:t xml:space="preserve"> </w:t>
-      </w:r>
-      <w:r>
-        <w:rPr>
-          <w:rFonts w:ascii="Times New Roman" w:hAnsi="Times New Roman" w:cs="Times New Roman"/>
-          <w:lang w:val="tr-TR"/>
-        </w:rPr>
-        <w:t>ve ısıalan (endotermik) değişimler olarak belirl</w:t>
-      </w:r>
-      <w:r>
-        <w:rPr>
-          <w:rFonts w:ascii="Times New Roman" w:hAnsi="Times New Roman" w:cs="Times New Roman"/>
-          <w:lang w:val="tr-TR"/>
-        </w:rPr>
-        <w:t>eyiniz.</w:t>
-      </w:r>
-    </w:p>
-    <w:p>
-      <w:pPr>
-        <w:pStyle w:val="ListParagraph"/>
-        <w:jc w:val="both"/>
-        <w:rPr>
-          <w:rFonts w:ascii="Times New Roman" w:hAnsi="Times New Roman" w:cs="Times New Roman"/>
-          <w:lang w:val="tr-TR"/>
-        </w:rPr>
-      </w:pPr>
-    </w:p>
-    <w:p>
-      <w:pPr>
-        <w:pStyle w:val="ListParagraph"/>
-        <w:ind w:left="1440"/>
-        <w:jc w:val="both"/>
-        <w:rPr>
-          <w:rFonts w:ascii="Times New Roman" w:hAnsi="Times New Roman" w:cs="Times New Roman"/>
-          <w:lang w:val="tr-TR"/>
-        </w:rPr>
-      </w:pPr>
-      <w:r>
-        <w:rPr>
-          <w:rFonts w:ascii="Times New Roman" w:hAnsi="Times New Roman" w:cs="Times New Roman"/>
-          <w:lang w:val="tr-TR"/>
-        </w:rPr>
-        <w:t>………………………………………………………………………………………………………………………………………………………………………………………………………………………………………………………………………</w:t>
-      </w:r>
-    </w:p>
-    <w:p>
-      <w:pPr>
-        <w:pStyle w:val="ListParagraph"/>
+        <w:t>Bir maddenin enerji kaynağı olarak değerlendirilebilmesi için hangi deneysel gözlemler yapılmalıdır?</w:t>
+      </w:r>
+    </w:p>
+    <w:p>
+      <w:pPr>
+        <w:pStyle w:val="ListParagraph"/>
+        <w:jc w:val="both"/>
+        <w:rPr>
+          <w:rFonts w:ascii="Times New Roman" w:hAnsi="Times New Roman" w:cs="Times New Roman"/>
+          <w:lang w:val="tr-TR"/>
+        </w:rPr>
+      </w:pPr>
+    </w:p>
+    <w:p>
+      <w:pPr>
+        <w:pStyle w:val="ListParagraph"/>
+        <w:jc w:val="both"/>
+        <w:rPr>
+          <w:rFonts w:ascii="Times New Roman" w:hAnsi="Times New Roman" w:cs="Times New Roman"/>
+          <w:lang w:val="tr-TR"/>
+        </w:rPr>
+      </w:pPr>
+      <w:r>
+        <w:rPr>
+          <w:rFonts w:ascii="Times New Roman" w:hAnsi="Times New Roman" w:cs="Times New Roman"/>
+          <w:lang w:val="tr-TR"/>
+        </w:rPr>
+        <w:t>……………………………………………………………………………………………………………………………………………………………………………………………………………………………………………………………………………</w:t>
+      </w:r>
+      <w:r>
+        <w:rPr>
+          <w:rFonts w:ascii="Times New Roman" w:hAnsi="Times New Roman" w:cs="Times New Roman"/>
+          <w:lang w:val="tr-TR"/>
+        </w:rPr>
+        <w:t>…………………</w:t>
+      </w:r>
+    </w:p>
+    <w:p>
+      <w:pPr>
         <w:jc w:val="both"/>
         <w:rPr>
           <w:rFonts w:ascii="Times New Roman" w:hAnsi="Times New Roman" w:cs="Times New Roman"/>
@@ -4112,85 +4332,128 @@
           <w:rFonts w:ascii="Times New Roman" w:hAnsi="Times New Roman" w:cs="Times New Roman"/>
           <w:lang w:val="tr-TR"/>
         </w:rPr>
-        <w:t>Deneyden elde etti</w:t>
-      </w:r>
-      <w:r>
-        <w:rPr>
-          <w:rFonts w:ascii="Times New Roman" w:hAnsi="Times New Roman" w:cs="Times New Roman"/>
-          <w:lang w:val="tr-TR"/>
-        </w:rPr>
-        <w:t>ğiniz</w:t>
-      </w:r>
-      <w:r>
-        <w:rPr>
-          <w:rFonts w:ascii="Times New Roman" w:hAnsi="Times New Roman" w:cs="Times New Roman"/>
-          <w:lang w:val="tr-TR"/>
-        </w:rPr>
-        <w:t xml:space="preserve"> sonuçları günlük</w:t>
-      </w:r>
-      <w:r>
-        <w:rPr>
-          <w:rFonts w:ascii="Times New Roman" w:hAnsi="Times New Roman" w:cs="Times New Roman"/>
-          <w:lang w:val="tr-TR"/>
-        </w:rPr>
-        <w:t xml:space="preserve"> </w:t>
-      </w:r>
-      <w:r>
-        <w:rPr>
-          <w:rFonts w:ascii="Times New Roman" w:hAnsi="Times New Roman" w:cs="Times New Roman"/>
-          <w:lang w:val="tr-TR"/>
-        </w:rPr>
-        <w:t>hayatta sık karşılaşılan olaylardaki enerji değişimini açıklamak için kullan</w:t>
-      </w:r>
-      <w:r>
-        <w:rPr>
-          <w:rFonts w:ascii="Times New Roman" w:hAnsi="Times New Roman" w:cs="Times New Roman"/>
-          <w:lang w:val="tr-TR"/>
-        </w:rPr>
-        <w:t>ınız.</w:t>
-      </w:r>
-    </w:p>
-    <w:p>
-      <w:pPr>
-        <w:pStyle w:val="ListParagraph"/>
-        <w:jc w:val="both"/>
-        <w:rPr>
-          <w:rFonts w:ascii="Times New Roman" w:hAnsi="Times New Roman" w:cs="Times New Roman"/>
-          <w:lang w:val="tr-TR"/>
-        </w:rPr>
-      </w:pPr>
-    </w:p>
-    <w:p>
-      <w:pPr>
-        <w:pStyle w:val="ListParagraph"/>
-        <w:ind w:left="1440"/>
-        <w:jc w:val="both"/>
-        <w:rPr>
-          <w:rFonts w:ascii="Times New Roman" w:hAnsi="Times New Roman" w:cs="Times New Roman"/>
-          <w:lang w:val="tr-TR"/>
-        </w:rPr>
-      </w:pPr>
-      <w:r>
-        <w:rPr>
-          <w:rFonts w:ascii="Times New Roman" w:hAnsi="Times New Roman" w:cs="Times New Roman"/>
-          <w:lang w:val="tr-TR"/>
-        </w:rPr>
-        <w:t>………………………………………………………………………………………………………………………………………………………………………………………………………………………………………………………………………</w:t>
-      </w:r>
-    </w:p>
-    <w:p>
-      <w:pPr>
-        <w:pStyle w:val="ListParagraph"/>
-        <w:ind w:left="1440"/>
-        <w:jc w:val="both"/>
-        <w:rPr>
-          <w:rFonts w:ascii="Times New Roman" w:hAnsi="Times New Roman" w:cs="Times New Roman"/>
-          <w:lang w:val="tr-TR"/>
-        </w:rPr>
-      </w:pPr>
-    </w:p>
-    <w:p>
-      <w:pPr>
+        <w:t xml:space="preserve">Deney sonuçlarını dikkate aldığınızda hidrojen gibi bazı maddelerin enerji kaynağı olma potansiyeli </w:t>
+      </w:r>
+      <w:r>
+        <w:rPr>
+          <w:rFonts w:ascii="Times New Roman" w:hAnsi="Times New Roman" w:cs="Times New Roman"/>
+          <w:lang w:val="tr-TR"/>
+        </w:rPr>
+        <w:t>tartışınız.</w:t>
+      </w:r>
+    </w:p>
+    <w:p>
+      <w:pPr>
+        <w:pStyle w:val="ListParagraph"/>
+        <w:jc w:val="both"/>
+        <w:rPr>
+          <w:rFonts w:ascii="Times New Roman" w:hAnsi="Times New Roman" w:cs="Times New Roman"/>
+          <w:lang w:val="tr-TR"/>
+        </w:rPr>
+      </w:pPr>
+    </w:p>
+    <w:p>
+      <w:pPr>
+        <w:pStyle w:val="ListParagraph"/>
+        <w:jc w:val="both"/>
+        <w:rPr>
+          <w:rFonts w:ascii="Times New Roman" w:hAnsi="Times New Roman" w:cs="Times New Roman"/>
+          <w:lang w:val="tr-TR"/>
+        </w:rPr>
+      </w:pPr>
+      <w:r>
+        <w:rPr>
+          <w:rFonts w:ascii="Times New Roman" w:hAnsi="Times New Roman" w:cs="Times New Roman"/>
+          <w:lang w:val="tr-TR"/>
+        </w:rPr>
+        <w:t>……………………………………………………………………………………………………………………………………………………………………………………………………………………………………………………………………………</w:t>
+      </w:r>
+      <w:r>
+        <w:rPr>
+          <w:rFonts w:ascii="Times New Roman" w:hAnsi="Times New Roman" w:cs="Times New Roman"/>
+          <w:lang w:val="tr-TR"/>
+        </w:rPr>
+        <w:t>…………………</w:t>
+      </w:r>
+    </w:p>
+    <w:p>
+      <w:pPr>
+        <w:pStyle w:val="ListParagraph"/>
+        <w:jc w:val="both"/>
+        <w:rPr>
+          <w:rFonts w:ascii="Times New Roman" w:hAnsi="Times New Roman" w:cs="Times New Roman"/>
+          <w:lang w:val="tr-TR"/>
+        </w:rPr>
+      </w:pPr>
+    </w:p>
+    <w:p>
+      <w:pPr>
+        <w:pStyle w:val="ListParagraph"/>
+        <w:numPr>
+          <w:ilvl w:val="0"/>
+          <w:numId w:val="30"/>
+        </w:numPr>
+        <w:jc w:val="both"/>
+        <w:rPr>
+          <w:rFonts w:ascii="Times New Roman" w:hAnsi="Times New Roman" w:cs="Times New Roman"/>
+          <w:lang w:val="tr-TR"/>
+        </w:rPr>
+      </w:pPr>
+      <w:r>
+        <w:rPr>
+          <w:rFonts w:ascii="Times New Roman" w:hAnsi="Times New Roman" w:cs="Times New Roman"/>
+          <w:lang w:val="tr-TR"/>
+        </w:rPr>
+        <w:t>Farklı enerji kaynaklarının yanma ürünleri çevre üzerinde aynı etkiyi mi oluşturur? Hidrojen gibi yakıtlar bu açıdan nasıl farklılık gösterebilir?</w:t>
+      </w:r>
+    </w:p>
+    <w:p>
+      <w:pPr>
+        <w:pStyle w:val="ListParagraph"/>
+        <w:jc w:val="both"/>
+        <w:rPr>
+          <w:rFonts w:ascii="Times New Roman" w:hAnsi="Times New Roman" w:cs="Times New Roman"/>
+          <w:lang w:val="tr-TR"/>
+        </w:rPr>
+      </w:pPr>
+    </w:p>
+    <w:p>
+      <w:pPr>
+        <w:pStyle w:val="ListParagraph"/>
+        <w:jc w:val="both"/>
+        <w:rPr>
+          <w:rFonts w:ascii="Times New Roman" w:hAnsi="Times New Roman" w:cs="Times New Roman"/>
+          <w:lang w:val="tr-TR"/>
+        </w:rPr>
+      </w:pPr>
+      <w:r>
+        <w:rPr>
+          <w:rFonts w:ascii="Times New Roman" w:hAnsi="Times New Roman" w:cs="Times New Roman"/>
+          <w:lang w:val="tr-TR"/>
+        </w:rPr>
+        <w:t>……………………………………………………………………………………………………………………………………………………………………………………………………………………………………………………………………………</w:t>
+      </w:r>
+      <w:r>
+        <w:rPr>
+          <w:rFonts w:ascii="Times New Roman" w:hAnsi="Times New Roman" w:cs="Times New Roman"/>
+          <w:lang w:val="tr-TR"/>
+        </w:rPr>
+        <w:t>…………………</w:t>
+      </w:r>
+    </w:p>
+    <w:p>
+      <w:pPr>
+        <w:pStyle w:val="ListParagraph"/>
+        <w:jc w:val="both"/>
+        <w:rPr>
+          <w:rFonts w:ascii="Times New Roman" w:hAnsi="Times New Roman" w:cs="Times New Roman"/>
+          <w:lang w:val="tr-TR"/>
+        </w:rPr>
+      </w:pPr>
+    </w:p>
+    <w:p>
+      <w:pPr>
+        <w:pStyle w:val="ListParagraph"/>
         <w:jc w:val="both"/>
         <w:rPr>
           <w:rFonts w:ascii="Times New Roman" w:hAnsi="Times New Roman" w:cs="Times New Roman"/>
@@ -4575,37 +4838,39 @@
         <w:jc w:val="both"/>
         <w:rPr>
           <w:rFonts w:ascii="Times New Roman" w:hAnsi="Times New Roman" w:cs="Times New Roman"/>
-          <w:lang w:val="tr-TR"/>
-        </w:rPr>
-      </w:pPr>
-      <w:r>
-        <w:rPr>
-          <w:rFonts w:ascii="Times New Roman" w:hAnsi="Times New Roman" w:cs="Times New Roman"/>
-          <w:lang w:val="tr-TR"/>
-        </w:rPr>
-        <w:t>Soruların araştırılabilir olup olmadığı</w:t>
-      </w:r>
-      <w:r>
-        <w:rPr>
-          <w:rFonts w:ascii="Times New Roman" w:hAnsi="Times New Roman" w:cs="Times New Roman"/>
-          <w:lang w:val="tr-TR"/>
-        </w:rPr>
-        <w:t xml:space="preserve"> </w:t>
-      </w:r>
-      <w:r>
-        <w:rPr>
-          <w:rFonts w:ascii="Times New Roman" w:hAnsi="Times New Roman" w:cs="Times New Roman"/>
-          <w:lang w:val="tr-TR"/>
-        </w:rPr>
-        <w:t>sınıfça tartışıldıktan sonra gruplar,</w:t>
-      </w:r>
-      <w:r>
-        <w:rPr>
-          <w:rFonts w:ascii="Times New Roman" w:hAnsi="Times New Roman" w:cs="Times New Roman"/>
           <w:b/>
           <w:bCs/>
           <w:lang w:val="tr-TR"/>
         </w:rPr>
+      </w:pPr>
+      <w:r>
+        <w:rPr>
+          <w:rFonts w:ascii="Times New Roman" w:hAnsi="Times New Roman" w:cs="Times New Roman"/>
+          <w:lang w:val="tr-TR"/>
+        </w:rPr>
+        <w:t>Soruların araştırılabilir olup olmadığı</w:t>
+      </w:r>
+      <w:r>
+        <w:rPr>
+          <w:rFonts w:ascii="Times New Roman" w:hAnsi="Times New Roman" w:cs="Times New Roman"/>
+          <w:lang w:val="tr-TR"/>
+        </w:rPr>
+        <w:t xml:space="preserve"> </w:t>
+      </w:r>
+      <w:r>
+        <w:rPr>
+          <w:rFonts w:ascii="Times New Roman" w:hAnsi="Times New Roman" w:cs="Times New Roman"/>
+          <w:lang w:val="tr-TR"/>
+        </w:rPr>
+        <w:t>sınıfça tartışıldıktan sonra gruplar,</w:t>
+      </w:r>
+      <w:r>
+        <w:rPr>
+          <w:rFonts w:ascii="Times New Roman" w:hAnsi="Times New Roman" w:cs="Times New Roman"/>
+          <w:b/>
+          <w:bCs/>
+          <w:lang w:val="tr-TR"/>
+        </w:rPr>
         <w:t>#</w:t>
       </w:r>
       <w:r>
@@ -4641,15 +4906,354 @@
           <w:rFonts w:ascii="Times New Roman" w:hAnsi="Times New Roman" w:cs="Times New Roman"/>
           <w:lang w:val="tr-TR"/>
         </w:rPr>
-        <w:t xml:space="preserve">değişkenleri ve kontrol değişkenlerini belirler. Değişkenler arasındaki ilişkiyi </w:t>
-      </w:r>
+        <w:t>değişkenleri ve kontrol değişkenlerini belirler. Değişkenler arasındaki ilişkiyi belirlemek</w:t>
+      </w:r>
+      <w:r>
+        <w:rPr>
+          <w:rFonts w:ascii="Times New Roman" w:hAnsi="Times New Roman" w:cs="Times New Roman"/>
+          <w:lang w:val="tr-TR"/>
+        </w:rPr>
+        <w:t xml:space="preserve"> </w:t>
+      </w:r>
+      <w:r>
+        <w:rPr>
+          <w:rFonts w:ascii="Times New Roman" w:hAnsi="Times New Roman" w:cs="Times New Roman"/>
+          <w:lang w:val="tr-TR"/>
+        </w:rPr>
+        <w:t xml:space="preserve">üzere deneyler tasarlar ve tasarladıkları deneyi gerçekleştirirler (D3.2, OB7). Deney uygulamaları ile çalışkanlık değeri desteklenir. </w:t>
+      </w:r>
+      <w:r>
+        <w:rPr>
+          <w:rFonts w:ascii="Times New Roman" w:hAnsi="Times New Roman" w:cs="Times New Roman"/>
+          <w:b/>
+          <w:bCs/>
+          <w:lang w:val="tr-TR"/>
+        </w:rPr>
+        <w:t>OK</w:t>
+      </w:r>
+    </w:p>
+    <w:p>
+      <w:pPr>
+        <w:jc w:val="both"/>
+        <w:rPr>
+          <w:rFonts w:ascii="Times New Roman" w:hAnsi="Times New Roman" w:cs="Times New Roman"/>
+          <w:b/>
+          <w:bCs/>
+          <w:lang w:val="tr-TR"/>
+        </w:rPr>
+      </w:pPr>
+      <w:r>
+        <w:rPr>
+          <w:rFonts w:ascii="Times New Roman" w:hAnsi="Times New Roman" w:cs="Times New Roman"/>
+          <w:lang w:val="tr-TR"/>
+        </w:rPr>
+        <w:t>Gruplar, deney verileri temelinde seçtikleri</w:t>
+      </w:r>
+      <w:r>
+        <w:rPr>
+          <w:rFonts w:ascii="Times New Roman" w:hAnsi="Times New Roman" w:cs="Times New Roman"/>
+          <w:lang w:val="tr-TR"/>
+        </w:rPr>
+        <w:t xml:space="preserve"> </w:t>
+      </w:r>
+      <w:r>
+        <w:rPr>
+          <w:rFonts w:ascii="Times New Roman" w:hAnsi="Times New Roman" w:cs="Times New Roman"/>
+          <w:lang w:val="tr-TR"/>
+        </w:rPr>
+        <w:t>yakıtların veya canlılara enerji veren maddelerin enerji kaynağı olma potansiyeline ilişkin</w:t>
+      </w:r>
+      <w:r>
+        <w:rPr>
+          <w:rFonts w:ascii="Times New Roman" w:hAnsi="Times New Roman" w:cs="Times New Roman"/>
+          <w:lang w:val="tr-TR"/>
+        </w:rPr>
+        <w:t xml:space="preserve"> </w:t>
+      </w:r>
+      <w:r>
+        <w:rPr>
+          <w:rFonts w:ascii="Times New Roman" w:hAnsi="Times New Roman" w:cs="Times New Roman"/>
+          <w:lang w:val="tr-TR"/>
+        </w:rPr>
+        <w:t>önermeler sunarlar. Öğrenciler, deneysel veriler temelinde sundukları önermelerini</w:t>
+      </w:r>
+      <w:r>
+        <w:rPr>
+          <w:rFonts w:ascii="Times New Roman" w:hAnsi="Times New Roman" w:cs="Times New Roman"/>
+          <w:lang w:val="tr-TR"/>
+        </w:rPr>
+        <w:t xml:space="preserve"> </w:t>
+      </w:r>
+      <w:r>
+        <w:rPr>
+          <w:rFonts w:ascii="Times New Roman" w:hAnsi="Times New Roman" w:cs="Times New Roman"/>
+          <w:lang w:val="tr-TR"/>
+        </w:rPr>
+        <w:t>bilimsel verilerden (</w:t>
+      </w:r>
+      <w:proofErr w:type="spellStart"/>
+      <w:r>
+        <w:rPr>
+          <w:rFonts w:ascii="Times New Roman" w:hAnsi="Times New Roman" w:cs="Times New Roman"/>
+          <w:lang w:val="tr-TR"/>
+        </w:rPr>
+        <w:t>ürünlerin</w:t>
+      </w:r>
+      <w:proofErr w:type="spellEnd"/>
+      <w:r>
+        <w:rPr>
+          <w:rFonts w:ascii="Times New Roman" w:hAnsi="Times New Roman" w:cs="Times New Roman"/>
+          <w:lang w:val="tr-TR"/>
+        </w:rPr>
+        <w:t xml:space="preserve"> etiketleri, kimyasal içerik vb.) hareketle karşılaştırır ve</w:t>
+      </w:r>
+      <w:r>
+        <w:rPr>
+          <w:rFonts w:ascii="Times New Roman" w:hAnsi="Times New Roman" w:cs="Times New Roman"/>
+          <w:lang w:val="tr-TR"/>
+        </w:rPr>
+        <w:t xml:space="preserve"> </w:t>
+      </w:r>
+      <w:r>
+        <w:rPr>
+          <w:rFonts w:ascii="Times New Roman" w:hAnsi="Times New Roman" w:cs="Times New Roman"/>
+          <w:lang w:val="tr-TR"/>
+        </w:rPr>
+        <w:t xml:space="preserve">seçtikleri yakıtların yanma tepkimesine ait denklemi yazarlar. </w:t>
+      </w:r>
+      <w:r>
+        <w:rPr>
+          <w:rFonts w:ascii="Times New Roman" w:hAnsi="Times New Roman" w:cs="Times New Roman"/>
+          <w:b/>
+          <w:bCs/>
+          <w:lang w:val="tr-TR"/>
+        </w:rPr>
+        <w:t>OK</w:t>
+      </w:r>
+    </w:p>
+    <w:p>
+      <w:pPr>
+        <w:jc w:val="both"/>
+        <w:rPr>
+          <w:rFonts w:ascii="Times New Roman" w:hAnsi="Times New Roman" w:cs="Times New Roman"/>
+          <w:lang w:val="tr-TR"/>
+        </w:rPr>
+      </w:pPr>
+      <w:r>
+        <w:rPr>
+          <w:rFonts w:ascii="Times New Roman" w:hAnsi="Times New Roman" w:cs="Times New Roman"/>
+          <w:lang w:val="tr-TR"/>
+        </w:rPr>
+        <w:t>Çeşitli maddelerin oksijen</w:t>
+      </w:r>
+      <w:r>
+        <w:rPr>
+          <w:rFonts w:ascii="Times New Roman" w:hAnsi="Times New Roman" w:cs="Times New Roman"/>
+          <w:lang w:val="tr-TR"/>
+        </w:rPr>
+        <w:t xml:space="preserve"> </w:t>
+      </w:r>
+      <w:r>
+        <w:rPr>
+          <w:rFonts w:ascii="Times New Roman" w:hAnsi="Times New Roman" w:cs="Times New Roman"/>
+          <w:lang w:val="tr-TR"/>
+        </w:rPr>
+        <w:t>ile yanması sonucu enerji açığa çıkmasından yola çıkılarak hidrojenin de bir enerji</w:t>
+      </w:r>
+      <w:r>
+        <w:rPr>
+          <w:rFonts w:ascii="Times New Roman" w:hAnsi="Times New Roman" w:cs="Times New Roman"/>
+          <w:lang w:val="tr-TR"/>
+        </w:rPr>
+        <w:t xml:space="preserve"> </w:t>
+      </w:r>
+      <w:r>
+        <w:rPr>
+          <w:rFonts w:ascii="Times New Roman" w:hAnsi="Times New Roman" w:cs="Times New Roman"/>
+          <w:lang w:val="tr-TR"/>
+        </w:rPr>
+        <w:t xml:space="preserve">kaynağı olabileceği öğrencilere fark ettirilebilir. </w:t>
+      </w:r>
+      <w:r>
+        <w:rPr>
+          <w:rFonts w:ascii="Times New Roman" w:hAnsi="Times New Roman" w:cs="Times New Roman"/>
+          <w:b/>
+          <w:bCs/>
+          <w:lang w:val="tr-TR"/>
+        </w:rPr>
+        <w:t>OK</w:t>
+      </w:r>
+    </w:p>
+    <w:p>
+      <w:pPr>
+        <w:jc w:val="both"/>
+        <w:rPr>
+          <w:rFonts w:ascii="Times New Roman" w:hAnsi="Times New Roman" w:cs="Times New Roman"/>
+          <w:b/>
+          <w:bCs/>
+          <w:lang w:val="tr-TR"/>
+        </w:rPr>
+      </w:pPr>
+      <w:r>
+        <w:rPr>
+          <w:rFonts w:ascii="Times New Roman" w:hAnsi="Times New Roman" w:cs="Times New Roman"/>
+          <w:lang w:val="tr-TR"/>
+        </w:rPr>
+        <w:t xml:space="preserve">Enerji kaynaklarında yanma </w:t>
+      </w:r>
+      <w:r>
+        <w:rPr>
+          <w:rFonts w:ascii="Times New Roman" w:hAnsi="Times New Roman" w:cs="Times New Roman"/>
+          <w:lang w:val="tr-TR"/>
+        </w:rPr>
+        <w:t>ü</w:t>
+      </w:r>
+      <w:r>
+        <w:rPr>
+          <w:rFonts w:ascii="Times New Roman" w:hAnsi="Times New Roman" w:cs="Times New Roman"/>
+          <w:lang w:val="tr-TR"/>
+        </w:rPr>
+        <w:t>r</w:t>
+      </w:r>
+      <w:r>
+        <w:rPr>
+          <w:rFonts w:ascii="Times New Roman" w:hAnsi="Times New Roman" w:cs="Times New Roman"/>
+          <w:lang w:val="tr-TR"/>
+        </w:rPr>
+        <w:t>ü</w:t>
+      </w:r>
+      <w:r>
+        <w:rPr>
+          <w:rFonts w:ascii="Times New Roman" w:hAnsi="Times New Roman" w:cs="Times New Roman"/>
+          <w:lang w:val="tr-TR"/>
+        </w:rPr>
+        <w:t>n</w:t>
+      </w:r>
+      <w:r>
+        <w:rPr>
+          <w:rFonts w:ascii="Times New Roman" w:hAnsi="Times New Roman" w:cs="Times New Roman"/>
+          <w:lang w:val="tr-TR"/>
+        </w:rPr>
+        <w:t>ü</w:t>
+      </w:r>
+      <w:r>
+        <w:rPr>
+          <w:rFonts w:ascii="Times New Roman" w:hAnsi="Times New Roman" w:cs="Times New Roman"/>
+          <w:lang w:val="tr-TR"/>
+        </w:rPr>
+        <w:t>n</w:t>
+      </w:r>
+      <w:r>
+        <w:rPr>
+          <w:rFonts w:ascii="Times New Roman" w:hAnsi="Times New Roman" w:cs="Times New Roman"/>
+          <w:lang w:val="tr-TR"/>
+        </w:rPr>
+        <w:t>ü</w:t>
+      </w:r>
+      <w:r>
+        <w:rPr>
+          <w:rFonts w:ascii="Times New Roman" w:hAnsi="Times New Roman" w:cs="Times New Roman"/>
+          <w:lang w:val="tr-TR"/>
+        </w:rPr>
+        <w:t>n</w:t>
+      </w:r>
+      <w:r>
+        <w:rPr>
+          <w:rFonts w:ascii="Times New Roman" w:hAnsi="Times New Roman" w:cs="Times New Roman"/>
+          <w:lang w:val="tr-TR"/>
+        </w:rPr>
+        <w:t xml:space="preserve"> </w:t>
+      </w:r>
+      <w:r>
+        <w:rPr>
+          <w:rFonts w:ascii="Times New Roman" w:hAnsi="Times New Roman" w:cs="Times New Roman"/>
+          <w:lang w:val="tr-TR"/>
+        </w:rPr>
+        <w:t>çoğunlukla sera gazı olduğu ancak hidrojen yandığında sera gazı çıkışı olmadığına dikkat</w:t>
+      </w:r>
+      <w:r>
+        <w:rPr>
+          <w:rFonts w:ascii="Times New Roman" w:hAnsi="Times New Roman" w:cs="Times New Roman"/>
+          <w:lang w:val="tr-TR"/>
+        </w:rPr>
+        <w:t xml:space="preserve"> </w:t>
+      </w:r>
+      <w:r>
+        <w:rPr>
+          <w:rFonts w:ascii="Times New Roman" w:hAnsi="Times New Roman" w:cs="Times New Roman"/>
+          <w:lang w:val="tr-TR"/>
+        </w:rPr>
+        <w:t xml:space="preserve">çekilebilir. </w:t>
+      </w:r>
+      <w:r>
+        <w:rPr>
+          <w:rFonts w:ascii="Times New Roman" w:hAnsi="Times New Roman" w:cs="Times New Roman"/>
+          <w:b/>
+          <w:bCs/>
+          <w:lang w:val="tr-TR"/>
+        </w:rPr>
+        <w:t>OK</w:t>
+      </w:r>
+    </w:p>
+    <w:p>
+      <w:pPr>
+        <w:jc w:val="both"/>
+        <w:rPr>
+          <w:rFonts w:ascii="Times New Roman" w:hAnsi="Times New Roman" w:cs="Times New Roman"/>
+          <w:lang w:val="tr-TR"/>
+        </w:rPr>
+      </w:pPr>
+      <w:r>
+        <w:rPr>
+          <w:rFonts w:ascii="Times New Roman" w:hAnsi="Times New Roman" w:cs="Times New Roman"/>
+          <w:lang w:val="tr-TR"/>
+        </w:rPr>
+        <w:t>Yapay tatlandırıcılar ile enerji içeceklerinin enerji verme özellikleri ve</w:t>
+      </w:r>
+      <w:r>
+        <w:rPr>
+          <w:rFonts w:ascii="Times New Roman" w:hAnsi="Times New Roman" w:cs="Times New Roman"/>
+          <w:lang w:val="tr-TR"/>
+        </w:rPr>
+        <w:t xml:space="preserve"> </w:t>
+      </w:r>
+      <w:r>
+        <w:rPr>
+          <w:rFonts w:ascii="Times New Roman" w:hAnsi="Times New Roman" w:cs="Times New Roman"/>
+          <w:lang w:val="tr-TR"/>
+        </w:rPr>
+        <w:t>yanma ürünlerinin canlı organizmada oluşturabileceği sağlık sorunları tartışmaya açılarak</w:t>
+      </w:r>
+      <w:r>
+        <w:rPr>
+          <w:rFonts w:ascii="Times New Roman" w:hAnsi="Times New Roman" w:cs="Times New Roman"/>
+          <w:lang w:val="tr-TR"/>
+        </w:rPr>
+        <w:t xml:space="preserve"> </w:t>
+      </w:r>
+      <w:r>
+        <w:rPr>
+          <w:rFonts w:ascii="Times New Roman" w:hAnsi="Times New Roman" w:cs="Times New Roman"/>
+          <w:lang w:val="tr-TR"/>
+        </w:rPr>
+        <w:t>sağlıklı yaşam kapsamında değerlendirme yapılması istenebilir (SDB2.3, D13.1).</w:t>
+      </w:r>
+    </w:p>
+    <w:p>
+      <w:pPr>
+        <w:jc w:val="both"/>
+        <w:rPr>
+          <w:rFonts w:ascii="Times New Roman" w:hAnsi="Times New Roman" w:cs="Times New Roman"/>
+          <w:lang w:val="tr-TR"/>
+        </w:rPr>
+      </w:pPr>
       <w:r>
         <w:rPr>
           <w:rFonts w:ascii="Times New Roman" w:hAnsi="Times New Roman" w:cs="Times New Roman"/>
           <w:lang w:val="tr-TR"/>
         </w:rPr>
         <w:lastRenderedPageBreak/>
-        <w:t>belirlemek</w:t>
+        <w:t>Enerji içeceği ve tatlandırıcıların su pireleri üzerindeki etkisinin mikroskop aracılığı</w:t>
       </w:r>
       <w:r>
         <w:rPr>
@@ -4663,23 +5267,23 @@
           <w:rFonts w:ascii="Times New Roman" w:hAnsi="Times New Roman" w:cs="Times New Roman"/>
           <w:lang w:val="tr-TR"/>
         </w:rPr>
-        <w:t xml:space="preserve">üzere deneyler tasarlar ve tasarladıkları deneyi gerçekleştirirler (D3.2, OB7). Deney uygulamaları ile çalışkanlık değeri desteklenir. </w:t>
-      </w:r>
-    </w:p>
-    <w:p>
-      <w:pPr>
-        <w:jc w:val="both"/>
-        <w:rPr>
-          <w:rFonts w:ascii="Times New Roman" w:hAnsi="Times New Roman" w:cs="Times New Roman"/>
-          <w:lang w:val="tr-TR"/>
-        </w:rPr>
-      </w:pPr>
-      <w:r>
-        <w:rPr>
-          <w:rFonts w:ascii="Times New Roman" w:hAnsi="Times New Roman" w:cs="Times New Roman"/>
-          <w:lang w:val="tr-TR"/>
-        </w:rPr>
-        <w:t>Gruplar, deney verileri temelinde seçtikleri</w:t>
+        <w:t xml:space="preserve">ile veya deney videosu yardımıyla gözlemlenmesi sağlanabilir (OB2). </w:t>
+      </w:r>
+    </w:p>
+    <w:p>
+      <w:pPr>
+        <w:jc w:val="both"/>
+        <w:rPr>
+          <w:rFonts w:ascii="Times New Roman" w:hAnsi="Times New Roman" w:cs="Times New Roman"/>
+          <w:lang w:val="tr-TR"/>
+        </w:rPr>
+      </w:pPr>
+      <w:r>
+        <w:rPr>
+          <w:rFonts w:ascii="Times New Roman" w:hAnsi="Times New Roman" w:cs="Times New Roman"/>
+          <w:lang w:val="tr-TR"/>
+        </w:rPr>
+        <w:t>Öğrenciler çeşitli</w:t>
       </w:r>
       <w:r>
         <w:rPr>
@@ -4693,7 +5297,7 @@
           <w:rFonts w:ascii="Times New Roman" w:hAnsi="Times New Roman" w:cs="Times New Roman"/>
           <w:lang w:val="tr-TR"/>
         </w:rPr>
-        <w:t>yakıtların veya canlılara enerji veren maddelerin enerji kaynağı olma potansiyeline ilişkin</w:t>
+        <w:t>maddelerin enerji kaynağı olma potansiyelini araştırmak amacıyla bir deneyi tasarlayabilir,</w:t>
       </w:r>
       <w:r>
         <w:rPr>
@@ -4707,7 +5311,7 @@
           <w:rFonts w:ascii="Times New Roman" w:hAnsi="Times New Roman" w:cs="Times New Roman"/>
           <w:lang w:val="tr-TR"/>
         </w:rPr>
-        <w:t>önermeler sunarlar. Öğrenciler, deneysel veriler temelinde sundukları önermelerini</w:t>
+        <w:t>uygulayabilir ve raporlayabilir (SDB1.2).</w:t>
       </w:r>
       <w:r>
         <w:rPr>
@@ -4719,301 +5323,11 @@
       <w:r>
         <w:rPr>
           <w:rFonts w:ascii="Times New Roman" w:hAnsi="Times New Roman" w:cs="Times New Roman"/>
-          <w:lang w:val="tr-TR"/>
-        </w:rPr>
-        <w:t>bilimsel verilerden (</w:t>
-      </w:r>
-      <w:proofErr w:type="spellStart"/>
-      <w:r>
-        <w:rPr>
-          <w:rFonts w:ascii="Times New Roman" w:hAnsi="Times New Roman" w:cs="Times New Roman"/>
-          <w:lang w:val="tr-TR"/>
-        </w:rPr>
-        <w:t>ürünlerin</w:t>
-      </w:r>
-      <w:proofErr w:type="spellEnd"/>
-      <w:r>
-        <w:rPr>
-          <w:rFonts w:ascii="Times New Roman" w:hAnsi="Times New Roman" w:cs="Times New Roman"/>
-          <w:lang w:val="tr-TR"/>
-        </w:rPr>
-        <w:t xml:space="preserve"> etiketleri, kimyasal içerik vb.) hareketle karşılaştırır ve</w:t>
-      </w:r>
-      <w:r>
-        <w:rPr>
-          <w:rFonts w:ascii="Times New Roman" w:hAnsi="Times New Roman" w:cs="Times New Roman"/>
-          <w:lang w:val="tr-TR"/>
-        </w:rPr>
-        <w:t xml:space="preserve"> </w:t>
-      </w:r>
-      <w:r>
-        <w:rPr>
-          <w:rFonts w:ascii="Times New Roman" w:hAnsi="Times New Roman" w:cs="Times New Roman"/>
-          <w:lang w:val="tr-TR"/>
-        </w:rPr>
-        <w:t xml:space="preserve">seçtikleri yakıtların yanma tepkimesine ait denklemi yazarlar. </w:t>
-      </w:r>
-    </w:p>
-    <w:p>
-      <w:pPr>
-        <w:jc w:val="both"/>
-        <w:rPr>
-          <w:rFonts w:ascii="Times New Roman" w:hAnsi="Times New Roman" w:cs="Times New Roman"/>
-          <w:lang w:val="tr-TR"/>
-        </w:rPr>
-      </w:pPr>
-      <w:r>
-        <w:rPr>
-          <w:rFonts w:ascii="Times New Roman" w:hAnsi="Times New Roman" w:cs="Times New Roman"/>
-          <w:lang w:val="tr-TR"/>
-        </w:rPr>
-        <w:t>Çeşitli maddelerin oksijen</w:t>
-      </w:r>
-      <w:r>
-        <w:rPr>
-          <w:rFonts w:ascii="Times New Roman" w:hAnsi="Times New Roman" w:cs="Times New Roman"/>
-          <w:lang w:val="tr-TR"/>
-        </w:rPr>
-        <w:t xml:space="preserve"> </w:t>
-      </w:r>
-      <w:r>
-        <w:rPr>
-          <w:rFonts w:ascii="Times New Roman" w:hAnsi="Times New Roman" w:cs="Times New Roman"/>
-          <w:lang w:val="tr-TR"/>
-        </w:rPr>
-        <w:t>ile yanması sonucu enerji açığa çıkmasından yola çıkılarak hidrojenin de bir enerji</w:t>
-      </w:r>
-      <w:r>
-        <w:rPr>
-          <w:rFonts w:ascii="Times New Roman" w:hAnsi="Times New Roman" w:cs="Times New Roman"/>
-          <w:lang w:val="tr-TR"/>
-        </w:rPr>
-        <w:t xml:space="preserve"> </w:t>
-      </w:r>
-      <w:r>
-        <w:rPr>
-          <w:rFonts w:ascii="Times New Roman" w:hAnsi="Times New Roman" w:cs="Times New Roman"/>
-          <w:lang w:val="tr-TR"/>
-        </w:rPr>
-        <w:t xml:space="preserve">kaynağı olabileceği öğrencilere fark ettirilebilir. </w:t>
-      </w:r>
-    </w:p>
-    <w:p>
-      <w:pPr>
-        <w:jc w:val="both"/>
-        <w:rPr>
-          <w:rFonts w:ascii="Times New Roman" w:hAnsi="Times New Roman" w:cs="Times New Roman"/>
-          <w:lang w:val="tr-TR"/>
-        </w:rPr>
-      </w:pPr>
-      <w:r>
-        <w:rPr>
-          <w:rFonts w:ascii="Times New Roman" w:hAnsi="Times New Roman" w:cs="Times New Roman"/>
-          <w:lang w:val="tr-TR"/>
-        </w:rPr>
-        <w:t xml:space="preserve">Enerji kaynaklarında yanma </w:t>
-      </w:r>
-      <w:r>
-        <w:rPr>
-          <w:rFonts w:ascii="Times New Roman" w:hAnsi="Times New Roman" w:cs="Times New Roman"/>
-          <w:lang w:val="tr-TR"/>
-        </w:rPr>
-        <w:t>ü</w:t>
-      </w:r>
-      <w:r>
-        <w:rPr>
-          <w:rFonts w:ascii="Times New Roman" w:hAnsi="Times New Roman" w:cs="Times New Roman"/>
-          <w:lang w:val="tr-TR"/>
-        </w:rPr>
-        <w:t>r</w:t>
-      </w:r>
-      <w:r>
-        <w:rPr>
-          <w:rFonts w:ascii="Times New Roman" w:hAnsi="Times New Roman" w:cs="Times New Roman"/>
-          <w:lang w:val="tr-TR"/>
-        </w:rPr>
-        <w:t>ü</w:t>
-      </w:r>
-      <w:r>
-        <w:rPr>
-          <w:rFonts w:ascii="Times New Roman" w:hAnsi="Times New Roman" w:cs="Times New Roman"/>
-          <w:lang w:val="tr-TR"/>
-        </w:rPr>
-        <w:t>n</w:t>
-      </w:r>
-      <w:r>
-        <w:rPr>
-          <w:rFonts w:ascii="Times New Roman" w:hAnsi="Times New Roman" w:cs="Times New Roman"/>
-          <w:lang w:val="tr-TR"/>
-        </w:rPr>
-        <w:t>ü</w:t>
-      </w:r>
-      <w:r>
-        <w:rPr>
-          <w:rFonts w:ascii="Times New Roman" w:hAnsi="Times New Roman" w:cs="Times New Roman"/>
-          <w:lang w:val="tr-TR"/>
-        </w:rPr>
-        <w:t>n</w:t>
-      </w:r>
-      <w:r>
-        <w:rPr>
-          <w:rFonts w:ascii="Times New Roman" w:hAnsi="Times New Roman" w:cs="Times New Roman"/>
-          <w:lang w:val="tr-TR"/>
-        </w:rPr>
-        <w:t>ü</w:t>
-      </w:r>
-      <w:r>
-        <w:rPr>
-          <w:rFonts w:ascii="Times New Roman" w:hAnsi="Times New Roman" w:cs="Times New Roman"/>
-          <w:lang w:val="tr-TR"/>
-        </w:rPr>
-        <w:t>n</w:t>
-      </w:r>
-      <w:r>
-        <w:rPr>
-          <w:rFonts w:ascii="Times New Roman" w:hAnsi="Times New Roman" w:cs="Times New Roman"/>
-          <w:lang w:val="tr-TR"/>
-        </w:rPr>
-        <w:t xml:space="preserve"> </w:t>
-      </w:r>
-      <w:r>
-        <w:rPr>
-          <w:rFonts w:ascii="Times New Roman" w:hAnsi="Times New Roman" w:cs="Times New Roman"/>
-          <w:lang w:val="tr-TR"/>
-        </w:rPr>
-        <w:t>çoğunlukla sera gazı olduğu ancak hidrojen yandığında sera gazı çıkışı olmadığına dikkat</w:t>
-      </w:r>
-      <w:r>
-        <w:rPr>
-          <w:rFonts w:ascii="Times New Roman" w:hAnsi="Times New Roman" w:cs="Times New Roman"/>
-          <w:lang w:val="tr-TR"/>
-        </w:rPr>
-        <w:t xml:space="preserve"> </w:t>
-      </w:r>
-      <w:r>
-        <w:rPr>
-          <w:rFonts w:ascii="Times New Roman" w:hAnsi="Times New Roman" w:cs="Times New Roman"/>
-          <w:lang w:val="tr-TR"/>
-        </w:rPr>
-        <w:t xml:space="preserve">çekilebilir. </w:t>
-      </w:r>
-    </w:p>
-    <w:p>
-      <w:pPr>
-        <w:jc w:val="both"/>
-        <w:rPr>
-          <w:rFonts w:ascii="Times New Roman" w:hAnsi="Times New Roman" w:cs="Times New Roman"/>
-          <w:lang w:val="tr-TR"/>
-        </w:rPr>
-      </w:pPr>
-      <w:r>
-        <w:rPr>
-          <w:rFonts w:ascii="Times New Roman" w:hAnsi="Times New Roman" w:cs="Times New Roman"/>
-          <w:lang w:val="tr-TR"/>
-        </w:rPr>
-        <w:t>Yapay tatlandırıcılar ile enerji içeceklerinin enerji verme özellikleri ve</w:t>
-      </w:r>
-      <w:r>
-        <w:rPr>
-          <w:rFonts w:ascii="Times New Roman" w:hAnsi="Times New Roman" w:cs="Times New Roman"/>
-          <w:lang w:val="tr-TR"/>
-        </w:rPr>
-        <w:t xml:space="preserve"> </w:t>
-      </w:r>
-      <w:r>
-        <w:rPr>
-          <w:rFonts w:ascii="Times New Roman" w:hAnsi="Times New Roman" w:cs="Times New Roman"/>
-          <w:lang w:val="tr-TR"/>
-        </w:rPr>
-        <w:t>yanma ürünlerinin canlı organizmada oluşturabileceği sağlık sorunları tartışmaya açılarak</w:t>
-      </w:r>
-      <w:r>
-        <w:rPr>
-          <w:rFonts w:ascii="Times New Roman" w:hAnsi="Times New Roman" w:cs="Times New Roman"/>
-          <w:lang w:val="tr-TR"/>
-        </w:rPr>
-        <w:t xml:space="preserve"> </w:t>
-      </w:r>
-      <w:r>
-        <w:rPr>
-          <w:rFonts w:ascii="Times New Roman" w:hAnsi="Times New Roman" w:cs="Times New Roman"/>
-          <w:lang w:val="tr-TR"/>
-        </w:rPr>
-        <w:t>sağlıklı yaşam kapsamında değerlendirme yapılması istenebilir (SDB2.3, D13.1).</w:t>
-      </w:r>
-    </w:p>
-    <w:p>
-      <w:pPr>
-        <w:jc w:val="both"/>
-        <w:rPr>
-          <w:rFonts w:ascii="Times New Roman" w:hAnsi="Times New Roman" w:cs="Times New Roman"/>
-          <w:lang w:val="tr-TR"/>
-        </w:rPr>
-      </w:pPr>
-      <w:r>
-        <w:rPr>
-          <w:rFonts w:ascii="Times New Roman" w:hAnsi="Times New Roman" w:cs="Times New Roman"/>
-          <w:lang w:val="tr-TR"/>
-        </w:rPr>
-        <w:t>Enerji içeceği ve tatlandırıcıların su pireleri üzerindeki etkisinin mikroskop aracılığı</w:t>
-      </w:r>
-      <w:r>
-        <w:rPr>
-          <w:rFonts w:ascii="Times New Roman" w:hAnsi="Times New Roman" w:cs="Times New Roman"/>
-          <w:lang w:val="tr-TR"/>
-        </w:rPr>
-        <w:t xml:space="preserve"> </w:t>
-      </w:r>
-      <w:r>
-        <w:rPr>
-          <w:rFonts w:ascii="Times New Roman" w:hAnsi="Times New Roman" w:cs="Times New Roman"/>
-          <w:lang w:val="tr-TR"/>
-        </w:rPr>
-        <w:t xml:space="preserve">ile veya deney videosu yardımıyla gözlemlenmesi sağlanabilir (OB2). </w:t>
-      </w:r>
-    </w:p>
-    <w:p>
-      <w:pPr>
-        <w:jc w:val="both"/>
-        <w:rPr>
-          <w:rFonts w:ascii="Times New Roman" w:hAnsi="Times New Roman" w:cs="Times New Roman"/>
-          <w:lang w:val="tr-TR"/>
-        </w:rPr>
-      </w:pPr>
-      <w:r>
-        <w:rPr>
-          <w:rFonts w:ascii="Times New Roman" w:hAnsi="Times New Roman" w:cs="Times New Roman"/>
-          <w:lang w:val="tr-TR"/>
-        </w:rPr>
-        <w:t>Öğrenciler çeşitli</w:t>
-      </w:r>
-      <w:r>
-        <w:rPr>
-          <w:rFonts w:ascii="Times New Roman" w:hAnsi="Times New Roman" w:cs="Times New Roman"/>
-          <w:lang w:val="tr-TR"/>
-        </w:rPr>
-        <w:t xml:space="preserve"> </w:t>
-      </w:r>
-      <w:r>
-        <w:rPr>
-          <w:rFonts w:ascii="Times New Roman" w:hAnsi="Times New Roman" w:cs="Times New Roman"/>
-          <w:lang w:val="tr-TR"/>
-        </w:rPr>
-        <w:t>maddelerin enerji kaynağı olma potansiyelini araştırmak amacıyla bir deneyi tasarlayabilir,</w:t>
-      </w:r>
-      <w:r>
-        <w:rPr>
-          <w:rFonts w:ascii="Times New Roman" w:hAnsi="Times New Roman" w:cs="Times New Roman"/>
-          <w:lang w:val="tr-TR"/>
-        </w:rPr>
-        <w:t xml:space="preserve"> </w:t>
-      </w:r>
-      <w:r>
-        <w:rPr>
-          <w:rFonts w:ascii="Times New Roman" w:hAnsi="Times New Roman" w:cs="Times New Roman"/>
-          <w:lang w:val="tr-TR"/>
-        </w:rPr>
-        <w:t>uygulayabilir ve raporlayabilir (SDB1.2).</w:t>
+          <w:b/>
+          <w:bCs/>
+          <w:lang w:val="tr-TR"/>
+        </w:rPr>
+        <w:t>Sıra Sizde</w:t>
       </w:r>
     </w:p>
     <w:p>
